--- a/DOCX/OS_Memory_Management_Report.docx
+++ b/DOCX/OS_Memory_Management_Report.docx
@@ -811,7 +811,7 @@
             <w:pPr>
               <w:numPr>
                 <w:ilvl w:val="0"/>
-                <w:numId w:val="12"/>
+                <w:numId w:val="21"/>
               </w:numPr>
               <w:ind w:left="720" w:hanging="360"/>
               <w:jc w:val="both"/>
@@ -832,7 +832,7 @@
             <w:pPr>
               <w:numPr>
                 <w:ilvl w:val="0"/>
-                <w:numId w:val="12"/>
+                <w:numId w:val="21"/>
               </w:numPr>
               <w:ind w:left="720" w:hanging="360"/>
               <w:jc w:val="both"/>
@@ -853,7 +853,7 @@
             <w:pPr>
               <w:numPr>
                 <w:ilvl w:val="0"/>
-                <w:numId w:val="12"/>
+                <w:numId w:val="21"/>
               </w:numPr>
               <w:ind w:left="720" w:hanging="360"/>
               <w:jc w:val="both"/>
@@ -874,7 +874,7 @@
             <w:pPr>
               <w:numPr>
                 <w:ilvl w:val="0"/>
-                <w:numId w:val="12"/>
+                <w:numId w:val="21"/>
               </w:numPr>
               <w:ind w:left="720" w:hanging="360"/>
               <w:jc w:val="both"/>
@@ -898,7 +898,7 @@
             <w:pPr>
               <w:numPr>
                 <w:ilvl w:val="0"/>
-                <w:numId w:val="12"/>
+                <w:numId w:val="21"/>
               </w:numPr>
               <w:ind w:left="720" w:hanging="360"/>
               <w:jc w:val="both"/>
@@ -923,7 +923,7 @@
             <w:pPr>
               <w:numPr>
                 <w:ilvl w:val="0"/>
-                <w:numId w:val="12"/>
+                <w:numId w:val="21"/>
               </w:numPr>
               <w:ind w:left="720" w:hanging="360"/>
               <w:jc w:val="both"/>
@@ -972,7 +972,7 @@
             <w:pPr>
               <w:numPr>
                 <w:ilvl w:val="0"/>
-                <w:numId w:val="13"/>
+                <w:numId w:val="22"/>
               </w:numPr>
               <w:ind w:left="720" w:hanging="360"/>
               <w:jc w:val="both"/>
@@ -993,7 +993,7 @@
             <w:pPr>
               <w:numPr>
                 <w:ilvl w:val="0"/>
-                <w:numId w:val="13"/>
+                <w:numId w:val="22"/>
               </w:numPr>
               <w:ind w:left="720" w:hanging="360"/>
               <w:jc w:val="both"/>
@@ -1014,7 +1014,7 @@
             <w:pPr>
               <w:numPr>
                 <w:ilvl w:val="0"/>
-                <w:numId w:val="13"/>
+                <w:numId w:val="22"/>
               </w:numPr>
               <w:ind w:left="720" w:hanging="360"/>
               <w:jc w:val="both"/>
@@ -1035,7 +1035,7 @@
             <w:pPr>
               <w:numPr>
                 <w:ilvl w:val="0"/>
-                <w:numId w:val="13"/>
+                <w:numId w:val="22"/>
               </w:numPr>
               <w:ind w:left="720" w:hanging="360"/>
               <w:jc w:val="both"/>
@@ -1060,7 +1060,7 @@
             <w:pPr>
               <w:numPr>
                 <w:ilvl w:val="0"/>
-                <w:numId w:val="13"/>
+                <w:numId w:val="22"/>
               </w:numPr>
               <w:ind w:left="720" w:hanging="360"/>
               <w:jc w:val="both"/>
@@ -1085,7 +1085,7 @@
             <w:pPr>
               <w:numPr>
                 <w:ilvl w:val="0"/>
-                <w:numId w:val="13"/>
+                <w:numId w:val="22"/>
               </w:numPr>
               <w:ind w:left="720" w:hanging="360"/>
               <w:jc w:val="both"/>
@@ -2538,6 +2538,841 @@
       <w:pPr>
         <w:numPr>
           <w:ilvl w:val="0"/>
+          <w:numId w:val="17"/>
+        </w:numPr>
+        <w:spacing w:after="0" w:afterAutospacing="0" w:before="240" w:line="360" w:lineRule="auto"/>
+        <w:ind w:left="720" w:hanging="360"/>
+        <w:rPr>
+          <w:sz w:val="28"/>
+          <w:szCs w:val="28"/>
+        </w:rPr>
+      </w:pPr>
+      <w:r>
+        <w:rPr>
+          <w:sz w:val="28"/>
+          <w:szCs w:val="28"/>
+          <w:rtl w:val="0"/>
+        </w:rPr>
+        <w:t xml:space="preserve">Xây dựng chương trình cho phép nhập danh sách khối bộ nhớ và danh sách tiến trình.</w:t>
+      </w:r>
+    </w:p>
+    <w:p>
+      <w:pPr>
+        <w:numPr>
+          <w:ilvl w:val="0"/>
+          <w:numId w:val="17"/>
+        </w:numPr>
+        <w:spacing w:after="0" w:afterAutospacing="0" w:before="0" w:beforeAutospacing="0" w:line="360" w:lineRule="auto"/>
+        <w:ind w:left="720" w:hanging="360"/>
+        <w:rPr>
+          <w:sz w:val="28"/>
+          <w:szCs w:val="28"/>
+        </w:rPr>
+      </w:pPr>
+      <w:r>
+        <w:rPr>
+          <w:sz w:val="28"/>
+          <w:szCs w:val="28"/>
+          <w:rtl w:val="0"/>
+        </w:rPr>
+        <w:t xml:space="preserve">Cài đặt và mô phỏng thuật toán First-Fit.</w:t>
+      </w:r>
+    </w:p>
+    <w:p>
+      <w:pPr>
+        <w:numPr>
+          <w:ilvl w:val="0"/>
+          <w:numId w:val="17"/>
+        </w:numPr>
+        <w:spacing w:after="0" w:afterAutospacing="0" w:before="0" w:beforeAutospacing="0" w:line="360" w:lineRule="auto"/>
+        <w:ind w:left="720" w:hanging="360"/>
+        <w:rPr>
+          <w:sz w:val="28"/>
+          <w:szCs w:val="28"/>
+        </w:rPr>
+      </w:pPr>
+      <w:r>
+        <w:rPr>
+          <w:sz w:val="28"/>
+          <w:szCs w:val="28"/>
+          <w:rtl w:val="0"/>
+        </w:rPr>
+        <w:t xml:space="preserve">Cài đặt và mô phỏng thuật toán Best-Fit.</w:t>
+      </w:r>
+    </w:p>
+    <w:p>
+      <w:pPr>
+        <w:numPr>
+          <w:ilvl w:val="0"/>
+          <w:numId w:val="17"/>
+        </w:numPr>
+        <w:spacing w:after="0" w:afterAutospacing="0" w:before="0" w:beforeAutospacing="0" w:line="360" w:lineRule="auto"/>
+        <w:ind w:left="720" w:hanging="360"/>
+        <w:rPr>
+          <w:sz w:val="28"/>
+          <w:szCs w:val="28"/>
+        </w:rPr>
+      </w:pPr>
+      <w:r>
+        <w:rPr>
+          <w:sz w:val="28"/>
+          <w:szCs w:val="28"/>
+          <w:rtl w:val="0"/>
+        </w:rPr>
+        <w:t xml:space="preserve">Cài đặt và mô phỏng thuật toán Worst-Fit.</w:t>
+      </w:r>
+    </w:p>
+    <w:p>
+      <w:pPr>
+        <w:numPr>
+          <w:ilvl w:val="0"/>
+          <w:numId w:val="17"/>
+        </w:numPr>
+        <w:spacing w:after="0" w:afterAutospacing="0" w:before="0" w:beforeAutospacing="0" w:line="360" w:lineRule="auto"/>
+        <w:ind w:left="720" w:hanging="360"/>
+        <w:rPr>
+          <w:sz w:val="28"/>
+          <w:szCs w:val="28"/>
+        </w:rPr>
+      </w:pPr>
+      <w:r>
+        <w:rPr>
+          <w:sz w:val="28"/>
+          <w:szCs w:val="28"/>
+          <w:rtl w:val="0"/>
+        </w:rPr>
+        <w:t xml:space="preserve">Hiển thị kết quả cấp phát bộ nhớ một cách trực quan.</w:t>
+      </w:r>
+    </w:p>
+    <w:p>
+      <w:pPr>
+        <w:numPr>
+          <w:ilvl w:val="0"/>
+          <w:numId w:val="17"/>
+        </w:numPr>
+        <w:spacing w:after="240" w:before="0" w:beforeAutospacing="0" w:line="360" w:lineRule="auto"/>
+        <w:ind w:left="720" w:hanging="360"/>
+        <w:rPr>
+          <w:sz w:val="28"/>
+          <w:szCs w:val="28"/>
+        </w:rPr>
+      </w:pPr>
+      <w:r>
+        <w:rPr>
+          <w:sz w:val="28"/>
+          <w:szCs w:val="28"/>
+          <w:rtl w:val="0"/>
+        </w:rPr>
+        <w:t xml:space="preserve">Giúp người học dễ dàng so sánh hiệu quả giữa các thuật toán.</w:t>
+      </w:r>
+    </w:p>
+    <w:p>
+      <w:pPr>
+        <w:pStyle w:val="Heading2"/>
+        <w:keepNext w:val="0"/>
+        <w:keepLines w:val="0"/>
+        <w:spacing w:before="360" w:line="360" w:lineRule="auto"/>
+        <w:rPr>
+          <w:rFonts w:ascii="Times New Roman" w:cs="Times New Roman" w:eastAsia="Times New Roman" w:hAnsi="Times New Roman"/>
+          <w:b w:val="1"/>
+          <w:bCs w:val="1"/>
+          <w:color w:val="000000"/>
+          <w:sz w:val="30"/>
+          <w:szCs w:val="30"/>
+        </w:rPr>
+      </w:pPr>
+      <w:bookmarkStart w:colFirst="0" w:colLast="0" w:name="_z2r8inbdtndj" w:id="9"/>
+      <w:bookmarkEnd w:id="9"/>
+      <w:r>
+        <w:rPr>
+          <w:rFonts w:ascii="Times New Roman" w:cs="Times New Roman" w:eastAsia="Times New Roman" w:hAnsi="Times New Roman"/>
+          <w:b w:val="1"/>
+          <w:bCs w:val="1"/>
+          <w:color w:val="000000"/>
+          <w:sz w:val="30"/>
+          <w:szCs w:val="30"/>
+          <w:rtl w:val="0"/>
+        </w:rPr>
+        <w:t xml:space="preserve">1.3 Phạm vi của đề tài</w:t>
+      </w:r>
+    </w:p>
+    <w:p>
+      <w:pPr>
+        <w:spacing w:after="240" w:before="240" w:line="360" w:lineRule="auto"/>
+        <w:rPr>
+          <w:sz w:val="28"/>
+          <w:szCs w:val="28"/>
+        </w:rPr>
+      </w:pPr>
+      <w:r>
+        <w:rPr>
+          <w:sz w:val="28"/>
+          <w:szCs w:val="28"/>
+          <w:rtl w:val="0"/>
+        </w:rPr>
+        <w:t xml:space="preserve">Đề tài tập trung vào việc mô phỏng thuật toán cấp phát bộ nhớ ở mức cơ bản phục vụ mục đích học tập. Ứng dụng được xây dựng dưới dạng chương trình desktop sử dụng ngôn ngữ Python và thư viện Tkinter để tạo giao diện người dùng.</w:t>
+      </w:r>
+    </w:p>
+    <w:p>
+      <w:pPr>
+        <w:spacing w:after="240" w:before="240" w:line="360" w:lineRule="auto"/>
+        <w:rPr>
+          <w:sz w:val="28"/>
+          <w:szCs w:val="28"/>
+        </w:rPr>
+      </w:pPr>
+      <w:r>
+        <w:rPr>
+          <w:sz w:val="28"/>
+          <w:szCs w:val="28"/>
+          <w:rtl w:val="0"/>
+        </w:rPr>
+        <w:t xml:space="preserve">Phạm vi của chương trình bao gồm:</w:t>
+      </w:r>
+    </w:p>
+    <w:p>
+      <w:pPr>
+        <w:numPr>
+          <w:ilvl w:val="0"/>
+          <w:numId w:val="16"/>
+        </w:numPr>
+        <w:spacing w:after="0" w:afterAutospacing="0" w:before="240" w:line="360" w:lineRule="auto"/>
+        <w:ind w:left="720" w:hanging="360"/>
+        <w:rPr>
+          <w:sz w:val="28"/>
+          <w:szCs w:val="28"/>
+        </w:rPr>
+      </w:pPr>
+      <w:r>
+        <w:rPr>
+          <w:sz w:val="28"/>
+          <w:szCs w:val="28"/>
+          <w:rtl w:val="0"/>
+        </w:rPr>
+        <w:t xml:space="preserve">Mô phỏng cấp phát bộ nhớ dạng phân vùng liên tục.</w:t>
+      </w:r>
+    </w:p>
+    <w:p>
+      <w:pPr>
+        <w:numPr>
+          <w:ilvl w:val="0"/>
+          <w:numId w:val="16"/>
+        </w:numPr>
+        <w:spacing w:after="0" w:afterAutospacing="0" w:before="0" w:beforeAutospacing="0" w:line="360" w:lineRule="auto"/>
+        <w:ind w:left="720" w:hanging="360"/>
+        <w:rPr>
+          <w:sz w:val="28"/>
+          <w:szCs w:val="28"/>
+        </w:rPr>
+      </w:pPr>
+      <w:r>
+        <w:rPr>
+          <w:sz w:val="28"/>
+          <w:szCs w:val="28"/>
+          <w:rtl w:val="0"/>
+        </w:rPr>
+        <w:t xml:space="preserve">Cho phép nhập dữ liệu thủ công từ người dùng.</w:t>
+      </w:r>
+    </w:p>
+    <w:p>
+      <w:pPr>
+        <w:numPr>
+          <w:ilvl w:val="0"/>
+          <w:numId w:val="16"/>
+        </w:numPr>
+        <w:spacing w:after="240" w:before="0" w:beforeAutospacing="0" w:line="360" w:lineRule="auto"/>
+        <w:ind w:left="720" w:hanging="360"/>
+        <w:rPr>
+          <w:sz w:val="28"/>
+          <w:szCs w:val="28"/>
+        </w:rPr>
+      </w:pPr>
+      <w:r>
+        <w:rPr>
+          <w:sz w:val="28"/>
+          <w:szCs w:val="28"/>
+          <w:rtl w:val="0"/>
+        </w:rPr>
+        <w:t xml:space="preserve">Hiển thị kết quả cấp phát dưới dạng văn bản.</w:t>
+      </w:r>
+    </w:p>
+    <w:p>
+      <w:pPr>
+        <w:spacing w:after="240" w:before="240" w:line="360" w:lineRule="auto"/>
+        <w:rPr>
+          <w:sz w:val="28"/>
+          <w:szCs w:val="28"/>
+        </w:rPr>
+      </w:pPr>
+      <w:r>
+        <w:rPr>
+          <w:sz w:val="28"/>
+          <w:szCs w:val="28"/>
+          <w:rtl w:val="0"/>
+        </w:rPr>
+        <w:t xml:space="preserve">Đề tài không đi sâu vào các kỹ thuật quản lý bộ nhớ nâng cao như paging, segmentation hoặc virtual memory.</w:t>
+      </w:r>
+    </w:p>
+    <w:p>
+      <w:pPr>
+        <w:pStyle w:val="Heading2"/>
+        <w:keepNext w:val="0"/>
+        <w:keepLines w:val="0"/>
+        <w:spacing w:before="360" w:line="360" w:lineRule="auto"/>
+        <w:rPr>
+          <w:rFonts w:ascii="Times New Roman" w:cs="Times New Roman" w:eastAsia="Times New Roman" w:hAnsi="Times New Roman"/>
+          <w:b w:val="1"/>
+          <w:bCs w:val="1"/>
+          <w:color w:val="000000"/>
+          <w:sz w:val="30"/>
+          <w:szCs w:val="30"/>
+        </w:rPr>
+      </w:pPr>
+      <w:bookmarkStart w:colFirst="0" w:colLast="0" w:name="_7g1nugqbkoi1" w:id="10"/>
+      <w:bookmarkEnd w:id="10"/>
+      <w:r>
+        <w:rPr>
+          <w:rFonts w:ascii="Times New Roman" w:cs="Times New Roman" w:eastAsia="Times New Roman" w:hAnsi="Times New Roman"/>
+          <w:b w:val="1"/>
+          <w:bCs w:val="1"/>
+          <w:color w:val="000000"/>
+          <w:sz w:val="30"/>
+          <w:szCs w:val="30"/>
+          <w:rtl w:val="0"/>
+        </w:rPr>
+        <w:t xml:space="preserve">1.4 Hướng tiếp cận</w:t>
+      </w:r>
+    </w:p>
+    <w:p>
+      <w:pPr>
+        <w:spacing w:after="240" w:before="240" w:line="360" w:lineRule="auto"/>
+        <w:rPr>
+          <w:sz w:val="28"/>
+          <w:szCs w:val="28"/>
+        </w:rPr>
+      </w:pPr>
+      <w:r>
+        <w:rPr>
+          <w:sz w:val="28"/>
+          <w:szCs w:val="28"/>
+          <w:rtl w:val="0"/>
+        </w:rPr>
+        <w:t xml:space="preserve">Để thực hiện đề tài, nhóm áp dụng phương pháp tiếp cận theo từng bước:</w:t>
+      </w:r>
+    </w:p>
+    <w:p>
+      <w:pPr>
+        <w:numPr>
+          <w:ilvl w:val="0"/>
+          <w:numId w:val="14"/>
+        </w:numPr>
+        <w:spacing w:after="0" w:afterAutospacing="0" w:before="240" w:line="360" w:lineRule="auto"/>
+        <w:ind w:left="720" w:hanging="360"/>
+        <w:rPr>
+          <w:sz w:val="28"/>
+          <w:szCs w:val="28"/>
+        </w:rPr>
+      </w:pPr>
+      <w:r>
+        <w:rPr>
+          <w:sz w:val="28"/>
+          <w:szCs w:val="28"/>
+          <w:rtl w:val="0"/>
+        </w:rPr>
+        <w:t xml:space="preserve">Nghiên cứu lý thuyết về quản lý bộ nhớ và các thuật toán cấp phát.</w:t>
+      </w:r>
+    </w:p>
+    <w:p>
+      <w:pPr>
+        <w:numPr>
+          <w:ilvl w:val="0"/>
+          <w:numId w:val="14"/>
+        </w:numPr>
+        <w:spacing w:after="0" w:afterAutospacing="0" w:before="0" w:beforeAutospacing="0" w:line="360" w:lineRule="auto"/>
+        <w:ind w:left="720" w:hanging="360"/>
+        <w:rPr>
+          <w:sz w:val="28"/>
+          <w:szCs w:val="28"/>
+        </w:rPr>
+      </w:pPr>
+      <w:r>
+        <w:rPr>
+          <w:sz w:val="28"/>
+          <w:szCs w:val="28"/>
+          <w:rtl w:val="0"/>
+        </w:rPr>
+        <w:t xml:space="preserve">Phân tích yêu cầu và thiết kế giao diện chương trình.</w:t>
+      </w:r>
+    </w:p>
+    <w:p>
+      <w:pPr>
+        <w:numPr>
+          <w:ilvl w:val="0"/>
+          <w:numId w:val="14"/>
+        </w:numPr>
+        <w:spacing w:after="0" w:afterAutospacing="0" w:before="0" w:beforeAutospacing="0" w:line="360" w:lineRule="auto"/>
+        <w:ind w:left="720" w:hanging="360"/>
+        <w:rPr>
+          <w:sz w:val="28"/>
+          <w:szCs w:val="28"/>
+        </w:rPr>
+      </w:pPr>
+      <w:r>
+        <w:rPr>
+          <w:sz w:val="28"/>
+          <w:szCs w:val="28"/>
+          <w:rtl w:val="0"/>
+        </w:rPr>
+        <w:t xml:space="preserve">Cài đặt các thuật toán bằng Python.</w:t>
+      </w:r>
+    </w:p>
+    <w:p>
+      <w:pPr>
+        <w:numPr>
+          <w:ilvl w:val="0"/>
+          <w:numId w:val="14"/>
+        </w:numPr>
+        <w:spacing w:after="0" w:afterAutospacing="0" w:before="0" w:beforeAutospacing="0" w:line="360" w:lineRule="auto"/>
+        <w:ind w:left="720" w:hanging="360"/>
+        <w:rPr>
+          <w:sz w:val="28"/>
+          <w:szCs w:val="28"/>
+        </w:rPr>
+      </w:pPr>
+      <w:r>
+        <w:rPr>
+          <w:sz w:val="28"/>
+          <w:szCs w:val="28"/>
+          <w:rtl w:val="0"/>
+        </w:rPr>
+        <w:t xml:space="preserve">Tích hợp thuật toán với giao diện GUI.</w:t>
+      </w:r>
+    </w:p>
+    <w:p>
+      <w:pPr>
+        <w:numPr>
+          <w:ilvl w:val="0"/>
+          <w:numId w:val="14"/>
+        </w:numPr>
+        <w:spacing w:after="240" w:before="0" w:beforeAutospacing="0" w:line="360" w:lineRule="auto"/>
+        <w:ind w:left="720" w:hanging="360"/>
+        <w:rPr>
+          <w:sz w:val="28"/>
+          <w:szCs w:val="28"/>
+        </w:rPr>
+      </w:pPr>
+      <w:r>
+        <w:rPr>
+          <w:sz w:val="28"/>
+          <w:szCs w:val="28"/>
+          <w:rtl w:val="0"/>
+        </w:rPr>
+        <w:t xml:space="preserve">Kiểm thử chương trình và đánh giá kết quả.</w:t>
+      </w:r>
+    </w:p>
+    <w:p>
+      <w:pPr>
+        <w:spacing w:after="240" w:before="240" w:line="360" w:lineRule="auto"/>
+        <w:rPr>
+          <w:sz w:val="28"/>
+          <w:szCs w:val="28"/>
+        </w:rPr>
+      </w:pPr>
+      <w:r>
+        <w:rPr>
+          <w:sz w:val="28"/>
+          <w:szCs w:val="28"/>
+          <w:rtl w:val="0"/>
+        </w:rPr>
+        <w:t xml:space="preserve">Phương pháp này giúp đảm bảo chương trình được xây dựng theo quy trình rõ ràng và dễ dàng mở rộng trong tương lai.</w:t>
+      </w:r>
+    </w:p>
+    <w:p>
+      <w:pPr>
+        <w:pStyle w:val="Heading1"/>
+        <w:keepNext w:val="0"/>
+        <w:keepLines w:val="0"/>
+        <w:spacing w:after="120" w:before="480" w:line="360" w:lineRule="auto"/>
+        <w:rPr>
+          <w:sz w:val="36"/>
+          <w:szCs w:val="36"/>
+        </w:rPr>
+      </w:pPr>
+      <w:bookmarkStart w:colFirst="0" w:colLast="0" w:name="_xoc9xhlpw7aa" w:id="11"/>
+      <w:bookmarkEnd w:id="11"/>
+      <w:r>
+        <w:rPr>
+          <w:rFonts w:ascii="Times New Roman" w:cs="Times New Roman" w:eastAsia="Times New Roman" w:hAnsi="Times New Roman"/>
+          <w:b w:val="1"/>
+          <w:bCs w:val="1"/>
+          <w:color w:val="000000"/>
+          <w:sz w:val="36"/>
+          <w:szCs w:val="36"/>
+          <w:rtl w:val="0"/>
+        </w:rPr>
+        <w:t xml:space="preserve">CHƯƠNG 2 – CƠ SỞ LÝ THUYẾT</w:t>
+      </w:r>
+      <w:r>
+        <w:rPr>
+          <w:rtl w:val="0"/>
+        </w:rPr>
+      </w:r>
+    </w:p>
+    <w:p>
+      <w:pPr>
+        <w:pStyle w:val="Heading2"/>
+        <w:keepNext w:val="0"/>
+        <w:keepLines w:val="0"/>
+        <w:spacing w:before="360" w:line="360" w:lineRule="auto"/>
+        <w:rPr>
+          <w:rFonts w:ascii="Times New Roman" w:cs="Times New Roman" w:eastAsia="Times New Roman" w:hAnsi="Times New Roman"/>
+          <w:b w:val="1"/>
+          <w:bCs w:val="1"/>
+          <w:color w:val="000000"/>
+          <w:sz w:val="30"/>
+          <w:szCs w:val="30"/>
+        </w:rPr>
+      </w:pPr>
+      <w:bookmarkStart w:colFirst="0" w:colLast="0" w:name="_j265m1k8x4ir" w:id="12"/>
+      <w:bookmarkEnd w:id="12"/>
+      <w:r>
+        <w:rPr>
+          <w:rFonts w:ascii="Times New Roman" w:cs="Times New Roman" w:eastAsia="Times New Roman" w:hAnsi="Times New Roman"/>
+          <w:b w:val="1"/>
+          <w:bCs w:val="1"/>
+          <w:color w:val="000000"/>
+          <w:sz w:val="30"/>
+          <w:szCs w:val="30"/>
+          <w:rtl w:val="0"/>
+        </w:rPr>
+        <w:t xml:space="preserve">2.1 Tổng quan về quản lý bộ nhớ trong hệ điều hành</w:t>
+      </w:r>
+    </w:p>
+    <w:p>
+      <w:pPr>
+        <w:spacing w:after="240" w:before="240" w:line="360" w:lineRule="auto"/>
+        <w:rPr>
+          <w:sz w:val="28"/>
+          <w:szCs w:val="28"/>
+        </w:rPr>
+      </w:pPr>
+      <w:r>
+        <w:rPr>
+          <w:sz w:val="28"/>
+          <w:szCs w:val="28"/>
+          <w:rtl w:val="0"/>
+        </w:rPr>
+        <w:t xml:space="preserve">Quản lý bộ nhớ là một trong những chức năng quan trọng nhất của hệ điều hành. Nhiệm vụ chính của hệ điều hành là phân bổ bộ nhớ cho các tiến trình đang chạy sao cho việc sử dụng tài nguyên đạt hiệu quả cao nhất, đồng thời đảm bảo hệ thống hoạt động ổn định.</w:t>
+      </w:r>
+    </w:p>
+    <w:p>
+      <w:pPr>
+        <w:spacing w:after="240" w:before="240" w:line="360" w:lineRule="auto"/>
+        <w:rPr>
+          <w:sz w:val="28"/>
+          <w:szCs w:val="28"/>
+        </w:rPr>
+      </w:pPr>
+      <w:r>
+        <w:rPr>
+          <w:sz w:val="28"/>
+          <w:szCs w:val="28"/>
+          <w:rtl w:val="0"/>
+        </w:rPr>
+        <w:t xml:space="preserve">Trong môi trường đa chương trình, nhiều tiến trình có thể chạy đồng thời và cùng yêu cầu cấp phát bộ nhớ. Vì dung lượng bộ nhớ là hữu hạn, hệ điều hành phải áp dụng các chiến lược cấp phát phù hợp để:</w:t>
+      </w:r>
+    </w:p>
+    <w:p>
+      <w:pPr>
+        <w:numPr>
+          <w:ilvl w:val="0"/>
+          <w:numId w:val="27"/>
+        </w:numPr>
+        <w:spacing w:after="0" w:afterAutospacing="0" w:before="240" w:line="360" w:lineRule="auto"/>
+        <w:ind w:left="720" w:hanging="360"/>
+        <w:rPr>
+          <w:sz w:val="28"/>
+          <w:szCs w:val="28"/>
+        </w:rPr>
+      </w:pPr>
+      <w:r>
+        <w:rPr>
+          <w:sz w:val="28"/>
+          <w:szCs w:val="28"/>
+          <w:rtl w:val="0"/>
+        </w:rPr>
+        <w:t xml:space="preserve">Tận dụng tối đa không gian bộ nhớ</w:t>
+      </w:r>
+    </w:p>
+    <w:p>
+      <w:pPr>
+        <w:numPr>
+          <w:ilvl w:val="0"/>
+          <w:numId w:val="27"/>
+        </w:numPr>
+        <w:spacing w:after="0" w:afterAutospacing="0" w:before="0" w:beforeAutospacing="0" w:line="360" w:lineRule="auto"/>
+        <w:ind w:left="720" w:hanging="360"/>
+        <w:rPr>
+          <w:sz w:val="28"/>
+          <w:szCs w:val="28"/>
+        </w:rPr>
+      </w:pPr>
+      <w:r>
+        <w:rPr>
+          <w:sz w:val="28"/>
+          <w:szCs w:val="28"/>
+          <w:rtl w:val="0"/>
+        </w:rPr>
+        <w:t xml:space="preserve">Hạn chế phân mảnh bộ nhớ</w:t>
+      </w:r>
+    </w:p>
+    <w:p>
+      <w:pPr>
+        <w:numPr>
+          <w:ilvl w:val="0"/>
+          <w:numId w:val="27"/>
+        </w:numPr>
+        <w:spacing w:after="240" w:before="0" w:beforeAutospacing="0" w:line="360" w:lineRule="auto"/>
+        <w:ind w:left="720" w:hanging="360"/>
+        <w:rPr>
+          <w:sz w:val="28"/>
+          <w:szCs w:val="28"/>
+        </w:rPr>
+      </w:pPr>
+      <w:r>
+        <w:rPr>
+          <w:sz w:val="28"/>
+          <w:szCs w:val="28"/>
+          <w:rtl w:val="0"/>
+        </w:rPr>
+        <w:t xml:space="preserve">Đảm bảo tiến trình được cấp phát nhanh chóng</w:t>
+      </w:r>
+    </w:p>
+    <w:p>
+      <w:pPr>
+        <w:spacing w:after="240" w:before="240" w:line="360" w:lineRule="auto"/>
+        <w:rPr>
+          <w:sz w:val="28"/>
+          <w:szCs w:val="28"/>
+        </w:rPr>
+      </w:pPr>
+      <w:r>
+        <w:rPr>
+          <w:sz w:val="28"/>
+          <w:szCs w:val="28"/>
+          <w:rtl w:val="0"/>
+        </w:rPr>
+        <w:t xml:space="preserve">Một trong những phương pháp quản lý bộ nhớ cơ bản là cấp phát bộ nhớ liên tục (Contiguous Memory Allocation). Trong phương pháp này, mỗi tiến trình được cấp phát một vùng bộ nhớ liên tiếp đủ lớn để chứa toàn bộ tiến trình.</w:t>
+      </w:r>
+    </w:p>
+    <w:p>
+      <w:pPr>
+        <w:spacing w:after="240" w:before="240" w:line="360" w:lineRule="auto"/>
+        <w:rPr>
+          <w:sz w:val="28"/>
+          <w:szCs w:val="28"/>
+        </w:rPr>
+      </w:pPr>
+      <w:r>
+        <w:rPr>
+          <w:sz w:val="28"/>
+          <w:szCs w:val="28"/>
+          <w:rtl w:val="0"/>
+        </w:rPr>
+        <w:t xml:space="preserve">Tuy nhiên, phương pháp này dễ xảy ra phân mảnh bộ nhớ (Memory Fragmentation), khi bộ nhớ bị chia thành nhiều khối nhỏ không liên tục. Vì vậy, các thuật toán cấp phát bộ nhớ được đề xuất để lựa chọn vùng nhớ phù hợp nhất cho tiến trình.</w:t>
+      </w:r>
+    </w:p>
+    <w:p>
+      <w:pPr>
+        <w:spacing w:after="240" w:before="240" w:line="360" w:lineRule="auto"/>
+        <w:rPr>
+          <w:sz w:val="28"/>
+          <w:szCs w:val="28"/>
+        </w:rPr>
+      </w:pPr>
+      <w:r>
+        <w:rPr>
+          <w:sz w:val="28"/>
+          <w:szCs w:val="28"/>
+          <w:rtl w:val="0"/>
+        </w:rPr>
+        <w:t xml:space="preserve">Ba thuật toán phổ biến nhất gồm:</w:t>
+      </w:r>
+    </w:p>
+    <w:p>
+      <w:pPr>
+        <w:numPr>
+          <w:ilvl w:val="0"/>
+          <w:numId w:val="26"/>
+        </w:numPr>
+        <w:spacing w:after="0" w:afterAutospacing="0" w:before="240" w:line="360" w:lineRule="auto"/>
+        <w:ind w:left="720" w:hanging="360"/>
+        <w:rPr>
+          <w:sz w:val="28"/>
+          <w:szCs w:val="28"/>
+        </w:rPr>
+      </w:pPr>
+      <w:r>
+        <w:rPr>
+          <w:sz w:val="28"/>
+          <w:szCs w:val="28"/>
+          <w:rtl w:val="0"/>
+        </w:rPr>
+        <w:t xml:space="preserve">First-Fit</w:t>
+      </w:r>
+    </w:p>
+    <w:p>
+      <w:pPr>
+        <w:numPr>
+          <w:ilvl w:val="0"/>
+          <w:numId w:val="26"/>
+        </w:numPr>
+        <w:spacing w:after="0" w:afterAutospacing="0" w:before="0" w:beforeAutospacing="0" w:line="360" w:lineRule="auto"/>
+        <w:ind w:left="720" w:hanging="360"/>
+        <w:rPr>
+          <w:sz w:val="28"/>
+          <w:szCs w:val="28"/>
+        </w:rPr>
+      </w:pPr>
+      <w:r>
+        <w:rPr>
+          <w:sz w:val="28"/>
+          <w:szCs w:val="28"/>
+          <w:rtl w:val="0"/>
+        </w:rPr>
+        <w:t xml:space="preserve">Best-Fit</w:t>
+      </w:r>
+    </w:p>
+    <w:p>
+      <w:pPr>
+        <w:numPr>
+          <w:ilvl w:val="0"/>
+          <w:numId w:val="26"/>
+        </w:numPr>
+        <w:spacing w:after="240" w:before="0" w:beforeAutospacing="0" w:line="360" w:lineRule="auto"/>
+        <w:ind w:left="720" w:hanging="360"/>
+        <w:rPr>
+          <w:sz w:val="28"/>
+          <w:szCs w:val="28"/>
+        </w:rPr>
+      </w:pPr>
+      <w:r>
+        <w:rPr>
+          <w:sz w:val="28"/>
+          <w:szCs w:val="28"/>
+          <w:rtl w:val="0"/>
+        </w:rPr>
+        <w:t xml:space="preserve">Worst-Fit</w:t>
+      </w:r>
+    </w:p>
+    <w:p>
+      <w:pPr>
+        <w:pStyle w:val="Heading2"/>
+        <w:keepNext w:val="0"/>
+        <w:keepLines w:val="0"/>
+        <w:spacing w:before="360" w:line="360" w:lineRule="auto"/>
+        <w:rPr>
+          <w:rFonts w:ascii="Times New Roman" w:cs="Times New Roman" w:eastAsia="Times New Roman" w:hAnsi="Times New Roman"/>
+          <w:b w:val="1"/>
+          <w:bCs w:val="1"/>
+          <w:color w:val="000000"/>
+          <w:sz w:val="30"/>
+          <w:szCs w:val="30"/>
+        </w:rPr>
+      </w:pPr>
+      <w:bookmarkStart w:colFirst="0" w:colLast="0" w:name="_mljuyh119rwo" w:id="13"/>
+      <w:bookmarkEnd w:id="13"/>
+      <w:r>
+        <w:rPr>
+          <w:rFonts w:ascii="Times New Roman" w:cs="Times New Roman" w:eastAsia="Times New Roman" w:hAnsi="Times New Roman"/>
+          <w:b w:val="1"/>
+          <w:bCs w:val="1"/>
+          <w:color w:val="000000"/>
+          <w:sz w:val="30"/>
+          <w:szCs w:val="30"/>
+          <w:rtl w:val="0"/>
+        </w:rPr>
+        <w:t xml:space="preserve">2.2 Thuật toán First-Fit</w:t>
+      </w:r>
+    </w:p>
+    <w:p>
+      <w:pPr>
+        <w:pStyle w:val="Heading3"/>
+        <w:keepNext w:val="0"/>
+        <w:keepLines w:val="0"/>
+        <w:spacing w:before="280" w:line="360" w:lineRule="auto"/>
+        <w:rPr>
+          <w:color w:val="000000"/>
+        </w:rPr>
+      </w:pPr>
+      <w:bookmarkStart w:colFirst="0" w:colLast="0" w:name="_k0v6h5ttrs35" w:id="14"/>
+      <w:bookmarkEnd w:id="14"/>
+      <w:r>
+        <w:rPr>
+          <w:color w:val="000000"/>
+          <w:rtl w:val="0"/>
+        </w:rPr>
+        <w:t xml:space="preserve">Khái niệm</w:t>
+      </w:r>
+    </w:p>
+    <w:p>
+      <w:pPr>
+        <w:spacing w:after="240" w:before="240" w:line="360" w:lineRule="auto"/>
+        <w:rPr>
+          <w:sz w:val="28"/>
+          <w:szCs w:val="28"/>
+        </w:rPr>
+      </w:pPr>
+      <w:r>
+        <w:rPr>
+          <w:sz w:val="28"/>
+          <w:szCs w:val="28"/>
+          <w:rtl w:val="0"/>
+        </w:rPr>
+        <w:t xml:space="preserve">First-Fit là thuật toán đơn giản nhất trong các phương pháp cấp phát bộ nhớ. Thuật toán sẽ duyệt danh sách các khối bộ nhớ theo thứ tự từ đầu đến cuối và chọn khối đầu tiên đủ lớn để cấp phát cho tiến trình.</w:t>
+      </w:r>
+    </w:p>
+    <w:p>
+      <w:pPr>
+        <w:pStyle w:val="Heading3"/>
+        <w:keepNext w:val="0"/>
+        <w:keepLines w:val="0"/>
+        <w:spacing w:before="280" w:line="360" w:lineRule="auto"/>
+        <w:rPr>
+          <w:color w:val="000000"/>
+        </w:rPr>
+      </w:pPr>
+      <w:bookmarkStart w:colFirst="0" w:colLast="0" w:name="_e73wm28kq0vn" w:id="15"/>
+      <w:bookmarkEnd w:id="15"/>
+      <w:r>
+        <w:rPr>
+          <w:color w:val="000000"/>
+          <w:rtl w:val="0"/>
+        </w:rPr>
+        <w:t xml:space="preserve">Nguyên lý hoạt động</w:t>
+      </w:r>
+    </w:p>
+    <w:p>
+      <w:pPr>
+        <w:spacing w:after="240" w:before="240" w:line="360" w:lineRule="auto"/>
+        <w:rPr>
+          <w:sz w:val="28"/>
+          <w:szCs w:val="28"/>
+        </w:rPr>
+      </w:pPr>
+      <w:r>
+        <w:rPr>
+          <w:sz w:val="28"/>
+          <w:szCs w:val="28"/>
+          <w:rtl w:val="0"/>
+        </w:rPr>
+        <w:t xml:space="preserve">Quy trình thực hiện:</w:t>
+      </w:r>
+    </w:p>
+    <w:p>
+      <w:pPr>
+        <w:numPr>
+          <w:ilvl w:val="0"/>
           <w:numId w:val="8"/>
         </w:numPr>
         <w:spacing w:after="0" w:afterAutospacing="0" w:before="240" w:line="360" w:lineRule="auto"/>
@@ -2553,7 +3388,7 @@
           <w:szCs w:val="28"/>
           <w:rtl w:val="0"/>
         </w:rPr>
-        <w:t xml:space="preserve">Xây dựng chương trình cho phép nhập danh sách khối bộ nhớ và danh sách tiến trình.</w:t>
+        <w:t xml:space="preserve">Duyệt danh sách các block memory từ trái sang phải.</w:t>
       </w:r>
     </w:p>
     <w:p>
@@ -2571,77 +3406,12 @@
       </w:pPr>
       <w:r>
         <w:rPr>
-          <w:sz w:val="28"/>
-          <w:szCs w:val="28"/>
-          <w:rtl w:val="0"/>
-        </w:rPr>
-        <w:t xml:space="preserve">Cài đặt và mô phỏng thuật toán First-Fit.</w:t>
-      </w:r>
-    </w:p>
-    <w:p>
-      <w:pPr>
-        <w:numPr>
-          <w:ilvl w:val="0"/>
-          <w:numId w:val="8"/>
-        </w:numPr>
-        <w:spacing w:after="0" w:afterAutospacing="0" w:before="0" w:beforeAutospacing="0" w:line="360" w:lineRule="auto"/>
-        <w:ind w:left="720" w:hanging="360"/>
-        <w:rPr>
-          <w:sz w:val="28"/>
-          <w:szCs w:val="28"/>
-        </w:rPr>
-      </w:pPr>
-      <w:r>
-        <w:rPr>
-          <w:sz w:val="28"/>
-          <w:szCs w:val="28"/>
-          <w:rtl w:val="0"/>
-        </w:rPr>
-        <w:t xml:space="preserve">Cài đặt và mô phỏng thuật toán Best-Fit.</w:t>
-      </w:r>
-    </w:p>
-    <w:p>
-      <w:pPr>
-        <w:numPr>
-          <w:ilvl w:val="0"/>
-          <w:numId w:val="8"/>
-        </w:numPr>
-        <w:spacing w:after="0" w:afterAutospacing="0" w:before="0" w:beforeAutospacing="0" w:line="360" w:lineRule="auto"/>
-        <w:ind w:left="720" w:hanging="360"/>
-        <w:rPr>
-          <w:sz w:val="28"/>
-          <w:szCs w:val="28"/>
-        </w:rPr>
-      </w:pPr>
-      <w:r>
-        <w:rPr>
-          <w:sz w:val="28"/>
-          <w:szCs w:val="28"/>
-          <w:rtl w:val="0"/>
-        </w:rPr>
-        <w:t xml:space="preserve">Cài đặt và mô phỏng thuật toán Worst-Fit.</w:t>
-      </w:r>
-    </w:p>
-    <w:p>
-      <w:pPr>
-        <w:numPr>
-          <w:ilvl w:val="0"/>
-          <w:numId w:val="8"/>
-        </w:numPr>
-        <w:spacing w:after="0" w:afterAutospacing="0" w:before="0" w:beforeAutospacing="0" w:line="360" w:lineRule="auto"/>
-        <w:ind w:left="720" w:hanging="360"/>
-        <w:rPr>
-          <w:sz w:val="28"/>
-          <w:szCs w:val="28"/>
-        </w:rPr>
-      </w:pPr>
-      <w:r>
-        <w:rPr>
-          <w:sz w:val="28"/>
-          <w:szCs w:val="28"/>
-          <w:rtl w:val="0"/>
-        </w:rPr>
-        <w:t xml:space="preserve">Hiển thị kết quả cấp phát bộ nhớ một cách trực quan.</w:t>
+          <w:rFonts w:ascii="Caudex" w:cs="Caudex" w:eastAsia="Caudex" w:hAnsi="Caudex"/>
+          <w:sz w:val="28"/>
+          <w:szCs w:val="28"/>
+          <w:rtl w:val="0"/>
+        </w:rPr>
+        <w:t xml:space="preserve">Khi gặp block có kích thước ≥ kích thước tiến trình → cấp phát ngay.</w:t>
       </w:r>
     </w:p>
     <w:p>
@@ -2663,78 +3433,34 @@
           <w:szCs w:val="28"/>
           <w:rtl w:val="0"/>
         </w:rPr>
-        <w:t xml:space="preserve">Giúp người học dễ dàng so sánh hiệu quả giữa các thuật toán.</w:t>
-      </w:r>
-    </w:p>
-    <w:p>
-      <w:pPr>
-        <w:pStyle w:val="Heading2"/>
+        <w:t xml:space="preserve">Nếu không có block phù hợp → tiến trình không được cấp phát.</w:t>
+      </w:r>
+    </w:p>
+    <w:p>
+      <w:pPr>
+        <w:pStyle w:val="Heading3"/>
         <w:keepNext w:val="0"/>
         <w:keepLines w:val="0"/>
-        <w:spacing w:before="360" w:line="360" w:lineRule="auto"/>
-        <w:rPr>
-          <w:rFonts w:ascii="Times New Roman" w:cs="Times New Roman" w:eastAsia="Times New Roman" w:hAnsi="Times New Roman"/>
-          <w:b w:val="1"/>
-          <w:bCs w:val="1"/>
-          <w:color w:val="000000"/>
-          <w:sz w:val="30"/>
-          <w:szCs w:val="30"/>
-        </w:rPr>
-      </w:pPr>
-      <w:bookmarkStart w:colFirst="0" w:colLast="0" w:name="_z2r8inbdtndj" w:id="9"/>
-      <w:bookmarkEnd w:id="9"/>
-      <w:r>
-        <w:rPr>
-          <w:rFonts w:ascii="Times New Roman" w:cs="Times New Roman" w:eastAsia="Times New Roman" w:hAnsi="Times New Roman"/>
-          <w:b w:val="1"/>
-          <w:bCs w:val="1"/>
-          <w:color w:val="000000"/>
-          <w:sz w:val="30"/>
-          <w:szCs w:val="30"/>
-          <w:rtl w:val="0"/>
-        </w:rPr>
-        <w:t xml:space="preserve">1.3 Phạm vi của đề tài</w:t>
-      </w:r>
-    </w:p>
-    <w:p>
-      <w:pPr>
-        <w:spacing w:after="240" w:before="240" w:line="360" w:lineRule="auto"/>
-        <w:rPr>
-          <w:sz w:val="28"/>
-          <w:szCs w:val="28"/>
-        </w:rPr>
-      </w:pPr>
-      <w:r>
-        <w:rPr>
-          <w:sz w:val="28"/>
-          <w:szCs w:val="28"/>
-          <w:rtl w:val="0"/>
-        </w:rPr>
-        <w:t xml:space="preserve">Đề tài tập trung vào việc mô phỏng thuật toán cấp phát bộ nhớ ở mức cơ bản phục vụ mục đích học tập. Ứng dụng được xây dựng dưới dạng chương trình desktop sử dụng ngôn ngữ Python và thư viện Tkinter để tạo giao diện người dùng.</w:t>
-      </w:r>
-    </w:p>
-    <w:p>
-      <w:pPr>
-        <w:spacing w:after="240" w:before="240" w:line="360" w:lineRule="auto"/>
-        <w:rPr>
-          <w:sz w:val="28"/>
-          <w:szCs w:val="28"/>
-        </w:rPr>
-      </w:pPr>
-      <w:r>
-        <w:rPr>
-          <w:sz w:val="28"/>
-          <w:szCs w:val="28"/>
-          <w:rtl w:val="0"/>
-        </w:rPr>
-        <w:t xml:space="preserve">Phạm vi của chương trình bao gồm:</w:t>
+        <w:spacing w:before="280" w:line="360" w:lineRule="auto"/>
+        <w:rPr>
+          <w:color w:val="000000"/>
+        </w:rPr>
+      </w:pPr>
+      <w:bookmarkStart w:colFirst="0" w:colLast="0" w:name="_hf2xv0mmwgnb" w:id="16"/>
+      <w:bookmarkEnd w:id="16"/>
+      <w:r>
+        <w:rPr>
+          <w:color w:val="000000"/>
+          <w:rtl w:val="0"/>
+        </w:rPr>
+        <w:t xml:space="preserve">Ưu điểm</w:t>
       </w:r>
     </w:p>
     <w:p>
       <w:pPr>
         <w:numPr>
           <w:ilvl w:val="0"/>
-          <w:numId w:val="7"/>
+          <w:numId w:val="20"/>
         </w:numPr>
         <w:spacing w:after="0" w:afterAutospacing="0" w:before="240" w:line="360" w:lineRule="auto"/>
         <w:ind w:left="720" w:hanging="360"/>
@@ -2749,14 +3475,14 @@
           <w:szCs w:val="28"/>
           <w:rtl w:val="0"/>
         </w:rPr>
-        <w:t xml:space="preserve">Mô phỏng cấp phát bộ nhớ dạng phân vùng liên tục.</w:t>
+        <w:t xml:space="preserve">Tốc độ cấp phát nhanh</w:t>
       </w:r>
     </w:p>
     <w:p>
       <w:pPr>
         <w:numPr>
           <w:ilvl w:val="0"/>
-          <w:numId w:val="7"/>
+          <w:numId w:val="20"/>
         </w:numPr>
         <w:spacing w:after="0" w:afterAutospacing="0" w:before="0" w:beforeAutospacing="0" w:line="360" w:lineRule="auto"/>
         <w:ind w:left="720" w:hanging="360"/>
@@ -2771,14 +3497,14 @@
           <w:szCs w:val="28"/>
           <w:rtl w:val="0"/>
         </w:rPr>
-        <w:t xml:space="preserve">Cho phép nhập dữ liệu thủ công từ người dùng.</w:t>
+        <w:t xml:space="preserve">Dễ cài đặt</w:t>
       </w:r>
     </w:p>
     <w:p>
       <w:pPr>
         <w:numPr>
           <w:ilvl w:val="0"/>
-          <w:numId w:val="7"/>
+          <w:numId w:val="20"/>
         </w:numPr>
         <w:spacing w:after="240" w:before="0" w:beforeAutospacing="0" w:line="360" w:lineRule="auto"/>
         <w:ind w:left="720" w:hanging="360"/>
@@ -2793,71 +3519,27 @@
           <w:szCs w:val="28"/>
           <w:rtl w:val="0"/>
         </w:rPr>
-        <w:t xml:space="preserve">Hiển thị kết quả cấp phát dưới dạng văn bản.</w:t>
-      </w:r>
-    </w:p>
-    <w:p>
-      <w:pPr>
-        <w:spacing w:after="240" w:before="240" w:line="360" w:lineRule="auto"/>
-        <w:rPr>
-          <w:sz w:val="28"/>
-          <w:szCs w:val="28"/>
-        </w:rPr>
-      </w:pPr>
-      <w:r>
-        <w:rPr>
-          <w:sz w:val="28"/>
-          <w:szCs w:val="28"/>
-          <w:rtl w:val="0"/>
-        </w:rPr>
-        <w:t xml:space="preserve">Đề tài không đi sâu vào các kỹ thuật quản lý bộ nhớ nâng cao như paging, segmentation hoặc virtual memory.</w:t>
-      </w:r>
-    </w:p>
-    <w:p>
-      <w:pPr>
-        <w:pStyle w:val="Heading2"/>
+        <w:t xml:space="preserve">Thời gian tìm kiếm thấp</w:t>
+      </w:r>
+    </w:p>
+    <w:p>
+      <w:pPr>
+        <w:pStyle w:val="Heading3"/>
         <w:keepNext w:val="0"/>
         <w:keepLines w:val="0"/>
-        <w:spacing w:before="360" w:line="360" w:lineRule="auto"/>
-        <w:rPr>
-          <w:rFonts w:ascii="Times New Roman" w:cs="Times New Roman" w:eastAsia="Times New Roman" w:hAnsi="Times New Roman"/>
-          <w:b w:val="1"/>
-          <w:bCs w:val="1"/>
-          <w:color w:val="000000"/>
-          <w:sz w:val="30"/>
-          <w:szCs w:val="30"/>
-        </w:rPr>
-      </w:pPr>
-      <w:bookmarkStart w:colFirst="0" w:colLast="0" w:name="_7g1nugqbkoi1" w:id="10"/>
-      <w:bookmarkEnd w:id="10"/>
-      <w:r>
-        <w:rPr>
-          <w:rFonts w:ascii="Times New Roman" w:cs="Times New Roman" w:eastAsia="Times New Roman" w:hAnsi="Times New Roman"/>
-          <w:b w:val="1"/>
-          <w:bCs w:val="1"/>
-          <w:color w:val="000000"/>
-          <w:sz w:val="30"/>
-          <w:szCs w:val="30"/>
-          <w:rtl w:val="0"/>
-        </w:rPr>
-        <w:t xml:space="preserve">1.4 Hướng tiếp cận</w:t>
-      </w:r>
-    </w:p>
-    <w:p>
-      <w:pPr>
-        <w:spacing w:after="240" w:before="240" w:line="360" w:lineRule="auto"/>
-        <w:rPr>
-          <w:sz w:val="28"/>
-          <w:szCs w:val="28"/>
-        </w:rPr>
-      </w:pPr>
-      <w:r>
-        <w:rPr>
-          <w:sz w:val="28"/>
-          <w:szCs w:val="28"/>
-          <w:rtl w:val="0"/>
-        </w:rPr>
-        <w:t xml:space="preserve">Để thực hiện đề tài, nhóm áp dụng phương pháp tiếp cận theo từng bước:</w:t>
+        <w:spacing w:before="280" w:line="360" w:lineRule="auto"/>
+        <w:rPr>
+          <w:color w:val="000000"/>
+        </w:rPr>
+      </w:pPr>
+      <w:bookmarkStart w:colFirst="0" w:colLast="0" w:name="_eecvh2qpjhqw" w:id="17"/>
+      <w:bookmarkEnd w:id="17"/>
+      <w:r>
+        <w:rPr>
+          <w:color w:val="000000"/>
+          <w:rtl w:val="0"/>
+        </w:rPr>
+        <w:t xml:space="preserve">Nhược điểm</w:t>
       </w:r>
     </w:p>
     <w:p>
@@ -2879,73 +3561,7 @@
           <w:szCs w:val="28"/>
           <w:rtl w:val="0"/>
         </w:rPr>
-        <w:t xml:space="preserve">Nghiên cứu lý thuyết về quản lý bộ nhớ và các thuật toán cấp phát.</w:t>
-      </w:r>
-    </w:p>
-    <w:p>
-      <w:pPr>
-        <w:numPr>
-          <w:ilvl w:val="0"/>
-          <w:numId w:val="6"/>
-        </w:numPr>
-        <w:spacing w:after="0" w:afterAutospacing="0" w:before="0" w:beforeAutospacing="0" w:line="360" w:lineRule="auto"/>
-        <w:ind w:left="720" w:hanging="360"/>
-        <w:rPr>
-          <w:sz w:val="28"/>
-          <w:szCs w:val="28"/>
-        </w:rPr>
-      </w:pPr>
-      <w:r>
-        <w:rPr>
-          <w:sz w:val="28"/>
-          <w:szCs w:val="28"/>
-          <w:rtl w:val="0"/>
-        </w:rPr>
-        <w:t xml:space="preserve">Phân tích yêu cầu và thiết kế giao diện chương trình.</w:t>
-      </w:r>
-    </w:p>
-    <w:p>
-      <w:pPr>
-        <w:numPr>
-          <w:ilvl w:val="0"/>
-          <w:numId w:val="6"/>
-        </w:numPr>
-        <w:spacing w:after="0" w:afterAutospacing="0" w:before="0" w:beforeAutospacing="0" w:line="360" w:lineRule="auto"/>
-        <w:ind w:left="720" w:hanging="360"/>
-        <w:rPr>
-          <w:sz w:val="28"/>
-          <w:szCs w:val="28"/>
-        </w:rPr>
-      </w:pPr>
-      <w:r>
-        <w:rPr>
-          <w:sz w:val="28"/>
-          <w:szCs w:val="28"/>
-          <w:rtl w:val="0"/>
-        </w:rPr>
-        <w:t xml:space="preserve">Cài đặt các thuật toán bằng Python.</w:t>
-      </w:r>
-    </w:p>
-    <w:p>
-      <w:pPr>
-        <w:numPr>
-          <w:ilvl w:val="0"/>
-          <w:numId w:val="6"/>
-        </w:numPr>
-        <w:spacing w:after="0" w:afterAutospacing="0" w:before="0" w:beforeAutospacing="0" w:line="360" w:lineRule="auto"/>
-        <w:ind w:left="720" w:hanging="360"/>
-        <w:rPr>
-          <w:sz w:val="28"/>
-          <w:szCs w:val="28"/>
-        </w:rPr>
-      </w:pPr>
-      <w:r>
-        <w:rPr>
-          <w:sz w:val="28"/>
-          <w:szCs w:val="28"/>
-          <w:rtl w:val="0"/>
-        </w:rPr>
-        <w:t xml:space="preserve">Tích hợp thuật toán với giao diện GUI.</w:t>
+        <w:t xml:space="preserve">Dễ gây phân mảnh bộ nhớ ở phần đầu danh sách</w:t>
       </w:r>
     </w:p>
     <w:p>
@@ -2967,55 +3583,7 @@
           <w:szCs w:val="28"/>
           <w:rtl w:val="0"/>
         </w:rPr>
-        <w:t xml:space="preserve">Kiểm thử chương trình và đánh giá kết quả.</w:t>
-      </w:r>
-    </w:p>
-    <w:p>
-      <w:pPr>
-        <w:spacing w:after="240" w:before="240" w:line="360" w:lineRule="auto"/>
-        <w:rPr>
-          <w:sz w:val="28"/>
-          <w:szCs w:val="28"/>
-        </w:rPr>
-      </w:pPr>
-      <w:r>
-        <w:rPr>
-          <w:sz w:val="28"/>
-          <w:szCs w:val="28"/>
-          <w:rtl w:val="0"/>
-        </w:rPr>
-        <w:t xml:space="preserve">Phương pháp này giúp đảm bảo chương trình được xây dựng theo quy trình rõ ràng và dễ dàng mở rộng trong tương lai.</w:t>
-      </w:r>
-    </w:p>
-    <w:p>
-      <w:pPr>
-        <w:pStyle w:val="Heading1"/>
-        <w:keepNext w:val="0"/>
-        <w:keepLines w:val="0"/>
-        <w:spacing w:after="120" w:before="480" w:line="360" w:lineRule="auto"/>
-        <w:rPr>
-          <w:sz w:val="36"/>
-          <w:szCs w:val="36"/>
-        </w:rPr>
-      </w:pPr>
-      <w:bookmarkStart w:colFirst="0" w:colLast="0" w:name="_xoc9xhlpw7aa" w:id="11"/>
-      <w:bookmarkEnd w:id="11"/>
-      <w:r>
-        <w:rPr>
-          <w:rFonts w:ascii="Times New Roman" w:cs="Times New Roman" w:eastAsia="Times New Roman" w:hAnsi="Times New Roman"/>
-          <w:b w:val="1"/>
-          <w:bCs w:val="1"/>
-          <w:color w:val="000000"/>
-          <w:sz w:val="36"/>
-          <w:szCs w:val="36"/>
-          <w:rtl w:val="0"/>
-        </w:rPr>
-        <w:t xml:space="preserve">CHƯƠNG 2 – CƠ SỞ LÝ THUYẾT</w:t>
-      </w:r>
-      <w:r>
-        <w:rPr>
-          <w:rtl w:val="0"/>
-        </w:rPr>
+        <w:t xml:space="preserve">Hiệu quả sử dụng bộ nhớ không cao</w:t>
       </w:r>
     </w:p>
     <w:p>
@@ -3033,8 +3601,8 @@
           <w:szCs w:val="30"/>
         </w:rPr>
       </w:pPr>
-      <w:bookmarkStart w:colFirst="0" w:colLast="0" w:name="_j265m1k8x4ir" w:id="12"/>
-      <w:bookmarkEnd w:id="12"/>
+      <w:bookmarkStart w:colFirst="0" w:colLast="0" w:name="_wi94v56njcib" w:id="18"/>
+      <w:bookmarkEnd w:id="18"/>
       <w:r>
         <w:rPr>
           <w:rFonts w:ascii="Times New Roman" w:cs="Times New Roman" w:eastAsia="Times New Roman" w:hAnsi="Times New Roman"/>
@@ -3045,254 +3613,7 @@
           <w:szCs w:val="30"/>
           <w:rtl w:val="0"/>
         </w:rPr>
-        <w:t xml:space="preserve">2.1 Tổng quan về quản lý bộ nhớ trong hệ điều hành</w:t>
-      </w:r>
-    </w:p>
-    <w:p>
-      <w:pPr>
-        <w:spacing w:after="240" w:before="240" w:line="360" w:lineRule="auto"/>
-        <w:rPr>
-          <w:sz w:val="28"/>
-          <w:szCs w:val="28"/>
-        </w:rPr>
-      </w:pPr>
-      <w:r>
-        <w:rPr>
-          <w:sz w:val="28"/>
-          <w:szCs w:val="28"/>
-          <w:rtl w:val="0"/>
-        </w:rPr>
-        <w:t xml:space="preserve">Quản lý bộ nhớ là một trong những chức năng quan trọng nhất của hệ điều hành. Nhiệm vụ chính của hệ điều hành là phân bổ bộ nhớ cho các tiến trình đang chạy sao cho việc sử dụng tài nguyên đạt hiệu quả cao nhất, đồng thời đảm bảo hệ thống hoạt động ổn định.</w:t>
-      </w:r>
-    </w:p>
-    <w:p>
-      <w:pPr>
-        <w:spacing w:after="240" w:before="240" w:line="360" w:lineRule="auto"/>
-        <w:rPr>
-          <w:sz w:val="28"/>
-          <w:szCs w:val="28"/>
-        </w:rPr>
-      </w:pPr>
-      <w:r>
-        <w:rPr>
-          <w:sz w:val="28"/>
-          <w:szCs w:val="28"/>
-          <w:rtl w:val="0"/>
-        </w:rPr>
-        <w:t xml:space="preserve">Trong môi trường đa chương trình, nhiều tiến trình có thể chạy đồng thời và cùng yêu cầu cấp phát bộ nhớ. Vì dung lượng bộ nhớ là hữu hạn, hệ điều hành phải áp dụng các chiến lược cấp phát phù hợp để:</w:t>
-      </w:r>
-    </w:p>
-    <w:p>
-      <w:pPr>
-        <w:numPr>
-          <w:ilvl w:val="0"/>
-          <w:numId w:val="16"/>
-        </w:numPr>
-        <w:spacing w:after="0" w:afterAutospacing="0" w:before="240" w:line="360" w:lineRule="auto"/>
-        <w:ind w:left="720" w:hanging="360"/>
-        <w:rPr>
-          <w:sz w:val="28"/>
-          <w:szCs w:val="28"/>
-        </w:rPr>
-      </w:pPr>
-      <w:r>
-        <w:rPr>
-          <w:sz w:val="28"/>
-          <w:szCs w:val="28"/>
-          <w:rtl w:val="0"/>
-        </w:rPr>
-        <w:t xml:space="preserve">Tận dụng tối đa không gian bộ nhớ</w:t>
-      </w:r>
-    </w:p>
-    <w:p>
-      <w:pPr>
-        <w:numPr>
-          <w:ilvl w:val="0"/>
-          <w:numId w:val="16"/>
-        </w:numPr>
-        <w:spacing w:after="0" w:afterAutospacing="0" w:before="0" w:beforeAutospacing="0" w:line="360" w:lineRule="auto"/>
-        <w:ind w:left="720" w:hanging="360"/>
-        <w:rPr>
-          <w:sz w:val="28"/>
-          <w:szCs w:val="28"/>
-        </w:rPr>
-      </w:pPr>
-      <w:r>
-        <w:rPr>
-          <w:sz w:val="28"/>
-          <w:szCs w:val="28"/>
-          <w:rtl w:val="0"/>
-        </w:rPr>
-        <w:t xml:space="preserve">Hạn chế phân mảnh bộ nhớ</w:t>
-      </w:r>
-    </w:p>
-    <w:p>
-      <w:pPr>
-        <w:numPr>
-          <w:ilvl w:val="0"/>
-          <w:numId w:val="16"/>
-        </w:numPr>
-        <w:spacing w:after="240" w:before="0" w:beforeAutospacing="0" w:line="360" w:lineRule="auto"/>
-        <w:ind w:left="720" w:hanging="360"/>
-        <w:rPr>
-          <w:sz w:val="28"/>
-          <w:szCs w:val="28"/>
-        </w:rPr>
-      </w:pPr>
-      <w:r>
-        <w:rPr>
-          <w:sz w:val="28"/>
-          <w:szCs w:val="28"/>
-          <w:rtl w:val="0"/>
-        </w:rPr>
-        <w:t xml:space="preserve">Đảm bảo tiến trình được cấp phát nhanh chóng</w:t>
-      </w:r>
-    </w:p>
-    <w:p>
-      <w:pPr>
-        <w:spacing w:after="240" w:before="240" w:line="360" w:lineRule="auto"/>
-        <w:rPr>
-          <w:sz w:val="28"/>
-          <w:szCs w:val="28"/>
-        </w:rPr>
-      </w:pPr>
-      <w:r>
-        <w:rPr>
-          <w:sz w:val="28"/>
-          <w:szCs w:val="28"/>
-          <w:rtl w:val="0"/>
-        </w:rPr>
-        <w:t xml:space="preserve">Một trong những phương pháp quản lý bộ nhớ cơ bản là cấp phát bộ nhớ liên tục (Contiguous Memory Allocation). Trong phương pháp này, mỗi tiến trình được cấp phát một vùng bộ nhớ liên tiếp đủ lớn để chứa toàn bộ tiến trình.</w:t>
-      </w:r>
-    </w:p>
-    <w:p>
-      <w:pPr>
-        <w:spacing w:after="240" w:before="240" w:line="360" w:lineRule="auto"/>
-        <w:rPr>
-          <w:sz w:val="28"/>
-          <w:szCs w:val="28"/>
-        </w:rPr>
-      </w:pPr>
-      <w:r>
-        <w:rPr>
-          <w:sz w:val="28"/>
-          <w:szCs w:val="28"/>
-          <w:rtl w:val="0"/>
-        </w:rPr>
-        <w:t xml:space="preserve">Tuy nhiên, phương pháp này dễ xảy ra phân mảnh bộ nhớ (Memory Fragmentation), khi bộ nhớ bị chia thành nhiều khối nhỏ không liên tục. Vì vậy, các thuật toán cấp phát bộ nhớ được đề xuất để lựa chọn vùng nhớ phù hợp nhất cho tiến trình.</w:t>
-      </w:r>
-    </w:p>
-    <w:p>
-      <w:pPr>
-        <w:spacing w:after="240" w:before="240" w:line="360" w:lineRule="auto"/>
-        <w:rPr>
-          <w:sz w:val="28"/>
-          <w:szCs w:val="28"/>
-        </w:rPr>
-      </w:pPr>
-      <w:r>
-        <w:rPr>
-          <w:sz w:val="28"/>
-          <w:szCs w:val="28"/>
-          <w:rtl w:val="0"/>
-        </w:rPr>
-        <w:t xml:space="preserve">Ba thuật toán phổ biến nhất gồm:</w:t>
-      </w:r>
-    </w:p>
-    <w:p>
-      <w:pPr>
-        <w:numPr>
-          <w:ilvl w:val="0"/>
-          <w:numId w:val="15"/>
-        </w:numPr>
-        <w:spacing w:after="0" w:afterAutospacing="0" w:before="240" w:line="360" w:lineRule="auto"/>
-        <w:ind w:left="720" w:hanging="360"/>
-        <w:rPr>
-          <w:sz w:val="28"/>
-          <w:szCs w:val="28"/>
-        </w:rPr>
-      </w:pPr>
-      <w:r>
-        <w:rPr>
-          <w:sz w:val="28"/>
-          <w:szCs w:val="28"/>
-          <w:rtl w:val="0"/>
-        </w:rPr>
-        <w:t xml:space="preserve">First-Fit</w:t>
-      </w:r>
-    </w:p>
-    <w:p>
-      <w:pPr>
-        <w:numPr>
-          <w:ilvl w:val="0"/>
-          <w:numId w:val="15"/>
-        </w:numPr>
-        <w:spacing w:after="0" w:afterAutospacing="0" w:before="0" w:beforeAutospacing="0" w:line="360" w:lineRule="auto"/>
-        <w:ind w:left="720" w:hanging="360"/>
-        <w:rPr>
-          <w:sz w:val="28"/>
-          <w:szCs w:val="28"/>
-        </w:rPr>
-      </w:pPr>
-      <w:r>
-        <w:rPr>
-          <w:sz w:val="28"/>
-          <w:szCs w:val="28"/>
-          <w:rtl w:val="0"/>
-        </w:rPr>
-        <w:t xml:space="preserve">Best-Fit</w:t>
-      </w:r>
-    </w:p>
-    <w:p>
-      <w:pPr>
-        <w:numPr>
-          <w:ilvl w:val="0"/>
-          <w:numId w:val="15"/>
-        </w:numPr>
-        <w:spacing w:after="240" w:before="0" w:beforeAutospacing="0" w:line="360" w:lineRule="auto"/>
-        <w:ind w:left="720" w:hanging="360"/>
-        <w:rPr>
-          <w:sz w:val="28"/>
-          <w:szCs w:val="28"/>
-        </w:rPr>
-      </w:pPr>
-      <w:r>
-        <w:rPr>
-          <w:sz w:val="28"/>
-          <w:szCs w:val="28"/>
-          <w:rtl w:val="0"/>
-        </w:rPr>
-        <w:t xml:space="preserve">Worst-Fit</w:t>
-      </w:r>
-    </w:p>
-    <w:p>
-      <w:pPr>
-        <w:pStyle w:val="Heading2"/>
-        <w:keepNext w:val="0"/>
-        <w:keepLines w:val="0"/>
-        <w:spacing w:before="360" w:line="360" w:lineRule="auto"/>
-        <w:rPr>
-          <w:rFonts w:ascii="Times New Roman" w:cs="Times New Roman" w:eastAsia="Times New Roman" w:hAnsi="Times New Roman"/>
-          <w:b w:val="1"/>
-          <w:bCs w:val="1"/>
-          <w:color w:val="000000"/>
-          <w:sz w:val="30"/>
-          <w:szCs w:val="30"/>
-        </w:rPr>
-      </w:pPr>
-      <w:bookmarkStart w:colFirst="0" w:colLast="0" w:name="_mljuyh119rwo" w:id="13"/>
-      <w:bookmarkEnd w:id="13"/>
-      <w:r>
-        <w:rPr>
-          <w:rFonts w:ascii="Times New Roman" w:cs="Times New Roman" w:eastAsia="Times New Roman" w:hAnsi="Times New Roman"/>
-          <w:b w:val="1"/>
-          <w:bCs w:val="1"/>
-          <w:color w:val="000000"/>
-          <w:sz w:val="30"/>
-          <w:szCs w:val="30"/>
-          <w:rtl w:val="0"/>
-        </w:rPr>
-        <w:t xml:space="preserve">2.2 Thuật toán First-Fit</w:t>
+        <w:t xml:space="preserve">2.3 Thuật toán Best-Fit</w:t>
       </w:r>
     </w:p>
     <w:p>
@@ -3305,8 +3626,8 @@
           <w:color w:val="000000"/>
         </w:rPr>
       </w:pPr>
-      <w:bookmarkStart w:colFirst="0" w:colLast="0" w:name="_k0v6h5ttrs35" w:id="14"/>
-      <w:bookmarkEnd w:id="14"/>
+      <w:bookmarkStart w:colFirst="0" w:colLast="0" w:name="_usxbmmw2fs7f" w:id="19"/>
+      <w:bookmarkEnd w:id="19"/>
       <w:r>
         <w:rPr>
           <w:color w:val="000000"/>
@@ -3329,7 +3650,7 @@
           <w:szCs w:val="28"/>
           <w:rtl w:val="0"/>
         </w:rPr>
-        <w:t xml:space="preserve">First-Fit là thuật toán đơn giản nhất trong các phương pháp cấp phát bộ nhớ. Thuật toán sẽ duyệt danh sách các khối bộ nhớ theo thứ tự từ đầu đến cuối và chọn khối đầu tiên đủ lớn để cấp phát cho tiến trình.</w:t>
+        <w:t xml:space="preserve">Best-Fit là thuật toán tìm khối bộ nhớ nhỏ nhất nhưng vẫn đủ chứa tiến trình. Mục tiêu là giảm thiểu phần bộ nhớ bị lãng phí sau khi cấp phát.</w:t>
       </w:r>
     </w:p>
     <w:p>
@@ -3342,8 +3663,8 @@
           <w:color w:val="000000"/>
         </w:rPr>
       </w:pPr>
-      <w:bookmarkStart w:colFirst="0" w:colLast="0" w:name="_e73wm28kq0vn" w:id="15"/>
-      <w:bookmarkEnd w:id="15"/>
+      <w:bookmarkStart w:colFirst="0" w:colLast="0" w:name="_c7vt4cm3jt32" w:id="20"/>
+      <w:bookmarkEnd w:id="20"/>
       <w:r>
         <w:rPr>
           <w:color w:val="000000"/>
@@ -3366,14 +3687,14 @@
           <w:szCs w:val="28"/>
           <w:rtl w:val="0"/>
         </w:rPr>
-        <w:t xml:space="preserve">Quy trình thực hiện:</w:t>
+        <w:t xml:space="preserve">Quy trình:</w:t>
       </w:r>
     </w:p>
     <w:p>
       <w:pPr>
         <w:numPr>
           <w:ilvl w:val="0"/>
-          <w:numId w:val="3"/>
+          <w:numId w:val="13"/>
         </w:numPr>
         <w:spacing w:after="0" w:afterAutospacing="0" w:before="240" w:line="360" w:lineRule="auto"/>
         <w:ind w:left="720" w:hanging="360"/>
@@ -3388,14 +3709,14 @@
           <w:szCs w:val="28"/>
           <w:rtl w:val="0"/>
         </w:rPr>
-        <w:t xml:space="preserve">Duyệt danh sách các block memory từ trái sang phải.</w:t>
+        <w:t xml:space="preserve">Duyệt toàn bộ danh sách block memory.</w:t>
       </w:r>
     </w:p>
     <w:p>
       <w:pPr>
         <w:numPr>
           <w:ilvl w:val="0"/>
-          <w:numId w:val="3"/>
+          <w:numId w:val="13"/>
         </w:numPr>
         <w:spacing w:after="0" w:afterAutospacing="0" w:before="0" w:beforeAutospacing="0" w:line="360" w:lineRule="auto"/>
         <w:ind w:left="720" w:hanging="360"/>
@@ -3411,14 +3732,14 @@
           <w:szCs w:val="28"/>
           <w:rtl w:val="0"/>
         </w:rPr>
-        <w:t xml:space="preserve">Khi gặp block có kích thước ≥ kích thước tiến trình → cấp phát ngay.</w:t>
+        <w:t xml:space="preserve">Tìm block có kích thước nhỏ nhất nhưng vẫn ≥ tiến trình.</w:t>
       </w:r>
     </w:p>
     <w:p>
       <w:pPr>
         <w:numPr>
           <w:ilvl w:val="0"/>
-          <w:numId w:val="3"/>
+          <w:numId w:val="13"/>
         </w:numPr>
         <w:spacing w:after="240" w:before="0" w:beforeAutospacing="0" w:line="360" w:lineRule="auto"/>
         <w:ind w:left="720" w:hanging="360"/>
@@ -3433,7 +3754,7 @@
           <w:szCs w:val="28"/>
           <w:rtl w:val="0"/>
         </w:rPr>
-        <w:t xml:space="preserve">Nếu không có block phù hợp → tiến trình không được cấp phát.</w:t>
+        <w:t xml:space="preserve">Cấp phát block đó cho tiến trình.</w:t>
       </w:r>
     </w:p>
     <w:p>
@@ -3446,8 +3767,8 @@
           <w:color w:val="000000"/>
         </w:rPr>
       </w:pPr>
-      <w:bookmarkStart w:colFirst="0" w:colLast="0" w:name="_hf2xv0mmwgnb" w:id="16"/>
-      <w:bookmarkEnd w:id="16"/>
+      <w:bookmarkStart w:colFirst="0" w:colLast="0" w:name="_qjthl55kyamh" w:id="21"/>
+      <w:bookmarkEnd w:id="21"/>
       <w:r>
         <w:rPr>
           <w:color w:val="000000"/>
@@ -3460,7 +3781,7 @@
       <w:pPr>
         <w:numPr>
           <w:ilvl w:val="0"/>
-          <w:numId w:val="11"/>
+          <w:numId w:val="19"/>
         </w:numPr>
         <w:spacing w:after="0" w:afterAutospacing="0" w:before="240" w:line="360" w:lineRule="auto"/>
         <w:ind w:left="720" w:hanging="360"/>
@@ -3475,36 +3796,14 @@
           <w:szCs w:val="28"/>
           <w:rtl w:val="0"/>
         </w:rPr>
-        <w:t xml:space="preserve">Tốc độ cấp phát nhanh</w:t>
+        <w:t xml:space="preserve">Giảm lãng phí bộ nhớ</w:t>
       </w:r>
     </w:p>
     <w:p>
       <w:pPr>
         <w:numPr>
           <w:ilvl w:val="0"/>
-          <w:numId w:val="11"/>
-        </w:numPr>
-        <w:spacing w:after="0" w:afterAutospacing="0" w:before="0" w:beforeAutospacing="0" w:line="360" w:lineRule="auto"/>
-        <w:ind w:left="720" w:hanging="360"/>
-        <w:rPr>
-          <w:sz w:val="28"/>
-          <w:szCs w:val="28"/>
-        </w:rPr>
-      </w:pPr>
-      <w:r>
-        <w:rPr>
-          <w:sz w:val="28"/>
-          <w:szCs w:val="28"/>
-          <w:rtl w:val="0"/>
-        </w:rPr>
-        <w:t xml:space="preserve">Dễ cài đặt</w:t>
-      </w:r>
-    </w:p>
-    <w:p>
-      <w:pPr>
-        <w:numPr>
-          <w:ilvl w:val="0"/>
-          <w:numId w:val="11"/>
+          <w:numId w:val="19"/>
         </w:numPr>
         <w:spacing w:after="240" w:before="0" w:beforeAutospacing="0" w:line="360" w:lineRule="auto"/>
         <w:ind w:left="720" w:hanging="360"/>
@@ -3519,7 +3818,7 @@
           <w:szCs w:val="28"/>
           <w:rtl w:val="0"/>
         </w:rPr>
-        <w:t xml:space="preserve">Thời gian tìm kiếm thấp</w:t>
+        <w:t xml:space="preserve">Tối ưu sử dụng bộ nhớ hơn First-Fit</w:t>
       </w:r>
     </w:p>
     <w:p>
@@ -3532,8 +3831,8 @@
           <w:color w:val="000000"/>
         </w:rPr>
       </w:pPr>
-      <w:bookmarkStart w:colFirst="0" w:colLast="0" w:name="_eecvh2qpjhqw" w:id="17"/>
-      <w:bookmarkEnd w:id="17"/>
+      <w:bookmarkStart w:colFirst="0" w:colLast="0" w:name="_xg6tv2rf5orr" w:id="22"/>
+      <w:bookmarkEnd w:id="22"/>
       <w:r>
         <w:rPr>
           <w:color w:val="000000"/>
@@ -3561,7 +3860,7 @@
           <w:szCs w:val="28"/>
           <w:rtl w:val="0"/>
         </w:rPr>
-        <w:t xml:space="preserve">Dễ gây phân mảnh bộ nhớ ở phần đầu danh sách</w:t>
+        <w:t xml:space="preserve">Tốn thời gian tìm kiếm vì phải duyệt toàn bộ danh sách</w:t>
       </w:r>
     </w:p>
     <w:p>
@@ -3579,11 +3878,12 @@
       </w:pPr>
       <w:r>
         <w:rPr>
-          <w:sz w:val="28"/>
-          <w:szCs w:val="28"/>
-          <w:rtl w:val="0"/>
-        </w:rPr>
-        <w:t xml:space="preserve">Hiệu quả sử dụng bộ nhớ không cao</w:t>
+          <w:rFonts w:ascii="Caudex" w:cs="Caudex" w:eastAsia="Caudex" w:hAnsi="Caudex"/>
+          <w:sz w:val="28"/>
+          <w:szCs w:val="28"/>
+          <w:rtl w:val="0"/>
+        </w:rPr>
+        <w:t xml:space="preserve">Tạo nhiều mảnh bộ nhớ nhỏ → khó sử dụng về sau</w:t>
       </w:r>
     </w:p>
     <w:p>
@@ -3597,23 +3897,23 @@
           <w:b w:val="1"/>
           <w:bCs w:val="1"/>
           <w:color w:val="000000"/>
-          <w:sz w:val="30"/>
-          <w:szCs w:val="30"/>
-        </w:rPr>
-      </w:pPr>
-      <w:bookmarkStart w:colFirst="0" w:colLast="0" w:name="_wi94v56njcib" w:id="18"/>
-      <w:bookmarkEnd w:id="18"/>
+          <w:sz w:val="34"/>
+          <w:szCs w:val="34"/>
+        </w:rPr>
+      </w:pPr>
+      <w:bookmarkStart w:colFirst="0" w:colLast="0" w:name="_z3o8fphjf02k" w:id="23"/>
+      <w:bookmarkEnd w:id="23"/>
       <w:r>
         <w:rPr>
           <w:rFonts w:ascii="Times New Roman" w:cs="Times New Roman" w:eastAsia="Times New Roman" w:hAnsi="Times New Roman"/>
           <w:b w:val="1"/>
           <w:bCs w:val="1"/>
           <w:color w:val="000000"/>
-          <w:sz w:val="30"/>
-          <w:szCs w:val="30"/>
-          <w:rtl w:val="0"/>
-        </w:rPr>
-        <w:t xml:space="preserve">2.3 Thuật toán Best-Fit</w:t>
+          <w:sz w:val="34"/>
+          <w:szCs w:val="34"/>
+          <w:rtl w:val="0"/>
+        </w:rPr>
+        <w:t xml:space="preserve">2.4 Thuật toán Worst-Fit</w:t>
       </w:r>
     </w:p>
     <w:p>
@@ -3626,8 +3926,8 @@
           <w:color w:val="000000"/>
         </w:rPr>
       </w:pPr>
-      <w:bookmarkStart w:colFirst="0" w:colLast="0" w:name="_usxbmmw2fs7f" w:id="19"/>
-      <w:bookmarkEnd w:id="19"/>
+      <w:bookmarkStart w:colFirst="0" w:colLast="0" w:name="_7fevlyfstnro" w:id="24"/>
+      <w:bookmarkEnd w:id="24"/>
       <w:r>
         <w:rPr>
           <w:color w:val="000000"/>
@@ -3650,7 +3950,7 @@
           <w:szCs w:val="28"/>
           <w:rtl w:val="0"/>
         </w:rPr>
-        <w:t xml:space="preserve">Best-Fit là thuật toán tìm khối bộ nhớ nhỏ nhất nhưng vẫn đủ chứa tiến trình. Mục tiêu là giảm thiểu phần bộ nhớ bị lãng phí sau khi cấp phát.</w:t>
+        <w:t xml:space="preserve">Worst-Fit là thuật toán chọn khối bộ nhớ lớn nhất để cấp phát cho tiến trình. Mục tiêu là để lại phần bộ nhớ dư đủ lớn cho các tiến trình khác.</w:t>
       </w:r>
     </w:p>
     <w:p>
@@ -3663,8 +3963,8 @@
           <w:color w:val="000000"/>
         </w:rPr>
       </w:pPr>
-      <w:bookmarkStart w:colFirst="0" w:colLast="0" w:name="_c7vt4cm3jt32" w:id="20"/>
-      <w:bookmarkEnd w:id="20"/>
+      <w:bookmarkStart w:colFirst="0" w:colLast="0" w:name="_870g49ul7510" w:id="25"/>
+      <w:bookmarkEnd w:id="25"/>
       <w:r>
         <w:rPr>
           <w:color w:val="000000"/>
@@ -3694,7 +3994,7 @@
       <w:pPr>
         <w:numPr>
           <w:ilvl w:val="0"/>
-          <w:numId w:val="5"/>
+          <w:numId w:val="18"/>
         </w:numPr>
         <w:spacing w:after="0" w:afterAutospacing="0" w:before="240" w:line="360" w:lineRule="auto"/>
         <w:ind w:left="720" w:hanging="360"/>
@@ -3716,7 +4016,7 @@
       <w:pPr>
         <w:numPr>
           <w:ilvl w:val="0"/>
-          <w:numId w:val="5"/>
+          <w:numId w:val="18"/>
         </w:numPr>
         <w:spacing w:after="0" w:afterAutospacing="0" w:before="0" w:beforeAutospacing="0" w:line="360" w:lineRule="auto"/>
         <w:ind w:left="720" w:hanging="360"/>
@@ -3727,19 +4027,18 @@
       </w:pPr>
       <w:r>
         <w:rPr>
-          <w:rFonts w:ascii="Caudex" w:cs="Caudex" w:eastAsia="Caudex" w:hAnsi="Caudex"/>
-          <w:sz w:val="28"/>
-          <w:szCs w:val="28"/>
-          <w:rtl w:val="0"/>
-        </w:rPr>
-        <w:t xml:space="preserve">Tìm block có kích thước nhỏ nhất nhưng vẫn ≥ tiến trình.</w:t>
+          <w:sz w:val="28"/>
+          <w:szCs w:val="28"/>
+          <w:rtl w:val="0"/>
+        </w:rPr>
+        <w:t xml:space="preserve">Tìm block lớn nhất.</w:t>
       </w:r>
     </w:p>
     <w:p>
       <w:pPr>
         <w:numPr>
           <w:ilvl w:val="0"/>
-          <w:numId w:val="5"/>
+          <w:numId w:val="18"/>
         </w:numPr>
         <w:spacing w:after="240" w:before="0" w:beforeAutospacing="0" w:line="360" w:lineRule="auto"/>
         <w:ind w:left="720" w:hanging="360"/>
@@ -3767,8 +4066,8 @@
           <w:color w:val="000000"/>
         </w:rPr>
       </w:pPr>
-      <w:bookmarkStart w:colFirst="0" w:colLast="0" w:name="_qjthl55kyamh" w:id="21"/>
-      <w:bookmarkEnd w:id="21"/>
+      <w:bookmarkStart w:colFirst="0" w:colLast="0" w:name="_gkvmkvkckynv" w:id="26"/>
+      <w:bookmarkEnd w:id="26"/>
       <w:r>
         <w:rPr>
           <w:color w:val="000000"/>
@@ -3781,7 +4080,7 @@
       <w:pPr>
         <w:numPr>
           <w:ilvl w:val="0"/>
-          <w:numId w:val="10"/>
+          <w:numId w:val="28"/>
         </w:numPr>
         <w:spacing w:after="0" w:afterAutospacing="0" w:before="240" w:line="360" w:lineRule="auto"/>
         <w:ind w:left="720" w:hanging="360"/>
@@ -3796,14 +4095,14 @@
           <w:szCs w:val="28"/>
           <w:rtl w:val="0"/>
         </w:rPr>
-        <w:t xml:space="preserve">Giảm lãng phí bộ nhớ</w:t>
+        <w:t xml:space="preserve">Giảm tạo các mảnh bộ nhớ nhỏ</w:t>
       </w:r>
     </w:p>
     <w:p>
       <w:pPr>
         <w:numPr>
           <w:ilvl w:val="0"/>
-          <w:numId w:val="10"/>
+          <w:numId w:val="28"/>
         </w:numPr>
         <w:spacing w:after="240" w:before="0" w:beforeAutospacing="0" w:line="360" w:lineRule="auto"/>
         <w:ind w:left="720" w:hanging="360"/>
@@ -3818,7 +4117,7 @@
           <w:szCs w:val="28"/>
           <w:rtl w:val="0"/>
         </w:rPr>
-        <w:t xml:space="preserve">Tối ưu sử dụng bộ nhớ hơn First-Fit</w:t>
+        <w:t xml:space="preserve">Giữ lại các block có kích thước trung bình</w:t>
       </w:r>
     </w:p>
     <w:p>
@@ -3831,8 +4130,8 @@
           <w:color w:val="000000"/>
         </w:rPr>
       </w:pPr>
-      <w:bookmarkStart w:colFirst="0" w:colLast="0" w:name="_xg6tv2rf5orr" w:id="22"/>
-      <w:bookmarkEnd w:id="22"/>
+      <w:bookmarkStart w:colFirst="0" w:colLast="0" w:name="_bcf3ltpehyh2" w:id="27"/>
+      <w:bookmarkEnd w:id="27"/>
       <w:r>
         <w:rPr>
           <w:color w:val="000000"/>
@@ -3845,7 +4144,7 @@
       <w:pPr>
         <w:numPr>
           <w:ilvl w:val="0"/>
-          <w:numId w:val="1"/>
+          <w:numId w:val="23"/>
         </w:numPr>
         <w:spacing w:after="0" w:afterAutospacing="0" w:before="240" w:line="360" w:lineRule="auto"/>
         <w:ind w:left="720" w:hanging="360"/>
@@ -3860,313 +4159,14 @@
           <w:szCs w:val="28"/>
           <w:rtl w:val="0"/>
         </w:rPr>
-        <w:t xml:space="preserve">Tốn thời gian tìm kiếm vì phải duyệt toàn bộ danh sách</w:t>
+        <w:t xml:space="preserve">Có thể gây lãng phí bộ nhớ lớn</w:t>
       </w:r>
     </w:p>
     <w:p>
       <w:pPr>
         <w:numPr>
           <w:ilvl w:val="0"/>
-          <w:numId w:val="1"/>
-        </w:numPr>
-        <w:spacing w:after="240" w:before="0" w:beforeAutospacing="0" w:line="360" w:lineRule="auto"/>
-        <w:ind w:left="720" w:hanging="360"/>
-        <w:rPr>
-          <w:sz w:val="28"/>
-          <w:szCs w:val="28"/>
-        </w:rPr>
-      </w:pPr>
-      <w:r>
-        <w:rPr>
-          <w:rFonts w:ascii="Caudex" w:cs="Caudex" w:eastAsia="Caudex" w:hAnsi="Caudex"/>
-          <w:sz w:val="28"/>
-          <w:szCs w:val="28"/>
-          <w:rtl w:val="0"/>
-        </w:rPr>
-        <w:t xml:space="preserve">Tạo nhiều mảnh bộ nhớ nhỏ → khó sử dụng về sau</w:t>
-      </w:r>
-    </w:p>
-    <w:p>
-      <w:pPr>
-        <w:pStyle w:val="Heading2"/>
-        <w:keepNext w:val="0"/>
-        <w:keepLines w:val="0"/>
-        <w:spacing w:before="360" w:line="360" w:lineRule="auto"/>
-        <w:rPr>
-          <w:rFonts w:ascii="Times New Roman" w:cs="Times New Roman" w:eastAsia="Times New Roman" w:hAnsi="Times New Roman"/>
-          <w:b w:val="1"/>
-          <w:bCs w:val="1"/>
-          <w:color w:val="000000"/>
-          <w:sz w:val="34"/>
-          <w:szCs w:val="34"/>
-        </w:rPr>
-      </w:pPr>
-      <w:bookmarkStart w:colFirst="0" w:colLast="0" w:name="_z3o8fphjf02k" w:id="23"/>
-      <w:bookmarkEnd w:id="23"/>
-      <w:r>
-        <w:rPr>
-          <w:rFonts w:ascii="Times New Roman" w:cs="Times New Roman" w:eastAsia="Times New Roman" w:hAnsi="Times New Roman"/>
-          <w:b w:val="1"/>
-          <w:bCs w:val="1"/>
-          <w:color w:val="000000"/>
-          <w:sz w:val="34"/>
-          <w:szCs w:val="34"/>
-          <w:rtl w:val="0"/>
-        </w:rPr>
-        <w:t xml:space="preserve">2.4 Thuật toán Worst-Fit</w:t>
-      </w:r>
-    </w:p>
-    <w:p>
-      <w:pPr>
-        <w:pStyle w:val="Heading3"/>
-        <w:keepNext w:val="0"/>
-        <w:keepLines w:val="0"/>
-        <w:spacing w:before="280" w:line="360" w:lineRule="auto"/>
-        <w:rPr>
-          <w:color w:val="000000"/>
-        </w:rPr>
-      </w:pPr>
-      <w:bookmarkStart w:colFirst="0" w:colLast="0" w:name="_7fevlyfstnro" w:id="24"/>
-      <w:bookmarkEnd w:id="24"/>
-      <w:r>
-        <w:rPr>
-          <w:color w:val="000000"/>
-          <w:rtl w:val="0"/>
-        </w:rPr>
-        <w:t xml:space="preserve">Khái niệm</w:t>
-      </w:r>
-    </w:p>
-    <w:p>
-      <w:pPr>
-        <w:spacing w:after="240" w:before="240" w:line="360" w:lineRule="auto"/>
-        <w:rPr>
-          <w:sz w:val="28"/>
-          <w:szCs w:val="28"/>
-        </w:rPr>
-      </w:pPr>
-      <w:r>
-        <w:rPr>
-          <w:sz w:val="28"/>
-          <w:szCs w:val="28"/>
-          <w:rtl w:val="0"/>
-        </w:rPr>
-        <w:t xml:space="preserve">Worst-Fit là thuật toán chọn khối bộ nhớ lớn nhất để cấp phát cho tiến trình. Mục tiêu là để lại phần bộ nhớ dư đủ lớn cho các tiến trình khác.</w:t>
-      </w:r>
-    </w:p>
-    <w:p>
-      <w:pPr>
-        <w:pStyle w:val="Heading3"/>
-        <w:keepNext w:val="0"/>
-        <w:keepLines w:val="0"/>
-        <w:spacing w:before="280" w:line="360" w:lineRule="auto"/>
-        <w:rPr>
-          <w:color w:val="000000"/>
-        </w:rPr>
-      </w:pPr>
-      <w:bookmarkStart w:colFirst="0" w:colLast="0" w:name="_870g49ul7510" w:id="25"/>
-      <w:bookmarkEnd w:id="25"/>
-      <w:r>
-        <w:rPr>
-          <w:color w:val="000000"/>
-          <w:rtl w:val="0"/>
-        </w:rPr>
-        <w:t xml:space="preserve">Nguyên lý hoạt động</w:t>
-      </w:r>
-    </w:p>
-    <w:p>
-      <w:pPr>
-        <w:spacing w:after="240" w:before="240" w:line="360" w:lineRule="auto"/>
-        <w:rPr>
-          <w:sz w:val="28"/>
-          <w:szCs w:val="28"/>
-        </w:rPr>
-      </w:pPr>
-      <w:r>
-        <w:rPr>
-          <w:sz w:val="28"/>
-          <w:szCs w:val="28"/>
-          <w:rtl w:val="0"/>
-        </w:rPr>
-        <w:t xml:space="preserve">Quy trình:</w:t>
-      </w:r>
-    </w:p>
-    <w:p>
-      <w:pPr>
-        <w:numPr>
-          <w:ilvl w:val="0"/>
-          <w:numId w:val="9"/>
-        </w:numPr>
-        <w:spacing w:after="0" w:afterAutospacing="0" w:before="240" w:line="360" w:lineRule="auto"/>
-        <w:ind w:left="720" w:hanging="360"/>
-        <w:rPr>
-          <w:sz w:val="28"/>
-          <w:szCs w:val="28"/>
-        </w:rPr>
-      </w:pPr>
-      <w:r>
-        <w:rPr>
-          <w:sz w:val="28"/>
-          <w:szCs w:val="28"/>
-          <w:rtl w:val="0"/>
-        </w:rPr>
-        <w:t xml:space="preserve">Duyệt toàn bộ danh sách block memory.</w:t>
-      </w:r>
-    </w:p>
-    <w:p>
-      <w:pPr>
-        <w:numPr>
-          <w:ilvl w:val="0"/>
-          <w:numId w:val="9"/>
-        </w:numPr>
-        <w:spacing w:after="0" w:afterAutospacing="0" w:before="0" w:beforeAutospacing="0" w:line="360" w:lineRule="auto"/>
-        <w:ind w:left="720" w:hanging="360"/>
-        <w:rPr>
-          <w:sz w:val="28"/>
-          <w:szCs w:val="28"/>
-        </w:rPr>
-      </w:pPr>
-      <w:r>
-        <w:rPr>
-          <w:sz w:val="28"/>
-          <w:szCs w:val="28"/>
-          <w:rtl w:val="0"/>
-        </w:rPr>
-        <w:t xml:space="preserve">Tìm block lớn nhất.</w:t>
-      </w:r>
-    </w:p>
-    <w:p>
-      <w:pPr>
-        <w:numPr>
-          <w:ilvl w:val="0"/>
-          <w:numId w:val="9"/>
-        </w:numPr>
-        <w:spacing w:after="240" w:before="0" w:beforeAutospacing="0" w:line="360" w:lineRule="auto"/>
-        <w:ind w:left="720" w:hanging="360"/>
-        <w:rPr>
-          <w:sz w:val="28"/>
-          <w:szCs w:val="28"/>
-        </w:rPr>
-      </w:pPr>
-      <w:r>
-        <w:rPr>
-          <w:sz w:val="28"/>
-          <w:szCs w:val="28"/>
-          <w:rtl w:val="0"/>
-        </w:rPr>
-        <w:t xml:space="preserve">Cấp phát block đó cho tiến trình.</w:t>
-      </w:r>
-    </w:p>
-    <w:p>
-      <w:pPr>
-        <w:pStyle w:val="Heading3"/>
-        <w:keepNext w:val="0"/>
-        <w:keepLines w:val="0"/>
-        <w:spacing w:before="280" w:line="360" w:lineRule="auto"/>
-        <w:rPr>
-          <w:color w:val="000000"/>
-        </w:rPr>
-      </w:pPr>
-      <w:bookmarkStart w:colFirst="0" w:colLast="0" w:name="_gkvmkvkckynv" w:id="26"/>
-      <w:bookmarkEnd w:id="26"/>
-      <w:r>
-        <w:rPr>
-          <w:color w:val="000000"/>
-          <w:rtl w:val="0"/>
-        </w:rPr>
-        <w:t xml:space="preserve">Ưu điểm</w:t>
-      </w:r>
-    </w:p>
-    <w:p>
-      <w:pPr>
-        <w:numPr>
-          <w:ilvl w:val="0"/>
-          <w:numId w:val="17"/>
-        </w:numPr>
-        <w:spacing w:after="0" w:afterAutospacing="0" w:before="240" w:line="360" w:lineRule="auto"/>
-        <w:ind w:left="720" w:hanging="360"/>
-        <w:rPr>
-          <w:sz w:val="28"/>
-          <w:szCs w:val="28"/>
-        </w:rPr>
-      </w:pPr>
-      <w:r>
-        <w:rPr>
-          <w:sz w:val="28"/>
-          <w:szCs w:val="28"/>
-          <w:rtl w:val="0"/>
-        </w:rPr>
-        <w:t xml:space="preserve">Giảm tạo các mảnh bộ nhớ nhỏ</w:t>
-      </w:r>
-    </w:p>
-    <w:p>
-      <w:pPr>
-        <w:numPr>
-          <w:ilvl w:val="0"/>
-          <w:numId w:val="17"/>
-        </w:numPr>
-        <w:spacing w:after="240" w:before="0" w:beforeAutospacing="0" w:line="360" w:lineRule="auto"/>
-        <w:ind w:left="720" w:hanging="360"/>
-        <w:rPr>
-          <w:sz w:val="28"/>
-          <w:szCs w:val="28"/>
-        </w:rPr>
-      </w:pPr>
-      <w:r>
-        <w:rPr>
-          <w:sz w:val="28"/>
-          <w:szCs w:val="28"/>
-          <w:rtl w:val="0"/>
-        </w:rPr>
-        <w:t xml:space="preserve">Giữ lại các block có kích thước trung bình</w:t>
-      </w:r>
-    </w:p>
-    <w:p>
-      <w:pPr>
-        <w:pStyle w:val="Heading3"/>
-        <w:keepNext w:val="0"/>
-        <w:keepLines w:val="0"/>
-        <w:spacing w:before="280" w:line="360" w:lineRule="auto"/>
-        <w:rPr>
-          <w:color w:val="000000"/>
-        </w:rPr>
-      </w:pPr>
-      <w:bookmarkStart w:colFirst="0" w:colLast="0" w:name="_bcf3ltpehyh2" w:id="27"/>
-      <w:bookmarkEnd w:id="27"/>
-      <w:r>
-        <w:rPr>
-          <w:color w:val="000000"/>
-          <w:rtl w:val="0"/>
-        </w:rPr>
-        <w:t xml:space="preserve">Nhược điểm</w:t>
-      </w:r>
-    </w:p>
-    <w:p>
-      <w:pPr>
-        <w:numPr>
-          <w:ilvl w:val="0"/>
-          <w:numId w:val="14"/>
-        </w:numPr>
-        <w:spacing w:after="0" w:afterAutospacing="0" w:before="240" w:line="360" w:lineRule="auto"/>
-        <w:ind w:left="720" w:hanging="360"/>
-        <w:rPr>
-          <w:sz w:val="28"/>
-          <w:szCs w:val="28"/>
-        </w:rPr>
-      </w:pPr>
-      <w:r>
-        <w:rPr>
-          <w:sz w:val="28"/>
-          <w:szCs w:val="28"/>
-          <w:rtl w:val="0"/>
-        </w:rPr>
-        <w:t xml:space="preserve">Có thể gây lãng phí bộ nhớ lớn</w:t>
-      </w:r>
-    </w:p>
-    <w:p>
-      <w:pPr>
-        <w:numPr>
-          <w:ilvl w:val="0"/>
-          <w:numId w:val="14"/>
+          <w:numId w:val="23"/>
         </w:numPr>
         <w:spacing w:after="240" w:before="0" w:beforeAutospacing="0" w:line="360" w:lineRule="auto"/>
         <w:ind w:left="720" w:hanging="360"/>
@@ -4873,7 +4873,7 @@
       <w:pPr>
         <w:numPr>
           <w:ilvl w:val="0"/>
-          <w:numId w:val="4"/>
+          <w:numId w:val="12"/>
         </w:numPr>
         <w:spacing w:after="0" w:afterAutospacing="0" w:before="240" w:line="360" w:lineRule="auto"/>
         <w:ind w:left="720" w:hanging="360"/>
@@ -4889,6 +4889,1056 @@
           <w:rtl w:val="0"/>
         </w:rPr>
         <w:t xml:space="preserve">First-Fit phù hợp khi cần tốc độ cấp phát nhanh.</w:t>
+      </w:r>
+    </w:p>
+    <w:p>
+      <w:pPr>
+        <w:numPr>
+          <w:ilvl w:val="0"/>
+          <w:numId w:val="12"/>
+        </w:numPr>
+        <w:spacing w:after="0" w:afterAutospacing="0" w:before="0" w:beforeAutospacing="0" w:line="360" w:lineRule="auto"/>
+        <w:ind w:left="720" w:hanging="360"/>
+        <w:rPr>
+          <w:sz w:val="28"/>
+          <w:szCs w:val="28"/>
+        </w:rPr>
+      </w:pPr>
+      <w:r>
+        <w:rPr>
+          <w:sz w:val="28"/>
+          <w:szCs w:val="28"/>
+          <w:rtl w:val="0"/>
+        </w:rPr>
+        <w:t xml:space="preserve">Best-Fit phù hợp khi cần tối ưu bộ nhớ.</w:t>
+      </w:r>
+    </w:p>
+    <w:p>
+      <w:pPr>
+        <w:numPr>
+          <w:ilvl w:val="0"/>
+          <w:numId w:val="12"/>
+        </w:numPr>
+        <w:spacing w:after="240" w:before="0" w:beforeAutospacing="0" w:line="360" w:lineRule="auto"/>
+        <w:ind w:left="720" w:hanging="360"/>
+        <w:rPr>
+          <w:sz w:val="28"/>
+          <w:szCs w:val="28"/>
+        </w:rPr>
+      </w:pPr>
+      <w:r>
+        <w:rPr>
+          <w:sz w:val="28"/>
+          <w:szCs w:val="28"/>
+          <w:rtl w:val="0"/>
+        </w:rPr>
+        <w:t xml:space="preserve">Worst-Fit giúp hạn chế phân mảnh nhỏ nhưng dễ lãng phí.</w:t>
+      </w:r>
+    </w:p>
+    <w:p>
+      <w:pPr>
+        <w:spacing w:after="240" w:before="240" w:line="360" w:lineRule="auto"/>
+        <w:rPr>
+          <w:sz w:val="28"/>
+          <w:szCs w:val="28"/>
+        </w:rPr>
+      </w:pPr>
+      <w:r>
+        <w:rPr>
+          <w:sz w:val="28"/>
+          <w:szCs w:val="28"/>
+          <w:rtl w:val="0"/>
+        </w:rPr>
+        <w:t xml:space="preserve">Việc so sánh các thuật toán giúp người học hiểu rõ ưu và nhược điểm của từng phương pháp, từ đó lựa chọn thuật toán phù hợp trong từng trường hợp.</w:t>
+      </w:r>
+    </w:p>
+    <w:p>
+      <w:pPr>
+        <w:spacing w:after="240" w:before="240" w:line="360" w:lineRule="auto"/>
+        <w:rPr>
+          <w:sz w:val="28"/>
+          <w:szCs w:val="28"/>
+        </w:rPr>
+      </w:pPr>
+      <w:r>
+        <w:rPr>
+          <w:rtl w:val="0"/>
+        </w:rPr>
+      </w:r>
+    </w:p>
+    <w:p>
+      <w:pPr>
+        <w:spacing w:after="240" w:before="240" w:line="360" w:lineRule="auto"/>
+        <w:rPr>
+          <w:sz w:val="28"/>
+          <w:szCs w:val="28"/>
+        </w:rPr>
+      </w:pPr>
+      <w:r>
+        <w:rPr>
+          <w:rtl w:val="0"/>
+        </w:rPr>
+      </w:r>
+    </w:p>
+    <w:p>
+      <w:pPr>
+        <w:spacing w:after="240" w:before="240" w:line="360" w:lineRule="auto"/>
+        <w:rPr>
+          <w:sz w:val="28"/>
+          <w:szCs w:val="28"/>
+        </w:rPr>
+      </w:pPr>
+      <w:r>
+        <w:rPr>
+          <w:rtl w:val="0"/>
+        </w:rPr>
+      </w:r>
+    </w:p>
+    <w:p>
+      <w:pPr>
+        <w:spacing w:after="240" w:before="240" w:line="360" w:lineRule="auto"/>
+        <w:rPr>
+          <w:sz w:val="28"/>
+          <w:szCs w:val="28"/>
+        </w:rPr>
+      </w:pPr>
+      <w:r>
+        <w:rPr>
+          <w:rtl w:val="0"/>
+        </w:rPr>
+      </w:r>
+    </w:p>
+    <w:p>
+      <w:pPr>
+        <w:spacing w:after="240" w:before="240" w:line="360" w:lineRule="auto"/>
+        <w:rPr>
+          <w:sz w:val="28"/>
+          <w:szCs w:val="28"/>
+        </w:rPr>
+      </w:pPr>
+      <w:r>
+        <w:rPr>
+          <w:b w:val="1"/>
+          <w:bCs w:val="1"/>
+          <w:sz w:val="36"/>
+          <w:szCs w:val="36"/>
+          <w:rtl w:val="0"/>
+        </w:rPr>
+        <w:t xml:space="preserve">CHƯƠNG 3 – PHÂN TÍCH VÀ THIẾT KẾ HỆ THỐNG</w:t>
+      </w:r>
+      <w:r>
+        <w:rPr>
+          <w:rtl w:val="0"/>
+        </w:rPr>
+      </w:r>
+    </w:p>
+    <w:p>
+      <w:pPr>
+        <w:pStyle w:val="Heading2"/>
+        <w:keepNext w:val="0"/>
+        <w:keepLines w:val="0"/>
+        <w:spacing w:before="360" w:line="360" w:lineRule="auto"/>
+        <w:rPr>
+          <w:rFonts w:ascii="Times New Roman" w:cs="Times New Roman" w:eastAsia="Times New Roman" w:hAnsi="Times New Roman"/>
+          <w:b w:val="1"/>
+          <w:bCs w:val="1"/>
+          <w:color w:val="000000"/>
+          <w:sz w:val="30"/>
+          <w:szCs w:val="30"/>
+        </w:rPr>
+      </w:pPr>
+      <w:bookmarkStart w:colFirst="0" w:colLast="0" w:name="_6fuyhn2r12o7" w:id="30"/>
+      <w:bookmarkEnd w:id="30"/>
+      <w:r>
+        <w:rPr>
+          <w:rFonts w:ascii="Times New Roman" w:cs="Times New Roman" w:eastAsia="Times New Roman" w:hAnsi="Times New Roman"/>
+          <w:b w:val="1"/>
+          <w:bCs w:val="1"/>
+          <w:color w:val="000000"/>
+          <w:sz w:val="30"/>
+          <w:szCs w:val="30"/>
+          <w:rtl w:val="0"/>
+        </w:rPr>
+        <w:t xml:space="preserve">3.1 Mô tả bài toán</w:t>
+      </w:r>
+    </w:p>
+    <w:p>
+      <w:pPr>
+        <w:spacing w:after="240" w:before="240" w:line="360" w:lineRule="auto"/>
+        <w:rPr>
+          <w:sz w:val="28"/>
+          <w:szCs w:val="28"/>
+        </w:rPr>
+      </w:pPr>
+      <w:r>
+        <w:rPr>
+          <w:sz w:val="28"/>
+          <w:szCs w:val="28"/>
+          <w:rtl w:val="0"/>
+        </w:rPr>
+        <w:t xml:space="preserve">Trong hệ điều hành, bộ nhớ là tài nguyên quan trọng quyết định hiệu năng và khả năng chạy đa chương trình của hệ thống. Khi nhiều tiến trình chạy đồng thời, hệ điều hành phải phân phối bộ nhớ sao cho hợp lý, tránh lãng phí và hạn chế tình trạng thiếu bộ nhớ.</w:t>
+      </w:r>
+    </w:p>
+    <w:p>
+      <w:pPr>
+        <w:spacing w:after="240" w:before="240" w:line="360" w:lineRule="auto"/>
+        <w:rPr>
+          <w:sz w:val="28"/>
+          <w:szCs w:val="28"/>
+        </w:rPr>
+      </w:pPr>
+      <w:r>
+        <w:rPr>
+          <w:sz w:val="28"/>
+          <w:szCs w:val="28"/>
+          <w:rtl w:val="0"/>
+        </w:rPr>
+        <w:t xml:space="preserve">Trong thực tế, việc mô phỏng các thuật toán quản lý bộ nhớ giúp sinh viên hiểu rõ cách hệ điều hành cấp phát và thu hồi bộ nhớ cho tiến trình. Tuy nhiên, các thuật toán này thường khó hình dung nếu chỉ học lý thuyết.</w:t>
+      </w:r>
+    </w:p>
+    <w:p>
+      <w:pPr>
+        <w:spacing w:after="240" w:before="240" w:line="360" w:lineRule="auto"/>
+        <w:rPr>
+          <w:sz w:val="28"/>
+          <w:szCs w:val="28"/>
+        </w:rPr>
+      </w:pPr>
+      <w:r>
+        <w:rPr>
+          <w:sz w:val="28"/>
+          <w:szCs w:val="28"/>
+          <w:rtl w:val="0"/>
+        </w:rPr>
+        <w:t xml:space="preserve">Vì vậy, đề tài xây dựng một chương trình mô phỏng các thuật toán quản lý bộ nhớ nhằm:</w:t>
+      </w:r>
+    </w:p>
+    <w:p>
+      <w:pPr>
+        <w:numPr>
+          <w:ilvl w:val="0"/>
+          <w:numId w:val="24"/>
+        </w:numPr>
+        <w:spacing w:after="0" w:afterAutospacing="0" w:before="240" w:line="360" w:lineRule="auto"/>
+        <w:ind w:left="720" w:hanging="360"/>
+        <w:rPr>
+          <w:sz w:val="28"/>
+          <w:szCs w:val="28"/>
+        </w:rPr>
+      </w:pPr>
+      <w:r>
+        <w:rPr>
+          <w:sz w:val="28"/>
+          <w:szCs w:val="28"/>
+          <w:rtl w:val="0"/>
+        </w:rPr>
+        <w:t xml:space="preserve">Minh họa cách hệ điều hành cấp phát bộ nhớ</w:t>
+      </w:r>
+    </w:p>
+    <w:p>
+      <w:pPr>
+        <w:numPr>
+          <w:ilvl w:val="0"/>
+          <w:numId w:val="24"/>
+        </w:numPr>
+        <w:spacing w:after="0" w:afterAutospacing="0" w:before="0" w:beforeAutospacing="0" w:line="360" w:lineRule="auto"/>
+        <w:ind w:left="720" w:hanging="360"/>
+        <w:rPr>
+          <w:sz w:val="28"/>
+          <w:szCs w:val="28"/>
+        </w:rPr>
+      </w:pPr>
+      <w:r>
+        <w:rPr>
+          <w:sz w:val="28"/>
+          <w:szCs w:val="28"/>
+          <w:rtl w:val="0"/>
+        </w:rPr>
+        <w:t xml:space="preserve">So sánh hiệu quả giữa các thuật toán</w:t>
+      </w:r>
+    </w:p>
+    <w:p>
+      <w:pPr>
+        <w:numPr>
+          <w:ilvl w:val="0"/>
+          <w:numId w:val="24"/>
+        </w:numPr>
+        <w:spacing w:after="240" w:before="0" w:beforeAutospacing="0" w:line="360" w:lineRule="auto"/>
+        <w:ind w:left="720" w:hanging="360"/>
+        <w:rPr>
+          <w:sz w:val="28"/>
+          <w:szCs w:val="28"/>
+        </w:rPr>
+      </w:pPr>
+      <w:r>
+        <w:rPr>
+          <w:sz w:val="28"/>
+          <w:szCs w:val="28"/>
+          <w:rtl w:val="0"/>
+        </w:rPr>
+        <w:t xml:space="preserve">Giúp người học quan sát trực quan quá trình hoạt động</w:t>
+      </w:r>
+    </w:p>
+    <w:p>
+      <w:pPr>
+        <w:spacing w:after="240" w:before="240" w:line="360" w:lineRule="auto"/>
+        <w:rPr>
+          <w:sz w:val="28"/>
+          <w:szCs w:val="28"/>
+        </w:rPr>
+      </w:pPr>
+      <w:r>
+        <w:rPr>
+          <w:sz w:val="28"/>
+          <w:szCs w:val="28"/>
+          <w:rtl w:val="0"/>
+        </w:rPr>
+        <w:t xml:space="preserve">Chương trình cho phép người dùng nhập danh sách tiến trình và kích thước bộ nhớ, sau đó hệ thống sẽ mô phỏng quá trình cấp phát và hiển thị kết quả.</w:t>
+      </w:r>
+    </w:p>
+    <w:p>
+      <w:pPr>
+        <w:pStyle w:val="Heading2"/>
+        <w:keepNext w:val="0"/>
+        <w:keepLines w:val="0"/>
+        <w:spacing w:before="360" w:line="360" w:lineRule="auto"/>
+        <w:rPr>
+          <w:rFonts w:ascii="Times New Roman" w:cs="Times New Roman" w:eastAsia="Times New Roman" w:hAnsi="Times New Roman"/>
+          <w:b w:val="1"/>
+          <w:bCs w:val="1"/>
+          <w:color w:val="000000"/>
+          <w:sz w:val="30"/>
+          <w:szCs w:val="30"/>
+        </w:rPr>
+      </w:pPr>
+      <w:bookmarkStart w:colFirst="0" w:colLast="0" w:name="_vu8xac8ybnbq" w:id="31"/>
+      <w:bookmarkEnd w:id="31"/>
+      <w:r>
+        <w:rPr>
+          <w:rFonts w:ascii="Times New Roman" w:cs="Times New Roman" w:eastAsia="Times New Roman" w:hAnsi="Times New Roman"/>
+          <w:b w:val="1"/>
+          <w:bCs w:val="1"/>
+          <w:color w:val="000000"/>
+          <w:sz w:val="30"/>
+          <w:szCs w:val="30"/>
+          <w:rtl w:val="0"/>
+        </w:rPr>
+        <w:t xml:space="preserve">3.2 Yêu cầu chức năng</w:t>
+      </w:r>
+    </w:p>
+    <w:p>
+      <w:pPr>
+        <w:spacing w:after="240" w:before="240" w:line="360" w:lineRule="auto"/>
+        <w:rPr>
+          <w:sz w:val="28"/>
+          <w:szCs w:val="28"/>
+        </w:rPr>
+      </w:pPr>
+      <w:r>
+        <w:rPr>
+          <w:sz w:val="28"/>
+          <w:szCs w:val="28"/>
+          <w:rtl w:val="0"/>
+        </w:rPr>
+        <w:t xml:space="preserve">Hệ thống cần đáp ứng các chức năng chính sau:</w:t>
+      </w:r>
+    </w:p>
+    <w:p>
+      <w:pPr>
+        <w:pStyle w:val="Heading3"/>
+        <w:keepNext w:val="0"/>
+        <w:keepLines w:val="0"/>
+        <w:spacing w:before="280" w:line="360" w:lineRule="auto"/>
+        <w:rPr>
+          <w:color w:val="000000"/>
+          <w:sz w:val="26"/>
+          <w:szCs w:val="26"/>
+        </w:rPr>
+      </w:pPr>
+      <w:bookmarkStart w:colFirst="0" w:colLast="0" w:name="_joa2vvmlw21i" w:id="32"/>
+      <w:bookmarkEnd w:id="32"/>
+      <w:r>
+        <w:rPr>
+          <w:color w:val="000000"/>
+          <w:sz w:val="26"/>
+          <w:szCs w:val="26"/>
+          <w:rtl w:val="0"/>
+        </w:rPr>
+        <w:t xml:space="preserve">1. Nhập dữ liệu tiến trình</w:t>
+      </w:r>
+    </w:p>
+    <w:p>
+      <w:pPr>
+        <w:spacing w:after="240" w:before="240" w:line="360" w:lineRule="auto"/>
+        <w:rPr>
+          <w:sz w:val="28"/>
+          <w:szCs w:val="28"/>
+        </w:rPr>
+      </w:pPr>
+      <w:r>
+        <w:rPr>
+          <w:sz w:val="28"/>
+          <w:szCs w:val="28"/>
+          <w:rtl w:val="0"/>
+        </w:rPr>
+        <w:t xml:space="preserve">Người dùng có thể:</w:t>
+      </w:r>
+    </w:p>
+    <w:p>
+      <w:pPr>
+        <w:numPr>
+          <w:ilvl w:val="0"/>
+          <w:numId w:val="7"/>
+        </w:numPr>
+        <w:spacing w:after="0" w:afterAutospacing="0" w:before="240" w:line="360" w:lineRule="auto"/>
+        <w:ind w:left="720" w:hanging="360"/>
+        <w:rPr>
+          <w:sz w:val="28"/>
+          <w:szCs w:val="28"/>
+        </w:rPr>
+      </w:pPr>
+      <w:r>
+        <w:rPr>
+          <w:sz w:val="28"/>
+          <w:szCs w:val="28"/>
+          <w:rtl w:val="0"/>
+        </w:rPr>
+        <w:t xml:space="preserve">Nhập số lượng tiến trình</w:t>
+      </w:r>
+    </w:p>
+    <w:p>
+      <w:pPr>
+        <w:numPr>
+          <w:ilvl w:val="0"/>
+          <w:numId w:val="7"/>
+        </w:numPr>
+        <w:spacing w:after="0" w:afterAutospacing="0" w:before="0" w:beforeAutospacing="0" w:line="360" w:lineRule="auto"/>
+        <w:ind w:left="720" w:hanging="360"/>
+        <w:rPr>
+          <w:sz w:val="28"/>
+          <w:szCs w:val="28"/>
+        </w:rPr>
+      </w:pPr>
+      <w:r>
+        <w:rPr>
+          <w:sz w:val="28"/>
+          <w:szCs w:val="28"/>
+          <w:rtl w:val="0"/>
+        </w:rPr>
+        <w:t xml:space="preserve">Nhập kích thước bộ nhớ của từng tiến trình</w:t>
+      </w:r>
+    </w:p>
+    <w:p>
+      <w:pPr>
+        <w:numPr>
+          <w:ilvl w:val="0"/>
+          <w:numId w:val="7"/>
+        </w:numPr>
+        <w:spacing w:after="240" w:before="0" w:beforeAutospacing="0" w:line="360" w:lineRule="auto"/>
+        <w:ind w:left="720" w:hanging="360"/>
+        <w:rPr>
+          <w:sz w:val="28"/>
+          <w:szCs w:val="28"/>
+        </w:rPr>
+      </w:pPr>
+      <w:r>
+        <w:rPr>
+          <w:sz w:val="28"/>
+          <w:szCs w:val="28"/>
+          <w:rtl w:val="0"/>
+        </w:rPr>
+        <w:t xml:space="preserve">Nhập kích thước các phân vùng bộ nhớ</w:t>
+      </w:r>
+    </w:p>
+    <w:p>
+      <w:pPr>
+        <w:pStyle w:val="Heading3"/>
+        <w:keepNext w:val="0"/>
+        <w:keepLines w:val="0"/>
+        <w:spacing w:before="280" w:line="360" w:lineRule="auto"/>
+        <w:rPr>
+          <w:color w:val="000000"/>
+          <w:sz w:val="26"/>
+          <w:szCs w:val="26"/>
+        </w:rPr>
+      </w:pPr>
+      <w:bookmarkStart w:colFirst="0" w:colLast="0" w:name="_whdmdqmpkk2a" w:id="33"/>
+      <w:bookmarkEnd w:id="33"/>
+      <w:r>
+        <w:rPr>
+          <w:color w:val="000000"/>
+          <w:sz w:val="26"/>
+          <w:szCs w:val="26"/>
+          <w:rtl w:val="0"/>
+        </w:rPr>
+        <w:t xml:space="preserve">2. Mô phỏng các thuật toán cấp phát bộ nhớ</w:t>
+      </w:r>
+    </w:p>
+    <w:p>
+      <w:pPr>
+        <w:spacing w:after="240" w:before="240" w:line="360" w:lineRule="auto"/>
+        <w:rPr>
+          <w:sz w:val="28"/>
+          <w:szCs w:val="28"/>
+        </w:rPr>
+      </w:pPr>
+      <w:r>
+        <w:rPr>
+          <w:sz w:val="28"/>
+          <w:szCs w:val="28"/>
+          <w:rtl w:val="0"/>
+        </w:rPr>
+        <w:t xml:space="preserve">Chương trình cần hỗ trợ các thuật toán phổ biến:</w:t>
+      </w:r>
+    </w:p>
+    <w:p>
+      <w:pPr>
+        <w:numPr>
+          <w:ilvl w:val="0"/>
+          <w:numId w:val="30"/>
+        </w:numPr>
+        <w:spacing w:after="0" w:afterAutospacing="0" w:before="240" w:line="360" w:lineRule="auto"/>
+        <w:ind w:left="720" w:hanging="360"/>
+        <w:rPr>
+          <w:sz w:val="28"/>
+          <w:szCs w:val="28"/>
+        </w:rPr>
+      </w:pPr>
+      <w:r>
+        <w:rPr>
+          <w:sz w:val="28"/>
+          <w:szCs w:val="28"/>
+          <w:rtl w:val="0"/>
+        </w:rPr>
+        <w:t xml:space="preserve">First Fit</w:t>
+      </w:r>
+    </w:p>
+    <w:p>
+      <w:pPr>
+        <w:numPr>
+          <w:ilvl w:val="0"/>
+          <w:numId w:val="30"/>
+        </w:numPr>
+        <w:spacing w:after="0" w:afterAutospacing="0" w:before="0" w:beforeAutospacing="0" w:line="360" w:lineRule="auto"/>
+        <w:ind w:left="720" w:hanging="360"/>
+        <w:rPr>
+          <w:sz w:val="28"/>
+          <w:szCs w:val="28"/>
+        </w:rPr>
+      </w:pPr>
+      <w:r>
+        <w:rPr>
+          <w:sz w:val="28"/>
+          <w:szCs w:val="28"/>
+          <w:rtl w:val="0"/>
+        </w:rPr>
+        <w:t xml:space="preserve">Best Fit</w:t>
+      </w:r>
+    </w:p>
+    <w:p>
+      <w:pPr>
+        <w:numPr>
+          <w:ilvl w:val="0"/>
+          <w:numId w:val="30"/>
+        </w:numPr>
+        <w:spacing w:after="240" w:before="0" w:beforeAutospacing="0" w:line="360" w:lineRule="auto"/>
+        <w:ind w:left="720" w:hanging="360"/>
+        <w:rPr>
+          <w:sz w:val="28"/>
+          <w:szCs w:val="28"/>
+        </w:rPr>
+      </w:pPr>
+      <w:r>
+        <w:rPr>
+          <w:sz w:val="28"/>
+          <w:szCs w:val="28"/>
+          <w:rtl w:val="0"/>
+        </w:rPr>
+        <w:t xml:space="preserve">Worst Fit</w:t>
+      </w:r>
+    </w:p>
+    <w:p>
+      <w:pPr>
+        <w:spacing w:after="240" w:before="240" w:line="360" w:lineRule="auto"/>
+        <w:rPr>
+          <w:sz w:val="28"/>
+          <w:szCs w:val="28"/>
+        </w:rPr>
+      </w:pPr>
+      <w:r>
+        <w:rPr>
+          <w:sz w:val="28"/>
+          <w:szCs w:val="28"/>
+          <w:rtl w:val="0"/>
+        </w:rPr>
+        <w:t xml:space="preserve">Người dùng có thể chọn thuật toán để chạy mô phỏng.</w:t>
+      </w:r>
+    </w:p>
+    <w:p>
+      <w:pPr>
+        <w:pStyle w:val="Heading3"/>
+        <w:keepNext w:val="0"/>
+        <w:keepLines w:val="0"/>
+        <w:spacing w:before="280" w:line="360" w:lineRule="auto"/>
+        <w:rPr>
+          <w:color w:val="000000"/>
+          <w:sz w:val="26"/>
+          <w:szCs w:val="26"/>
+        </w:rPr>
+      </w:pPr>
+      <w:bookmarkStart w:colFirst="0" w:colLast="0" w:name="_nhnk01wkv2kc" w:id="34"/>
+      <w:bookmarkEnd w:id="34"/>
+      <w:r>
+        <w:rPr>
+          <w:color w:val="000000"/>
+          <w:sz w:val="26"/>
+          <w:szCs w:val="26"/>
+          <w:rtl w:val="0"/>
+        </w:rPr>
+        <w:t xml:space="preserve">3. Hiển thị kết quả cấp phát</w:t>
+      </w:r>
+    </w:p>
+    <w:p>
+      <w:pPr>
+        <w:spacing w:after="240" w:before="240" w:line="360" w:lineRule="auto"/>
+        <w:rPr>
+          <w:sz w:val="28"/>
+          <w:szCs w:val="28"/>
+        </w:rPr>
+      </w:pPr>
+      <w:r>
+        <w:rPr>
+          <w:sz w:val="28"/>
+          <w:szCs w:val="28"/>
+          <w:rtl w:val="0"/>
+        </w:rPr>
+        <w:t xml:space="preserve">Sau khi chạy mô phỏng, hệ thống hiển thị:</w:t>
+      </w:r>
+    </w:p>
+    <w:p>
+      <w:pPr>
+        <w:numPr>
+          <w:ilvl w:val="0"/>
+          <w:numId w:val="5"/>
+        </w:numPr>
+        <w:spacing w:after="0" w:afterAutospacing="0" w:before="240" w:line="360" w:lineRule="auto"/>
+        <w:ind w:left="720" w:hanging="360"/>
+        <w:rPr>
+          <w:sz w:val="28"/>
+          <w:szCs w:val="28"/>
+        </w:rPr>
+      </w:pPr>
+      <w:r>
+        <w:rPr>
+          <w:sz w:val="28"/>
+          <w:szCs w:val="28"/>
+          <w:rtl w:val="0"/>
+        </w:rPr>
+        <w:t xml:space="preserve">Tiến trình nào được cấp phát bộ nhớ</w:t>
+      </w:r>
+    </w:p>
+    <w:p>
+      <w:pPr>
+        <w:numPr>
+          <w:ilvl w:val="0"/>
+          <w:numId w:val="5"/>
+        </w:numPr>
+        <w:spacing w:after="0" w:afterAutospacing="0" w:before="0" w:beforeAutospacing="0" w:line="360" w:lineRule="auto"/>
+        <w:ind w:left="720" w:hanging="360"/>
+        <w:rPr>
+          <w:sz w:val="28"/>
+          <w:szCs w:val="28"/>
+        </w:rPr>
+      </w:pPr>
+      <w:r>
+        <w:rPr>
+          <w:sz w:val="28"/>
+          <w:szCs w:val="28"/>
+          <w:rtl w:val="0"/>
+        </w:rPr>
+        <w:t xml:space="preserve">Tiến trình nào bị từ chối</w:t>
+      </w:r>
+    </w:p>
+    <w:p>
+      <w:pPr>
+        <w:numPr>
+          <w:ilvl w:val="0"/>
+          <w:numId w:val="5"/>
+        </w:numPr>
+        <w:spacing w:after="0" w:afterAutospacing="0" w:before="0" w:beforeAutospacing="0" w:line="360" w:lineRule="auto"/>
+        <w:ind w:left="720" w:hanging="360"/>
+        <w:rPr>
+          <w:sz w:val="28"/>
+          <w:szCs w:val="28"/>
+        </w:rPr>
+      </w:pPr>
+      <w:r>
+        <w:rPr>
+          <w:sz w:val="28"/>
+          <w:szCs w:val="28"/>
+          <w:rtl w:val="0"/>
+        </w:rPr>
+        <w:t xml:space="preserve">Trạng thái bộ nhớ sau khi cấp phát</w:t>
+      </w:r>
+    </w:p>
+    <w:p>
+      <w:pPr>
+        <w:numPr>
+          <w:ilvl w:val="0"/>
+          <w:numId w:val="5"/>
+        </w:numPr>
+        <w:spacing w:after="240" w:before="0" w:beforeAutospacing="0" w:line="360" w:lineRule="auto"/>
+        <w:ind w:left="720" w:hanging="360"/>
+        <w:rPr>
+          <w:sz w:val="28"/>
+          <w:szCs w:val="28"/>
+        </w:rPr>
+      </w:pPr>
+      <w:r>
+        <w:rPr>
+          <w:sz w:val="28"/>
+          <w:szCs w:val="28"/>
+          <w:rtl w:val="0"/>
+        </w:rPr>
+        <w:t xml:space="preserve">Tổng bộ nhớ còn trống</w:t>
+      </w:r>
+    </w:p>
+    <w:p>
+      <w:pPr>
+        <w:pStyle w:val="Heading3"/>
+        <w:keepNext w:val="0"/>
+        <w:keepLines w:val="0"/>
+        <w:spacing w:before="280" w:line="360" w:lineRule="auto"/>
+        <w:rPr>
+          <w:color w:val="000000"/>
+          <w:sz w:val="26"/>
+          <w:szCs w:val="26"/>
+        </w:rPr>
+      </w:pPr>
+      <w:bookmarkStart w:colFirst="0" w:colLast="0" w:name="_gmdsdv70mnbv" w:id="35"/>
+      <w:bookmarkEnd w:id="35"/>
+      <w:r>
+        <w:rPr>
+          <w:color w:val="000000"/>
+          <w:sz w:val="26"/>
+          <w:szCs w:val="26"/>
+          <w:rtl w:val="0"/>
+        </w:rPr>
+        <w:t xml:space="preserve">4. So sánh hiệu năng thuật toán</w:t>
+      </w:r>
+    </w:p>
+    <w:p>
+      <w:pPr>
+        <w:spacing w:after="240" w:before="240" w:line="360" w:lineRule="auto"/>
+        <w:rPr>
+          <w:sz w:val="28"/>
+          <w:szCs w:val="28"/>
+        </w:rPr>
+      </w:pPr>
+      <w:r>
+        <w:rPr>
+          <w:sz w:val="28"/>
+          <w:szCs w:val="28"/>
+          <w:rtl w:val="0"/>
+        </w:rPr>
+        <w:t xml:space="preserve">Hệ thống cho phép chạy nhiều thuật toán với cùng dữ liệu và so sánh:</w:t>
+      </w:r>
+    </w:p>
+    <w:p>
+      <w:pPr>
+        <w:numPr>
+          <w:ilvl w:val="0"/>
+          <w:numId w:val="9"/>
+        </w:numPr>
+        <w:spacing w:after="0" w:afterAutospacing="0" w:before="240" w:line="360" w:lineRule="auto"/>
+        <w:ind w:left="720" w:hanging="360"/>
+        <w:rPr>
+          <w:sz w:val="28"/>
+          <w:szCs w:val="28"/>
+        </w:rPr>
+      </w:pPr>
+      <w:r>
+        <w:rPr>
+          <w:sz w:val="28"/>
+          <w:szCs w:val="28"/>
+          <w:rtl w:val="0"/>
+        </w:rPr>
+        <w:t xml:space="preserve">Mức độ sử dụng bộ nhớ</w:t>
+      </w:r>
+    </w:p>
+    <w:p>
+      <w:pPr>
+        <w:numPr>
+          <w:ilvl w:val="0"/>
+          <w:numId w:val="9"/>
+        </w:numPr>
+        <w:spacing w:after="0" w:afterAutospacing="0" w:before="0" w:beforeAutospacing="0" w:line="360" w:lineRule="auto"/>
+        <w:ind w:left="720" w:hanging="360"/>
+        <w:rPr>
+          <w:sz w:val="28"/>
+          <w:szCs w:val="28"/>
+        </w:rPr>
+      </w:pPr>
+      <w:r>
+        <w:rPr>
+          <w:sz w:val="28"/>
+          <w:szCs w:val="28"/>
+          <w:rtl w:val="0"/>
+        </w:rPr>
+        <w:t xml:space="preserve">Số tiến trình được cấp phát</w:t>
+      </w:r>
+    </w:p>
+    <w:p>
+      <w:pPr>
+        <w:numPr>
+          <w:ilvl w:val="0"/>
+          <w:numId w:val="9"/>
+        </w:numPr>
+        <w:spacing w:after="240" w:before="0" w:beforeAutospacing="0" w:line="360" w:lineRule="auto"/>
+        <w:ind w:left="720" w:hanging="360"/>
+        <w:rPr>
+          <w:sz w:val="28"/>
+          <w:szCs w:val="28"/>
+        </w:rPr>
+      </w:pPr>
+      <w:r>
+        <w:rPr>
+          <w:sz w:val="28"/>
+          <w:szCs w:val="28"/>
+          <w:rtl w:val="0"/>
+        </w:rPr>
+        <w:t xml:space="preserve">Phân mảnh bộ nhớ</w:t>
+      </w:r>
+    </w:p>
+    <w:p>
+      <w:pPr>
+        <w:pStyle w:val="Heading3"/>
+        <w:keepNext w:val="0"/>
+        <w:keepLines w:val="0"/>
+        <w:spacing w:before="280" w:line="360" w:lineRule="auto"/>
+        <w:rPr>
+          <w:color w:val="000000"/>
+          <w:sz w:val="26"/>
+          <w:szCs w:val="26"/>
+        </w:rPr>
+      </w:pPr>
+      <w:bookmarkStart w:colFirst="0" w:colLast="0" w:name="_774gyrce05c1" w:id="36"/>
+      <w:bookmarkEnd w:id="36"/>
+      <w:r>
+        <w:rPr>
+          <w:color w:val="000000"/>
+          <w:sz w:val="26"/>
+          <w:szCs w:val="26"/>
+          <w:rtl w:val="0"/>
+        </w:rPr>
+        <w:t xml:space="preserve">5. Reset dữ liệu</w:t>
+      </w:r>
+    </w:p>
+    <w:p>
+      <w:pPr>
+        <w:spacing w:after="240" w:before="240" w:line="360" w:lineRule="auto"/>
+        <w:rPr>
+          <w:sz w:val="28"/>
+          <w:szCs w:val="28"/>
+        </w:rPr>
+      </w:pPr>
+      <w:r>
+        <w:rPr>
+          <w:sz w:val="28"/>
+          <w:szCs w:val="28"/>
+          <w:rtl w:val="0"/>
+        </w:rPr>
+        <w:t xml:space="preserve">Cho phép người dùng xóa dữ liệu cũ để nhập lại dữ liệu mới.</w:t>
+      </w:r>
+    </w:p>
+    <w:p>
+      <w:pPr>
+        <w:pStyle w:val="Heading2"/>
+        <w:keepNext w:val="0"/>
+        <w:keepLines w:val="0"/>
+        <w:spacing w:before="360" w:line="360" w:lineRule="auto"/>
+        <w:rPr>
+          <w:rFonts w:ascii="Times New Roman" w:cs="Times New Roman" w:eastAsia="Times New Roman" w:hAnsi="Times New Roman"/>
+          <w:b w:val="1"/>
+          <w:bCs w:val="1"/>
+          <w:color w:val="000000"/>
+          <w:sz w:val="30"/>
+          <w:szCs w:val="30"/>
+        </w:rPr>
+      </w:pPr>
+      <w:bookmarkStart w:colFirst="0" w:colLast="0" w:name="_5v9cewn0u2wf" w:id="37"/>
+      <w:bookmarkEnd w:id="37"/>
+      <w:r>
+        <w:rPr>
+          <w:rFonts w:ascii="Times New Roman" w:cs="Times New Roman" w:eastAsia="Times New Roman" w:hAnsi="Times New Roman"/>
+          <w:b w:val="1"/>
+          <w:bCs w:val="1"/>
+          <w:color w:val="000000"/>
+          <w:sz w:val="30"/>
+          <w:szCs w:val="30"/>
+          <w:rtl w:val="0"/>
+        </w:rPr>
+        <w:t xml:space="preserve">3.3 Yêu cầu phi chức năng</w:t>
+      </w:r>
+    </w:p>
+    <w:p>
+      <w:pPr>
+        <w:pStyle w:val="Heading3"/>
+        <w:keepNext w:val="0"/>
+        <w:keepLines w:val="0"/>
+        <w:spacing w:before="280" w:line="360" w:lineRule="auto"/>
+        <w:rPr>
+          <w:color w:val="000000"/>
+          <w:sz w:val="26"/>
+          <w:szCs w:val="26"/>
+        </w:rPr>
+      </w:pPr>
+      <w:bookmarkStart w:colFirst="0" w:colLast="0" w:name="_npfq8ss6oi1k" w:id="38"/>
+      <w:bookmarkEnd w:id="38"/>
+      <w:r>
+        <w:rPr>
+          <w:color w:val="000000"/>
+          <w:sz w:val="26"/>
+          <w:szCs w:val="26"/>
+          <w:rtl w:val="0"/>
+        </w:rPr>
+        <w:t xml:space="preserve">1. Hiệu năng</w:t>
+      </w:r>
+    </w:p>
+    <w:p>
+      <w:pPr>
+        <w:numPr>
+          <w:ilvl w:val="0"/>
+          <w:numId w:val="10"/>
+        </w:numPr>
+        <w:spacing w:after="0" w:afterAutospacing="0" w:before="240" w:line="360" w:lineRule="auto"/>
+        <w:ind w:left="720" w:hanging="360"/>
+        <w:rPr>
+          <w:sz w:val="28"/>
+          <w:szCs w:val="28"/>
+        </w:rPr>
+      </w:pPr>
+      <w:r>
+        <w:rPr>
+          <w:sz w:val="28"/>
+          <w:szCs w:val="28"/>
+          <w:rtl w:val="0"/>
+        </w:rPr>
+        <w:t xml:space="preserve">Chương trình chạy mượt với dữ liệu nhỏ và trung bình.</w:t>
+      </w:r>
+    </w:p>
+    <w:p>
+      <w:pPr>
+        <w:numPr>
+          <w:ilvl w:val="0"/>
+          <w:numId w:val="10"/>
+        </w:numPr>
+        <w:spacing w:after="240" w:before="0" w:beforeAutospacing="0" w:line="360" w:lineRule="auto"/>
+        <w:ind w:left="720" w:hanging="360"/>
+        <w:rPr>
+          <w:sz w:val="28"/>
+          <w:szCs w:val="28"/>
+        </w:rPr>
+      </w:pPr>
+      <w:r>
+        <w:rPr>
+          <w:sz w:val="28"/>
+          <w:szCs w:val="28"/>
+          <w:rtl w:val="0"/>
+        </w:rPr>
+        <w:t xml:space="preserve">Thời gian xử lý nhanh, phản hồi ngay khi người dùng thao tác.</w:t>
+      </w:r>
+    </w:p>
+    <w:p>
+      <w:pPr>
+        <w:pStyle w:val="Heading3"/>
+        <w:keepNext w:val="0"/>
+        <w:keepLines w:val="0"/>
+        <w:spacing w:before="280" w:line="360" w:lineRule="auto"/>
+        <w:rPr>
+          <w:color w:val="000000"/>
+          <w:sz w:val="26"/>
+          <w:szCs w:val="26"/>
+        </w:rPr>
+      </w:pPr>
+      <w:bookmarkStart w:colFirst="0" w:colLast="0" w:name="_j772s48v2nmf" w:id="39"/>
+      <w:bookmarkEnd w:id="39"/>
+      <w:r>
+        <w:rPr>
+          <w:color w:val="000000"/>
+          <w:sz w:val="26"/>
+          <w:szCs w:val="26"/>
+          <w:rtl w:val="0"/>
+        </w:rPr>
+        <w:t xml:space="preserve">2. Tính dễ sử dụng</w:t>
+      </w:r>
+    </w:p>
+    <w:p>
+      <w:pPr>
+        <w:numPr>
+          <w:ilvl w:val="0"/>
+          <w:numId w:val="3"/>
+        </w:numPr>
+        <w:spacing w:after="0" w:afterAutospacing="0" w:before="240" w:line="360" w:lineRule="auto"/>
+        <w:ind w:left="720" w:hanging="360"/>
+        <w:rPr>
+          <w:sz w:val="28"/>
+          <w:szCs w:val="28"/>
+        </w:rPr>
+      </w:pPr>
+      <w:r>
+        <w:rPr>
+          <w:sz w:val="28"/>
+          <w:szCs w:val="28"/>
+          <w:rtl w:val="0"/>
+        </w:rPr>
+        <w:t xml:space="preserve">Giao diện đơn giản, dễ hiểu cho sinh viên.</w:t>
+      </w:r>
+    </w:p>
+    <w:p>
+      <w:pPr>
+        <w:numPr>
+          <w:ilvl w:val="0"/>
+          <w:numId w:val="3"/>
+        </w:numPr>
+        <w:spacing w:after="240" w:before="0" w:beforeAutospacing="0" w:line="360" w:lineRule="auto"/>
+        <w:ind w:left="720" w:hanging="360"/>
+        <w:rPr>
+          <w:sz w:val="28"/>
+          <w:szCs w:val="28"/>
+        </w:rPr>
+      </w:pPr>
+      <w:r>
+        <w:rPr>
+          <w:sz w:val="28"/>
+          <w:szCs w:val="28"/>
+          <w:rtl w:val="0"/>
+        </w:rPr>
+        <w:t xml:space="preserve">Không yêu cầu kiến thức kỹ thuật cao để sử dụng.</w:t>
+      </w:r>
+    </w:p>
+    <w:p>
+      <w:pPr>
+        <w:pStyle w:val="Heading3"/>
+        <w:keepNext w:val="0"/>
+        <w:keepLines w:val="0"/>
+        <w:spacing w:before="280" w:line="360" w:lineRule="auto"/>
+        <w:rPr>
+          <w:color w:val="000000"/>
+          <w:sz w:val="26"/>
+          <w:szCs w:val="26"/>
+        </w:rPr>
+      </w:pPr>
+      <w:bookmarkStart w:colFirst="0" w:colLast="0" w:name="_r4rgl3sbrqmq" w:id="40"/>
+      <w:bookmarkEnd w:id="40"/>
+      <w:r>
+        <w:rPr>
+          <w:color w:val="000000"/>
+          <w:sz w:val="26"/>
+          <w:szCs w:val="26"/>
+          <w:rtl w:val="0"/>
+        </w:rPr>
+        <w:t xml:space="preserve">3. Tính trực quan</w:t>
       </w:r>
     </w:p>
     <w:p>
@@ -4897,20 +5947,20 @@
           <w:ilvl w:val="0"/>
           <w:numId w:val="4"/>
         </w:numPr>
-        <w:spacing w:after="0" w:afterAutospacing="0" w:before="0" w:beforeAutospacing="0" w:line="360" w:lineRule="auto"/>
-        <w:ind w:left="720" w:hanging="360"/>
-        <w:rPr>
-          <w:sz w:val="28"/>
-          <w:szCs w:val="28"/>
-        </w:rPr>
-      </w:pPr>
-      <w:r>
-        <w:rPr>
-          <w:sz w:val="28"/>
-          <w:szCs w:val="28"/>
-          <w:rtl w:val="0"/>
-        </w:rPr>
-        <w:t xml:space="preserve">Best-Fit phù hợp khi cần tối ưu bộ nhớ.</w:t>
+        <w:spacing w:after="0" w:afterAutospacing="0" w:before="240" w:line="360" w:lineRule="auto"/>
+        <w:ind w:left="720" w:hanging="360"/>
+        <w:rPr>
+          <w:sz w:val="28"/>
+          <w:szCs w:val="28"/>
+        </w:rPr>
+      </w:pPr>
+      <w:r>
+        <w:rPr>
+          <w:sz w:val="28"/>
+          <w:szCs w:val="28"/>
+          <w:rtl w:val="0"/>
+        </w:rPr>
+        <w:t xml:space="preserve">Kết quả hiển thị rõ ràng, dễ so sánh.</w:t>
       </w:r>
     </w:p>
     <w:p>
@@ -4932,101 +5982,586 @@
           <w:szCs w:val="28"/>
           <w:rtl w:val="0"/>
         </w:rPr>
-        <w:t xml:space="preserve">Worst-Fit giúp hạn chế phân mảnh nhỏ nhưng dễ lãng phí.</w:t>
-      </w:r>
-    </w:p>
-    <w:p>
-      <w:pPr>
+        <w:t xml:space="preserve">Có bảng hoặc sơ đồ bộ nhớ.</w:t>
+      </w:r>
+    </w:p>
+    <w:p>
+      <w:pPr>
+        <w:pStyle w:val="Heading3"/>
+        <w:keepNext w:val="0"/>
+        <w:keepLines w:val="0"/>
+        <w:spacing w:before="280" w:line="360" w:lineRule="auto"/>
+        <w:rPr>
+          <w:color w:val="000000"/>
+          <w:sz w:val="26"/>
+          <w:szCs w:val="26"/>
+        </w:rPr>
+      </w:pPr>
+      <w:bookmarkStart w:colFirst="0" w:colLast="0" w:name="_hai7xxcf7k69" w:id="41"/>
+      <w:bookmarkEnd w:id="41"/>
+      <w:r>
+        <w:rPr>
+          <w:color w:val="000000"/>
+          <w:sz w:val="26"/>
+          <w:szCs w:val="26"/>
+          <w:rtl w:val="0"/>
+        </w:rPr>
+        <w:t xml:space="preserve">4. Tính mở rộng</w:t>
+      </w:r>
+    </w:p>
+    <w:p>
+      <w:pPr>
+        <w:numPr>
+          <w:ilvl w:val="0"/>
+          <w:numId w:val="1"/>
+        </w:numPr>
         <w:spacing w:after="240" w:before="240" w:line="360" w:lineRule="auto"/>
-        <w:rPr>
-          <w:sz w:val="28"/>
-          <w:szCs w:val="28"/>
-        </w:rPr>
-      </w:pPr>
-      <w:r>
-        <w:rPr>
-          <w:sz w:val="28"/>
-          <w:szCs w:val="28"/>
-          <w:rtl w:val="0"/>
-        </w:rPr>
-        <w:t xml:space="preserve">Việc so sánh các thuật toán giúp người học hiểu rõ ưu và nhược điểm của từng phương pháp, từ đó lựa chọn thuật toán phù hợp trong từng trường hợp.</w:t>
-      </w:r>
-    </w:p>
-    <w:p>
-      <w:pPr>
-        <w:spacing w:after="240" w:before="240" w:line="360" w:lineRule="auto"/>
-        <w:rPr>
-          <w:sz w:val="28"/>
-          <w:szCs w:val="28"/>
-        </w:rPr>
-      </w:pPr>
-      <w:r>
-        <w:rPr>
-          <w:rtl w:val="0"/>
-        </w:rPr>
-      </w:r>
-    </w:p>
-    <w:p>
-      <w:pPr>
-        <w:spacing w:after="240" w:before="240" w:line="360" w:lineRule="auto"/>
-        <w:rPr>
-          <w:sz w:val="28"/>
-          <w:szCs w:val="28"/>
-        </w:rPr>
-      </w:pPr>
-      <w:r>
-        <w:rPr>
-          <w:rtl w:val="0"/>
-        </w:rPr>
-      </w:r>
-    </w:p>
-    <w:p>
-      <w:pPr>
-        <w:spacing w:after="240" w:before="240" w:line="360" w:lineRule="auto"/>
-        <w:rPr>
-          <w:sz w:val="28"/>
-          <w:szCs w:val="28"/>
-        </w:rPr>
-      </w:pPr>
-      <w:r>
-        <w:rPr>
-          <w:rtl w:val="0"/>
-        </w:rPr>
-      </w:r>
-    </w:p>
-    <w:p>
-      <w:pPr>
-        <w:spacing w:after="240" w:before="240" w:line="360" w:lineRule="auto"/>
-        <w:rPr>
-          <w:sz w:val="28"/>
-          <w:szCs w:val="28"/>
-        </w:rPr>
-      </w:pPr>
-      <w:r>
-        <w:rPr>
-          <w:rtl w:val="0"/>
-        </w:rPr>
-      </w:r>
-    </w:p>
-    <w:p>
-      <w:pPr>
-        <w:spacing w:after="240" w:before="240" w:line="360" w:lineRule="auto"/>
-        <w:rPr>
+        <w:ind w:left="720" w:hanging="360"/>
+        <w:rPr>
+          <w:sz w:val="28"/>
+          <w:szCs w:val="28"/>
+        </w:rPr>
+      </w:pPr>
+      <w:r>
+        <w:rPr>
+          <w:sz w:val="28"/>
+          <w:szCs w:val="28"/>
+          <w:rtl w:val="0"/>
+        </w:rPr>
+        <w:t xml:space="preserve">Có thể bổ sung thêm thuật toán mới trong tương lai.</w:t>
+      </w:r>
+    </w:p>
+    <w:p>
+      <w:pPr>
+        <w:pStyle w:val="Heading2"/>
+        <w:keepNext w:val="0"/>
+        <w:keepLines w:val="0"/>
+        <w:spacing w:before="360" w:line="360" w:lineRule="auto"/>
+        <w:rPr>
+          <w:rFonts w:ascii="Times New Roman" w:cs="Times New Roman" w:eastAsia="Times New Roman" w:hAnsi="Times New Roman"/>
           <w:b w:val="1"/>
           <w:bCs w:val="1"/>
-          <w:sz w:val="36"/>
-          <w:szCs w:val="36"/>
-        </w:rPr>
-      </w:pPr>
-      <w:r>
-        <w:rPr>
+          <w:color w:val="000000"/>
+          <w:sz w:val="30"/>
+          <w:szCs w:val="30"/>
+        </w:rPr>
+      </w:pPr>
+      <w:bookmarkStart w:colFirst="0" w:colLast="0" w:name="_bsm61kwb1a8v" w:id="42"/>
+      <w:bookmarkEnd w:id="42"/>
+      <w:r>
+        <w:rPr>
+          <w:rFonts w:ascii="Times New Roman" w:cs="Times New Roman" w:eastAsia="Times New Roman" w:hAnsi="Times New Roman"/>
           <w:b w:val="1"/>
           <w:bCs w:val="1"/>
-          <w:sz w:val="36"/>
-          <w:szCs w:val="36"/>
-          <w:rtl w:val="0"/>
-        </w:rPr>
-        <w:t xml:space="preserve">CHƯƠNG 3 – PHÂN TÍCH VÀ THIẾT KẾ HỆ THỐNG</w:t>
+          <w:color w:val="000000"/>
+          <w:sz w:val="30"/>
+          <w:szCs w:val="30"/>
+          <w:rtl w:val="0"/>
+        </w:rPr>
+        <w:t xml:space="preserve">3.4 Thiết kế giao diện chương trình</w:t>
+      </w:r>
+    </w:p>
+    <w:p>
+      <w:pPr>
+        <w:spacing w:after="240" w:before="240" w:line="360" w:lineRule="auto"/>
+        <w:rPr>
+          <w:sz w:val="28"/>
+          <w:szCs w:val="28"/>
+        </w:rPr>
+      </w:pPr>
+      <w:r>
+        <w:rPr>
+          <w:sz w:val="28"/>
+          <w:szCs w:val="28"/>
+          <w:rtl w:val="0"/>
+        </w:rPr>
+        <w:t xml:space="preserve">Giao diện chương trình gồm các khu vực chính:</w:t>
+      </w:r>
+    </w:p>
+    <w:p>
+      <w:pPr>
+        <w:pStyle w:val="Heading3"/>
+        <w:keepNext w:val="0"/>
+        <w:keepLines w:val="0"/>
+        <w:spacing w:before="280" w:line="360" w:lineRule="auto"/>
+        <w:rPr>
+          <w:color w:val="000000"/>
+          <w:sz w:val="26"/>
+          <w:szCs w:val="26"/>
+        </w:rPr>
+      </w:pPr>
+      <w:bookmarkStart w:colFirst="0" w:colLast="0" w:name="_jgkzxjnt8sgu" w:id="43"/>
+      <w:bookmarkEnd w:id="43"/>
+      <w:r>
+        <w:rPr>
+          <w:color w:val="000000"/>
+          <w:sz w:val="26"/>
+          <w:szCs w:val="26"/>
+          <w:rtl w:val="0"/>
+        </w:rPr>
+        <w:t xml:space="preserve">1. Khu vực nhập dữ liệu</w:t>
+      </w:r>
+    </w:p>
+    <w:p>
+      <w:pPr>
+        <w:spacing w:after="240" w:before="240" w:line="360" w:lineRule="auto"/>
+        <w:rPr>
+          <w:sz w:val="28"/>
+          <w:szCs w:val="28"/>
+        </w:rPr>
+      </w:pPr>
+      <w:r>
+        <w:rPr>
+          <w:sz w:val="28"/>
+          <w:szCs w:val="28"/>
+          <w:rtl w:val="0"/>
+        </w:rPr>
+        <w:t xml:space="preserve">Bao gồm:</w:t>
+      </w:r>
+    </w:p>
+    <w:p>
+      <w:pPr>
+        <w:numPr>
+          <w:ilvl w:val="0"/>
+          <w:numId w:val="15"/>
+        </w:numPr>
+        <w:spacing w:after="0" w:afterAutospacing="0" w:before="240" w:line="360" w:lineRule="auto"/>
+        <w:ind w:left="720" w:hanging="360"/>
+        <w:rPr>
+          <w:sz w:val="28"/>
+          <w:szCs w:val="28"/>
+        </w:rPr>
+      </w:pPr>
+      <w:r>
+        <w:rPr>
+          <w:sz w:val="28"/>
+          <w:szCs w:val="28"/>
+          <w:rtl w:val="0"/>
+        </w:rPr>
+        <w:t xml:space="preserve">Ô nhập số tiến trình</w:t>
+      </w:r>
+    </w:p>
+    <w:p>
+      <w:pPr>
+        <w:numPr>
+          <w:ilvl w:val="0"/>
+          <w:numId w:val="15"/>
+        </w:numPr>
+        <w:spacing w:after="0" w:afterAutospacing="0" w:before="0" w:beforeAutospacing="0" w:line="360" w:lineRule="auto"/>
+        <w:ind w:left="720" w:hanging="360"/>
+        <w:rPr>
+          <w:sz w:val="28"/>
+          <w:szCs w:val="28"/>
+        </w:rPr>
+      </w:pPr>
+      <w:r>
+        <w:rPr>
+          <w:sz w:val="28"/>
+          <w:szCs w:val="28"/>
+          <w:rtl w:val="0"/>
+        </w:rPr>
+        <w:t xml:space="preserve">Ô nhập kích thước tiến trình</w:t>
+      </w:r>
+    </w:p>
+    <w:p>
+      <w:pPr>
+        <w:numPr>
+          <w:ilvl w:val="0"/>
+          <w:numId w:val="15"/>
+        </w:numPr>
+        <w:spacing w:after="0" w:afterAutospacing="0" w:before="0" w:beforeAutospacing="0" w:line="360" w:lineRule="auto"/>
+        <w:ind w:left="720" w:hanging="360"/>
+        <w:rPr>
+          <w:sz w:val="28"/>
+          <w:szCs w:val="28"/>
+        </w:rPr>
+      </w:pPr>
+      <w:r>
+        <w:rPr>
+          <w:sz w:val="28"/>
+          <w:szCs w:val="28"/>
+          <w:rtl w:val="0"/>
+        </w:rPr>
+        <w:t xml:space="preserve">Ô nhập kích thước phân vùng bộ nhớ</w:t>
+      </w:r>
+    </w:p>
+    <w:p>
+      <w:pPr>
+        <w:numPr>
+          <w:ilvl w:val="0"/>
+          <w:numId w:val="15"/>
+        </w:numPr>
+        <w:spacing w:after="240" w:before="0" w:beforeAutospacing="0" w:line="360" w:lineRule="auto"/>
+        <w:ind w:left="720" w:hanging="360"/>
+        <w:rPr>
+          <w:sz w:val="28"/>
+          <w:szCs w:val="28"/>
+        </w:rPr>
+      </w:pPr>
+      <w:r>
+        <w:rPr>
+          <w:sz w:val="28"/>
+          <w:szCs w:val="28"/>
+          <w:rtl w:val="0"/>
+        </w:rPr>
+        <w:t xml:space="preserve">Nút “Thêm dữ liệu”</w:t>
+      </w:r>
+    </w:p>
+    <w:p>
+      <w:pPr>
+        <w:pStyle w:val="Heading3"/>
+        <w:keepNext w:val="0"/>
+        <w:keepLines w:val="0"/>
+        <w:spacing w:before="280" w:line="360" w:lineRule="auto"/>
+        <w:rPr>
+          <w:color w:val="000000"/>
+          <w:sz w:val="26"/>
+          <w:szCs w:val="26"/>
+        </w:rPr>
+      </w:pPr>
+      <w:bookmarkStart w:colFirst="0" w:colLast="0" w:name="_dj98tuodc7i5" w:id="44"/>
+      <w:bookmarkEnd w:id="44"/>
+      <w:r>
+        <w:rPr>
+          <w:color w:val="000000"/>
+          <w:sz w:val="26"/>
+          <w:szCs w:val="26"/>
+          <w:rtl w:val="0"/>
+        </w:rPr>
+        <w:t xml:space="preserve">2. Khu vực chọn thuật toán</w:t>
+      </w:r>
+    </w:p>
+    <w:p>
+      <w:pPr>
+        <w:spacing w:after="240" w:before="240" w:line="360" w:lineRule="auto"/>
+        <w:rPr>
+          <w:sz w:val="28"/>
+          <w:szCs w:val="28"/>
+        </w:rPr>
+      </w:pPr>
+      <w:r>
+        <w:rPr>
+          <w:sz w:val="28"/>
+          <w:szCs w:val="28"/>
+          <w:rtl w:val="0"/>
+        </w:rPr>
+        <w:t xml:space="preserve">Danh sách chọn:</w:t>
+      </w:r>
+    </w:p>
+    <w:p>
+      <w:pPr>
+        <w:numPr>
+          <w:ilvl w:val="0"/>
+          <w:numId w:val="11"/>
+        </w:numPr>
+        <w:spacing w:after="0" w:afterAutospacing="0" w:before="240" w:line="360" w:lineRule="auto"/>
+        <w:ind w:left="720" w:hanging="360"/>
+        <w:rPr>
+          <w:sz w:val="28"/>
+          <w:szCs w:val="28"/>
+        </w:rPr>
+      </w:pPr>
+      <w:r>
+        <w:rPr>
+          <w:sz w:val="28"/>
+          <w:szCs w:val="28"/>
+          <w:rtl w:val="0"/>
+        </w:rPr>
+        <w:t xml:space="preserve">First Fit</w:t>
+      </w:r>
+    </w:p>
+    <w:p>
+      <w:pPr>
+        <w:numPr>
+          <w:ilvl w:val="0"/>
+          <w:numId w:val="11"/>
+        </w:numPr>
+        <w:spacing w:after="0" w:afterAutospacing="0" w:before="0" w:beforeAutospacing="0" w:line="360" w:lineRule="auto"/>
+        <w:ind w:left="720" w:hanging="360"/>
+        <w:rPr>
+          <w:sz w:val="28"/>
+          <w:szCs w:val="28"/>
+        </w:rPr>
+      </w:pPr>
+      <w:r>
+        <w:rPr>
+          <w:sz w:val="28"/>
+          <w:szCs w:val="28"/>
+          <w:rtl w:val="0"/>
+        </w:rPr>
+        <w:t xml:space="preserve">Best Fit</w:t>
+      </w:r>
+    </w:p>
+    <w:p>
+      <w:pPr>
+        <w:numPr>
+          <w:ilvl w:val="0"/>
+          <w:numId w:val="11"/>
+        </w:numPr>
+        <w:spacing w:after="240" w:before="0" w:beforeAutospacing="0" w:line="360" w:lineRule="auto"/>
+        <w:ind w:left="720" w:hanging="360"/>
+        <w:rPr>
+          <w:sz w:val="28"/>
+          <w:szCs w:val="28"/>
+        </w:rPr>
+      </w:pPr>
+      <w:r>
+        <w:rPr>
+          <w:sz w:val="28"/>
+          <w:szCs w:val="28"/>
+          <w:rtl w:val="0"/>
+        </w:rPr>
+        <w:t xml:space="preserve">Worst Fit</w:t>
+      </w:r>
+    </w:p>
+    <w:p>
+      <w:pPr>
+        <w:spacing w:after="240" w:before="240" w:line="360" w:lineRule="auto"/>
+        <w:rPr>
+          <w:sz w:val="28"/>
+          <w:szCs w:val="28"/>
+        </w:rPr>
+      </w:pPr>
+      <w:r>
+        <w:rPr>
+          <w:sz w:val="28"/>
+          <w:szCs w:val="28"/>
+          <w:rtl w:val="0"/>
+        </w:rPr>
+        <w:t xml:space="preserve">Nút:</w:t>
+      </w:r>
+    </w:p>
+    <w:p>
+      <w:pPr>
+        <w:numPr>
+          <w:ilvl w:val="0"/>
+          <w:numId w:val="29"/>
+        </w:numPr>
+        <w:spacing w:after="0" w:afterAutospacing="0" w:before="240" w:line="360" w:lineRule="auto"/>
+        <w:ind w:left="720" w:hanging="360"/>
+        <w:rPr>
+          <w:sz w:val="28"/>
+          <w:szCs w:val="28"/>
+        </w:rPr>
+      </w:pPr>
+      <w:r>
+        <w:rPr>
+          <w:sz w:val="28"/>
+          <w:szCs w:val="28"/>
+          <w:rtl w:val="0"/>
+        </w:rPr>
+        <w:t xml:space="preserve">Run Simulation</w:t>
+      </w:r>
+    </w:p>
+    <w:p>
+      <w:pPr>
+        <w:numPr>
+          <w:ilvl w:val="0"/>
+          <w:numId w:val="29"/>
+        </w:numPr>
+        <w:spacing w:after="240" w:before="0" w:beforeAutospacing="0" w:line="360" w:lineRule="auto"/>
+        <w:ind w:left="720" w:hanging="360"/>
+        <w:rPr>
+          <w:sz w:val="28"/>
+          <w:szCs w:val="28"/>
+        </w:rPr>
+      </w:pPr>
+      <w:r>
+        <w:rPr>
+          <w:sz w:val="28"/>
+          <w:szCs w:val="28"/>
+          <w:rtl w:val="0"/>
+        </w:rPr>
+        <w:t xml:space="preserve">Reset</w:t>
+      </w:r>
+    </w:p>
+    <w:p>
+      <w:pPr>
+        <w:pStyle w:val="Heading3"/>
+        <w:keepNext w:val="0"/>
+        <w:keepLines w:val="0"/>
+        <w:spacing w:before="280" w:line="360" w:lineRule="auto"/>
+        <w:rPr>
+          <w:color w:val="000000"/>
+          <w:sz w:val="26"/>
+          <w:szCs w:val="26"/>
+        </w:rPr>
+      </w:pPr>
+      <w:bookmarkStart w:colFirst="0" w:colLast="0" w:name="_3aea96cjuh81" w:id="45"/>
+      <w:bookmarkEnd w:id="45"/>
+      <w:r>
+        <w:rPr>
+          <w:color w:val="000000"/>
+          <w:sz w:val="26"/>
+          <w:szCs w:val="26"/>
+          <w:rtl w:val="0"/>
+        </w:rPr>
+        <w:t xml:space="preserve">3. Khu vực hiển thị kết quả</w:t>
+      </w:r>
+    </w:p>
+    <w:p>
+      <w:pPr>
+        <w:spacing w:after="240" w:before="240" w:line="360" w:lineRule="auto"/>
+        <w:rPr>
+          <w:sz w:val="28"/>
+          <w:szCs w:val="28"/>
+        </w:rPr>
+      </w:pPr>
+      <w:r>
+        <w:rPr>
+          <w:sz w:val="28"/>
+          <w:szCs w:val="28"/>
+          <w:rtl w:val="0"/>
+        </w:rPr>
+        <w:t xml:space="preserve">Hiển thị:</w:t>
+      </w:r>
+    </w:p>
+    <w:p>
+      <w:pPr>
+        <w:numPr>
+          <w:ilvl w:val="0"/>
+          <w:numId w:val="25"/>
+        </w:numPr>
+        <w:spacing w:after="0" w:afterAutospacing="0" w:before="240" w:line="360" w:lineRule="auto"/>
+        <w:ind w:left="720" w:hanging="360"/>
+        <w:rPr>
+          <w:sz w:val="28"/>
+          <w:szCs w:val="28"/>
+        </w:rPr>
+      </w:pPr>
+      <w:r>
+        <w:rPr>
+          <w:sz w:val="28"/>
+          <w:szCs w:val="28"/>
+          <w:rtl w:val="0"/>
+        </w:rPr>
+        <w:t xml:space="preserve">Bảng phân bổ bộ nhớ</w:t>
+      </w:r>
+    </w:p>
+    <w:p>
+      <w:pPr>
+        <w:numPr>
+          <w:ilvl w:val="0"/>
+          <w:numId w:val="25"/>
+        </w:numPr>
+        <w:spacing w:after="0" w:afterAutospacing="0" w:before="0" w:beforeAutospacing="0" w:line="360" w:lineRule="auto"/>
+        <w:ind w:left="720" w:hanging="360"/>
+        <w:rPr>
+          <w:sz w:val="28"/>
+          <w:szCs w:val="28"/>
+        </w:rPr>
+      </w:pPr>
+      <w:r>
+        <w:rPr>
+          <w:sz w:val="28"/>
+          <w:szCs w:val="28"/>
+          <w:rtl w:val="0"/>
+        </w:rPr>
+        <w:t xml:space="preserve">Bộ nhớ còn trống</w:t>
+      </w:r>
+    </w:p>
+    <w:p>
+      <w:pPr>
+        <w:numPr>
+          <w:ilvl w:val="0"/>
+          <w:numId w:val="25"/>
+        </w:numPr>
+        <w:spacing w:after="240" w:before="0" w:beforeAutospacing="0" w:line="360" w:lineRule="auto"/>
+        <w:ind w:left="720" w:hanging="360"/>
+        <w:rPr>
+          <w:sz w:val="28"/>
+          <w:szCs w:val="28"/>
+        </w:rPr>
+      </w:pPr>
+      <w:r>
+        <w:rPr>
+          <w:sz w:val="28"/>
+          <w:szCs w:val="28"/>
+          <w:rtl w:val="0"/>
+        </w:rPr>
+        <w:t xml:space="preserve">Danh sách tiến trình chưa cấp phát</w:t>
+      </w:r>
+    </w:p>
+    <w:p>
+      <w:pPr>
+        <w:pStyle w:val="Heading2"/>
+        <w:keepNext w:val="0"/>
+        <w:keepLines w:val="0"/>
+        <w:spacing w:before="360" w:line="360" w:lineRule="auto"/>
+        <w:rPr>
+          <w:rFonts w:ascii="Times New Roman" w:cs="Times New Roman" w:eastAsia="Times New Roman" w:hAnsi="Times New Roman"/>
+          <w:color w:val="000000"/>
+          <w:sz w:val="30"/>
+          <w:szCs w:val="30"/>
+        </w:rPr>
+      </w:pPr>
+      <w:bookmarkStart w:colFirst="0" w:colLast="0" w:name="_ivfizacyh5i7" w:id="46"/>
+      <w:bookmarkEnd w:id="46"/>
+      <w:r>
+        <w:rPr>
+          <w:rFonts w:ascii="Times New Roman" w:cs="Times New Roman" w:eastAsia="Times New Roman" w:hAnsi="Times New Roman"/>
+          <w:color w:val="000000"/>
+          <w:sz w:val="30"/>
+          <w:szCs w:val="30"/>
+          <w:rtl w:val="0"/>
+        </w:rPr>
+        <w:t xml:space="preserve">3.5 Luồng hoạt động của chương trình</w:t>
+      </w:r>
+    </w:p>
+    <w:p>
+      <w:pPr>
+        <w:spacing w:after="240" w:before="240" w:line="360" w:lineRule="auto"/>
+        <w:rPr>
+          <w:sz w:val="28"/>
+          <w:szCs w:val="28"/>
+        </w:rPr>
+      </w:pPr>
+      <w:r>
+        <w:rPr>
+          <w:sz w:val="28"/>
+          <w:szCs w:val="28"/>
+          <w:rtl w:val="0"/>
+        </w:rPr>
+        <w:t xml:space="preserve">Luồng hoạt động của hệ thống:</w:t>
+      </w:r>
+    </w:p>
+    <w:p>
+      <w:pPr>
+        <w:spacing w:after="240" w:before="240" w:line="360" w:lineRule="auto"/>
+        <w:rPr>
+          <w:sz w:val="28"/>
+          <w:szCs w:val="28"/>
+        </w:rPr>
+      </w:pPr>
+      <w:r>
+        <w:rPr>
+          <w:sz w:val="28"/>
+          <w:szCs w:val="28"/>
+          <w:rtl w:val="0"/>
+        </w:rPr>
+        <w:t xml:space="preserve">Bước 1: Người dùng nhập dữ liệu tiến trình và bộ nhớ</w:t>
+        <w:br w:type="textWrapping"/>
+        <w:t xml:space="preserve"> Bước 2: Người dùng chọn thuật toán cấp phát</w:t>
+        <w:br w:type="textWrapping"/>
+        <w:t xml:space="preserve"> Bước 3: Hệ thống xử lý và mô phỏng cấp phát bộ nhớ</w:t>
+        <w:br w:type="textWrapping"/>
+        <w:t xml:space="preserve"> Bước 4: Hiển thị kết quả lên màn hình</w:t>
+        <w:br w:type="textWrapping"/>
+        <w:t xml:space="preserve"> Bước 5: Người dùng có thể chạy lại với thuật toán khác hoặc reset</w:t>
+      </w:r>
+    </w:p>
+    <w:p>
+      <w:pPr>
+        <w:spacing w:after="240" w:before="240" w:line="360" w:lineRule="auto"/>
+        <w:rPr>
+          <w:sz w:val="28"/>
+          <w:szCs w:val="28"/>
+        </w:rPr>
+      </w:pPr>
+      <w:r>
+        <w:rPr>
+          <w:rtl w:val="0"/>
+        </w:rPr>
       </w:r>
     </w:p>
     <w:p>
@@ -5385,8 +6920,8 @@
   <w:abstractNum w:abstractNumId="3">
     <w:lvl w:ilvl="0">
       <w:start w:val="1"/>
-      <w:numFmt w:val="decimal"/>
-      <w:lvlText w:val="%1."/>
+      <w:numFmt w:val="bullet"/>
+      <w:lvlText w:val="●"/>
       <w:lvlJc w:val="left"/>
       <w:pPr>
         <w:ind w:left="720" w:hanging="360"/>
@@ -5397,8 +6932,8 @@
     </w:lvl>
     <w:lvl w:ilvl="1">
       <w:start w:val="1"/>
-      <w:numFmt w:val="lowerLetter"/>
-      <w:lvlText w:val="%2."/>
+      <w:numFmt w:val="bullet"/>
+      <w:lvlText w:val="○"/>
       <w:lvlJc w:val="left"/>
       <w:pPr>
         <w:ind w:left="1440" w:hanging="360"/>
@@ -5409,8 +6944,8 @@
     </w:lvl>
     <w:lvl w:ilvl="2">
       <w:start w:val="1"/>
-      <w:numFmt w:val="lowerRoman"/>
-      <w:lvlText w:val="%3."/>
+      <w:numFmt w:val="bullet"/>
+      <w:lvlText w:val="■"/>
       <w:lvlJc w:val="left"/>
       <w:pPr>
         <w:ind w:left="2160" w:hanging="360"/>
@@ -5421,8 +6956,8 @@
     </w:lvl>
     <w:lvl w:ilvl="3">
       <w:start w:val="1"/>
-      <w:numFmt w:val="decimal"/>
-      <w:lvlText w:val="%4."/>
+      <w:numFmt w:val="bullet"/>
+      <w:lvlText w:val="●"/>
       <w:lvlJc w:val="left"/>
       <w:pPr>
         <w:ind w:left="2880" w:hanging="360"/>
@@ -5433,8 +6968,8 @@
     </w:lvl>
     <w:lvl w:ilvl="4">
       <w:start w:val="1"/>
-      <w:numFmt w:val="lowerLetter"/>
-      <w:lvlText w:val="%5."/>
+      <w:numFmt w:val="bullet"/>
+      <w:lvlText w:val="○"/>
       <w:lvlJc w:val="left"/>
       <w:pPr>
         <w:ind w:left="3600" w:hanging="360"/>
@@ -5445,8 +6980,8 @@
     </w:lvl>
     <w:lvl w:ilvl="5">
       <w:start w:val="1"/>
-      <w:numFmt w:val="lowerRoman"/>
-      <w:lvlText w:val="%6."/>
+      <w:numFmt w:val="bullet"/>
+      <w:lvlText w:val="■"/>
       <w:lvlJc w:val="left"/>
       <w:pPr>
         <w:ind w:left="4320" w:hanging="360"/>
@@ -5457,8 +6992,8 @@
     </w:lvl>
     <w:lvl w:ilvl="6">
       <w:start w:val="1"/>
-      <w:numFmt w:val="decimal"/>
-      <w:lvlText w:val="%7."/>
+      <w:numFmt w:val="bullet"/>
+      <w:lvlText w:val="●"/>
       <w:lvlJc w:val="left"/>
       <w:pPr>
         <w:ind w:left="5040" w:hanging="360"/>
@@ -5469,8 +7004,8 @@
     </w:lvl>
     <w:lvl w:ilvl="7">
       <w:start w:val="1"/>
-      <w:numFmt w:val="lowerLetter"/>
-      <w:lvlText w:val="%8."/>
+      <w:numFmt w:val="bullet"/>
+      <w:lvlText w:val="○"/>
       <w:lvlJc w:val="left"/>
       <w:pPr>
         <w:ind w:left="5760" w:hanging="360"/>
@@ -5481,8 +7016,8 @@
     </w:lvl>
     <w:lvl w:ilvl="8">
       <w:start w:val="1"/>
-      <w:numFmt w:val="lowerRoman"/>
-      <w:lvlText w:val="%9."/>
+      <w:numFmt w:val="bullet"/>
+      <w:lvlText w:val="■"/>
       <w:lvlJc w:val="left"/>
       <w:pPr>
         <w:ind w:left="6480" w:hanging="360"/>
@@ -5605,8 +7140,8 @@
   <w:abstractNum w:abstractNumId="5">
     <w:lvl w:ilvl="0">
       <w:start w:val="1"/>
-      <w:numFmt w:val="decimal"/>
-      <w:lvlText w:val="%1."/>
+      <w:numFmt w:val="bullet"/>
+      <w:lvlText w:val="●"/>
       <w:lvlJc w:val="left"/>
       <w:pPr>
         <w:ind w:left="720" w:hanging="360"/>
@@ -5617,8 +7152,8 @@
     </w:lvl>
     <w:lvl w:ilvl="1">
       <w:start w:val="1"/>
-      <w:numFmt w:val="lowerLetter"/>
-      <w:lvlText w:val="%2."/>
+      <w:numFmt w:val="bullet"/>
+      <w:lvlText w:val="○"/>
       <w:lvlJc w:val="left"/>
       <w:pPr>
         <w:ind w:left="1440" w:hanging="360"/>
@@ -5629,8 +7164,8 @@
     </w:lvl>
     <w:lvl w:ilvl="2">
       <w:start w:val="1"/>
-      <w:numFmt w:val="lowerRoman"/>
-      <w:lvlText w:val="%3."/>
+      <w:numFmt w:val="bullet"/>
+      <w:lvlText w:val="■"/>
       <w:lvlJc w:val="left"/>
       <w:pPr>
         <w:ind w:left="2160" w:hanging="360"/>
@@ -5641,8 +7176,8 @@
     </w:lvl>
     <w:lvl w:ilvl="3">
       <w:start w:val="1"/>
-      <w:numFmt w:val="decimal"/>
-      <w:lvlText w:val="%4."/>
+      <w:numFmt w:val="bullet"/>
+      <w:lvlText w:val="●"/>
       <w:lvlJc w:val="left"/>
       <w:pPr>
         <w:ind w:left="2880" w:hanging="360"/>
@@ -5653,8 +7188,8 @@
     </w:lvl>
     <w:lvl w:ilvl="4">
       <w:start w:val="1"/>
-      <w:numFmt w:val="lowerLetter"/>
-      <w:lvlText w:val="%5."/>
+      <w:numFmt w:val="bullet"/>
+      <w:lvlText w:val="○"/>
       <w:lvlJc w:val="left"/>
       <w:pPr>
         <w:ind w:left="3600" w:hanging="360"/>
@@ -5665,8 +7200,8 @@
     </w:lvl>
     <w:lvl w:ilvl="5">
       <w:start w:val="1"/>
-      <w:numFmt w:val="lowerRoman"/>
-      <w:lvlText w:val="%6."/>
+      <w:numFmt w:val="bullet"/>
+      <w:lvlText w:val="■"/>
       <w:lvlJc w:val="left"/>
       <w:pPr>
         <w:ind w:left="4320" w:hanging="360"/>
@@ -5677,8 +7212,8 @@
     </w:lvl>
     <w:lvl w:ilvl="6">
       <w:start w:val="1"/>
-      <w:numFmt w:val="decimal"/>
-      <w:lvlText w:val="%7."/>
+      <w:numFmt w:val="bullet"/>
+      <w:lvlText w:val="●"/>
       <w:lvlJc w:val="left"/>
       <w:pPr>
         <w:ind w:left="5040" w:hanging="360"/>
@@ -5689,8 +7224,8 @@
     </w:lvl>
     <w:lvl w:ilvl="7">
       <w:start w:val="1"/>
-      <w:numFmt w:val="lowerLetter"/>
-      <w:lvlText w:val="%8."/>
+      <w:numFmt w:val="bullet"/>
+      <w:lvlText w:val="○"/>
       <w:lvlJc w:val="left"/>
       <w:pPr>
         <w:ind w:left="5760" w:hanging="360"/>
@@ -5701,8 +7236,8 @@
     </w:lvl>
     <w:lvl w:ilvl="8">
       <w:start w:val="1"/>
-      <w:numFmt w:val="lowerRoman"/>
-      <w:lvlText w:val="%9."/>
+      <w:numFmt w:val="bullet"/>
+      <w:lvlText w:val="■"/>
       <w:lvlJc w:val="left"/>
       <w:pPr>
         <w:ind w:left="6480" w:hanging="360"/>
@@ -5715,8 +7250,8 @@
   <w:abstractNum w:abstractNumId="6">
     <w:lvl w:ilvl="0">
       <w:start w:val="1"/>
-      <w:numFmt w:val="decimal"/>
-      <w:lvlText w:val="%1."/>
+      <w:numFmt w:val="bullet"/>
+      <w:lvlText w:val="●"/>
       <w:lvlJc w:val="left"/>
       <w:pPr>
         <w:ind w:left="720" w:hanging="360"/>
@@ -5727,8 +7262,8 @@
     </w:lvl>
     <w:lvl w:ilvl="1">
       <w:start w:val="1"/>
-      <w:numFmt w:val="lowerLetter"/>
-      <w:lvlText w:val="%2."/>
+      <w:numFmt w:val="bullet"/>
+      <w:lvlText w:val="○"/>
       <w:lvlJc w:val="left"/>
       <w:pPr>
         <w:ind w:left="1440" w:hanging="360"/>
@@ -5739,8 +7274,8 @@
     </w:lvl>
     <w:lvl w:ilvl="2">
       <w:start w:val="1"/>
-      <w:numFmt w:val="lowerRoman"/>
-      <w:lvlText w:val="%3."/>
+      <w:numFmt w:val="bullet"/>
+      <w:lvlText w:val="■"/>
       <w:lvlJc w:val="left"/>
       <w:pPr>
         <w:ind w:left="2160" w:hanging="360"/>
@@ -5751,8 +7286,8 @@
     </w:lvl>
     <w:lvl w:ilvl="3">
       <w:start w:val="1"/>
-      <w:numFmt w:val="decimal"/>
-      <w:lvlText w:val="%4."/>
+      <w:numFmt w:val="bullet"/>
+      <w:lvlText w:val="●"/>
       <w:lvlJc w:val="left"/>
       <w:pPr>
         <w:ind w:left="2880" w:hanging="360"/>
@@ -5763,8 +7298,8 @@
     </w:lvl>
     <w:lvl w:ilvl="4">
       <w:start w:val="1"/>
-      <w:numFmt w:val="lowerLetter"/>
-      <w:lvlText w:val="%5."/>
+      <w:numFmt w:val="bullet"/>
+      <w:lvlText w:val="○"/>
       <w:lvlJc w:val="left"/>
       <w:pPr>
         <w:ind w:left="3600" w:hanging="360"/>
@@ -5775,8 +7310,8 @@
     </w:lvl>
     <w:lvl w:ilvl="5">
       <w:start w:val="1"/>
-      <w:numFmt w:val="lowerRoman"/>
-      <w:lvlText w:val="%6."/>
+      <w:numFmt w:val="bullet"/>
+      <w:lvlText w:val="■"/>
       <w:lvlJc w:val="left"/>
       <w:pPr>
         <w:ind w:left="4320" w:hanging="360"/>
@@ -5787,8 +7322,8 @@
     </w:lvl>
     <w:lvl w:ilvl="6">
       <w:start w:val="1"/>
-      <w:numFmt w:val="decimal"/>
-      <w:lvlText w:val="%7."/>
+      <w:numFmt w:val="bullet"/>
+      <w:lvlText w:val="●"/>
       <w:lvlJc w:val="left"/>
       <w:pPr>
         <w:ind w:left="5040" w:hanging="360"/>
@@ -5799,8 +7334,8 @@
     </w:lvl>
     <w:lvl w:ilvl="7">
       <w:start w:val="1"/>
-      <w:numFmt w:val="lowerLetter"/>
-      <w:lvlText w:val="%8."/>
+      <w:numFmt w:val="bullet"/>
+      <w:lvlText w:val="○"/>
       <w:lvlJc w:val="left"/>
       <w:pPr>
         <w:ind w:left="5760" w:hanging="360"/>
@@ -5811,8 +7346,8 @@
     </w:lvl>
     <w:lvl w:ilvl="8">
       <w:start w:val="1"/>
-      <w:numFmt w:val="lowerRoman"/>
-      <w:lvlText w:val="%9."/>
+      <w:numFmt w:val="bullet"/>
+      <w:lvlText w:val="■"/>
       <w:lvlJc w:val="left"/>
       <w:pPr>
         <w:ind w:left="6480" w:hanging="360"/>
@@ -5935,8 +7470,8 @@
   <w:abstractNum w:abstractNumId="8">
     <w:lvl w:ilvl="0">
       <w:start w:val="1"/>
-      <w:numFmt w:val="bullet"/>
-      <w:lvlText w:val="●"/>
+      <w:numFmt w:val="decimal"/>
+      <w:lvlText w:val="%1."/>
       <w:lvlJc w:val="left"/>
       <w:pPr>
         <w:ind w:left="720" w:hanging="360"/>
@@ -5947,8 +7482,8 @@
     </w:lvl>
     <w:lvl w:ilvl="1">
       <w:start w:val="1"/>
-      <w:numFmt w:val="bullet"/>
-      <w:lvlText w:val="○"/>
+      <w:numFmt w:val="lowerLetter"/>
+      <w:lvlText w:val="%2."/>
       <w:lvlJc w:val="left"/>
       <w:pPr>
         <w:ind w:left="1440" w:hanging="360"/>
@@ -5959,8 +7494,8 @@
     </w:lvl>
     <w:lvl w:ilvl="2">
       <w:start w:val="1"/>
-      <w:numFmt w:val="bullet"/>
-      <w:lvlText w:val="■"/>
+      <w:numFmt w:val="lowerRoman"/>
+      <w:lvlText w:val="%3."/>
       <w:lvlJc w:val="left"/>
       <w:pPr>
         <w:ind w:left="2160" w:hanging="360"/>
@@ -5971,8 +7506,8 @@
     </w:lvl>
     <w:lvl w:ilvl="3">
       <w:start w:val="1"/>
-      <w:numFmt w:val="bullet"/>
-      <w:lvlText w:val="●"/>
+      <w:numFmt w:val="decimal"/>
+      <w:lvlText w:val="%4."/>
       <w:lvlJc w:val="left"/>
       <w:pPr>
         <w:ind w:left="2880" w:hanging="360"/>
@@ -5983,8 +7518,8 @@
     </w:lvl>
     <w:lvl w:ilvl="4">
       <w:start w:val="1"/>
-      <w:numFmt w:val="bullet"/>
-      <w:lvlText w:val="○"/>
+      <w:numFmt w:val="lowerLetter"/>
+      <w:lvlText w:val="%5."/>
       <w:lvlJc w:val="left"/>
       <w:pPr>
         <w:ind w:left="3600" w:hanging="360"/>
@@ -5995,8 +7530,8 @@
     </w:lvl>
     <w:lvl w:ilvl="5">
       <w:start w:val="1"/>
-      <w:numFmt w:val="bullet"/>
-      <w:lvlText w:val="■"/>
+      <w:numFmt w:val="lowerRoman"/>
+      <w:lvlText w:val="%6."/>
       <w:lvlJc w:val="left"/>
       <w:pPr>
         <w:ind w:left="4320" w:hanging="360"/>
@@ -6007,8 +7542,8 @@
     </w:lvl>
     <w:lvl w:ilvl="6">
       <w:start w:val="1"/>
-      <w:numFmt w:val="bullet"/>
-      <w:lvlText w:val="●"/>
+      <w:numFmt w:val="decimal"/>
+      <w:lvlText w:val="%7."/>
       <w:lvlJc w:val="left"/>
       <w:pPr>
         <w:ind w:left="5040" w:hanging="360"/>
@@ -6019,8 +7554,8 @@
     </w:lvl>
     <w:lvl w:ilvl="7">
       <w:start w:val="1"/>
-      <w:numFmt w:val="bullet"/>
-      <w:lvlText w:val="○"/>
+      <w:numFmt w:val="lowerLetter"/>
+      <w:lvlText w:val="%8."/>
       <w:lvlJc w:val="left"/>
       <w:pPr>
         <w:ind w:left="5760" w:hanging="360"/>
@@ -6031,8 +7566,8 @@
     </w:lvl>
     <w:lvl w:ilvl="8">
       <w:start w:val="1"/>
-      <w:numFmt w:val="bullet"/>
-      <w:lvlText w:val="■"/>
+      <w:numFmt w:val="lowerRoman"/>
+      <w:lvlText w:val="%9."/>
       <w:lvlJc w:val="left"/>
       <w:pPr>
         <w:ind w:left="6480" w:hanging="360"/>
@@ -6045,8 +7580,8 @@
   <w:abstractNum w:abstractNumId="9">
     <w:lvl w:ilvl="0">
       <w:start w:val="1"/>
-      <w:numFmt w:val="decimal"/>
-      <w:lvlText w:val="%1."/>
+      <w:numFmt w:val="bullet"/>
+      <w:lvlText w:val="●"/>
       <w:lvlJc w:val="left"/>
       <w:pPr>
         <w:ind w:left="720" w:hanging="360"/>
@@ -6057,8 +7592,8 @@
     </w:lvl>
     <w:lvl w:ilvl="1">
       <w:start w:val="1"/>
-      <w:numFmt w:val="lowerLetter"/>
-      <w:lvlText w:val="%2."/>
+      <w:numFmt w:val="bullet"/>
+      <w:lvlText w:val="○"/>
       <w:lvlJc w:val="left"/>
       <w:pPr>
         <w:ind w:left="1440" w:hanging="360"/>
@@ -6069,8 +7604,8 @@
     </w:lvl>
     <w:lvl w:ilvl="2">
       <w:start w:val="1"/>
-      <w:numFmt w:val="lowerRoman"/>
-      <w:lvlText w:val="%3."/>
+      <w:numFmt w:val="bullet"/>
+      <w:lvlText w:val="■"/>
       <w:lvlJc w:val="left"/>
       <w:pPr>
         <w:ind w:left="2160" w:hanging="360"/>
@@ -6081,8 +7616,8 @@
     </w:lvl>
     <w:lvl w:ilvl="3">
       <w:start w:val="1"/>
-      <w:numFmt w:val="decimal"/>
-      <w:lvlText w:val="%4."/>
+      <w:numFmt w:val="bullet"/>
+      <w:lvlText w:val="●"/>
       <w:lvlJc w:val="left"/>
       <w:pPr>
         <w:ind w:left="2880" w:hanging="360"/>
@@ -6093,8 +7628,8 @@
     </w:lvl>
     <w:lvl w:ilvl="4">
       <w:start w:val="1"/>
-      <w:numFmt w:val="lowerLetter"/>
-      <w:lvlText w:val="%5."/>
+      <w:numFmt w:val="bullet"/>
+      <w:lvlText w:val="○"/>
       <w:lvlJc w:val="left"/>
       <w:pPr>
         <w:ind w:left="3600" w:hanging="360"/>
@@ -6105,8 +7640,8 @@
     </w:lvl>
     <w:lvl w:ilvl="5">
       <w:start w:val="1"/>
-      <w:numFmt w:val="lowerRoman"/>
-      <w:lvlText w:val="%6."/>
+      <w:numFmt w:val="bullet"/>
+      <w:lvlText w:val="■"/>
       <w:lvlJc w:val="left"/>
       <w:pPr>
         <w:ind w:left="4320" w:hanging="360"/>
@@ -6117,8 +7652,8 @@
     </w:lvl>
     <w:lvl w:ilvl="6">
       <w:start w:val="1"/>
-      <w:numFmt w:val="decimal"/>
-      <w:lvlText w:val="%7."/>
+      <w:numFmt w:val="bullet"/>
+      <w:lvlText w:val="●"/>
       <w:lvlJc w:val="left"/>
       <w:pPr>
         <w:ind w:left="5040" w:hanging="360"/>
@@ -6129,8 +7664,8 @@
     </w:lvl>
     <w:lvl w:ilvl="7">
       <w:start w:val="1"/>
-      <w:numFmt w:val="lowerLetter"/>
-      <w:lvlText w:val="%8."/>
+      <w:numFmt w:val="bullet"/>
+      <w:lvlText w:val="○"/>
       <w:lvlJc w:val="left"/>
       <w:pPr>
         <w:ind w:left="5760" w:hanging="360"/>
@@ -6141,8 +7676,8 @@
     </w:lvl>
     <w:lvl w:ilvl="8">
       <w:start w:val="1"/>
-      <w:numFmt w:val="lowerRoman"/>
-      <w:lvlText w:val="%9."/>
+      <w:numFmt w:val="bullet"/>
+      <w:lvlText w:val="■"/>
       <w:lvlJc w:val="left"/>
       <w:pPr>
         <w:ind w:left="6480" w:hanging="360"/>
@@ -6373,6 +7908,996 @@
     </w:lvl>
   </w:abstractNum>
   <w:abstractNum w:abstractNumId="12">
+    <w:lvl w:ilvl="0">
+      <w:start w:val="1"/>
+      <w:numFmt w:val="bullet"/>
+      <w:lvlText w:val="●"/>
+      <w:lvlJc w:val="left"/>
+      <w:pPr>
+        <w:ind w:left="720" w:hanging="360"/>
+      </w:pPr>
+      <w:rPr>
+        <w:u w:val="none"/>
+      </w:rPr>
+    </w:lvl>
+    <w:lvl w:ilvl="1">
+      <w:start w:val="1"/>
+      <w:numFmt w:val="bullet"/>
+      <w:lvlText w:val="○"/>
+      <w:lvlJc w:val="left"/>
+      <w:pPr>
+        <w:ind w:left="1440" w:hanging="360"/>
+      </w:pPr>
+      <w:rPr>
+        <w:u w:val="none"/>
+      </w:rPr>
+    </w:lvl>
+    <w:lvl w:ilvl="2">
+      <w:start w:val="1"/>
+      <w:numFmt w:val="bullet"/>
+      <w:lvlText w:val="■"/>
+      <w:lvlJc w:val="left"/>
+      <w:pPr>
+        <w:ind w:left="2160" w:hanging="360"/>
+      </w:pPr>
+      <w:rPr>
+        <w:u w:val="none"/>
+      </w:rPr>
+    </w:lvl>
+    <w:lvl w:ilvl="3">
+      <w:start w:val="1"/>
+      <w:numFmt w:val="bullet"/>
+      <w:lvlText w:val="●"/>
+      <w:lvlJc w:val="left"/>
+      <w:pPr>
+        <w:ind w:left="2880" w:hanging="360"/>
+      </w:pPr>
+      <w:rPr>
+        <w:u w:val="none"/>
+      </w:rPr>
+    </w:lvl>
+    <w:lvl w:ilvl="4">
+      <w:start w:val="1"/>
+      <w:numFmt w:val="bullet"/>
+      <w:lvlText w:val="○"/>
+      <w:lvlJc w:val="left"/>
+      <w:pPr>
+        <w:ind w:left="3600" w:hanging="360"/>
+      </w:pPr>
+      <w:rPr>
+        <w:u w:val="none"/>
+      </w:rPr>
+    </w:lvl>
+    <w:lvl w:ilvl="5">
+      <w:start w:val="1"/>
+      <w:numFmt w:val="bullet"/>
+      <w:lvlText w:val="■"/>
+      <w:lvlJc w:val="left"/>
+      <w:pPr>
+        <w:ind w:left="4320" w:hanging="360"/>
+      </w:pPr>
+      <w:rPr>
+        <w:u w:val="none"/>
+      </w:rPr>
+    </w:lvl>
+    <w:lvl w:ilvl="6">
+      <w:start w:val="1"/>
+      <w:numFmt w:val="bullet"/>
+      <w:lvlText w:val="●"/>
+      <w:lvlJc w:val="left"/>
+      <w:pPr>
+        <w:ind w:left="5040" w:hanging="360"/>
+      </w:pPr>
+      <w:rPr>
+        <w:u w:val="none"/>
+      </w:rPr>
+    </w:lvl>
+    <w:lvl w:ilvl="7">
+      <w:start w:val="1"/>
+      <w:numFmt w:val="bullet"/>
+      <w:lvlText w:val="○"/>
+      <w:lvlJc w:val="left"/>
+      <w:pPr>
+        <w:ind w:left="5760" w:hanging="360"/>
+      </w:pPr>
+      <w:rPr>
+        <w:u w:val="none"/>
+      </w:rPr>
+    </w:lvl>
+    <w:lvl w:ilvl="8">
+      <w:start w:val="1"/>
+      <w:numFmt w:val="bullet"/>
+      <w:lvlText w:val="■"/>
+      <w:lvlJc w:val="left"/>
+      <w:pPr>
+        <w:ind w:left="6480" w:hanging="360"/>
+      </w:pPr>
+      <w:rPr>
+        <w:u w:val="none"/>
+      </w:rPr>
+    </w:lvl>
+  </w:abstractNum>
+  <w:abstractNum w:abstractNumId="13">
+    <w:lvl w:ilvl="0">
+      <w:start w:val="1"/>
+      <w:numFmt w:val="decimal"/>
+      <w:lvlText w:val="%1."/>
+      <w:lvlJc w:val="left"/>
+      <w:pPr>
+        <w:ind w:left="720" w:hanging="360"/>
+      </w:pPr>
+      <w:rPr>
+        <w:u w:val="none"/>
+      </w:rPr>
+    </w:lvl>
+    <w:lvl w:ilvl="1">
+      <w:start w:val="1"/>
+      <w:numFmt w:val="lowerLetter"/>
+      <w:lvlText w:val="%2."/>
+      <w:lvlJc w:val="left"/>
+      <w:pPr>
+        <w:ind w:left="1440" w:hanging="360"/>
+      </w:pPr>
+      <w:rPr>
+        <w:u w:val="none"/>
+      </w:rPr>
+    </w:lvl>
+    <w:lvl w:ilvl="2">
+      <w:start w:val="1"/>
+      <w:numFmt w:val="lowerRoman"/>
+      <w:lvlText w:val="%3."/>
+      <w:lvlJc w:val="left"/>
+      <w:pPr>
+        <w:ind w:left="2160" w:hanging="360"/>
+      </w:pPr>
+      <w:rPr>
+        <w:u w:val="none"/>
+      </w:rPr>
+    </w:lvl>
+    <w:lvl w:ilvl="3">
+      <w:start w:val="1"/>
+      <w:numFmt w:val="decimal"/>
+      <w:lvlText w:val="%4."/>
+      <w:lvlJc w:val="left"/>
+      <w:pPr>
+        <w:ind w:left="2880" w:hanging="360"/>
+      </w:pPr>
+      <w:rPr>
+        <w:u w:val="none"/>
+      </w:rPr>
+    </w:lvl>
+    <w:lvl w:ilvl="4">
+      <w:start w:val="1"/>
+      <w:numFmt w:val="lowerLetter"/>
+      <w:lvlText w:val="%5."/>
+      <w:lvlJc w:val="left"/>
+      <w:pPr>
+        <w:ind w:left="3600" w:hanging="360"/>
+      </w:pPr>
+      <w:rPr>
+        <w:u w:val="none"/>
+      </w:rPr>
+    </w:lvl>
+    <w:lvl w:ilvl="5">
+      <w:start w:val="1"/>
+      <w:numFmt w:val="lowerRoman"/>
+      <w:lvlText w:val="%6."/>
+      <w:lvlJc w:val="left"/>
+      <w:pPr>
+        <w:ind w:left="4320" w:hanging="360"/>
+      </w:pPr>
+      <w:rPr>
+        <w:u w:val="none"/>
+      </w:rPr>
+    </w:lvl>
+    <w:lvl w:ilvl="6">
+      <w:start w:val="1"/>
+      <w:numFmt w:val="decimal"/>
+      <w:lvlText w:val="%7."/>
+      <w:lvlJc w:val="left"/>
+      <w:pPr>
+        <w:ind w:left="5040" w:hanging="360"/>
+      </w:pPr>
+      <w:rPr>
+        <w:u w:val="none"/>
+      </w:rPr>
+    </w:lvl>
+    <w:lvl w:ilvl="7">
+      <w:start w:val="1"/>
+      <w:numFmt w:val="lowerLetter"/>
+      <w:lvlText w:val="%8."/>
+      <w:lvlJc w:val="left"/>
+      <w:pPr>
+        <w:ind w:left="5760" w:hanging="360"/>
+      </w:pPr>
+      <w:rPr>
+        <w:u w:val="none"/>
+      </w:rPr>
+    </w:lvl>
+    <w:lvl w:ilvl="8">
+      <w:start w:val="1"/>
+      <w:numFmt w:val="lowerRoman"/>
+      <w:lvlText w:val="%9."/>
+      <w:lvlJc w:val="left"/>
+      <w:pPr>
+        <w:ind w:left="6480" w:hanging="360"/>
+      </w:pPr>
+      <w:rPr>
+        <w:u w:val="none"/>
+      </w:rPr>
+    </w:lvl>
+  </w:abstractNum>
+  <w:abstractNum w:abstractNumId="14">
+    <w:lvl w:ilvl="0">
+      <w:start w:val="1"/>
+      <w:numFmt w:val="decimal"/>
+      <w:lvlText w:val="%1."/>
+      <w:lvlJc w:val="left"/>
+      <w:pPr>
+        <w:ind w:left="720" w:hanging="360"/>
+      </w:pPr>
+      <w:rPr>
+        <w:u w:val="none"/>
+      </w:rPr>
+    </w:lvl>
+    <w:lvl w:ilvl="1">
+      <w:start w:val="1"/>
+      <w:numFmt w:val="lowerLetter"/>
+      <w:lvlText w:val="%2."/>
+      <w:lvlJc w:val="left"/>
+      <w:pPr>
+        <w:ind w:left="1440" w:hanging="360"/>
+      </w:pPr>
+      <w:rPr>
+        <w:u w:val="none"/>
+      </w:rPr>
+    </w:lvl>
+    <w:lvl w:ilvl="2">
+      <w:start w:val="1"/>
+      <w:numFmt w:val="lowerRoman"/>
+      <w:lvlText w:val="%3."/>
+      <w:lvlJc w:val="left"/>
+      <w:pPr>
+        <w:ind w:left="2160" w:hanging="360"/>
+      </w:pPr>
+      <w:rPr>
+        <w:u w:val="none"/>
+      </w:rPr>
+    </w:lvl>
+    <w:lvl w:ilvl="3">
+      <w:start w:val="1"/>
+      <w:numFmt w:val="decimal"/>
+      <w:lvlText w:val="%4."/>
+      <w:lvlJc w:val="left"/>
+      <w:pPr>
+        <w:ind w:left="2880" w:hanging="360"/>
+      </w:pPr>
+      <w:rPr>
+        <w:u w:val="none"/>
+      </w:rPr>
+    </w:lvl>
+    <w:lvl w:ilvl="4">
+      <w:start w:val="1"/>
+      <w:numFmt w:val="lowerLetter"/>
+      <w:lvlText w:val="%5."/>
+      <w:lvlJc w:val="left"/>
+      <w:pPr>
+        <w:ind w:left="3600" w:hanging="360"/>
+      </w:pPr>
+      <w:rPr>
+        <w:u w:val="none"/>
+      </w:rPr>
+    </w:lvl>
+    <w:lvl w:ilvl="5">
+      <w:start w:val="1"/>
+      <w:numFmt w:val="lowerRoman"/>
+      <w:lvlText w:val="%6."/>
+      <w:lvlJc w:val="left"/>
+      <w:pPr>
+        <w:ind w:left="4320" w:hanging="360"/>
+      </w:pPr>
+      <w:rPr>
+        <w:u w:val="none"/>
+      </w:rPr>
+    </w:lvl>
+    <w:lvl w:ilvl="6">
+      <w:start w:val="1"/>
+      <w:numFmt w:val="decimal"/>
+      <w:lvlText w:val="%7."/>
+      <w:lvlJc w:val="left"/>
+      <w:pPr>
+        <w:ind w:left="5040" w:hanging="360"/>
+      </w:pPr>
+      <w:rPr>
+        <w:u w:val="none"/>
+      </w:rPr>
+    </w:lvl>
+    <w:lvl w:ilvl="7">
+      <w:start w:val="1"/>
+      <w:numFmt w:val="lowerLetter"/>
+      <w:lvlText w:val="%8."/>
+      <w:lvlJc w:val="left"/>
+      <w:pPr>
+        <w:ind w:left="5760" w:hanging="360"/>
+      </w:pPr>
+      <w:rPr>
+        <w:u w:val="none"/>
+      </w:rPr>
+    </w:lvl>
+    <w:lvl w:ilvl="8">
+      <w:start w:val="1"/>
+      <w:numFmt w:val="lowerRoman"/>
+      <w:lvlText w:val="%9."/>
+      <w:lvlJc w:val="left"/>
+      <w:pPr>
+        <w:ind w:left="6480" w:hanging="360"/>
+      </w:pPr>
+      <w:rPr>
+        <w:u w:val="none"/>
+      </w:rPr>
+    </w:lvl>
+  </w:abstractNum>
+  <w:abstractNum w:abstractNumId="15">
+    <w:lvl w:ilvl="0">
+      <w:start w:val="1"/>
+      <w:numFmt w:val="bullet"/>
+      <w:lvlText w:val="●"/>
+      <w:lvlJc w:val="left"/>
+      <w:pPr>
+        <w:ind w:left="720" w:hanging="360"/>
+      </w:pPr>
+      <w:rPr>
+        <w:u w:val="none"/>
+      </w:rPr>
+    </w:lvl>
+    <w:lvl w:ilvl="1">
+      <w:start w:val="1"/>
+      <w:numFmt w:val="bullet"/>
+      <w:lvlText w:val="○"/>
+      <w:lvlJc w:val="left"/>
+      <w:pPr>
+        <w:ind w:left="1440" w:hanging="360"/>
+      </w:pPr>
+      <w:rPr>
+        <w:u w:val="none"/>
+      </w:rPr>
+    </w:lvl>
+    <w:lvl w:ilvl="2">
+      <w:start w:val="1"/>
+      <w:numFmt w:val="bullet"/>
+      <w:lvlText w:val="■"/>
+      <w:lvlJc w:val="left"/>
+      <w:pPr>
+        <w:ind w:left="2160" w:hanging="360"/>
+      </w:pPr>
+      <w:rPr>
+        <w:u w:val="none"/>
+      </w:rPr>
+    </w:lvl>
+    <w:lvl w:ilvl="3">
+      <w:start w:val="1"/>
+      <w:numFmt w:val="bullet"/>
+      <w:lvlText w:val="●"/>
+      <w:lvlJc w:val="left"/>
+      <w:pPr>
+        <w:ind w:left="2880" w:hanging="360"/>
+      </w:pPr>
+      <w:rPr>
+        <w:u w:val="none"/>
+      </w:rPr>
+    </w:lvl>
+    <w:lvl w:ilvl="4">
+      <w:start w:val="1"/>
+      <w:numFmt w:val="bullet"/>
+      <w:lvlText w:val="○"/>
+      <w:lvlJc w:val="left"/>
+      <w:pPr>
+        <w:ind w:left="3600" w:hanging="360"/>
+      </w:pPr>
+      <w:rPr>
+        <w:u w:val="none"/>
+      </w:rPr>
+    </w:lvl>
+    <w:lvl w:ilvl="5">
+      <w:start w:val="1"/>
+      <w:numFmt w:val="bullet"/>
+      <w:lvlText w:val="■"/>
+      <w:lvlJc w:val="left"/>
+      <w:pPr>
+        <w:ind w:left="4320" w:hanging="360"/>
+      </w:pPr>
+      <w:rPr>
+        <w:u w:val="none"/>
+      </w:rPr>
+    </w:lvl>
+    <w:lvl w:ilvl="6">
+      <w:start w:val="1"/>
+      <w:numFmt w:val="bullet"/>
+      <w:lvlText w:val="●"/>
+      <w:lvlJc w:val="left"/>
+      <w:pPr>
+        <w:ind w:left="5040" w:hanging="360"/>
+      </w:pPr>
+      <w:rPr>
+        <w:u w:val="none"/>
+      </w:rPr>
+    </w:lvl>
+    <w:lvl w:ilvl="7">
+      <w:start w:val="1"/>
+      <w:numFmt w:val="bullet"/>
+      <w:lvlText w:val="○"/>
+      <w:lvlJc w:val="left"/>
+      <w:pPr>
+        <w:ind w:left="5760" w:hanging="360"/>
+      </w:pPr>
+      <w:rPr>
+        <w:u w:val="none"/>
+      </w:rPr>
+    </w:lvl>
+    <w:lvl w:ilvl="8">
+      <w:start w:val="1"/>
+      <w:numFmt w:val="bullet"/>
+      <w:lvlText w:val="■"/>
+      <w:lvlJc w:val="left"/>
+      <w:pPr>
+        <w:ind w:left="6480" w:hanging="360"/>
+      </w:pPr>
+      <w:rPr>
+        <w:u w:val="none"/>
+      </w:rPr>
+    </w:lvl>
+  </w:abstractNum>
+  <w:abstractNum w:abstractNumId="16">
+    <w:lvl w:ilvl="0">
+      <w:start w:val="1"/>
+      <w:numFmt w:val="bullet"/>
+      <w:lvlText w:val="●"/>
+      <w:lvlJc w:val="left"/>
+      <w:pPr>
+        <w:ind w:left="720" w:hanging="360"/>
+      </w:pPr>
+      <w:rPr>
+        <w:u w:val="none"/>
+      </w:rPr>
+    </w:lvl>
+    <w:lvl w:ilvl="1">
+      <w:start w:val="1"/>
+      <w:numFmt w:val="bullet"/>
+      <w:lvlText w:val="○"/>
+      <w:lvlJc w:val="left"/>
+      <w:pPr>
+        <w:ind w:left="1440" w:hanging="360"/>
+      </w:pPr>
+      <w:rPr>
+        <w:u w:val="none"/>
+      </w:rPr>
+    </w:lvl>
+    <w:lvl w:ilvl="2">
+      <w:start w:val="1"/>
+      <w:numFmt w:val="bullet"/>
+      <w:lvlText w:val="■"/>
+      <w:lvlJc w:val="left"/>
+      <w:pPr>
+        <w:ind w:left="2160" w:hanging="360"/>
+      </w:pPr>
+      <w:rPr>
+        <w:u w:val="none"/>
+      </w:rPr>
+    </w:lvl>
+    <w:lvl w:ilvl="3">
+      <w:start w:val="1"/>
+      <w:numFmt w:val="bullet"/>
+      <w:lvlText w:val="●"/>
+      <w:lvlJc w:val="left"/>
+      <w:pPr>
+        <w:ind w:left="2880" w:hanging="360"/>
+      </w:pPr>
+      <w:rPr>
+        <w:u w:val="none"/>
+      </w:rPr>
+    </w:lvl>
+    <w:lvl w:ilvl="4">
+      <w:start w:val="1"/>
+      <w:numFmt w:val="bullet"/>
+      <w:lvlText w:val="○"/>
+      <w:lvlJc w:val="left"/>
+      <w:pPr>
+        <w:ind w:left="3600" w:hanging="360"/>
+      </w:pPr>
+      <w:rPr>
+        <w:u w:val="none"/>
+      </w:rPr>
+    </w:lvl>
+    <w:lvl w:ilvl="5">
+      <w:start w:val="1"/>
+      <w:numFmt w:val="bullet"/>
+      <w:lvlText w:val="■"/>
+      <w:lvlJc w:val="left"/>
+      <w:pPr>
+        <w:ind w:left="4320" w:hanging="360"/>
+      </w:pPr>
+      <w:rPr>
+        <w:u w:val="none"/>
+      </w:rPr>
+    </w:lvl>
+    <w:lvl w:ilvl="6">
+      <w:start w:val="1"/>
+      <w:numFmt w:val="bullet"/>
+      <w:lvlText w:val="●"/>
+      <w:lvlJc w:val="left"/>
+      <w:pPr>
+        <w:ind w:left="5040" w:hanging="360"/>
+      </w:pPr>
+      <w:rPr>
+        <w:u w:val="none"/>
+      </w:rPr>
+    </w:lvl>
+    <w:lvl w:ilvl="7">
+      <w:start w:val="1"/>
+      <w:numFmt w:val="bullet"/>
+      <w:lvlText w:val="○"/>
+      <w:lvlJc w:val="left"/>
+      <w:pPr>
+        <w:ind w:left="5760" w:hanging="360"/>
+      </w:pPr>
+      <w:rPr>
+        <w:u w:val="none"/>
+      </w:rPr>
+    </w:lvl>
+    <w:lvl w:ilvl="8">
+      <w:start w:val="1"/>
+      <w:numFmt w:val="bullet"/>
+      <w:lvlText w:val="■"/>
+      <w:lvlJc w:val="left"/>
+      <w:pPr>
+        <w:ind w:left="6480" w:hanging="360"/>
+      </w:pPr>
+      <w:rPr>
+        <w:u w:val="none"/>
+      </w:rPr>
+    </w:lvl>
+  </w:abstractNum>
+  <w:abstractNum w:abstractNumId="17">
+    <w:lvl w:ilvl="0">
+      <w:start w:val="1"/>
+      <w:numFmt w:val="bullet"/>
+      <w:lvlText w:val="●"/>
+      <w:lvlJc w:val="left"/>
+      <w:pPr>
+        <w:ind w:left="720" w:hanging="360"/>
+      </w:pPr>
+      <w:rPr>
+        <w:u w:val="none"/>
+      </w:rPr>
+    </w:lvl>
+    <w:lvl w:ilvl="1">
+      <w:start w:val="1"/>
+      <w:numFmt w:val="bullet"/>
+      <w:lvlText w:val="○"/>
+      <w:lvlJc w:val="left"/>
+      <w:pPr>
+        <w:ind w:left="1440" w:hanging="360"/>
+      </w:pPr>
+      <w:rPr>
+        <w:u w:val="none"/>
+      </w:rPr>
+    </w:lvl>
+    <w:lvl w:ilvl="2">
+      <w:start w:val="1"/>
+      <w:numFmt w:val="bullet"/>
+      <w:lvlText w:val="■"/>
+      <w:lvlJc w:val="left"/>
+      <w:pPr>
+        <w:ind w:left="2160" w:hanging="360"/>
+      </w:pPr>
+      <w:rPr>
+        <w:u w:val="none"/>
+      </w:rPr>
+    </w:lvl>
+    <w:lvl w:ilvl="3">
+      <w:start w:val="1"/>
+      <w:numFmt w:val="bullet"/>
+      <w:lvlText w:val="●"/>
+      <w:lvlJc w:val="left"/>
+      <w:pPr>
+        <w:ind w:left="2880" w:hanging="360"/>
+      </w:pPr>
+      <w:rPr>
+        <w:u w:val="none"/>
+      </w:rPr>
+    </w:lvl>
+    <w:lvl w:ilvl="4">
+      <w:start w:val="1"/>
+      <w:numFmt w:val="bullet"/>
+      <w:lvlText w:val="○"/>
+      <w:lvlJc w:val="left"/>
+      <w:pPr>
+        <w:ind w:left="3600" w:hanging="360"/>
+      </w:pPr>
+      <w:rPr>
+        <w:u w:val="none"/>
+      </w:rPr>
+    </w:lvl>
+    <w:lvl w:ilvl="5">
+      <w:start w:val="1"/>
+      <w:numFmt w:val="bullet"/>
+      <w:lvlText w:val="■"/>
+      <w:lvlJc w:val="left"/>
+      <w:pPr>
+        <w:ind w:left="4320" w:hanging="360"/>
+      </w:pPr>
+      <w:rPr>
+        <w:u w:val="none"/>
+      </w:rPr>
+    </w:lvl>
+    <w:lvl w:ilvl="6">
+      <w:start w:val="1"/>
+      <w:numFmt w:val="bullet"/>
+      <w:lvlText w:val="●"/>
+      <w:lvlJc w:val="left"/>
+      <w:pPr>
+        <w:ind w:left="5040" w:hanging="360"/>
+      </w:pPr>
+      <w:rPr>
+        <w:u w:val="none"/>
+      </w:rPr>
+    </w:lvl>
+    <w:lvl w:ilvl="7">
+      <w:start w:val="1"/>
+      <w:numFmt w:val="bullet"/>
+      <w:lvlText w:val="○"/>
+      <w:lvlJc w:val="left"/>
+      <w:pPr>
+        <w:ind w:left="5760" w:hanging="360"/>
+      </w:pPr>
+      <w:rPr>
+        <w:u w:val="none"/>
+      </w:rPr>
+    </w:lvl>
+    <w:lvl w:ilvl="8">
+      <w:start w:val="1"/>
+      <w:numFmt w:val="bullet"/>
+      <w:lvlText w:val="■"/>
+      <w:lvlJc w:val="left"/>
+      <w:pPr>
+        <w:ind w:left="6480" w:hanging="360"/>
+      </w:pPr>
+      <w:rPr>
+        <w:u w:val="none"/>
+      </w:rPr>
+    </w:lvl>
+  </w:abstractNum>
+  <w:abstractNum w:abstractNumId="18">
+    <w:lvl w:ilvl="0">
+      <w:start w:val="1"/>
+      <w:numFmt w:val="decimal"/>
+      <w:lvlText w:val="%1."/>
+      <w:lvlJc w:val="left"/>
+      <w:pPr>
+        <w:ind w:left="720" w:hanging="360"/>
+      </w:pPr>
+      <w:rPr>
+        <w:u w:val="none"/>
+      </w:rPr>
+    </w:lvl>
+    <w:lvl w:ilvl="1">
+      <w:start w:val="1"/>
+      <w:numFmt w:val="lowerLetter"/>
+      <w:lvlText w:val="%2."/>
+      <w:lvlJc w:val="left"/>
+      <w:pPr>
+        <w:ind w:left="1440" w:hanging="360"/>
+      </w:pPr>
+      <w:rPr>
+        <w:u w:val="none"/>
+      </w:rPr>
+    </w:lvl>
+    <w:lvl w:ilvl="2">
+      <w:start w:val="1"/>
+      <w:numFmt w:val="lowerRoman"/>
+      <w:lvlText w:val="%3."/>
+      <w:lvlJc w:val="left"/>
+      <w:pPr>
+        <w:ind w:left="2160" w:hanging="360"/>
+      </w:pPr>
+      <w:rPr>
+        <w:u w:val="none"/>
+      </w:rPr>
+    </w:lvl>
+    <w:lvl w:ilvl="3">
+      <w:start w:val="1"/>
+      <w:numFmt w:val="decimal"/>
+      <w:lvlText w:val="%4."/>
+      <w:lvlJc w:val="left"/>
+      <w:pPr>
+        <w:ind w:left="2880" w:hanging="360"/>
+      </w:pPr>
+      <w:rPr>
+        <w:u w:val="none"/>
+      </w:rPr>
+    </w:lvl>
+    <w:lvl w:ilvl="4">
+      <w:start w:val="1"/>
+      <w:numFmt w:val="lowerLetter"/>
+      <w:lvlText w:val="%5."/>
+      <w:lvlJc w:val="left"/>
+      <w:pPr>
+        <w:ind w:left="3600" w:hanging="360"/>
+      </w:pPr>
+      <w:rPr>
+        <w:u w:val="none"/>
+      </w:rPr>
+    </w:lvl>
+    <w:lvl w:ilvl="5">
+      <w:start w:val="1"/>
+      <w:numFmt w:val="lowerRoman"/>
+      <w:lvlText w:val="%6."/>
+      <w:lvlJc w:val="left"/>
+      <w:pPr>
+        <w:ind w:left="4320" w:hanging="360"/>
+      </w:pPr>
+      <w:rPr>
+        <w:u w:val="none"/>
+      </w:rPr>
+    </w:lvl>
+    <w:lvl w:ilvl="6">
+      <w:start w:val="1"/>
+      <w:numFmt w:val="decimal"/>
+      <w:lvlText w:val="%7."/>
+      <w:lvlJc w:val="left"/>
+      <w:pPr>
+        <w:ind w:left="5040" w:hanging="360"/>
+      </w:pPr>
+      <w:rPr>
+        <w:u w:val="none"/>
+      </w:rPr>
+    </w:lvl>
+    <w:lvl w:ilvl="7">
+      <w:start w:val="1"/>
+      <w:numFmt w:val="lowerLetter"/>
+      <w:lvlText w:val="%8."/>
+      <w:lvlJc w:val="left"/>
+      <w:pPr>
+        <w:ind w:left="5760" w:hanging="360"/>
+      </w:pPr>
+      <w:rPr>
+        <w:u w:val="none"/>
+      </w:rPr>
+    </w:lvl>
+    <w:lvl w:ilvl="8">
+      <w:start w:val="1"/>
+      <w:numFmt w:val="lowerRoman"/>
+      <w:lvlText w:val="%9."/>
+      <w:lvlJc w:val="left"/>
+      <w:pPr>
+        <w:ind w:left="6480" w:hanging="360"/>
+      </w:pPr>
+      <w:rPr>
+        <w:u w:val="none"/>
+      </w:rPr>
+    </w:lvl>
+  </w:abstractNum>
+  <w:abstractNum w:abstractNumId="19">
+    <w:lvl w:ilvl="0">
+      <w:start w:val="1"/>
+      <w:numFmt w:val="bullet"/>
+      <w:lvlText w:val="●"/>
+      <w:lvlJc w:val="left"/>
+      <w:pPr>
+        <w:ind w:left="720" w:hanging="360"/>
+      </w:pPr>
+      <w:rPr>
+        <w:u w:val="none"/>
+      </w:rPr>
+    </w:lvl>
+    <w:lvl w:ilvl="1">
+      <w:start w:val="1"/>
+      <w:numFmt w:val="bullet"/>
+      <w:lvlText w:val="○"/>
+      <w:lvlJc w:val="left"/>
+      <w:pPr>
+        <w:ind w:left="1440" w:hanging="360"/>
+      </w:pPr>
+      <w:rPr>
+        <w:u w:val="none"/>
+      </w:rPr>
+    </w:lvl>
+    <w:lvl w:ilvl="2">
+      <w:start w:val="1"/>
+      <w:numFmt w:val="bullet"/>
+      <w:lvlText w:val="■"/>
+      <w:lvlJc w:val="left"/>
+      <w:pPr>
+        <w:ind w:left="2160" w:hanging="360"/>
+      </w:pPr>
+      <w:rPr>
+        <w:u w:val="none"/>
+      </w:rPr>
+    </w:lvl>
+    <w:lvl w:ilvl="3">
+      <w:start w:val="1"/>
+      <w:numFmt w:val="bullet"/>
+      <w:lvlText w:val="●"/>
+      <w:lvlJc w:val="left"/>
+      <w:pPr>
+        <w:ind w:left="2880" w:hanging="360"/>
+      </w:pPr>
+      <w:rPr>
+        <w:u w:val="none"/>
+      </w:rPr>
+    </w:lvl>
+    <w:lvl w:ilvl="4">
+      <w:start w:val="1"/>
+      <w:numFmt w:val="bullet"/>
+      <w:lvlText w:val="○"/>
+      <w:lvlJc w:val="left"/>
+      <w:pPr>
+        <w:ind w:left="3600" w:hanging="360"/>
+      </w:pPr>
+      <w:rPr>
+        <w:u w:val="none"/>
+      </w:rPr>
+    </w:lvl>
+    <w:lvl w:ilvl="5">
+      <w:start w:val="1"/>
+      <w:numFmt w:val="bullet"/>
+      <w:lvlText w:val="■"/>
+      <w:lvlJc w:val="left"/>
+      <w:pPr>
+        <w:ind w:left="4320" w:hanging="360"/>
+      </w:pPr>
+      <w:rPr>
+        <w:u w:val="none"/>
+      </w:rPr>
+    </w:lvl>
+    <w:lvl w:ilvl="6">
+      <w:start w:val="1"/>
+      <w:numFmt w:val="bullet"/>
+      <w:lvlText w:val="●"/>
+      <w:lvlJc w:val="left"/>
+      <w:pPr>
+        <w:ind w:left="5040" w:hanging="360"/>
+      </w:pPr>
+      <w:rPr>
+        <w:u w:val="none"/>
+      </w:rPr>
+    </w:lvl>
+    <w:lvl w:ilvl="7">
+      <w:start w:val="1"/>
+      <w:numFmt w:val="bullet"/>
+      <w:lvlText w:val="○"/>
+      <w:lvlJc w:val="left"/>
+      <w:pPr>
+        <w:ind w:left="5760" w:hanging="360"/>
+      </w:pPr>
+      <w:rPr>
+        <w:u w:val="none"/>
+      </w:rPr>
+    </w:lvl>
+    <w:lvl w:ilvl="8">
+      <w:start w:val="1"/>
+      <w:numFmt w:val="bullet"/>
+      <w:lvlText w:val="■"/>
+      <w:lvlJc w:val="left"/>
+      <w:pPr>
+        <w:ind w:left="6480" w:hanging="360"/>
+      </w:pPr>
+      <w:rPr>
+        <w:u w:val="none"/>
+      </w:rPr>
+    </w:lvl>
+  </w:abstractNum>
+  <w:abstractNum w:abstractNumId="20">
+    <w:lvl w:ilvl="0">
+      <w:start w:val="1"/>
+      <w:numFmt w:val="bullet"/>
+      <w:lvlText w:val="●"/>
+      <w:lvlJc w:val="left"/>
+      <w:pPr>
+        <w:ind w:left="720" w:hanging="360"/>
+      </w:pPr>
+      <w:rPr>
+        <w:u w:val="none"/>
+      </w:rPr>
+    </w:lvl>
+    <w:lvl w:ilvl="1">
+      <w:start w:val="1"/>
+      <w:numFmt w:val="bullet"/>
+      <w:lvlText w:val="○"/>
+      <w:lvlJc w:val="left"/>
+      <w:pPr>
+        <w:ind w:left="1440" w:hanging="360"/>
+      </w:pPr>
+      <w:rPr>
+        <w:u w:val="none"/>
+      </w:rPr>
+    </w:lvl>
+    <w:lvl w:ilvl="2">
+      <w:start w:val="1"/>
+      <w:numFmt w:val="bullet"/>
+      <w:lvlText w:val="■"/>
+      <w:lvlJc w:val="left"/>
+      <w:pPr>
+        <w:ind w:left="2160" w:hanging="360"/>
+      </w:pPr>
+      <w:rPr>
+        <w:u w:val="none"/>
+      </w:rPr>
+    </w:lvl>
+    <w:lvl w:ilvl="3">
+      <w:start w:val="1"/>
+      <w:numFmt w:val="bullet"/>
+      <w:lvlText w:val="●"/>
+      <w:lvlJc w:val="left"/>
+      <w:pPr>
+        <w:ind w:left="2880" w:hanging="360"/>
+      </w:pPr>
+      <w:rPr>
+        <w:u w:val="none"/>
+      </w:rPr>
+    </w:lvl>
+    <w:lvl w:ilvl="4">
+      <w:start w:val="1"/>
+      <w:numFmt w:val="bullet"/>
+      <w:lvlText w:val="○"/>
+      <w:lvlJc w:val="left"/>
+      <w:pPr>
+        <w:ind w:left="3600" w:hanging="360"/>
+      </w:pPr>
+      <w:rPr>
+        <w:u w:val="none"/>
+      </w:rPr>
+    </w:lvl>
+    <w:lvl w:ilvl="5">
+      <w:start w:val="1"/>
+      <w:numFmt w:val="bullet"/>
+      <w:lvlText w:val="■"/>
+      <w:lvlJc w:val="left"/>
+      <w:pPr>
+        <w:ind w:left="4320" w:hanging="360"/>
+      </w:pPr>
+      <w:rPr>
+        <w:u w:val="none"/>
+      </w:rPr>
+    </w:lvl>
+    <w:lvl w:ilvl="6">
+      <w:start w:val="1"/>
+      <w:numFmt w:val="bullet"/>
+      <w:lvlText w:val="●"/>
+      <w:lvlJc w:val="left"/>
+      <w:pPr>
+        <w:ind w:left="5040" w:hanging="360"/>
+      </w:pPr>
+      <w:rPr>
+        <w:u w:val="none"/>
+      </w:rPr>
+    </w:lvl>
+    <w:lvl w:ilvl="7">
+      <w:start w:val="1"/>
+      <w:numFmt w:val="bullet"/>
+      <w:lvlText w:val="○"/>
+      <w:lvlJc w:val="left"/>
+      <w:pPr>
+        <w:ind w:left="5760" w:hanging="360"/>
+      </w:pPr>
+      <w:rPr>
+        <w:u w:val="none"/>
+      </w:rPr>
+    </w:lvl>
+    <w:lvl w:ilvl="8">
+      <w:start w:val="1"/>
+      <w:numFmt w:val="bullet"/>
+      <w:lvlText w:val="■"/>
+      <w:lvlJc w:val="left"/>
+      <w:pPr>
+        <w:ind w:left="6480" w:hanging="360"/>
+      </w:pPr>
+      <w:rPr>
+        <w:u w:val="none"/>
+      </w:rPr>
+    </w:lvl>
+  </w:abstractNum>
+  <w:abstractNum w:abstractNumId="21">
     <w:lvl w:ilvl="0">
       <w:start w:val="1"/>
       <w:numFmt w:val="bullet"/>
@@ -6490,7 +9015,7 @@
       </w:rPr>
     </w:lvl>
   </w:abstractNum>
-  <w:abstractNum w:abstractNumId="13">
+  <w:abstractNum w:abstractNumId="22">
     <w:lvl w:ilvl="0">
       <w:start w:val="1"/>
       <w:numFmt w:val="bullet"/>
@@ -6620,7 +9145,7 @@
       </w:rPr>
     </w:lvl>
   </w:abstractNum>
-  <w:abstractNum w:abstractNumId="14">
+  <w:abstractNum w:abstractNumId="23">
     <w:lvl w:ilvl="0">
       <w:start w:val="1"/>
       <w:numFmt w:val="bullet"/>
@@ -6730,7 +9255,7 @@
       </w:rPr>
     </w:lvl>
   </w:abstractNum>
-  <w:abstractNum w:abstractNumId="15">
+  <w:abstractNum w:abstractNumId="24">
     <w:lvl w:ilvl="0">
       <w:start w:val="1"/>
       <w:numFmt w:val="bullet"/>
@@ -6840,7 +9365,7 @@
       </w:rPr>
     </w:lvl>
   </w:abstractNum>
-  <w:abstractNum w:abstractNumId="16">
+  <w:abstractNum w:abstractNumId="25">
     <w:lvl w:ilvl="0">
       <w:start w:val="1"/>
       <w:numFmt w:val="bullet"/>
@@ -6950,7 +9475,447 @@
       </w:rPr>
     </w:lvl>
   </w:abstractNum>
-  <w:abstractNum w:abstractNumId="17">
+  <w:abstractNum w:abstractNumId="26">
+    <w:lvl w:ilvl="0">
+      <w:start w:val="1"/>
+      <w:numFmt w:val="bullet"/>
+      <w:lvlText w:val="●"/>
+      <w:lvlJc w:val="left"/>
+      <w:pPr>
+        <w:ind w:left="720" w:hanging="360"/>
+      </w:pPr>
+      <w:rPr>
+        <w:u w:val="none"/>
+      </w:rPr>
+    </w:lvl>
+    <w:lvl w:ilvl="1">
+      <w:start w:val="1"/>
+      <w:numFmt w:val="bullet"/>
+      <w:lvlText w:val="○"/>
+      <w:lvlJc w:val="left"/>
+      <w:pPr>
+        <w:ind w:left="1440" w:hanging="360"/>
+      </w:pPr>
+      <w:rPr>
+        <w:u w:val="none"/>
+      </w:rPr>
+    </w:lvl>
+    <w:lvl w:ilvl="2">
+      <w:start w:val="1"/>
+      <w:numFmt w:val="bullet"/>
+      <w:lvlText w:val="■"/>
+      <w:lvlJc w:val="left"/>
+      <w:pPr>
+        <w:ind w:left="2160" w:hanging="360"/>
+      </w:pPr>
+      <w:rPr>
+        <w:u w:val="none"/>
+      </w:rPr>
+    </w:lvl>
+    <w:lvl w:ilvl="3">
+      <w:start w:val="1"/>
+      <w:numFmt w:val="bullet"/>
+      <w:lvlText w:val="●"/>
+      <w:lvlJc w:val="left"/>
+      <w:pPr>
+        <w:ind w:left="2880" w:hanging="360"/>
+      </w:pPr>
+      <w:rPr>
+        <w:u w:val="none"/>
+      </w:rPr>
+    </w:lvl>
+    <w:lvl w:ilvl="4">
+      <w:start w:val="1"/>
+      <w:numFmt w:val="bullet"/>
+      <w:lvlText w:val="○"/>
+      <w:lvlJc w:val="left"/>
+      <w:pPr>
+        <w:ind w:left="3600" w:hanging="360"/>
+      </w:pPr>
+      <w:rPr>
+        <w:u w:val="none"/>
+      </w:rPr>
+    </w:lvl>
+    <w:lvl w:ilvl="5">
+      <w:start w:val="1"/>
+      <w:numFmt w:val="bullet"/>
+      <w:lvlText w:val="■"/>
+      <w:lvlJc w:val="left"/>
+      <w:pPr>
+        <w:ind w:left="4320" w:hanging="360"/>
+      </w:pPr>
+      <w:rPr>
+        <w:u w:val="none"/>
+      </w:rPr>
+    </w:lvl>
+    <w:lvl w:ilvl="6">
+      <w:start w:val="1"/>
+      <w:numFmt w:val="bullet"/>
+      <w:lvlText w:val="●"/>
+      <w:lvlJc w:val="left"/>
+      <w:pPr>
+        <w:ind w:left="5040" w:hanging="360"/>
+      </w:pPr>
+      <w:rPr>
+        <w:u w:val="none"/>
+      </w:rPr>
+    </w:lvl>
+    <w:lvl w:ilvl="7">
+      <w:start w:val="1"/>
+      <w:numFmt w:val="bullet"/>
+      <w:lvlText w:val="○"/>
+      <w:lvlJc w:val="left"/>
+      <w:pPr>
+        <w:ind w:left="5760" w:hanging="360"/>
+      </w:pPr>
+      <w:rPr>
+        <w:u w:val="none"/>
+      </w:rPr>
+    </w:lvl>
+    <w:lvl w:ilvl="8">
+      <w:start w:val="1"/>
+      <w:numFmt w:val="bullet"/>
+      <w:lvlText w:val="■"/>
+      <w:lvlJc w:val="left"/>
+      <w:pPr>
+        <w:ind w:left="6480" w:hanging="360"/>
+      </w:pPr>
+      <w:rPr>
+        <w:u w:val="none"/>
+      </w:rPr>
+    </w:lvl>
+  </w:abstractNum>
+  <w:abstractNum w:abstractNumId="27">
+    <w:lvl w:ilvl="0">
+      <w:start w:val="1"/>
+      <w:numFmt w:val="bullet"/>
+      <w:lvlText w:val="●"/>
+      <w:lvlJc w:val="left"/>
+      <w:pPr>
+        <w:ind w:left="720" w:hanging="360"/>
+      </w:pPr>
+      <w:rPr>
+        <w:u w:val="none"/>
+      </w:rPr>
+    </w:lvl>
+    <w:lvl w:ilvl="1">
+      <w:start w:val="1"/>
+      <w:numFmt w:val="bullet"/>
+      <w:lvlText w:val="○"/>
+      <w:lvlJc w:val="left"/>
+      <w:pPr>
+        <w:ind w:left="1440" w:hanging="360"/>
+      </w:pPr>
+      <w:rPr>
+        <w:u w:val="none"/>
+      </w:rPr>
+    </w:lvl>
+    <w:lvl w:ilvl="2">
+      <w:start w:val="1"/>
+      <w:numFmt w:val="bullet"/>
+      <w:lvlText w:val="■"/>
+      <w:lvlJc w:val="left"/>
+      <w:pPr>
+        <w:ind w:left="2160" w:hanging="360"/>
+      </w:pPr>
+      <w:rPr>
+        <w:u w:val="none"/>
+      </w:rPr>
+    </w:lvl>
+    <w:lvl w:ilvl="3">
+      <w:start w:val="1"/>
+      <w:numFmt w:val="bullet"/>
+      <w:lvlText w:val="●"/>
+      <w:lvlJc w:val="left"/>
+      <w:pPr>
+        <w:ind w:left="2880" w:hanging="360"/>
+      </w:pPr>
+      <w:rPr>
+        <w:u w:val="none"/>
+      </w:rPr>
+    </w:lvl>
+    <w:lvl w:ilvl="4">
+      <w:start w:val="1"/>
+      <w:numFmt w:val="bullet"/>
+      <w:lvlText w:val="○"/>
+      <w:lvlJc w:val="left"/>
+      <w:pPr>
+        <w:ind w:left="3600" w:hanging="360"/>
+      </w:pPr>
+      <w:rPr>
+        <w:u w:val="none"/>
+      </w:rPr>
+    </w:lvl>
+    <w:lvl w:ilvl="5">
+      <w:start w:val="1"/>
+      <w:numFmt w:val="bullet"/>
+      <w:lvlText w:val="■"/>
+      <w:lvlJc w:val="left"/>
+      <w:pPr>
+        <w:ind w:left="4320" w:hanging="360"/>
+      </w:pPr>
+      <w:rPr>
+        <w:u w:val="none"/>
+      </w:rPr>
+    </w:lvl>
+    <w:lvl w:ilvl="6">
+      <w:start w:val="1"/>
+      <w:numFmt w:val="bullet"/>
+      <w:lvlText w:val="●"/>
+      <w:lvlJc w:val="left"/>
+      <w:pPr>
+        <w:ind w:left="5040" w:hanging="360"/>
+      </w:pPr>
+      <w:rPr>
+        <w:u w:val="none"/>
+      </w:rPr>
+    </w:lvl>
+    <w:lvl w:ilvl="7">
+      <w:start w:val="1"/>
+      <w:numFmt w:val="bullet"/>
+      <w:lvlText w:val="○"/>
+      <w:lvlJc w:val="left"/>
+      <w:pPr>
+        <w:ind w:left="5760" w:hanging="360"/>
+      </w:pPr>
+      <w:rPr>
+        <w:u w:val="none"/>
+      </w:rPr>
+    </w:lvl>
+    <w:lvl w:ilvl="8">
+      <w:start w:val="1"/>
+      <w:numFmt w:val="bullet"/>
+      <w:lvlText w:val="■"/>
+      <w:lvlJc w:val="left"/>
+      <w:pPr>
+        <w:ind w:left="6480" w:hanging="360"/>
+      </w:pPr>
+      <w:rPr>
+        <w:u w:val="none"/>
+      </w:rPr>
+    </w:lvl>
+  </w:abstractNum>
+  <w:abstractNum w:abstractNumId="28">
+    <w:lvl w:ilvl="0">
+      <w:start w:val="1"/>
+      <w:numFmt w:val="bullet"/>
+      <w:lvlText w:val="●"/>
+      <w:lvlJc w:val="left"/>
+      <w:pPr>
+        <w:ind w:left="720" w:hanging="360"/>
+      </w:pPr>
+      <w:rPr>
+        <w:u w:val="none"/>
+      </w:rPr>
+    </w:lvl>
+    <w:lvl w:ilvl="1">
+      <w:start w:val="1"/>
+      <w:numFmt w:val="bullet"/>
+      <w:lvlText w:val="○"/>
+      <w:lvlJc w:val="left"/>
+      <w:pPr>
+        <w:ind w:left="1440" w:hanging="360"/>
+      </w:pPr>
+      <w:rPr>
+        <w:u w:val="none"/>
+      </w:rPr>
+    </w:lvl>
+    <w:lvl w:ilvl="2">
+      <w:start w:val="1"/>
+      <w:numFmt w:val="bullet"/>
+      <w:lvlText w:val="■"/>
+      <w:lvlJc w:val="left"/>
+      <w:pPr>
+        <w:ind w:left="2160" w:hanging="360"/>
+      </w:pPr>
+      <w:rPr>
+        <w:u w:val="none"/>
+      </w:rPr>
+    </w:lvl>
+    <w:lvl w:ilvl="3">
+      <w:start w:val="1"/>
+      <w:numFmt w:val="bullet"/>
+      <w:lvlText w:val="●"/>
+      <w:lvlJc w:val="left"/>
+      <w:pPr>
+        <w:ind w:left="2880" w:hanging="360"/>
+      </w:pPr>
+      <w:rPr>
+        <w:u w:val="none"/>
+      </w:rPr>
+    </w:lvl>
+    <w:lvl w:ilvl="4">
+      <w:start w:val="1"/>
+      <w:numFmt w:val="bullet"/>
+      <w:lvlText w:val="○"/>
+      <w:lvlJc w:val="left"/>
+      <w:pPr>
+        <w:ind w:left="3600" w:hanging="360"/>
+      </w:pPr>
+      <w:rPr>
+        <w:u w:val="none"/>
+      </w:rPr>
+    </w:lvl>
+    <w:lvl w:ilvl="5">
+      <w:start w:val="1"/>
+      <w:numFmt w:val="bullet"/>
+      <w:lvlText w:val="■"/>
+      <w:lvlJc w:val="left"/>
+      <w:pPr>
+        <w:ind w:left="4320" w:hanging="360"/>
+      </w:pPr>
+      <w:rPr>
+        <w:u w:val="none"/>
+      </w:rPr>
+    </w:lvl>
+    <w:lvl w:ilvl="6">
+      <w:start w:val="1"/>
+      <w:numFmt w:val="bullet"/>
+      <w:lvlText w:val="●"/>
+      <w:lvlJc w:val="left"/>
+      <w:pPr>
+        <w:ind w:left="5040" w:hanging="360"/>
+      </w:pPr>
+      <w:rPr>
+        <w:u w:val="none"/>
+      </w:rPr>
+    </w:lvl>
+    <w:lvl w:ilvl="7">
+      <w:start w:val="1"/>
+      <w:numFmt w:val="bullet"/>
+      <w:lvlText w:val="○"/>
+      <w:lvlJc w:val="left"/>
+      <w:pPr>
+        <w:ind w:left="5760" w:hanging="360"/>
+      </w:pPr>
+      <w:rPr>
+        <w:u w:val="none"/>
+      </w:rPr>
+    </w:lvl>
+    <w:lvl w:ilvl="8">
+      <w:start w:val="1"/>
+      <w:numFmt w:val="bullet"/>
+      <w:lvlText w:val="■"/>
+      <w:lvlJc w:val="left"/>
+      <w:pPr>
+        <w:ind w:left="6480" w:hanging="360"/>
+      </w:pPr>
+      <w:rPr>
+        <w:u w:val="none"/>
+      </w:rPr>
+    </w:lvl>
+  </w:abstractNum>
+  <w:abstractNum w:abstractNumId="29">
+    <w:lvl w:ilvl="0">
+      <w:start w:val="1"/>
+      <w:numFmt w:val="bullet"/>
+      <w:lvlText w:val="●"/>
+      <w:lvlJc w:val="left"/>
+      <w:pPr>
+        <w:ind w:left="720" w:hanging="360"/>
+      </w:pPr>
+      <w:rPr>
+        <w:u w:val="none"/>
+      </w:rPr>
+    </w:lvl>
+    <w:lvl w:ilvl="1">
+      <w:start w:val="1"/>
+      <w:numFmt w:val="bullet"/>
+      <w:lvlText w:val="○"/>
+      <w:lvlJc w:val="left"/>
+      <w:pPr>
+        <w:ind w:left="1440" w:hanging="360"/>
+      </w:pPr>
+      <w:rPr>
+        <w:u w:val="none"/>
+      </w:rPr>
+    </w:lvl>
+    <w:lvl w:ilvl="2">
+      <w:start w:val="1"/>
+      <w:numFmt w:val="bullet"/>
+      <w:lvlText w:val="■"/>
+      <w:lvlJc w:val="left"/>
+      <w:pPr>
+        <w:ind w:left="2160" w:hanging="360"/>
+      </w:pPr>
+      <w:rPr>
+        <w:u w:val="none"/>
+      </w:rPr>
+    </w:lvl>
+    <w:lvl w:ilvl="3">
+      <w:start w:val="1"/>
+      <w:numFmt w:val="bullet"/>
+      <w:lvlText w:val="●"/>
+      <w:lvlJc w:val="left"/>
+      <w:pPr>
+        <w:ind w:left="2880" w:hanging="360"/>
+      </w:pPr>
+      <w:rPr>
+        <w:u w:val="none"/>
+      </w:rPr>
+    </w:lvl>
+    <w:lvl w:ilvl="4">
+      <w:start w:val="1"/>
+      <w:numFmt w:val="bullet"/>
+      <w:lvlText w:val="○"/>
+      <w:lvlJc w:val="left"/>
+      <w:pPr>
+        <w:ind w:left="3600" w:hanging="360"/>
+      </w:pPr>
+      <w:rPr>
+        <w:u w:val="none"/>
+      </w:rPr>
+    </w:lvl>
+    <w:lvl w:ilvl="5">
+      <w:start w:val="1"/>
+      <w:numFmt w:val="bullet"/>
+      <w:lvlText w:val="■"/>
+      <w:lvlJc w:val="left"/>
+      <w:pPr>
+        <w:ind w:left="4320" w:hanging="360"/>
+      </w:pPr>
+      <w:rPr>
+        <w:u w:val="none"/>
+      </w:rPr>
+    </w:lvl>
+    <w:lvl w:ilvl="6">
+      <w:start w:val="1"/>
+      <w:numFmt w:val="bullet"/>
+      <w:lvlText w:val="●"/>
+      <w:lvlJc w:val="left"/>
+      <w:pPr>
+        <w:ind w:left="5040" w:hanging="360"/>
+      </w:pPr>
+      <w:rPr>
+        <w:u w:val="none"/>
+      </w:rPr>
+    </w:lvl>
+    <w:lvl w:ilvl="7">
+      <w:start w:val="1"/>
+      <w:numFmt w:val="bullet"/>
+      <w:lvlText w:val="○"/>
+      <w:lvlJc w:val="left"/>
+      <w:pPr>
+        <w:ind w:left="5760" w:hanging="360"/>
+      </w:pPr>
+      <w:rPr>
+        <w:u w:val="none"/>
+      </w:rPr>
+    </w:lvl>
+    <w:lvl w:ilvl="8">
+      <w:start w:val="1"/>
+      <w:numFmt w:val="bullet"/>
+      <w:lvlText w:val="■"/>
+      <w:lvlJc w:val="left"/>
+      <w:pPr>
+        <w:ind w:left="6480" w:hanging="360"/>
+      </w:pPr>
+      <w:rPr>
+        <w:u w:val="none"/>
+      </w:rPr>
+    </w:lvl>
+  </w:abstractNum>
+  <w:abstractNum w:abstractNumId="30">
     <w:lvl w:ilvl="0">
       <w:start w:val="1"/>
       <w:numFmt w:val="bullet"/>
@@ -7110,6 +10075,45 @@
   </w:num>
   <w:num w:numId="17">
     <w:abstractNumId w:val="17"/>
+  </w:num>
+  <w:num w:numId="18">
+    <w:abstractNumId w:val="18"/>
+  </w:num>
+  <w:num w:numId="19">
+    <w:abstractNumId w:val="19"/>
+  </w:num>
+  <w:num w:numId="20">
+    <w:abstractNumId w:val="20"/>
+  </w:num>
+  <w:num w:numId="21">
+    <w:abstractNumId w:val="21"/>
+  </w:num>
+  <w:num w:numId="22">
+    <w:abstractNumId w:val="22"/>
+  </w:num>
+  <w:num w:numId="23">
+    <w:abstractNumId w:val="23"/>
+  </w:num>
+  <w:num w:numId="24">
+    <w:abstractNumId w:val="24"/>
+  </w:num>
+  <w:num w:numId="25">
+    <w:abstractNumId w:val="25"/>
+  </w:num>
+  <w:num w:numId="26">
+    <w:abstractNumId w:val="26"/>
+  </w:num>
+  <w:num w:numId="27">
+    <w:abstractNumId w:val="27"/>
+  </w:num>
+  <w:num w:numId="28">
+    <w:abstractNumId w:val="28"/>
+  </w:num>
+  <w:num w:numId="29">
+    <w:abstractNumId w:val="29"/>
+  </w:num>
+  <w:num w:numId="30">
+    <w:abstractNumId w:val="30"/>
   </w:num>
 </w:numbering>
 </file>

--- a/DOCX/OS_Memory_Management_Report.docx
+++ b/DOCX/OS_Memory_Management_Report.docx
@@ -811,7 +811,7 @@
             <w:pPr>
               <w:numPr>
                 <w:ilvl w:val="0"/>
-                <w:numId w:val="21"/>
+                <w:numId w:val="29"/>
               </w:numPr>
               <w:ind w:left="720" w:hanging="360"/>
               <w:jc w:val="both"/>
@@ -832,7 +832,7 @@
             <w:pPr>
               <w:numPr>
                 <w:ilvl w:val="0"/>
-                <w:numId w:val="21"/>
+                <w:numId w:val="29"/>
               </w:numPr>
               <w:ind w:left="720" w:hanging="360"/>
               <w:jc w:val="both"/>
@@ -853,7 +853,7 @@
             <w:pPr>
               <w:numPr>
                 <w:ilvl w:val="0"/>
-                <w:numId w:val="21"/>
+                <w:numId w:val="29"/>
               </w:numPr>
               <w:ind w:left="720" w:hanging="360"/>
               <w:jc w:val="both"/>
@@ -874,7 +874,7 @@
             <w:pPr>
               <w:numPr>
                 <w:ilvl w:val="0"/>
-                <w:numId w:val="21"/>
+                <w:numId w:val="29"/>
               </w:numPr>
               <w:ind w:left="720" w:hanging="360"/>
               <w:jc w:val="both"/>
@@ -898,7 +898,7 @@
             <w:pPr>
               <w:numPr>
                 <w:ilvl w:val="0"/>
-                <w:numId w:val="21"/>
+                <w:numId w:val="29"/>
               </w:numPr>
               <w:ind w:left="720" w:hanging="360"/>
               <w:jc w:val="both"/>
@@ -923,7 +923,7 @@
             <w:pPr>
               <w:numPr>
                 <w:ilvl w:val="0"/>
-                <w:numId w:val="21"/>
+                <w:numId w:val="29"/>
               </w:numPr>
               <w:ind w:left="720" w:hanging="360"/>
               <w:jc w:val="both"/>
@@ -972,7 +972,7 @@
             <w:pPr>
               <w:numPr>
                 <w:ilvl w:val="0"/>
-                <w:numId w:val="22"/>
+                <w:numId w:val="30"/>
               </w:numPr>
               <w:ind w:left="720" w:hanging="360"/>
               <w:jc w:val="both"/>
@@ -993,7 +993,7 @@
             <w:pPr>
               <w:numPr>
                 <w:ilvl w:val="0"/>
-                <w:numId w:val="22"/>
+                <w:numId w:val="30"/>
               </w:numPr>
               <w:ind w:left="720" w:hanging="360"/>
               <w:jc w:val="both"/>
@@ -1014,7 +1014,7 @@
             <w:pPr>
               <w:numPr>
                 <w:ilvl w:val="0"/>
-                <w:numId w:val="22"/>
+                <w:numId w:val="30"/>
               </w:numPr>
               <w:ind w:left="720" w:hanging="360"/>
               <w:jc w:val="both"/>
@@ -1035,7 +1035,7 @@
             <w:pPr>
               <w:numPr>
                 <w:ilvl w:val="0"/>
-                <w:numId w:val="22"/>
+                <w:numId w:val="30"/>
               </w:numPr>
               <w:ind w:left="720" w:hanging="360"/>
               <w:jc w:val="both"/>
@@ -1060,7 +1060,7 @@
             <w:pPr>
               <w:numPr>
                 <w:ilvl w:val="0"/>
-                <w:numId w:val="22"/>
+                <w:numId w:val="30"/>
               </w:numPr>
               <w:ind w:left="720" w:hanging="360"/>
               <w:jc w:val="both"/>
@@ -1085,7 +1085,7 @@
             <w:pPr>
               <w:numPr>
                 <w:ilvl w:val="0"/>
-                <w:numId w:val="22"/>
+                <w:numId w:val="30"/>
               </w:numPr>
               <w:ind w:left="720" w:hanging="360"/>
               <w:jc w:val="both"/>
@@ -1634,7 +1634,7 @@
         <w:tabs>
           <w:tab w:val="left" w:leader="none" w:pos="8505"/>
         </w:tabs>
-        <w:spacing w:after="80" w:before="360" w:line="240" w:lineRule="auto"/>
+        <w:spacing w:after="80" w:before="0" w:line="240" w:lineRule="auto"/>
         <w:ind w:left="720" w:firstLine="0"/>
         <w:rPr>
           <w:b w:val="1"/>
@@ -1660,6 +1660,140 @@
         <w:t xml:space="preserve"> 3.4 Thiết kế giao diện chương trình</w:t>
         <w:br w:type="textWrapping"/>
         <w:t xml:space="preserve"> 3.5 Luồng hoạt động của chương trình</w:t>
+      </w:r>
+    </w:p>
+    <w:p>
+      <w:pPr>
+        <w:keepNext w:val="0"/>
+        <w:keepLines w:val="0"/>
+        <w:widowControl w:val="0"/>
+        <w:tabs>
+          <w:tab w:val="left" w:leader="none" w:pos="8505"/>
+        </w:tabs>
+        <w:spacing w:after="80" w:before="0" w:line="240" w:lineRule="auto"/>
+        <w:ind w:left="720" w:firstLine="0"/>
+        <w:rPr>
+          <w:b w:val="1"/>
+          <w:bCs w:val="1"/>
+          <w:sz w:val="28"/>
+          <w:szCs w:val="28"/>
+        </w:rPr>
+      </w:pPr>
+      <w:r>
+        <w:rPr>
+          <w:b w:val="1"/>
+          <w:bCs w:val="1"/>
+          <w:sz w:val="28"/>
+          <w:szCs w:val="28"/>
+          <w:rtl w:val="0"/>
+        </w:rPr>
+        <w:t xml:space="preserve"> 3.6 Kiến trúc hệ thống chương trình</w:t>
+      </w:r>
+    </w:p>
+    <w:p>
+      <w:pPr>
+        <w:widowControl w:val="0"/>
+        <w:tabs>
+          <w:tab w:val="left" w:leader="none" w:pos="8505"/>
+        </w:tabs>
+        <w:spacing w:after="80" w:before="0" w:line="240" w:lineRule="auto"/>
+        <w:ind w:left="720" w:firstLine="0"/>
+        <w:rPr>
+          <w:b w:val="1"/>
+          <w:bCs w:val="1"/>
+          <w:sz w:val="28"/>
+          <w:szCs w:val="28"/>
+        </w:rPr>
+      </w:pPr>
+      <w:r>
+        <w:rPr>
+          <w:b w:val="1"/>
+          <w:bCs w:val="1"/>
+          <w:sz w:val="28"/>
+          <w:szCs w:val="28"/>
+          <w:rtl w:val="0"/>
+        </w:rPr>
+        <w:t xml:space="preserve"> 3.7 Mô tả chức năng các module</w:t>
+      </w:r>
+    </w:p>
+    <w:p>
+      <w:pPr>
+        <w:widowControl w:val="0"/>
+        <w:tabs>
+          <w:tab w:val="left" w:leader="none" w:pos="8505"/>
+        </w:tabs>
+        <w:spacing w:after="80" w:before="0" w:line="240" w:lineRule="auto"/>
+        <w:ind w:left="720" w:firstLine="0"/>
+        <w:rPr>
+          <w:b w:val="1"/>
+          <w:bCs w:val="1"/>
+          <w:sz w:val="28"/>
+          <w:szCs w:val="28"/>
+        </w:rPr>
+      </w:pPr>
+      <w:r>
+        <w:rPr>
+          <w:b w:val="1"/>
+          <w:bCs w:val="1"/>
+          <w:sz w:val="28"/>
+          <w:szCs w:val="28"/>
+          <w:rtl w:val="0"/>
+        </w:rPr>
+        <w:t xml:space="preserve"> 3.8 Thiết kế dữ liệu</w:t>
+      </w:r>
+    </w:p>
+    <w:p>
+      <w:pPr>
+        <w:widowControl w:val="0"/>
+        <w:tabs>
+          <w:tab w:val="left" w:leader="none" w:pos="8505"/>
+        </w:tabs>
+        <w:spacing w:after="80" w:before="0" w:line="240" w:lineRule="auto"/>
+        <w:ind w:left="720" w:firstLine="0"/>
+        <w:rPr>
+          <w:b w:val="1"/>
+          <w:bCs w:val="1"/>
+          <w:sz w:val="28"/>
+          <w:szCs w:val="28"/>
+        </w:rPr>
+      </w:pPr>
+      <w:r>
+        <w:rPr>
+          <w:b w:val="1"/>
+          <w:bCs w:val="1"/>
+          <w:sz w:val="28"/>
+          <w:szCs w:val="28"/>
+          <w:rtl w:val="0"/>
+        </w:rPr>
+        <w:t xml:space="preserve"> 3.9 Thiết kế xử lý tổng thể</w:t>
+      </w:r>
+    </w:p>
+    <w:p>
+      <w:pPr>
+        <w:keepNext w:val="0"/>
+        <w:keepLines w:val="0"/>
+        <w:widowControl w:val="0"/>
+        <w:tabs>
+          <w:tab w:val="left" w:leader="none" w:pos="8505"/>
+        </w:tabs>
+        <w:spacing w:after="80" w:before="0" w:line="240" w:lineRule="auto"/>
+        <w:ind w:left="720" w:firstLine="0"/>
+        <w:rPr>
+          <w:b w:val="1"/>
+          <w:bCs w:val="1"/>
+          <w:sz w:val="28"/>
+          <w:szCs w:val="28"/>
+        </w:rPr>
+      </w:pPr>
+      <w:r>
+        <w:rPr>
+          <w:b w:val="1"/>
+          <w:bCs w:val="1"/>
+          <w:sz w:val="28"/>
+          <w:szCs w:val="28"/>
+          <w:rtl w:val="0"/>
+        </w:rPr>
+        <w:t xml:space="preserve"> 3.10 Sơ đồ luồng xử lý hệ thống</w:t>
       </w:r>
     </w:p>
     <w:p>
@@ -1755,8 +1889,36 @@
           <w:szCs w:val="28"/>
         </w:rPr>
       </w:pPr>
-      <w:bookmarkStart w:colFirst="0" w:colLast="0" w:name="_nl1f8l1k90t4" w:id="4"/>
+      <w:bookmarkStart w:colFirst="0" w:colLast="0" w:name="_v8ocwt4nnzqj" w:id="4"/>
       <w:bookmarkEnd w:id="4"/>
+      <w:r>
+        <w:rPr>
+          <w:rtl w:val="0"/>
+        </w:rPr>
+      </w:r>
+    </w:p>
+    <w:p>
+      <w:pPr>
+        <w:pStyle w:val="Heading2"/>
+        <w:keepNext w:val="0"/>
+        <w:keepLines w:val="0"/>
+        <w:widowControl w:val="0"/>
+        <w:tabs>
+          <w:tab w:val="left" w:leader="none" w:pos="8505"/>
+        </w:tabs>
+        <w:spacing w:before="360" w:line="240" w:lineRule="auto"/>
+        <w:ind w:left="720" w:hanging="720"/>
+        <w:rPr>
+          <w:rFonts w:ascii="Times New Roman" w:cs="Times New Roman" w:eastAsia="Times New Roman" w:hAnsi="Times New Roman"/>
+          <w:b w:val="1"/>
+          <w:bCs w:val="1"/>
+          <w:color w:val="000000"/>
+          <w:sz w:val="28"/>
+          <w:szCs w:val="28"/>
+        </w:rPr>
+      </w:pPr>
+      <w:bookmarkStart w:colFirst="0" w:colLast="0" w:name="_nl1f8l1k90t4" w:id="5"/>
+      <w:bookmarkEnd w:id="5"/>
       <w:r>
         <w:rPr>
           <w:rFonts w:ascii="Times New Roman" w:cs="Times New Roman" w:eastAsia="Times New Roman" w:hAnsi="Times New Roman"/>
@@ -1824,8 +1986,8 @@
           <w:szCs w:val="28"/>
         </w:rPr>
       </w:pPr>
-      <w:bookmarkStart w:colFirst="0" w:colLast="0" w:name="_rusuvv44kmfk" w:id="5"/>
-      <w:bookmarkEnd w:id="5"/>
+      <w:bookmarkStart w:colFirst="0" w:colLast="0" w:name="_rusuvv44kmfk" w:id="6"/>
+      <w:bookmarkEnd w:id="6"/>
       <w:r>
         <w:rPr>
           <w:rFonts w:ascii="Times New Roman" w:cs="Times New Roman" w:eastAsia="Times New Roman" w:hAnsi="Times New Roman"/>
@@ -2369,8 +2531,8 @@
           <w:szCs w:val="36"/>
         </w:rPr>
       </w:pPr>
-      <w:bookmarkStart w:colFirst="0" w:colLast="0" w:name="_7ksazsj6ys6a" w:id="6"/>
-      <w:bookmarkEnd w:id="6"/>
+      <w:bookmarkStart w:colFirst="0" w:colLast="0" w:name="_7ksazsj6ys6a" w:id="7"/>
+      <w:bookmarkEnd w:id="7"/>
       <w:r>
         <w:rPr>
           <w:rFonts w:ascii="Times New Roman" w:cs="Times New Roman" w:eastAsia="Times New Roman" w:hAnsi="Times New Roman"/>
@@ -2404,8 +2566,8 @@
           <w:szCs w:val="30"/>
         </w:rPr>
       </w:pPr>
-      <w:bookmarkStart w:colFirst="0" w:colLast="0" w:name="_n5mvm9pe6zm8" w:id="7"/>
-      <w:bookmarkEnd w:id="7"/>
+      <w:bookmarkStart w:colFirst="0" w:colLast="0" w:name="_n5mvm9pe6zm8" w:id="8"/>
+      <w:bookmarkEnd w:id="8"/>
       <w:r>
         <w:rPr>
           <w:rFonts w:ascii="Times New Roman" w:cs="Times New Roman" w:eastAsia="Times New Roman" w:hAnsi="Times New Roman"/>
@@ -2485,8 +2647,8 @@
           <w:szCs w:val="30"/>
         </w:rPr>
       </w:pPr>
-      <w:bookmarkStart w:colFirst="0" w:colLast="0" w:name="_a2kwotuvc7ar" w:id="8"/>
-      <w:bookmarkEnd w:id="8"/>
+      <w:bookmarkStart w:colFirst="0" w:colLast="0" w:name="_a2kwotuvc7ar" w:id="9"/>
+      <w:bookmarkEnd w:id="9"/>
       <w:r>
         <w:rPr>
           <w:rFonts w:ascii="Times New Roman" w:cs="Times New Roman" w:eastAsia="Times New Roman" w:hAnsi="Times New Roman"/>
@@ -2532,6 +2694,332 @@
           <w:rtl w:val="0"/>
         </w:rPr>
         <w:t xml:space="preserve">Các mục tiêu cụ thể gồm:</w:t>
+      </w:r>
+    </w:p>
+    <w:p>
+      <w:pPr>
+        <w:numPr>
+          <w:ilvl w:val="0"/>
+          <w:numId w:val="21"/>
+        </w:numPr>
+        <w:spacing w:after="0" w:afterAutospacing="0" w:before="240" w:line="360" w:lineRule="auto"/>
+        <w:ind w:left="720" w:hanging="360"/>
+        <w:rPr>
+          <w:sz w:val="28"/>
+          <w:szCs w:val="28"/>
+        </w:rPr>
+      </w:pPr>
+      <w:r>
+        <w:rPr>
+          <w:sz w:val="28"/>
+          <w:szCs w:val="28"/>
+          <w:rtl w:val="0"/>
+        </w:rPr>
+        <w:t xml:space="preserve">Xây dựng chương trình cho phép nhập danh sách khối bộ nhớ và danh sách tiến trình.</w:t>
+      </w:r>
+    </w:p>
+    <w:p>
+      <w:pPr>
+        <w:numPr>
+          <w:ilvl w:val="0"/>
+          <w:numId w:val="21"/>
+        </w:numPr>
+        <w:spacing w:after="0" w:afterAutospacing="0" w:before="0" w:beforeAutospacing="0" w:line="360" w:lineRule="auto"/>
+        <w:ind w:left="720" w:hanging="360"/>
+        <w:rPr>
+          <w:sz w:val="28"/>
+          <w:szCs w:val="28"/>
+        </w:rPr>
+      </w:pPr>
+      <w:r>
+        <w:rPr>
+          <w:sz w:val="28"/>
+          <w:szCs w:val="28"/>
+          <w:rtl w:val="0"/>
+        </w:rPr>
+        <w:t xml:space="preserve">Cài đặt và mô phỏng thuật toán First-Fit.</w:t>
+      </w:r>
+    </w:p>
+    <w:p>
+      <w:pPr>
+        <w:numPr>
+          <w:ilvl w:val="0"/>
+          <w:numId w:val="21"/>
+        </w:numPr>
+        <w:spacing w:after="0" w:afterAutospacing="0" w:before="0" w:beforeAutospacing="0" w:line="360" w:lineRule="auto"/>
+        <w:ind w:left="720" w:hanging="360"/>
+        <w:rPr>
+          <w:sz w:val="28"/>
+          <w:szCs w:val="28"/>
+        </w:rPr>
+      </w:pPr>
+      <w:r>
+        <w:rPr>
+          <w:sz w:val="28"/>
+          <w:szCs w:val="28"/>
+          <w:rtl w:val="0"/>
+        </w:rPr>
+        <w:t xml:space="preserve">Cài đặt và mô phỏng thuật toán Best-Fit.</w:t>
+      </w:r>
+    </w:p>
+    <w:p>
+      <w:pPr>
+        <w:numPr>
+          <w:ilvl w:val="0"/>
+          <w:numId w:val="21"/>
+        </w:numPr>
+        <w:spacing w:after="0" w:afterAutospacing="0" w:before="0" w:beforeAutospacing="0" w:line="360" w:lineRule="auto"/>
+        <w:ind w:left="720" w:hanging="360"/>
+        <w:rPr>
+          <w:sz w:val="28"/>
+          <w:szCs w:val="28"/>
+        </w:rPr>
+      </w:pPr>
+      <w:r>
+        <w:rPr>
+          <w:sz w:val="28"/>
+          <w:szCs w:val="28"/>
+          <w:rtl w:val="0"/>
+        </w:rPr>
+        <w:t xml:space="preserve">Cài đặt và mô phỏng thuật toán Worst-Fit.</w:t>
+      </w:r>
+    </w:p>
+    <w:p>
+      <w:pPr>
+        <w:numPr>
+          <w:ilvl w:val="0"/>
+          <w:numId w:val="21"/>
+        </w:numPr>
+        <w:spacing w:after="0" w:afterAutospacing="0" w:before="0" w:beforeAutospacing="0" w:line="360" w:lineRule="auto"/>
+        <w:ind w:left="720" w:hanging="360"/>
+        <w:rPr>
+          <w:sz w:val="28"/>
+          <w:szCs w:val="28"/>
+        </w:rPr>
+      </w:pPr>
+      <w:r>
+        <w:rPr>
+          <w:sz w:val="28"/>
+          <w:szCs w:val="28"/>
+          <w:rtl w:val="0"/>
+        </w:rPr>
+        <w:t xml:space="preserve">Hiển thị kết quả cấp phát bộ nhớ một cách trực quan.</w:t>
+      </w:r>
+    </w:p>
+    <w:p>
+      <w:pPr>
+        <w:numPr>
+          <w:ilvl w:val="0"/>
+          <w:numId w:val="21"/>
+        </w:numPr>
+        <w:spacing w:after="240" w:before="0" w:beforeAutospacing="0" w:line="360" w:lineRule="auto"/>
+        <w:ind w:left="720" w:hanging="360"/>
+        <w:rPr>
+          <w:sz w:val="28"/>
+          <w:szCs w:val="28"/>
+        </w:rPr>
+      </w:pPr>
+      <w:r>
+        <w:rPr>
+          <w:sz w:val="28"/>
+          <w:szCs w:val="28"/>
+          <w:rtl w:val="0"/>
+        </w:rPr>
+        <w:t xml:space="preserve">Giúp người học dễ dàng so sánh hiệu quả giữa các thuật toán.</w:t>
+      </w:r>
+    </w:p>
+    <w:p>
+      <w:pPr>
+        <w:pStyle w:val="Heading2"/>
+        <w:keepNext w:val="0"/>
+        <w:keepLines w:val="0"/>
+        <w:spacing w:before="360" w:line="360" w:lineRule="auto"/>
+        <w:rPr>
+          <w:rFonts w:ascii="Times New Roman" w:cs="Times New Roman" w:eastAsia="Times New Roman" w:hAnsi="Times New Roman"/>
+          <w:b w:val="1"/>
+          <w:bCs w:val="1"/>
+          <w:color w:val="000000"/>
+          <w:sz w:val="30"/>
+          <w:szCs w:val="30"/>
+        </w:rPr>
+      </w:pPr>
+      <w:bookmarkStart w:colFirst="0" w:colLast="0" w:name="_z2r8inbdtndj" w:id="10"/>
+      <w:bookmarkEnd w:id="10"/>
+      <w:r>
+        <w:rPr>
+          <w:rFonts w:ascii="Times New Roman" w:cs="Times New Roman" w:eastAsia="Times New Roman" w:hAnsi="Times New Roman"/>
+          <w:b w:val="1"/>
+          <w:bCs w:val="1"/>
+          <w:color w:val="000000"/>
+          <w:sz w:val="30"/>
+          <w:szCs w:val="30"/>
+          <w:rtl w:val="0"/>
+        </w:rPr>
+        <w:t xml:space="preserve">1.3 Phạm vi của đề tài</w:t>
+      </w:r>
+    </w:p>
+    <w:p>
+      <w:pPr>
+        <w:spacing w:after="240" w:before="240" w:line="360" w:lineRule="auto"/>
+        <w:rPr>
+          <w:sz w:val="28"/>
+          <w:szCs w:val="28"/>
+        </w:rPr>
+      </w:pPr>
+      <w:r>
+        <w:rPr>
+          <w:sz w:val="28"/>
+          <w:szCs w:val="28"/>
+          <w:rtl w:val="0"/>
+        </w:rPr>
+        <w:t xml:space="preserve">Đề tài tập trung vào việc mô phỏng thuật toán cấp phát bộ nhớ ở mức cơ bản phục vụ mục đích học tập. Ứng dụng được xây dựng dưới dạng chương trình desktop sử dụng ngôn ngữ Python và thư viện Tkinter để tạo giao diện người dùng.</w:t>
+      </w:r>
+    </w:p>
+    <w:p>
+      <w:pPr>
+        <w:spacing w:after="240" w:before="240" w:line="360" w:lineRule="auto"/>
+        <w:rPr>
+          <w:sz w:val="28"/>
+          <w:szCs w:val="28"/>
+        </w:rPr>
+      </w:pPr>
+      <w:r>
+        <w:rPr>
+          <w:sz w:val="28"/>
+          <w:szCs w:val="28"/>
+          <w:rtl w:val="0"/>
+        </w:rPr>
+        <w:t xml:space="preserve">Phạm vi của chương trình bao gồm:</w:t>
+      </w:r>
+    </w:p>
+    <w:p>
+      <w:pPr>
+        <w:numPr>
+          <w:ilvl w:val="0"/>
+          <w:numId w:val="18"/>
+        </w:numPr>
+        <w:spacing w:after="0" w:afterAutospacing="0" w:before="240" w:line="360" w:lineRule="auto"/>
+        <w:ind w:left="720" w:hanging="360"/>
+        <w:rPr>
+          <w:sz w:val="28"/>
+          <w:szCs w:val="28"/>
+        </w:rPr>
+      </w:pPr>
+      <w:r>
+        <w:rPr>
+          <w:sz w:val="28"/>
+          <w:szCs w:val="28"/>
+          <w:rtl w:val="0"/>
+        </w:rPr>
+        <w:t xml:space="preserve">Mô phỏng cấp phát bộ nhớ dạng phân vùng liên tục.</w:t>
+      </w:r>
+    </w:p>
+    <w:p>
+      <w:pPr>
+        <w:numPr>
+          <w:ilvl w:val="0"/>
+          <w:numId w:val="18"/>
+        </w:numPr>
+        <w:spacing w:after="0" w:afterAutospacing="0" w:before="0" w:beforeAutospacing="0" w:line="360" w:lineRule="auto"/>
+        <w:ind w:left="720" w:hanging="360"/>
+        <w:rPr>
+          <w:sz w:val="28"/>
+          <w:szCs w:val="28"/>
+        </w:rPr>
+      </w:pPr>
+      <w:r>
+        <w:rPr>
+          <w:sz w:val="28"/>
+          <w:szCs w:val="28"/>
+          <w:rtl w:val="0"/>
+        </w:rPr>
+        <w:t xml:space="preserve">Cho phép nhập dữ liệu thủ công từ người dùng.</w:t>
+      </w:r>
+    </w:p>
+    <w:p>
+      <w:pPr>
+        <w:numPr>
+          <w:ilvl w:val="0"/>
+          <w:numId w:val="18"/>
+        </w:numPr>
+        <w:spacing w:after="240" w:before="0" w:beforeAutospacing="0" w:line="360" w:lineRule="auto"/>
+        <w:ind w:left="720" w:hanging="360"/>
+        <w:rPr>
+          <w:sz w:val="28"/>
+          <w:szCs w:val="28"/>
+        </w:rPr>
+      </w:pPr>
+      <w:r>
+        <w:rPr>
+          <w:sz w:val="28"/>
+          <w:szCs w:val="28"/>
+          <w:rtl w:val="0"/>
+        </w:rPr>
+        <w:t xml:space="preserve">Hiển thị kết quả cấp phát dưới dạng văn bản.</w:t>
+      </w:r>
+    </w:p>
+    <w:p>
+      <w:pPr>
+        <w:spacing w:after="240" w:before="240" w:line="360" w:lineRule="auto"/>
+        <w:rPr>
+          <w:sz w:val="28"/>
+          <w:szCs w:val="28"/>
+        </w:rPr>
+      </w:pPr>
+      <w:r>
+        <w:rPr>
+          <w:sz w:val="28"/>
+          <w:szCs w:val="28"/>
+          <w:rtl w:val="0"/>
+        </w:rPr>
+        <w:t xml:space="preserve">Đề tài không đi sâu vào các kỹ thuật quản lý bộ nhớ nâng cao như paging, segmentation hoặc virtual memory.</w:t>
+      </w:r>
+    </w:p>
+    <w:p>
+      <w:pPr>
+        <w:pStyle w:val="Heading2"/>
+        <w:keepNext w:val="0"/>
+        <w:keepLines w:val="0"/>
+        <w:spacing w:before="360" w:line="360" w:lineRule="auto"/>
+        <w:rPr>
+          <w:rFonts w:ascii="Times New Roman" w:cs="Times New Roman" w:eastAsia="Times New Roman" w:hAnsi="Times New Roman"/>
+          <w:b w:val="1"/>
+          <w:bCs w:val="1"/>
+          <w:color w:val="000000"/>
+          <w:sz w:val="30"/>
+          <w:szCs w:val="30"/>
+        </w:rPr>
+      </w:pPr>
+      <w:bookmarkStart w:colFirst="0" w:colLast="0" w:name="_7g1nugqbkoi1" w:id="11"/>
+      <w:bookmarkEnd w:id="11"/>
+      <w:r>
+        <w:rPr>
+          <w:rFonts w:ascii="Times New Roman" w:cs="Times New Roman" w:eastAsia="Times New Roman" w:hAnsi="Times New Roman"/>
+          <w:b w:val="1"/>
+          <w:bCs w:val="1"/>
+          <w:color w:val="000000"/>
+          <w:sz w:val="30"/>
+          <w:szCs w:val="30"/>
+          <w:rtl w:val="0"/>
+        </w:rPr>
+        <w:t xml:space="preserve">1.4 Hướng tiếp cận</w:t>
+      </w:r>
+    </w:p>
+    <w:p>
+      <w:pPr>
+        <w:spacing w:after="240" w:before="240" w:line="360" w:lineRule="auto"/>
+        <w:rPr>
+          <w:sz w:val="28"/>
+          <w:szCs w:val="28"/>
+        </w:rPr>
+      </w:pPr>
+      <w:r>
+        <w:rPr>
+          <w:sz w:val="28"/>
+          <w:szCs w:val="28"/>
+          <w:rtl w:val="0"/>
+        </w:rPr>
+        <w:t xml:space="preserve">Để thực hiện đề tài, nhóm áp dụng phương pháp tiếp cận theo từng bước:</w:t>
       </w:r>
     </w:p>
     <w:p>
@@ -2553,7 +3041,7 @@
           <w:szCs w:val="28"/>
           <w:rtl w:val="0"/>
         </w:rPr>
-        <w:t xml:space="preserve">Xây dựng chương trình cho phép nhập danh sách khối bộ nhớ và danh sách tiến trình.</w:t>
+        <w:t xml:space="preserve">Nghiên cứu lý thuyết về quản lý bộ nhớ và các thuật toán cấp phát.</w:t>
       </w:r>
     </w:p>
     <w:p>
@@ -2575,7 +3063,7 @@
           <w:szCs w:val="28"/>
           <w:rtl w:val="0"/>
         </w:rPr>
-        <w:t xml:space="preserve">Cài đặt và mô phỏng thuật toán First-Fit.</w:t>
+        <w:t xml:space="preserve">Phân tích yêu cầu và thiết kế giao diện chương trình.</w:t>
       </w:r>
     </w:p>
     <w:p>
@@ -2597,7 +3085,7 @@
           <w:szCs w:val="28"/>
           <w:rtl w:val="0"/>
         </w:rPr>
-        <w:t xml:space="preserve">Cài đặt và mô phỏng thuật toán Best-Fit.</w:t>
+        <w:t xml:space="preserve">Cài đặt các thuật toán bằng Python.</w:t>
       </w:r>
     </w:p>
     <w:p>
@@ -2619,29 +3107,7 @@
           <w:szCs w:val="28"/>
           <w:rtl w:val="0"/>
         </w:rPr>
-        <w:t xml:space="preserve">Cài đặt và mô phỏng thuật toán Worst-Fit.</w:t>
-      </w:r>
-    </w:p>
-    <w:p>
-      <w:pPr>
-        <w:numPr>
-          <w:ilvl w:val="0"/>
-          <w:numId w:val="17"/>
-        </w:numPr>
-        <w:spacing w:after="0" w:afterAutospacing="0" w:before="0" w:beforeAutospacing="0" w:line="360" w:lineRule="auto"/>
-        <w:ind w:left="720" w:hanging="360"/>
-        <w:rPr>
-          <w:sz w:val="28"/>
-          <w:szCs w:val="28"/>
-        </w:rPr>
-      </w:pPr>
-      <w:r>
-        <w:rPr>
-          <w:sz w:val="28"/>
-          <w:szCs w:val="28"/>
-          <w:rtl w:val="0"/>
-        </w:rPr>
-        <w:t xml:space="preserve">Hiển thị kết quả cấp phát bộ nhớ một cách trực quan.</w:t>
+        <w:t xml:space="preserve">Tích hợp thuật toán với giao diện GUI.</w:t>
       </w:r>
     </w:p>
     <w:p>
@@ -2663,7 +3129,55 @@
           <w:szCs w:val="28"/>
           <w:rtl w:val="0"/>
         </w:rPr>
-        <w:t xml:space="preserve">Giúp người học dễ dàng so sánh hiệu quả giữa các thuật toán.</w:t>
+        <w:t xml:space="preserve">Kiểm thử chương trình và đánh giá kết quả.</w:t>
+      </w:r>
+    </w:p>
+    <w:p>
+      <w:pPr>
+        <w:spacing w:after="240" w:before="240" w:line="360" w:lineRule="auto"/>
+        <w:rPr>
+          <w:sz w:val="28"/>
+          <w:szCs w:val="28"/>
+        </w:rPr>
+      </w:pPr>
+      <w:r>
+        <w:rPr>
+          <w:sz w:val="28"/>
+          <w:szCs w:val="28"/>
+          <w:rtl w:val="0"/>
+        </w:rPr>
+        <w:t xml:space="preserve">Phương pháp này giúp đảm bảo chương trình được xây dựng theo quy trình rõ ràng và dễ dàng mở rộng trong tương lai.</w:t>
+      </w:r>
+    </w:p>
+    <w:p>
+      <w:pPr>
+        <w:pStyle w:val="Heading1"/>
+        <w:keepNext w:val="0"/>
+        <w:keepLines w:val="0"/>
+        <w:spacing w:after="120" w:before="480" w:line="360" w:lineRule="auto"/>
+        <w:rPr>
+          <w:sz w:val="36"/>
+          <w:szCs w:val="36"/>
+        </w:rPr>
+      </w:pPr>
+      <w:bookmarkStart w:colFirst="0" w:colLast="0" w:name="_xoc9xhlpw7aa" w:id="12"/>
+      <w:bookmarkEnd w:id="12"/>
+      <w:r>
+        <w:rPr>
+          <w:rFonts w:ascii="Times New Roman" w:cs="Times New Roman" w:eastAsia="Times New Roman" w:hAnsi="Times New Roman"/>
+          <w:b w:val="1"/>
+          <w:bCs w:val="1"/>
+          <w:color w:val="000000"/>
+          <w:sz w:val="36"/>
+          <w:szCs w:val="36"/>
+          <w:rtl w:val="0"/>
+        </w:rPr>
+        <w:t xml:space="preserve">CHƯƠNG 2 – CƠ SỞ LÝ THUYẾT</w:t>
+      </w:r>
+      <w:r>
+        <w:rPr>
+          <w:rtl w:val="0"/>
+        </w:rPr>
       </w:r>
     </w:p>
     <w:p>
@@ -2681,8 +3195,8 @@
           <w:szCs w:val="30"/>
         </w:rPr>
       </w:pPr>
-      <w:bookmarkStart w:colFirst="0" w:colLast="0" w:name="_z2r8inbdtndj" w:id="9"/>
-      <w:bookmarkEnd w:id="9"/>
+      <w:bookmarkStart w:colFirst="0" w:colLast="0" w:name="_j265m1k8x4ir" w:id="13"/>
+      <w:bookmarkEnd w:id="13"/>
       <w:r>
         <w:rPr>
           <w:rFonts w:ascii="Times New Roman" w:cs="Times New Roman" w:eastAsia="Times New Roman" w:hAnsi="Times New Roman"/>
@@ -2693,7 +3207,7 @@
           <w:szCs w:val="30"/>
           <w:rtl w:val="0"/>
         </w:rPr>
-        <w:t xml:space="preserve">1.3 Phạm vi của đề tài</w:t>
+        <w:t xml:space="preserve">2.1 Tổng quan về quản lý bộ nhớ trong hệ điều hành</w:t>
       </w:r>
     </w:p>
     <w:p>
@@ -2710,7 +3224,7 @@
           <w:szCs w:val="28"/>
           <w:rtl w:val="0"/>
         </w:rPr>
-        <w:t xml:space="preserve">Đề tài tập trung vào việc mô phỏng thuật toán cấp phát bộ nhớ ở mức cơ bản phục vụ mục đích học tập. Ứng dụng được xây dựng dưới dạng chương trình desktop sử dụng ngôn ngữ Python và thư viện Tkinter để tạo giao diện người dùng.</w:t>
+        <w:t xml:space="preserve">Quản lý bộ nhớ là một trong những chức năng quan trọng nhất của hệ điều hành. Nhiệm vụ chính của hệ điều hành là phân bổ bộ nhớ cho các tiến trình đang chạy sao cho việc sử dụng tài nguyên đạt hiệu quả cao nhất, đồng thời đảm bảo hệ thống hoạt động ổn định.</w:t>
       </w:r>
     </w:p>
     <w:p>
@@ -2727,14 +3241,14 @@
           <w:szCs w:val="28"/>
           <w:rtl w:val="0"/>
         </w:rPr>
-        <w:t xml:space="preserve">Phạm vi của chương trình bao gồm:</w:t>
+        <w:t xml:space="preserve">Trong môi trường đa chương trình, nhiều tiến trình có thể chạy đồng thời và cùng yêu cầu cấp phát bộ nhớ. Vì dung lượng bộ nhớ là hữu hạn, hệ điều hành phải áp dụng các chiến lược cấp phát phù hợp để:</w:t>
       </w:r>
     </w:p>
     <w:p>
       <w:pPr>
         <w:numPr>
           <w:ilvl w:val="0"/>
-          <w:numId w:val="16"/>
+          <w:numId w:val="36"/>
         </w:numPr>
         <w:spacing w:after="0" w:afterAutospacing="0" w:before="240" w:line="360" w:lineRule="auto"/>
         <w:ind w:left="720" w:hanging="360"/>
@@ -2749,14 +3263,14 @@
           <w:szCs w:val="28"/>
           <w:rtl w:val="0"/>
         </w:rPr>
-        <w:t xml:space="preserve">Mô phỏng cấp phát bộ nhớ dạng phân vùng liên tục.</w:t>
+        <w:t xml:space="preserve">Tận dụng tối đa không gian bộ nhớ</w:t>
       </w:r>
     </w:p>
     <w:p>
       <w:pPr>
         <w:numPr>
           <w:ilvl w:val="0"/>
-          <w:numId w:val="16"/>
+          <w:numId w:val="36"/>
         </w:numPr>
         <w:spacing w:after="0" w:afterAutospacing="0" w:before="0" w:beforeAutospacing="0" w:line="360" w:lineRule="auto"/>
         <w:ind w:left="720" w:hanging="360"/>
@@ -2771,14 +3285,14 @@
           <w:szCs w:val="28"/>
           <w:rtl w:val="0"/>
         </w:rPr>
-        <w:t xml:space="preserve">Cho phép nhập dữ liệu thủ công từ người dùng.</w:t>
+        <w:t xml:space="preserve">Hạn chế phân mảnh bộ nhớ</w:t>
       </w:r>
     </w:p>
     <w:p>
       <w:pPr>
         <w:numPr>
           <w:ilvl w:val="0"/>
-          <w:numId w:val="16"/>
+          <w:numId w:val="36"/>
         </w:numPr>
         <w:spacing w:after="240" w:before="0" w:beforeAutospacing="0" w:line="360" w:lineRule="auto"/>
         <w:ind w:left="720" w:hanging="360"/>
@@ -2793,7 +3307,7 @@
           <w:szCs w:val="28"/>
           <w:rtl w:val="0"/>
         </w:rPr>
-        <w:t xml:space="preserve">Hiển thị kết quả cấp phát dưới dạng văn bản.</w:t>
+        <w:t xml:space="preserve">Đảm bảo tiến trình được cấp phát nhanh chóng</w:t>
       </w:r>
     </w:p>
     <w:p>
@@ -2810,7 +3324,107 @@
           <w:szCs w:val="28"/>
           <w:rtl w:val="0"/>
         </w:rPr>
-        <w:t xml:space="preserve">Đề tài không đi sâu vào các kỹ thuật quản lý bộ nhớ nâng cao như paging, segmentation hoặc virtual memory.</w:t>
+        <w:t xml:space="preserve">Một trong những phương pháp quản lý bộ nhớ cơ bản là cấp phát bộ nhớ liên tục (Contiguous Memory Allocation). Trong phương pháp này, mỗi tiến trình được cấp phát một vùng bộ nhớ liên tiếp đủ lớn để chứa toàn bộ tiến trình.</w:t>
+      </w:r>
+    </w:p>
+    <w:p>
+      <w:pPr>
+        <w:spacing w:after="240" w:before="240" w:line="360" w:lineRule="auto"/>
+        <w:rPr>
+          <w:sz w:val="28"/>
+          <w:szCs w:val="28"/>
+        </w:rPr>
+      </w:pPr>
+      <w:r>
+        <w:rPr>
+          <w:sz w:val="28"/>
+          <w:szCs w:val="28"/>
+          <w:rtl w:val="0"/>
+        </w:rPr>
+        <w:t xml:space="preserve">Tuy nhiên, phương pháp này dễ xảy ra phân mảnh bộ nhớ (Memory Fragmentation), khi bộ nhớ bị chia thành nhiều khối nhỏ không liên tục. Vì vậy, các thuật toán cấp phát bộ nhớ được đề xuất để lựa chọn vùng nhớ phù hợp nhất cho tiến trình.</w:t>
+      </w:r>
+    </w:p>
+    <w:p>
+      <w:pPr>
+        <w:spacing w:after="240" w:before="240" w:line="360" w:lineRule="auto"/>
+        <w:rPr>
+          <w:sz w:val="28"/>
+          <w:szCs w:val="28"/>
+        </w:rPr>
+      </w:pPr>
+      <w:r>
+        <w:rPr>
+          <w:sz w:val="28"/>
+          <w:szCs w:val="28"/>
+          <w:rtl w:val="0"/>
+        </w:rPr>
+        <w:t xml:space="preserve">Ba thuật toán phổ biến nhất gồm:</w:t>
+      </w:r>
+    </w:p>
+    <w:p>
+      <w:pPr>
+        <w:numPr>
+          <w:ilvl w:val="0"/>
+          <w:numId w:val="35"/>
+        </w:numPr>
+        <w:spacing w:after="0" w:afterAutospacing="0" w:before="240" w:line="360" w:lineRule="auto"/>
+        <w:ind w:left="720" w:hanging="360"/>
+        <w:rPr>
+          <w:sz w:val="28"/>
+          <w:szCs w:val="28"/>
+        </w:rPr>
+      </w:pPr>
+      <w:r>
+        <w:rPr>
+          <w:sz w:val="28"/>
+          <w:szCs w:val="28"/>
+          <w:rtl w:val="0"/>
+        </w:rPr>
+        <w:t xml:space="preserve">First-Fit</w:t>
+      </w:r>
+    </w:p>
+    <w:p>
+      <w:pPr>
+        <w:numPr>
+          <w:ilvl w:val="0"/>
+          <w:numId w:val="35"/>
+        </w:numPr>
+        <w:spacing w:after="0" w:afterAutospacing="0" w:before="0" w:beforeAutospacing="0" w:line="360" w:lineRule="auto"/>
+        <w:ind w:left="720" w:hanging="360"/>
+        <w:rPr>
+          <w:sz w:val="28"/>
+          <w:szCs w:val="28"/>
+        </w:rPr>
+      </w:pPr>
+      <w:r>
+        <w:rPr>
+          <w:sz w:val="28"/>
+          <w:szCs w:val="28"/>
+          <w:rtl w:val="0"/>
+        </w:rPr>
+        <w:t xml:space="preserve">Best-Fit</w:t>
+      </w:r>
+    </w:p>
+    <w:p>
+      <w:pPr>
+        <w:numPr>
+          <w:ilvl w:val="0"/>
+          <w:numId w:val="35"/>
+        </w:numPr>
+        <w:spacing w:after="240" w:before="0" w:beforeAutospacing="0" w:line="360" w:lineRule="auto"/>
+        <w:ind w:left="720" w:hanging="360"/>
+        <w:rPr>
+          <w:sz w:val="28"/>
+          <w:szCs w:val="28"/>
+        </w:rPr>
+      </w:pPr>
+      <w:r>
+        <w:rPr>
+          <w:sz w:val="28"/>
+          <w:szCs w:val="28"/>
+          <w:rtl w:val="0"/>
+        </w:rPr>
+        <w:t xml:space="preserve">Worst-Fit</w:t>
       </w:r>
     </w:p>
     <w:p>
@@ -2828,8 +3442,8 @@
           <w:szCs w:val="30"/>
         </w:rPr>
       </w:pPr>
-      <w:bookmarkStart w:colFirst="0" w:colLast="0" w:name="_7g1nugqbkoi1" w:id="10"/>
-      <w:bookmarkEnd w:id="10"/>
+      <w:bookmarkStart w:colFirst="0" w:colLast="0" w:name="_mljuyh119rwo" w:id="14"/>
+      <w:bookmarkEnd w:id="14"/>
       <w:r>
         <w:rPr>
           <w:rFonts w:ascii="Times New Roman" w:cs="Times New Roman" w:eastAsia="Times New Roman" w:hAnsi="Times New Roman"/>
@@ -2840,7 +3454,27 @@
           <w:szCs w:val="30"/>
           <w:rtl w:val="0"/>
         </w:rPr>
-        <w:t xml:space="preserve">1.4 Hướng tiếp cận</w:t>
+        <w:t xml:space="preserve">2.2 Thuật toán First-Fit</w:t>
+      </w:r>
+    </w:p>
+    <w:p>
+      <w:pPr>
+        <w:pStyle w:val="Heading3"/>
+        <w:keepNext w:val="0"/>
+        <w:keepLines w:val="0"/>
+        <w:spacing w:before="280" w:line="360" w:lineRule="auto"/>
+        <w:rPr>
+          <w:color w:val="000000"/>
+        </w:rPr>
+      </w:pPr>
+      <w:bookmarkStart w:colFirst="0" w:colLast="0" w:name="_k0v6h5ttrs35" w:id="15"/>
+      <w:bookmarkEnd w:id="15"/>
+      <w:r>
+        <w:rPr>
+          <w:color w:val="000000"/>
+          <w:rtl w:val="0"/>
+        </w:rPr>
+        <w:t xml:space="preserve">Khái niệm</w:t>
       </w:r>
     </w:p>
     <w:p>
@@ -2857,14 +3491,51 @@
           <w:szCs w:val="28"/>
           <w:rtl w:val="0"/>
         </w:rPr>
-        <w:t xml:space="preserve">Để thực hiện đề tài, nhóm áp dụng phương pháp tiếp cận theo từng bước:</w:t>
+        <w:t xml:space="preserve">First-Fit là thuật toán đơn giản nhất trong các phương pháp cấp phát bộ nhớ. Thuật toán sẽ duyệt danh sách các khối bộ nhớ theo thứ tự từ đầu đến cuối và chọn khối đầu tiên đủ lớn để cấp phát cho tiến trình.</w:t>
+      </w:r>
+    </w:p>
+    <w:p>
+      <w:pPr>
+        <w:pStyle w:val="Heading3"/>
+        <w:keepNext w:val="0"/>
+        <w:keepLines w:val="0"/>
+        <w:spacing w:before="280" w:line="360" w:lineRule="auto"/>
+        <w:rPr>
+          <w:color w:val="000000"/>
+        </w:rPr>
+      </w:pPr>
+      <w:bookmarkStart w:colFirst="0" w:colLast="0" w:name="_e73wm28kq0vn" w:id="16"/>
+      <w:bookmarkEnd w:id="16"/>
+      <w:r>
+        <w:rPr>
+          <w:color w:val="000000"/>
+          <w:rtl w:val="0"/>
+        </w:rPr>
+        <w:t xml:space="preserve">Nguyên lý hoạt động</w:t>
+      </w:r>
+    </w:p>
+    <w:p>
+      <w:pPr>
+        <w:spacing w:after="240" w:before="240" w:line="360" w:lineRule="auto"/>
+        <w:rPr>
+          <w:sz w:val="28"/>
+          <w:szCs w:val="28"/>
+        </w:rPr>
+      </w:pPr>
+      <w:r>
+        <w:rPr>
+          <w:sz w:val="28"/>
+          <w:szCs w:val="28"/>
+          <w:rtl w:val="0"/>
+        </w:rPr>
+        <w:t xml:space="preserve">Quy trình thực hiện:</w:t>
       </w:r>
     </w:p>
     <w:p>
       <w:pPr>
         <w:numPr>
           <w:ilvl w:val="0"/>
-          <w:numId w:val="14"/>
+          <w:numId w:val="7"/>
         </w:numPr>
         <w:spacing w:after="0" w:afterAutospacing="0" w:before="240" w:line="360" w:lineRule="auto"/>
         <w:ind w:left="720" w:hanging="360"/>
@@ -2879,14 +3550,14 @@
           <w:szCs w:val="28"/>
           <w:rtl w:val="0"/>
         </w:rPr>
-        <w:t xml:space="preserve">Nghiên cứu lý thuyết về quản lý bộ nhớ và các thuật toán cấp phát.</w:t>
+        <w:t xml:space="preserve">Duyệt danh sách các block memory từ trái sang phải.</w:t>
       </w:r>
     </w:p>
     <w:p>
       <w:pPr>
         <w:numPr>
           <w:ilvl w:val="0"/>
-          <w:numId w:val="14"/>
+          <w:numId w:val="7"/>
         </w:numPr>
         <w:spacing w:after="0" w:afterAutospacing="0" w:before="0" w:beforeAutospacing="0" w:line="360" w:lineRule="auto"/>
         <w:ind w:left="720" w:hanging="360"/>
@@ -2897,62 +3568,19 @@
       </w:pPr>
       <w:r>
         <w:rPr>
-          <w:sz w:val="28"/>
-          <w:szCs w:val="28"/>
-          <w:rtl w:val="0"/>
-        </w:rPr>
-        <w:t xml:space="preserve">Phân tích yêu cầu và thiết kế giao diện chương trình.</w:t>
+          <w:rFonts w:ascii="Caudex" w:cs="Caudex" w:eastAsia="Caudex" w:hAnsi="Caudex"/>
+          <w:sz w:val="28"/>
+          <w:szCs w:val="28"/>
+          <w:rtl w:val="0"/>
+        </w:rPr>
+        <w:t xml:space="preserve">Khi gặp block có kích thước ≥ kích thước tiến trình → cấp phát ngay.</w:t>
       </w:r>
     </w:p>
     <w:p>
       <w:pPr>
         <w:numPr>
           <w:ilvl w:val="0"/>
-          <w:numId w:val="14"/>
-        </w:numPr>
-        <w:spacing w:after="0" w:afterAutospacing="0" w:before="0" w:beforeAutospacing="0" w:line="360" w:lineRule="auto"/>
-        <w:ind w:left="720" w:hanging="360"/>
-        <w:rPr>
-          <w:sz w:val="28"/>
-          <w:szCs w:val="28"/>
-        </w:rPr>
-      </w:pPr>
-      <w:r>
-        <w:rPr>
-          <w:sz w:val="28"/>
-          <w:szCs w:val="28"/>
-          <w:rtl w:val="0"/>
-        </w:rPr>
-        <w:t xml:space="preserve">Cài đặt các thuật toán bằng Python.</w:t>
-      </w:r>
-    </w:p>
-    <w:p>
-      <w:pPr>
-        <w:numPr>
-          <w:ilvl w:val="0"/>
-          <w:numId w:val="14"/>
-        </w:numPr>
-        <w:spacing w:after="0" w:afterAutospacing="0" w:before="0" w:beforeAutospacing="0" w:line="360" w:lineRule="auto"/>
-        <w:ind w:left="720" w:hanging="360"/>
-        <w:rPr>
-          <w:sz w:val="28"/>
-          <w:szCs w:val="28"/>
-        </w:rPr>
-      </w:pPr>
-      <w:r>
-        <w:rPr>
-          <w:sz w:val="28"/>
-          <w:szCs w:val="28"/>
-          <w:rtl w:val="0"/>
-        </w:rPr>
-        <w:t xml:space="preserve">Tích hợp thuật toán với giao diện GUI.</w:t>
-      </w:r>
-    </w:p>
-    <w:p>
-      <w:pPr>
-        <w:numPr>
-          <w:ilvl w:val="0"/>
-          <w:numId w:val="14"/>
+          <w:numId w:val="7"/>
         </w:numPr>
         <w:spacing w:after="240" w:before="0" w:beforeAutospacing="0" w:line="360" w:lineRule="auto"/>
         <w:ind w:left="720" w:hanging="360"/>
@@ -2967,119 +3595,27 @@
           <w:szCs w:val="28"/>
           <w:rtl w:val="0"/>
         </w:rPr>
-        <w:t xml:space="preserve">Kiểm thử chương trình và đánh giá kết quả.</w:t>
-      </w:r>
-    </w:p>
-    <w:p>
-      <w:pPr>
-        <w:spacing w:after="240" w:before="240" w:line="360" w:lineRule="auto"/>
-        <w:rPr>
-          <w:sz w:val="28"/>
-          <w:szCs w:val="28"/>
-        </w:rPr>
-      </w:pPr>
-      <w:r>
-        <w:rPr>
-          <w:sz w:val="28"/>
-          <w:szCs w:val="28"/>
-          <w:rtl w:val="0"/>
-        </w:rPr>
-        <w:t xml:space="preserve">Phương pháp này giúp đảm bảo chương trình được xây dựng theo quy trình rõ ràng và dễ dàng mở rộng trong tương lai.</w:t>
-      </w:r>
-    </w:p>
-    <w:p>
-      <w:pPr>
-        <w:pStyle w:val="Heading1"/>
+        <w:t xml:space="preserve">Nếu không có block phù hợp → tiến trình không được cấp phát.</w:t>
+      </w:r>
+    </w:p>
+    <w:p>
+      <w:pPr>
+        <w:pStyle w:val="Heading3"/>
         <w:keepNext w:val="0"/>
         <w:keepLines w:val="0"/>
-        <w:spacing w:after="120" w:before="480" w:line="360" w:lineRule="auto"/>
-        <w:rPr>
-          <w:sz w:val="36"/>
-          <w:szCs w:val="36"/>
-        </w:rPr>
-      </w:pPr>
-      <w:bookmarkStart w:colFirst="0" w:colLast="0" w:name="_xoc9xhlpw7aa" w:id="11"/>
-      <w:bookmarkEnd w:id="11"/>
-      <w:r>
-        <w:rPr>
-          <w:rFonts w:ascii="Times New Roman" w:cs="Times New Roman" w:eastAsia="Times New Roman" w:hAnsi="Times New Roman"/>
-          <w:b w:val="1"/>
-          <w:bCs w:val="1"/>
+        <w:spacing w:before="280" w:line="360" w:lineRule="auto"/>
+        <w:rPr>
           <w:color w:val="000000"/>
-          <w:sz w:val="36"/>
-          <w:szCs w:val="36"/>
-          <w:rtl w:val="0"/>
-        </w:rPr>
-        <w:t xml:space="preserve">CHƯƠNG 2 – CƠ SỞ LÝ THUYẾT</w:t>
-      </w:r>
-      <w:r>
-        <w:rPr>
-          <w:rtl w:val="0"/>
-        </w:rPr>
-      </w:r>
-    </w:p>
-    <w:p>
-      <w:pPr>
-        <w:pStyle w:val="Heading2"/>
-        <w:keepNext w:val="0"/>
-        <w:keepLines w:val="0"/>
-        <w:spacing w:before="360" w:line="360" w:lineRule="auto"/>
-        <w:rPr>
-          <w:rFonts w:ascii="Times New Roman" w:cs="Times New Roman" w:eastAsia="Times New Roman" w:hAnsi="Times New Roman"/>
-          <w:b w:val="1"/>
-          <w:bCs w:val="1"/>
+        </w:rPr>
+      </w:pPr>
+      <w:bookmarkStart w:colFirst="0" w:colLast="0" w:name="_hf2xv0mmwgnb" w:id="17"/>
+      <w:bookmarkEnd w:id="17"/>
+      <w:r>
+        <w:rPr>
           <w:color w:val="000000"/>
-          <w:sz w:val="30"/>
-          <w:szCs w:val="30"/>
-        </w:rPr>
-      </w:pPr>
-      <w:bookmarkStart w:colFirst="0" w:colLast="0" w:name="_j265m1k8x4ir" w:id="12"/>
-      <w:bookmarkEnd w:id="12"/>
-      <w:r>
-        <w:rPr>
-          <w:rFonts w:ascii="Times New Roman" w:cs="Times New Roman" w:eastAsia="Times New Roman" w:hAnsi="Times New Roman"/>
-          <w:b w:val="1"/>
-          <w:bCs w:val="1"/>
-          <w:color w:val="000000"/>
-          <w:sz w:val="30"/>
-          <w:szCs w:val="30"/>
-          <w:rtl w:val="0"/>
-        </w:rPr>
-        <w:t xml:space="preserve">2.1 Tổng quan về quản lý bộ nhớ trong hệ điều hành</w:t>
-      </w:r>
-    </w:p>
-    <w:p>
-      <w:pPr>
-        <w:spacing w:after="240" w:before="240" w:line="360" w:lineRule="auto"/>
-        <w:rPr>
-          <w:sz w:val="28"/>
-          <w:szCs w:val="28"/>
-        </w:rPr>
-      </w:pPr>
-      <w:r>
-        <w:rPr>
-          <w:sz w:val="28"/>
-          <w:szCs w:val="28"/>
-          <w:rtl w:val="0"/>
-        </w:rPr>
-        <w:t xml:space="preserve">Quản lý bộ nhớ là một trong những chức năng quan trọng nhất của hệ điều hành. Nhiệm vụ chính của hệ điều hành là phân bổ bộ nhớ cho các tiến trình đang chạy sao cho việc sử dụng tài nguyên đạt hiệu quả cao nhất, đồng thời đảm bảo hệ thống hoạt động ổn định.</w:t>
-      </w:r>
-    </w:p>
-    <w:p>
-      <w:pPr>
-        <w:spacing w:after="240" w:before="240" w:line="360" w:lineRule="auto"/>
-        <w:rPr>
-          <w:sz w:val="28"/>
-          <w:szCs w:val="28"/>
-        </w:rPr>
-      </w:pPr>
-      <w:r>
-        <w:rPr>
-          <w:sz w:val="28"/>
-          <w:szCs w:val="28"/>
-          <w:rtl w:val="0"/>
-        </w:rPr>
-        <w:t xml:space="preserve">Trong môi trường đa chương trình, nhiều tiến trình có thể chạy đồng thời và cùng yêu cầu cấp phát bộ nhớ. Vì dung lượng bộ nhớ là hữu hạn, hệ điều hành phải áp dụng các chiến lược cấp phát phù hợp để:</w:t>
+          <w:rtl w:val="0"/>
+        </w:rPr>
+        <w:t xml:space="preserve">Ưu điểm</w:t>
       </w:r>
     </w:p>
     <w:p>
@@ -3101,7 +3637,7 @@
           <w:szCs w:val="28"/>
           <w:rtl w:val="0"/>
         </w:rPr>
-        <w:t xml:space="preserve">Tận dụng tối đa không gian bộ nhớ</w:t>
+        <w:t xml:space="preserve">Tốc độ cấp phát nhanh</w:t>
       </w:r>
     </w:p>
     <w:p>
@@ -3123,7 +3659,7 @@
           <w:szCs w:val="28"/>
           <w:rtl w:val="0"/>
         </w:rPr>
-        <w:t xml:space="preserve">Hạn chế phân mảnh bộ nhớ</w:t>
+        <w:t xml:space="preserve">Dễ cài đặt</w:t>
       </w:r>
     </w:p>
     <w:p>
@@ -3145,7 +3681,126 @@
           <w:szCs w:val="28"/>
           <w:rtl w:val="0"/>
         </w:rPr>
-        <w:t xml:space="preserve">Đảm bảo tiến trình được cấp phát nhanh chóng</w:t>
+        <w:t xml:space="preserve">Thời gian tìm kiếm thấp</w:t>
+      </w:r>
+    </w:p>
+    <w:p>
+      <w:pPr>
+        <w:pStyle w:val="Heading3"/>
+        <w:keepNext w:val="0"/>
+        <w:keepLines w:val="0"/>
+        <w:spacing w:before="280" w:line="360" w:lineRule="auto"/>
+        <w:rPr>
+          <w:color w:val="000000"/>
+        </w:rPr>
+      </w:pPr>
+      <w:bookmarkStart w:colFirst="0" w:colLast="0" w:name="_eecvh2qpjhqw" w:id="18"/>
+      <w:bookmarkEnd w:id="18"/>
+      <w:r>
+        <w:rPr>
+          <w:color w:val="000000"/>
+          <w:rtl w:val="0"/>
+        </w:rPr>
+        <w:t xml:space="preserve">Nhược điểm</w:t>
+      </w:r>
+    </w:p>
+    <w:p>
+      <w:pPr>
+        <w:numPr>
+          <w:ilvl w:val="0"/>
+          <w:numId w:val="6"/>
+        </w:numPr>
+        <w:spacing w:after="0" w:afterAutospacing="0" w:before="240" w:line="360" w:lineRule="auto"/>
+        <w:ind w:left="720" w:hanging="360"/>
+        <w:rPr>
+          <w:sz w:val="28"/>
+          <w:szCs w:val="28"/>
+        </w:rPr>
+      </w:pPr>
+      <w:r>
+        <w:rPr>
+          <w:sz w:val="28"/>
+          <w:szCs w:val="28"/>
+          <w:rtl w:val="0"/>
+        </w:rPr>
+        <w:t xml:space="preserve">Dễ gây phân mảnh bộ nhớ ở phần đầu danh sách</w:t>
+      </w:r>
+    </w:p>
+    <w:p>
+      <w:pPr>
+        <w:numPr>
+          <w:ilvl w:val="0"/>
+          <w:numId w:val="6"/>
+        </w:numPr>
+        <w:spacing w:after="240" w:before="0" w:beforeAutospacing="0" w:line="360" w:lineRule="auto"/>
+        <w:ind w:left="720" w:hanging="360"/>
+        <w:rPr>
+          <w:sz w:val="28"/>
+          <w:szCs w:val="28"/>
+        </w:rPr>
+      </w:pPr>
+      <w:r>
+        <w:rPr>
+          <w:sz w:val="28"/>
+          <w:szCs w:val="28"/>
+          <w:rtl w:val="0"/>
+        </w:rPr>
+        <w:t xml:space="preserve">Hiệu quả sử dụng bộ nhớ không cao</w:t>
+      </w:r>
+      <w:r>
+        <w:rPr>
+          <w:rtl w:val="0"/>
+        </w:rPr>
+      </w:r>
+    </w:p>
+    <w:p>
+      <w:pPr>
+        <w:pStyle w:val="Heading2"/>
+        <w:keepNext w:val="0"/>
+        <w:keepLines w:val="0"/>
+        <w:spacing w:before="360" w:line="360" w:lineRule="auto"/>
+        <w:rPr>
+          <w:rFonts w:ascii="Times New Roman" w:cs="Times New Roman" w:eastAsia="Times New Roman" w:hAnsi="Times New Roman"/>
+          <w:b w:val="1"/>
+          <w:bCs w:val="1"/>
+          <w:color w:val="000000"/>
+          <w:sz w:val="30"/>
+          <w:szCs w:val="30"/>
+        </w:rPr>
+      </w:pPr>
+      <w:bookmarkStart w:colFirst="0" w:colLast="0" w:name="_wi94v56njcib" w:id="19"/>
+      <w:bookmarkEnd w:id="19"/>
+      <w:r>
+        <w:rPr>
+          <w:rFonts w:ascii="Times New Roman" w:cs="Times New Roman" w:eastAsia="Times New Roman" w:hAnsi="Times New Roman"/>
+          <w:b w:val="1"/>
+          <w:bCs w:val="1"/>
+          <w:color w:val="000000"/>
+          <w:sz w:val="30"/>
+          <w:szCs w:val="30"/>
+          <w:rtl w:val="0"/>
+        </w:rPr>
+        <w:t xml:space="preserve">2.3 Thuật toán Best-Fit</w:t>
+      </w:r>
+    </w:p>
+    <w:p>
+      <w:pPr>
+        <w:pStyle w:val="Heading3"/>
+        <w:keepNext w:val="0"/>
+        <w:keepLines w:val="0"/>
+        <w:spacing w:before="280" w:line="360" w:lineRule="auto"/>
+        <w:rPr>
+          <w:color w:val="000000"/>
+        </w:rPr>
+      </w:pPr>
+      <w:bookmarkStart w:colFirst="0" w:colLast="0" w:name="_usxbmmw2fs7f" w:id="20"/>
+      <w:bookmarkEnd w:id="20"/>
+      <w:r>
+        <w:rPr>
+          <w:color w:val="000000"/>
+          <w:rtl w:val="0"/>
+        </w:rPr>
+        <w:t xml:space="preserve">Khái niệm</w:t>
       </w:r>
     </w:p>
     <w:p>
@@ -3162,7 +3817,27 @@
           <w:szCs w:val="28"/>
           <w:rtl w:val="0"/>
         </w:rPr>
-        <w:t xml:space="preserve">Một trong những phương pháp quản lý bộ nhớ cơ bản là cấp phát bộ nhớ liên tục (Contiguous Memory Allocation). Trong phương pháp này, mỗi tiến trình được cấp phát một vùng bộ nhớ liên tiếp đủ lớn để chứa toàn bộ tiến trình.</w:t>
+        <w:t xml:space="preserve">Best-Fit là thuật toán tìm khối bộ nhớ nhỏ nhất nhưng vẫn đủ chứa tiến trình. Mục tiêu là giảm thiểu phần bộ nhớ bị lãng phí sau khi cấp phát.</w:t>
+      </w:r>
+    </w:p>
+    <w:p>
+      <w:pPr>
+        <w:pStyle w:val="Heading3"/>
+        <w:keepNext w:val="0"/>
+        <w:keepLines w:val="0"/>
+        <w:spacing w:before="280" w:line="360" w:lineRule="auto"/>
+        <w:rPr>
+          <w:color w:val="000000"/>
+        </w:rPr>
+      </w:pPr>
+      <w:bookmarkStart w:colFirst="0" w:colLast="0" w:name="_c7vt4cm3jt32" w:id="21"/>
+      <w:bookmarkEnd w:id="21"/>
+      <w:r>
+        <w:rPr>
+          <w:color w:val="000000"/>
+          <w:rtl w:val="0"/>
+        </w:rPr>
+        <w:t xml:space="preserve">Nguyên lý hoạt động</w:t>
       </w:r>
     </w:p>
     <w:p>
@@ -3179,24 +3854,94 @@
           <w:szCs w:val="28"/>
           <w:rtl w:val="0"/>
         </w:rPr>
-        <w:t xml:space="preserve">Tuy nhiên, phương pháp này dễ xảy ra phân mảnh bộ nhớ (Memory Fragmentation), khi bộ nhớ bị chia thành nhiều khối nhỏ không liên tục. Vì vậy, các thuật toán cấp phát bộ nhớ được đề xuất để lựa chọn vùng nhớ phù hợp nhất cho tiến trình.</w:t>
-      </w:r>
-    </w:p>
-    <w:p>
-      <w:pPr>
-        <w:spacing w:after="240" w:before="240" w:line="360" w:lineRule="auto"/>
-        <w:rPr>
-          <w:sz w:val="28"/>
-          <w:szCs w:val="28"/>
-        </w:rPr>
-      </w:pPr>
-      <w:r>
-        <w:rPr>
-          <w:sz w:val="28"/>
-          <w:szCs w:val="28"/>
-          <w:rtl w:val="0"/>
-        </w:rPr>
-        <w:t xml:space="preserve">Ba thuật toán phổ biến nhất gồm:</w:t>
+        <w:t xml:space="preserve">Quy trình:</w:t>
+      </w:r>
+    </w:p>
+    <w:p>
+      <w:pPr>
+        <w:numPr>
+          <w:ilvl w:val="0"/>
+          <w:numId w:val="12"/>
+        </w:numPr>
+        <w:spacing w:after="0" w:afterAutospacing="0" w:before="240" w:line="360" w:lineRule="auto"/>
+        <w:ind w:left="720" w:hanging="360"/>
+        <w:rPr>
+          <w:sz w:val="28"/>
+          <w:szCs w:val="28"/>
+        </w:rPr>
+      </w:pPr>
+      <w:r>
+        <w:rPr>
+          <w:sz w:val="28"/>
+          <w:szCs w:val="28"/>
+          <w:rtl w:val="0"/>
+        </w:rPr>
+        <w:t xml:space="preserve">Duyệt toàn bộ danh sách block memory.</w:t>
+      </w:r>
+    </w:p>
+    <w:p>
+      <w:pPr>
+        <w:numPr>
+          <w:ilvl w:val="0"/>
+          <w:numId w:val="12"/>
+        </w:numPr>
+        <w:spacing w:after="0" w:afterAutospacing="0" w:before="0" w:beforeAutospacing="0" w:line="360" w:lineRule="auto"/>
+        <w:ind w:left="720" w:hanging="360"/>
+        <w:rPr>
+          <w:sz w:val="28"/>
+          <w:szCs w:val="28"/>
+        </w:rPr>
+      </w:pPr>
+      <w:r>
+        <w:rPr>
+          <w:rFonts w:ascii="Caudex" w:cs="Caudex" w:eastAsia="Caudex" w:hAnsi="Caudex"/>
+          <w:sz w:val="28"/>
+          <w:szCs w:val="28"/>
+          <w:rtl w:val="0"/>
+        </w:rPr>
+        <w:t xml:space="preserve">Tìm block có kích thước nhỏ nhất nhưng vẫn ≥ tiến trình.</w:t>
+      </w:r>
+    </w:p>
+    <w:p>
+      <w:pPr>
+        <w:numPr>
+          <w:ilvl w:val="0"/>
+          <w:numId w:val="12"/>
+        </w:numPr>
+        <w:spacing w:after="240" w:before="0" w:beforeAutospacing="0" w:line="360" w:lineRule="auto"/>
+        <w:ind w:left="720" w:hanging="360"/>
+        <w:rPr>
+          <w:sz w:val="28"/>
+          <w:szCs w:val="28"/>
+        </w:rPr>
+      </w:pPr>
+      <w:r>
+        <w:rPr>
+          <w:sz w:val="28"/>
+          <w:szCs w:val="28"/>
+          <w:rtl w:val="0"/>
+        </w:rPr>
+        <w:t xml:space="preserve">Cấp phát block đó cho tiến trình.</w:t>
+      </w:r>
+    </w:p>
+    <w:p>
+      <w:pPr>
+        <w:pStyle w:val="Heading3"/>
+        <w:keepNext w:val="0"/>
+        <w:keepLines w:val="0"/>
+        <w:spacing w:before="280" w:line="360" w:lineRule="auto"/>
+        <w:rPr>
+          <w:color w:val="000000"/>
+        </w:rPr>
+      </w:pPr>
+      <w:bookmarkStart w:colFirst="0" w:colLast="0" w:name="_qjthl55kyamh" w:id="22"/>
+      <w:bookmarkEnd w:id="22"/>
+      <w:r>
+        <w:rPr>
+          <w:color w:val="000000"/>
+          <w:rtl w:val="0"/>
+        </w:rPr>
+        <w:t xml:space="preserve">Ưu điểm</w:t>
       </w:r>
     </w:p>
     <w:p>
@@ -3218,29 +3963,7 @@
           <w:szCs w:val="28"/>
           <w:rtl w:val="0"/>
         </w:rPr>
-        <w:t xml:space="preserve">First-Fit</w:t>
-      </w:r>
-    </w:p>
-    <w:p>
-      <w:pPr>
-        <w:numPr>
-          <w:ilvl w:val="0"/>
-          <w:numId w:val="26"/>
-        </w:numPr>
-        <w:spacing w:after="0" w:afterAutospacing="0" w:before="0" w:beforeAutospacing="0" w:line="360" w:lineRule="auto"/>
-        <w:ind w:left="720" w:hanging="360"/>
-        <w:rPr>
-          <w:sz w:val="28"/>
-          <w:szCs w:val="28"/>
-        </w:rPr>
-      </w:pPr>
-      <w:r>
-        <w:rPr>
-          <w:sz w:val="28"/>
-          <w:szCs w:val="28"/>
-          <w:rtl w:val="0"/>
-        </w:rPr>
-        <w:t xml:space="preserve">Best-Fit</w:t>
+        <w:t xml:space="preserve">Giảm lãng phí bộ nhớ</w:t>
       </w:r>
     </w:p>
     <w:p>
@@ -3262,7 +3985,72 @@
           <w:szCs w:val="28"/>
           <w:rtl w:val="0"/>
         </w:rPr>
-        <w:t xml:space="preserve">Worst-Fit</w:t>
+        <w:t xml:space="preserve">Tối ưu sử dụng bộ nhớ hơn First-Fit</w:t>
+      </w:r>
+    </w:p>
+    <w:p>
+      <w:pPr>
+        <w:pStyle w:val="Heading3"/>
+        <w:keepNext w:val="0"/>
+        <w:keepLines w:val="0"/>
+        <w:spacing w:before="280" w:line="360" w:lineRule="auto"/>
+        <w:rPr>
+          <w:color w:val="000000"/>
+        </w:rPr>
+      </w:pPr>
+      <w:bookmarkStart w:colFirst="0" w:colLast="0" w:name="_xg6tv2rf5orr" w:id="23"/>
+      <w:bookmarkEnd w:id="23"/>
+      <w:r>
+        <w:rPr>
+          <w:color w:val="000000"/>
+          <w:rtl w:val="0"/>
+        </w:rPr>
+        <w:t xml:space="preserve">Nhược điểm</w:t>
+      </w:r>
+    </w:p>
+    <w:p>
+      <w:pPr>
+        <w:numPr>
+          <w:ilvl w:val="0"/>
+          <w:numId w:val="1"/>
+        </w:numPr>
+        <w:spacing w:after="0" w:afterAutospacing="0" w:before="240" w:line="360" w:lineRule="auto"/>
+        <w:ind w:left="720" w:hanging="360"/>
+        <w:rPr>
+          <w:sz w:val="28"/>
+          <w:szCs w:val="28"/>
+        </w:rPr>
+      </w:pPr>
+      <w:r>
+        <w:rPr>
+          <w:sz w:val="28"/>
+          <w:szCs w:val="28"/>
+          <w:rtl w:val="0"/>
+        </w:rPr>
+        <w:t xml:space="preserve">Tốn thời gian tìm kiếm vì phải duyệt toàn bộ danh sách</w:t>
+      </w:r>
+    </w:p>
+    <w:p>
+      <w:pPr>
+        <w:numPr>
+          <w:ilvl w:val="0"/>
+          <w:numId w:val="1"/>
+        </w:numPr>
+        <w:spacing w:after="240" w:before="0" w:beforeAutospacing="0" w:line="360" w:lineRule="auto"/>
+        <w:ind w:left="720" w:hanging="360"/>
+        <w:rPr>
+          <w:sz w:val="28"/>
+          <w:szCs w:val="28"/>
+        </w:rPr>
+      </w:pPr>
+      <w:r>
+        <w:rPr>
+          <w:rFonts w:ascii="Caudex" w:cs="Caudex" w:eastAsia="Caudex" w:hAnsi="Caudex"/>
+          <w:sz w:val="28"/>
+          <w:szCs w:val="28"/>
+          <w:rtl w:val="0"/>
+        </w:rPr>
+        <w:t xml:space="preserve">Tạo nhiều mảnh bộ nhớ nhỏ → khó sử dụng về sau</w:t>
       </w:r>
     </w:p>
     <w:p>
@@ -3280,8 +4068,8 @@
           <w:szCs w:val="30"/>
         </w:rPr>
       </w:pPr>
-      <w:bookmarkStart w:colFirst="0" w:colLast="0" w:name="_mljuyh119rwo" w:id="13"/>
-      <w:bookmarkEnd w:id="13"/>
+      <w:bookmarkStart w:colFirst="0" w:colLast="0" w:name="_z3o8fphjf02k" w:id="24"/>
+      <w:bookmarkEnd w:id="24"/>
       <w:r>
         <w:rPr>
           <w:rFonts w:ascii="Times New Roman" w:cs="Times New Roman" w:eastAsia="Times New Roman" w:hAnsi="Times New Roman"/>
@@ -3292,7 +4080,7 @@
           <w:szCs w:val="30"/>
           <w:rtl w:val="0"/>
         </w:rPr>
-        <w:t xml:space="preserve">2.2 Thuật toán First-Fit</w:t>
+        <w:t xml:space="preserve">2.4 Thuật toán Worst-Fit</w:t>
       </w:r>
     </w:p>
     <w:p>
@@ -3305,8 +4093,8 @@
           <w:color w:val="000000"/>
         </w:rPr>
       </w:pPr>
-      <w:bookmarkStart w:colFirst="0" w:colLast="0" w:name="_k0v6h5ttrs35" w:id="14"/>
-      <w:bookmarkEnd w:id="14"/>
+      <w:bookmarkStart w:colFirst="0" w:colLast="0" w:name="_7fevlyfstnro" w:id="25"/>
+      <w:bookmarkEnd w:id="25"/>
       <w:r>
         <w:rPr>
           <w:color w:val="000000"/>
@@ -3329,7 +4117,7 @@
           <w:szCs w:val="28"/>
           <w:rtl w:val="0"/>
         </w:rPr>
-        <w:t xml:space="preserve">First-Fit là thuật toán đơn giản nhất trong các phương pháp cấp phát bộ nhớ. Thuật toán sẽ duyệt danh sách các khối bộ nhớ theo thứ tự từ đầu đến cuối và chọn khối đầu tiên đủ lớn để cấp phát cho tiến trình.</w:t>
+        <w:t xml:space="preserve">Worst-Fit là thuật toán chọn khối bộ nhớ lớn nhất để cấp phát cho tiến trình. Mục tiêu là để lại phần bộ nhớ dư đủ lớn cho các tiến trình khác.</w:t>
       </w:r>
     </w:p>
     <w:p>
@@ -3342,8 +4130,8 @@
           <w:color w:val="000000"/>
         </w:rPr>
       </w:pPr>
-      <w:bookmarkStart w:colFirst="0" w:colLast="0" w:name="_e73wm28kq0vn" w:id="15"/>
-      <w:bookmarkEnd w:id="15"/>
+      <w:bookmarkStart w:colFirst="0" w:colLast="0" w:name="_870g49ul7510" w:id="26"/>
+      <w:bookmarkEnd w:id="26"/>
       <w:r>
         <w:rPr>
           <w:color w:val="000000"/>
@@ -3366,14 +4154,14 @@
           <w:szCs w:val="28"/>
           <w:rtl w:val="0"/>
         </w:rPr>
-        <w:t xml:space="preserve">Quy trình thực hiện:</w:t>
+        <w:t xml:space="preserve">Quy trình:</w:t>
       </w:r>
     </w:p>
     <w:p>
       <w:pPr>
         <w:numPr>
           <w:ilvl w:val="0"/>
-          <w:numId w:val="8"/>
+          <w:numId w:val="25"/>
         </w:numPr>
         <w:spacing w:after="0" w:afterAutospacing="0" w:before="240" w:line="360" w:lineRule="auto"/>
         <w:ind w:left="720" w:hanging="360"/>
@@ -3388,14 +4176,14 @@
           <w:szCs w:val="28"/>
           <w:rtl w:val="0"/>
         </w:rPr>
-        <w:t xml:space="preserve">Duyệt danh sách các block memory từ trái sang phải.</w:t>
+        <w:t xml:space="preserve">Duyệt toàn bộ danh sách block memory.</w:t>
       </w:r>
     </w:p>
     <w:p>
       <w:pPr>
         <w:numPr>
           <w:ilvl w:val="0"/>
-          <w:numId w:val="8"/>
+          <w:numId w:val="25"/>
         </w:numPr>
         <w:spacing w:after="0" w:afterAutospacing="0" w:before="0" w:beforeAutospacing="0" w:line="360" w:lineRule="auto"/>
         <w:ind w:left="720" w:hanging="360"/>
@@ -3406,19 +4194,18 @@
       </w:pPr>
       <w:r>
         <w:rPr>
-          <w:rFonts w:ascii="Caudex" w:cs="Caudex" w:eastAsia="Caudex" w:hAnsi="Caudex"/>
-          <w:sz w:val="28"/>
-          <w:szCs w:val="28"/>
-          <w:rtl w:val="0"/>
-        </w:rPr>
-        <w:t xml:space="preserve">Khi gặp block có kích thước ≥ kích thước tiến trình → cấp phát ngay.</w:t>
+          <w:sz w:val="28"/>
+          <w:szCs w:val="28"/>
+          <w:rtl w:val="0"/>
+        </w:rPr>
+        <w:t xml:space="preserve">Tìm block lớn nhất.</w:t>
       </w:r>
     </w:p>
     <w:p>
       <w:pPr>
         <w:numPr>
           <w:ilvl w:val="0"/>
-          <w:numId w:val="8"/>
+          <w:numId w:val="25"/>
         </w:numPr>
         <w:spacing w:after="240" w:before="0" w:beforeAutospacing="0" w:line="360" w:lineRule="auto"/>
         <w:ind w:left="720" w:hanging="360"/>
@@ -3433,7 +4220,7 @@
           <w:szCs w:val="28"/>
           <w:rtl w:val="0"/>
         </w:rPr>
-        <w:t xml:space="preserve">Nếu không có block phù hợp → tiến trình không được cấp phát.</w:t>
+        <w:t xml:space="preserve">Cấp phát block đó cho tiến trình.</w:t>
       </w:r>
     </w:p>
     <w:p>
@@ -3446,8 +4233,8 @@
           <w:color w:val="000000"/>
         </w:rPr>
       </w:pPr>
-      <w:bookmarkStart w:colFirst="0" w:colLast="0" w:name="_hf2xv0mmwgnb" w:id="16"/>
-      <w:bookmarkEnd w:id="16"/>
+      <w:bookmarkStart w:colFirst="0" w:colLast="0" w:name="_gkvmkvkckynv" w:id="27"/>
+      <w:bookmarkEnd w:id="27"/>
       <w:r>
         <w:rPr>
           <w:color w:val="000000"/>
@@ -3460,7 +4247,7 @@
       <w:pPr>
         <w:numPr>
           <w:ilvl w:val="0"/>
-          <w:numId w:val="20"/>
+          <w:numId w:val="39"/>
         </w:numPr>
         <w:spacing w:after="0" w:afterAutospacing="0" w:before="240" w:line="360" w:lineRule="auto"/>
         <w:ind w:left="720" w:hanging="360"/>
@@ -3475,36 +4262,14 @@
           <w:szCs w:val="28"/>
           <w:rtl w:val="0"/>
         </w:rPr>
-        <w:t xml:space="preserve">Tốc độ cấp phát nhanh</w:t>
+        <w:t xml:space="preserve">Giảm tạo các mảnh bộ nhớ nhỏ</w:t>
       </w:r>
     </w:p>
     <w:p>
       <w:pPr>
         <w:numPr>
           <w:ilvl w:val="0"/>
-          <w:numId w:val="20"/>
-        </w:numPr>
-        <w:spacing w:after="0" w:afterAutospacing="0" w:before="0" w:beforeAutospacing="0" w:line="360" w:lineRule="auto"/>
-        <w:ind w:left="720" w:hanging="360"/>
-        <w:rPr>
-          <w:sz w:val="28"/>
-          <w:szCs w:val="28"/>
-        </w:rPr>
-      </w:pPr>
-      <w:r>
-        <w:rPr>
-          <w:sz w:val="28"/>
-          <w:szCs w:val="28"/>
-          <w:rtl w:val="0"/>
-        </w:rPr>
-        <w:t xml:space="preserve">Dễ cài đặt</w:t>
-      </w:r>
-    </w:p>
-    <w:p>
-      <w:pPr>
-        <w:numPr>
-          <w:ilvl w:val="0"/>
-          <w:numId w:val="20"/>
+          <w:numId w:val="39"/>
         </w:numPr>
         <w:spacing w:after="240" w:before="0" w:beforeAutospacing="0" w:line="360" w:lineRule="auto"/>
         <w:ind w:left="720" w:hanging="360"/>
@@ -3519,7 +4284,7 @@
           <w:szCs w:val="28"/>
           <w:rtl w:val="0"/>
         </w:rPr>
-        <w:t xml:space="preserve">Thời gian tìm kiếm thấp</w:t>
+        <w:t xml:space="preserve">Giữ lại các block có kích thước trung bình</w:t>
       </w:r>
     </w:p>
     <w:p>
@@ -3532,8 +4297,8 @@
           <w:color w:val="000000"/>
         </w:rPr>
       </w:pPr>
-      <w:bookmarkStart w:colFirst="0" w:colLast="0" w:name="_eecvh2qpjhqw" w:id="17"/>
-      <w:bookmarkEnd w:id="17"/>
+      <w:bookmarkStart w:colFirst="0" w:colLast="0" w:name="_bcf3ltpehyh2" w:id="28"/>
+      <w:bookmarkEnd w:id="28"/>
       <w:r>
         <w:rPr>
           <w:color w:val="000000"/>
@@ -3546,7 +4311,7 @@
       <w:pPr>
         <w:numPr>
           <w:ilvl w:val="0"/>
-          <w:numId w:val="6"/>
+          <w:numId w:val="31"/>
         </w:numPr>
         <w:spacing w:after="0" w:afterAutospacing="0" w:before="240" w:line="360" w:lineRule="auto"/>
         <w:ind w:left="720" w:hanging="360"/>
@@ -3561,29 +4326,29 @@
           <w:szCs w:val="28"/>
           <w:rtl w:val="0"/>
         </w:rPr>
-        <w:t xml:space="preserve">Dễ gây phân mảnh bộ nhớ ở phần đầu danh sách</w:t>
+        <w:t xml:space="preserve">Có thể gây lãng phí bộ nhớ lớn</w:t>
       </w:r>
     </w:p>
     <w:p>
       <w:pPr>
         <w:numPr>
           <w:ilvl w:val="0"/>
-          <w:numId w:val="6"/>
+          <w:numId w:val="31"/>
         </w:numPr>
         <w:spacing w:after="240" w:before="0" w:beforeAutospacing="0" w:line="360" w:lineRule="auto"/>
         <w:ind w:left="720" w:hanging="360"/>
         <w:rPr>
-          <w:sz w:val="28"/>
-          <w:szCs w:val="28"/>
-        </w:rPr>
-      </w:pPr>
-      <w:r>
-        <w:rPr>
-          <w:sz w:val="28"/>
-          <w:szCs w:val="28"/>
-          <w:rtl w:val="0"/>
-        </w:rPr>
-        <w:t xml:space="preserve">Hiệu quả sử dụng bộ nhớ không cao</w:t>
+          <w:sz w:val="30"/>
+          <w:szCs w:val="30"/>
+        </w:rPr>
+      </w:pPr>
+      <w:r>
+        <w:rPr>
+          <w:sz w:val="30"/>
+          <w:szCs w:val="30"/>
+          <w:rtl w:val="0"/>
+        </w:rPr>
+        <w:t xml:space="preserve">Không tối ưu cho tiến trình nhỏ</w:t>
       </w:r>
     </w:p>
     <w:p>
@@ -3601,8 +4366,8 @@
           <w:szCs w:val="30"/>
         </w:rPr>
       </w:pPr>
-      <w:bookmarkStart w:colFirst="0" w:colLast="0" w:name="_wi94v56njcib" w:id="18"/>
-      <w:bookmarkEnd w:id="18"/>
+      <w:bookmarkStart w:colFirst="0" w:colLast="0" w:name="_npr9dv6h9gw" w:id="29"/>
+      <w:bookmarkEnd w:id="29"/>
       <w:r>
         <w:rPr>
           <w:rFonts w:ascii="Times New Roman" w:cs="Times New Roman" w:eastAsia="Times New Roman" w:hAnsi="Times New Roman"/>
@@ -3611,604 +4376,6 @@
           <w:color w:val="000000"/>
           <w:sz w:val="30"/>
           <w:szCs w:val="30"/>
-          <w:rtl w:val="0"/>
-        </w:rPr>
-        <w:t xml:space="preserve">2.3 Thuật toán Best-Fit</w:t>
-      </w:r>
-    </w:p>
-    <w:p>
-      <w:pPr>
-        <w:pStyle w:val="Heading3"/>
-        <w:keepNext w:val="0"/>
-        <w:keepLines w:val="0"/>
-        <w:spacing w:before="280" w:line="360" w:lineRule="auto"/>
-        <w:rPr>
-          <w:color w:val="000000"/>
-        </w:rPr>
-      </w:pPr>
-      <w:bookmarkStart w:colFirst="0" w:colLast="0" w:name="_usxbmmw2fs7f" w:id="19"/>
-      <w:bookmarkEnd w:id="19"/>
-      <w:r>
-        <w:rPr>
-          <w:color w:val="000000"/>
-          <w:rtl w:val="0"/>
-        </w:rPr>
-        <w:t xml:space="preserve">Khái niệm</w:t>
-      </w:r>
-    </w:p>
-    <w:p>
-      <w:pPr>
-        <w:spacing w:after="240" w:before="240" w:line="360" w:lineRule="auto"/>
-        <w:rPr>
-          <w:sz w:val="28"/>
-          <w:szCs w:val="28"/>
-        </w:rPr>
-      </w:pPr>
-      <w:r>
-        <w:rPr>
-          <w:sz w:val="28"/>
-          <w:szCs w:val="28"/>
-          <w:rtl w:val="0"/>
-        </w:rPr>
-        <w:t xml:space="preserve">Best-Fit là thuật toán tìm khối bộ nhớ nhỏ nhất nhưng vẫn đủ chứa tiến trình. Mục tiêu là giảm thiểu phần bộ nhớ bị lãng phí sau khi cấp phát.</w:t>
-      </w:r>
-    </w:p>
-    <w:p>
-      <w:pPr>
-        <w:pStyle w:val="Heading3"/>
-        <w:keepNext w:val="0"/>
-        <w:keepLines w:val="0"/>
-        <w:spacing w:before="280" w:line="360" w:lineRule="auto"/>
-        <w:rPr>
-          <w:color w:val="000000"/>
-        </w:rPr>
-      </w:pPr>
-      <w:bookmarkStart w:colFirst="0" w:colLast="0" w:name="_c7vt4cm3jt32" w:id="20"/>
-      <w:bookmarkEnd w:id="20"/>
-      <w:r>
-        <w:rPr>
-          <w:color w:val="000000"/>
-          <w:rtl w:val="0"/>
-        </w:rPr>
-        <w:t xml:space="preserve">Nguyên lý hoạt động</w:t>
-      </w:r>
-    </w:p>
-    <w:p>
-      <w:pPr>
-        <w:spacing w:after="240" w:before="240" w:line="360" w:lineRule="auto"/>
-        <w:rPr>
-          <w:sz w:val="28"/>
-          <w:szCs w:val="28"/>
-        </w:rPr>
-      </w:pPr>
-      <w:r>
-        <w:rPr>
-          <w:sz w:val="28"/>
-          <w:szCs w:val="28"/>
-          <w:rtl w:val="0"/>
-        </w:rPr>
-        <w:t xml:space="preserve">Quy trình:</w:t>
-      </w:r>
-    </w:p>
-    <w:p>
-      <w:pPr>
-        <w:numPr>
-          <w:ilvl w:val="0"/>
-          <w:numId w:val="13"/>
-        </w:numPr>
-        <w:spacing w:after="0" w:afterAutospacing="0" w:before="240" w:line="360" w:lineRule="auto"/>
-        <w:ind w:left="720" w:hanging="360"/>
-        <w:rPr>
-          <w:sz w:val="28"/>
-          <w:szCs w:val="28"/>
-        </w:rPr>
-      </w:pPr>
-      <w:r>
-        <w:rPr>
-          <w:sz w:val="28"/>
-          <w:szCs w:val="28"/>
-          <w:rtl w:val="0"/>
-        </w:rPr>
-        <w:t xml:space="preserve">Duyệt toàn bộ danh sách block memory.</w:t>
-      </w:r>
-    </w:p>
-    <w:p>
-      <w:pPr>
-        <w:numPr>
-          <w:ilvl w:val="0"/>
-          <w:numId w:val="13"/>
-        </w:numPr>
-        <w:spacing w:after="0" w:afterAutospacing="0" w:before="0" w:beforeAutospacing="0" w:line="360" w:lineRule="auto"/>
-        <w:ind w:left="720" w:hanging="360"/>
-        <w:rPr>
-          <w:sz w:val="28"/>
-          <w:szCs w:val="28"/>
-        </w:rPr>
-      </w:pPr>
-      <w:r>
-        <w:rPr>
-          <w:rFonts w:ascii="Caudex" w:cs="Caudex" w:eastAsia="Caudex" w:hAnsi="Caudex"/>
-          <w:sz w:val="28"/>
-          <w:szCs w:val="28"/>
-          <w:rtl w:val="0"/>
-        </w:rPr>
-        <w:t xml:space="preserve">Tìm block có kích thước nhỏ nhất nhưng vẫn ≥ tiến trình.</w:t>
-      </w:r>
-    </w:p>
-    <w:p>
-      <w:pPr>
-        <w:numPr>
-          <w:ilvl w:val="0"/>
-          <w:numId w:val="13"/>
-        </w:numPr>
-        <w:spacing w:after="240" w:before="0" w:beforeAutospacing="0" w:line="360" w:lineRule="auto"/>
-        <w:ind w:left="720" w:hanging="360"/>
-        <w:rPr>
-          <w:sz w:val="28"/>
-          <w:szCs w:val="28"/>
-        </w:rPr>
-      </w:pPr>
-      <w:r>
-        <w:rPr>
-          <w:sz w:val="28"/>
-          <w:szCs w:val="28"/>
-          <w:rtl w:val="0"/>
-        </w:rPr>
-        <w:t xml:space="preserve">Cấp phát block đó cho tiến trình.</w:t>
-      </w:r>
-    </w:p>
-    <w:p>
-      <w:pPr>
-        <w:pStyle w:val="Heading3"/>
-        <w:keepNext w:val="0"/>
-        <w:keepLines w:val="0"/>
-        <w:spacing w:before="280" w:line="360" w:lineRule="auto"/>
-        <w:rPr>
-          <w:color w:val="000000"/>
-        </w:rPr>
-      </w:pPr>
-      <w:bookmarkStart w:colFirst="0" w:colLast="0" w:name="_qjthl55kyamh" w:id="21"/>
-      <w:bookmarkEnd w:id="21"/>
-      <w:r>
-        <w:rPr>
-          <w:color w:val="000000"/>
-          <w:rtl w:val="0"/>
-        </w:rPr>
-        <w:t xml:space="preserve">Ưu điểm</w:t>
-      </w:r>
-    </w:p>
-    <w:p>
-      <w:pPr>
-        <w:numPr>
-          <w:ilvl w:val="0"/>
-          <w:numId w:val="19"/>
-        </w:numPr>
-        <w:spacing w:after="0" w:afterAutospacing="0" w:before="240" w:line="360" w:lineRule="auto"/>
-        <w:ind w:left="720" w:hanging="360"/>
-        <w:rPr>
-          <w:sz w:val="28"/>
-          <w:szCs w:val="28"/>
-        </w:rPr>
-      </w:pPr>
-      <w:r>
-        <w:rPr>
-          <w:sz w:val="28"/>
-          <w:szCs w:val="28"/>
-          <w:rtl w:val="0"/>
-        </w:rPr>
-        <w:t xml:space="preserve">Giảm lãng phí bộ nhớ</w:t>
-      </w:r>
-    </w:p>
-    <w:p>
-      <w:pPr>
-        <w:numPr>
-          <w:ilvl w:val="0"/>
-          <w:numId w:val="19"/>
-        </w:numPr>
-        <w:spacing w:after="240" w:before="0" w:beforeAutospacing="0" w:line="360" w:lineRule="auto"/>
-        <w:ind w:left="720" w:hanging="360"/>
-        <w:rPr>
-          <w:sz w:val="28"/>
-          <w:szCs w:val="28"/>
-        </w:rPr>
-      </w:pPr>
-      <w:r>
-        <w:rPr>
-          <w:sz w:val="28"/>
-          <w:szCs w:val="28"/>
-          <w:rtl w:val="0"/>
-        </w:rPr>
-        <w:t xml:space="preserve">Tối ưu sử dụng bộ nhớ hơn First-Fit</w:t>
-      </w:r>
-    </w:p>
-    <w:p>
-      <w:pPr>
-        <w:pStyle w:val="Heading3"/>
-        <w:keepNext w:val="0"/>
-        <w:keepLines w:val="0"/>
-        <w:spacing w:before="280" w:line="360" w:lineRule="auto"/>
-        <w:rPr>
-          <w:color w:val="000000"/>
-        </w:rPr>
-      </w:pPr>
-      <w:bookmarkStart w:colFirst="0" w:colLast="0" w:name="_xg6tv2rf5orr" w:id="22"/>
-      <w:bookmarkEnd w:id="22"/>
-      <w:r>
-        <w:rPr>
-          <w:color w:val="000000"/>
-          <w:rtl w:val="0"/>
-        </w:rPr>
-        <w:t xml:space="preserve">Nhược điểm</w:t>
-      </w:r>
-    </w:p>
-    <w:p>
-      <w:pPr>
-        <w:numPr>
-          <w:ilvl w:val="0"/>
-          <w:numId w:val="2"/>
-        </w:numPr>
-        <w:spacing w:after="0" w:afterAutospacing="0" w:before="240" w:line="360" w:lineRule="auto"/>
-        <w:ind w:left="720" w:hanging="360"/>
-        <w:rPr>
-          <w:sz w:val="28"/>
-          <w:szCs w:val="28"/>
-        </w:rPr>
-      </w:pPr>
-      <w:r>
-        <w:rPr>
-          <w:sz w:val="28"/>
-          <w:szCs w:val="28"/>
-          <w:rtl w:val="0"/>
-        </w:rPr>
-        <w:t xml:space="preserve">Tốn thời gian tìm kiếm vì phải duyệt toàn bộ danh sách</w:t>
-      </w:r>
-    </w:p>
-    <w:p>
-      <w:pPr>
-        <w:numPr>
-          <w:ilvl w:val="0"/>
-          <w:numId w:val="2"/>
-        </w:numPr>
-        <w:spacing w:after="240" w:before="0" w:beforeAutospacing="0" w:line="360" w:lineRule="auto"/>
-        <w:ind w:left="720" w:hanging="360"/>
-        <w:rPr>
-          <w:sz w:val="28"/>
-          <w:szCs w:val="28"/>
-        </w:rPr>
-      </w:pPr>
-      <w:r>
-        <w:rPr>
-          <w:rFonts w:ascii="Caudex" w:cs="Caudex" w:eastAsia="Caudex" w:hAnsi="Caudex"/>
-          <w:sz w:val="28"/>
-          <w:szCs w:val="28"/>
-          <w:rtl w:val="0"/>
-        </w:rPr>
-        <w:t xml:space="preserve">Tạo nhiều mảnh bộ nhớ nhỏ → khó sử dụng về sau</w:t>
-      </w:r>
-    </w:p>
-    <w:p>
-      <w:pPr>
-        <w:pStyle w:val="Heading2"/>
-        <w:keepNext w:val="0"/>
-        <w:keepLines w:val="0"/>
-        <w:spacing w:before="360" w:line="360" w:lineRule="auto"/>
-        <w:rPr>
-          <w:rFonts w:ascii="Times New Roman" w:cs="Times New Roman" w:eastAsia="Times New Roman" w:hAnsi="Times New Roman"/>
-          <w:b w:val="1"/>
-          <w:bCs w:val="1"/>
-          <w:color w:val="000000"/>
-          <w:sz w:val="34"/>
-          <w:szCs w:val="34"/>
-        </w:rPr>
-      </w:pPr>
-      <w:bookmarkStart w:colFirst="0" w:colLast="0" w:name="_z3o8fphjf02k" w:id="23"/>
-      <w:bookmarkEnd w:id="23"/>
-      <w:r>
-        <w:rPr>
-          <w:rFonts w:ascii="Times New Roman" w:cs="Times New Roman" w:eastAsia="Times New Roman" w:hAnsi="Times New Roman"/>
-          <w:b w:val="1"/>
-          <w:bCs w:val="1"/>
-          <w:color w:val="000000"/>
-          <w:sz w:val="34"/>
-          <w:szCs w:val="34"/>
-          <w:rtl w:val="0"/>
-        </w:rPr>
-        <w:t xml:space="preserve">2.4 Thuật toán Worst-Fit</w:t>
-      </w:r>
-    </w:p>
-    <w:p>
-      <w:pPr>
-        <w:pStyle w:val="Heading3"/>
-        <w:keepNext w:val="0"/>
-        <w:keepLines w:val="0"/>
-        <w:spacing w:before="280" w:line="360" w:lineRule="auto"/>
-        <w:rPr>
-          <w:color w:val="000000"/>
-        </w:rPr>
-      </w:pPr>
-      <w:bookmarkStart w:colFirst="0" w:colLast="0" w:name="_7fevlyfstnro" w:id="24"/>
-      <w:bookmarkEnd w:id="24"/>
-      <w:r>
-        <w:rPr>
-          <w:color w:val="000000"/>
-          <w:rtl w:val="0"/>
-        </w:rPr>
-        <w:t xml:space="preserve">Khái niệm</w:t>
-      </w:r>
-    </w:p>
-    <w:p>
-      <w:pPr>
-        <w:spacing w:after="240" w:before="240" w:line="360" w:lineRule="auto"/>
-        <w:rPr>
-          <w:sz w:val="28"/>
-          <w:szCs w:val="28"/>
-        </w:rPr>
-      </w:pPr>
-      <w:r>
-        <w:rPr>
-          <w:sz w:val="28"/>
-          <w:szCs w:val="28"/>
-          <w:rtl w:val="0"/>
-        </w:rPr>
-        <w:t xml:space="preserve">Worst-Fit là thuật toán chọn khối bộ nhớ lớn nhất để cấp phát cho tiến trình. Mục tiêu là để lại phần bộ nhớ dư đủ lớn cho các tiến trình khác.</w:t>
-      </w:r>
-    </w:p>
-    <w:p>
-      <w:pPr>
-        <w:pStyle w:val="Heading3"/>
-        <w:keepNext w:val="0"/>
-        <w:keepLines w:val="0"/>
-        <w:spacing w:before="280" w:line="360" w:lineRule="auto"/>
-        <w:rPr>
-          <w:color w:val="000000"/>
-        </w:rPr>
-      </w:pPr>
-      <w:bookmarkStart w:colFirst="0" w:colLast="0" w:name="_870g49ul7510" w:id="25"/>
-      <w:bookmarkEnd w:id="25"/>
-      <w:r>
-        <w:rPr>
-          <w:color w:val="000000"/>
-          <w:rtl w:val="0"/>
-        </w:rPr>
-        <w:t xml:space="preserve">Nguyên lý hoạt động</w:t>
-      </w:r>
-    </w:p>
-    <w:p>
-      <w:pPr>
-        <w:spacing w:after="240" w:before="240" w:line="360" w:lineRule="auto"/>
-        <w:rPr>
-          <w:sz w:val="28"/>
-          <w:szCs w:val="28"/>
-        </w:rPr>
-      </w:pPr>
-      <w:r>
-        <w:rPr>
-          <w:sz w:val="28"/>
-          <w:szCs w:val="28"/>
-          <w:rtl w:val="0"/>
-        </w:rPr>
-        <w:t xml:space="preserve">Quy trình:</w:t>
-      </w:r>
-    </w:p>
-    <w:p>
-      <w:pPr>
-        <w:numPr>
-          <w:ilvl w:val="0"/>
-          <w:numId w:val="18"/>
-        </w:numPr>
-        <w:spacing w:after="0" w:afterAutospacing="0" w:before="240" w:line="360" w:lineRule="auto"/>
-        <w:ind w:left="720" w:hanging="360"/>
-        <w:rPr>
-          <w:sz w:val="28"/>
-          <w:szCs w:val="28"/>
-        </w:rPr>
-      </w:pPr>
-      <w:r>
-        <w:rPr>
-          <w:sz w:val="28"/>
-          <w:szCs w:val="28"/>
-          <w:rtl w:val="0"/>
-        </w:rPr>
-        <w:t xml:space="preserve">Duyệt toàn bộ danh sách block memory.</w:t>
-      </w:r>
-    </w:p>
-    <w:p>
-      <w:pPr>
-        <w:numPr>
-          <w:ilvl w:val="0"/>
-          <w:numId w:val="18"/>
-        </w:numPr>
-        <w:spacing w:after="0" w:afterAutospacing="0" w:before="0" w:beforeAutospacing="0" w:line="360" w:lineRule="auto"/>
-        <w:ind w:left="720" w:hanging="360"/>
-        <w:rPr>
-          <w:sz w:val="28"/>
-          <w:szCs w:val="28"/>
-        </w:rPr>
-      </w:pPr>
-      <w:r>
-        <w:rPr>
-          <w:sz w:val="28"/>
-          <w:szCs w:val="28"/>
-          <w:rtl w:val="0"/>
-        </w:rPr>
-        <w:t xml:space="preserve">Tìm block lớn nhất.</w:t>
-      </w:r>
-    </w:p>
-    <w:p>
-      <w:pPr>
-        <w:numPr>
-          <w:ilvl w:val="0"/>
-          <w:numId w:val="18"/>
-        </w:numPr>
-        <w:spacing w:after="240" w:before="0" w:beforeAutospacing="0" w:line="360" w:lineRule="auto"/>
-        <w:ind w:left="720" w:hanging="360"/>
-        <w:rPr>
-          <w:sz w:val="28"/>
-          <w:szCs w:val="28"/>
-        </w:rPr>
-      </w:pPr>
-      <w:r>
-        <w:rPr>
-          <w:sz w:val="28"/>
-          <w:szCs w:val="28"/>
-          <w:rtl w:val="0"/>
-        </w:rPr>
-        <w:t xml:space="preserve">Cấp phát block đó cho tiến trình.</w:t>
-      </w:r>
-    </w:p>
-    <w:p>
-      <w:pPr>
-        <w:pStyle w:val="Heading3"/>
-        <w:keepNext w:val="0"/>
-        <w:keepLines w:val="0"/>
-        <w:spacing w:before="280" w:line="360" w:lineRule="auto"/>
-        <w:rPr>
-          <w:color w:val="000000"/>
-        </w:rPr>
-      </w:pPr>
-      <w:bookmarkStart w:colFirst="0" w:colLast="0" w:name="_gkvmkvkckynv" w:id="26"/>
-      <w:bookmarkEnd w:id="26"/>
-      <w:r>
-        <w:rPr>
-          <w:color w:val="000000"/>
-          <w:rtl w:val="0"/>
-        </w:rPr>
-        <w:t xml:space="preserve">Ưu điểm</w:t>
-      </w:r>
-    </w:p>
-    <w:p>
-      <w:pPr>
-        <w:numPr>
-          <w:ilvl w:val="0"/>
-          <w:numId w:val="28"/>
-        </w:numPr>
-        <w:spacing w:after="0" w:afterAutospacing="0" w:before="240" w:line="360" w:lineRule="auto"/>
-        <w:ind w:left="720" w:hanging="360"/>
-        <w:rPr>
-          <w:sz w:val="28"/>
-          <w:szCs w:val="28"/>
-        </w:rPr>
-      </w:pPr>
-      <w:r>
-        <w:rPr>
-          <w:sz w:val="28"/>
-          <w:szCs w:val="28"/>
-          <w:rtl w:val="0"/>
-        </w:rPr>
-        <w:t xml:space="preserve">Giảm tạo các mảnh bộ nhớ nhỏ</w:t>
-      </w:r>
-    </w:p>
-    <w:p>
-      <w:pPr>
-        <w:numPr>
-          <w:ilvl w:val="0"/>
-          <w:numId w:val="28"/>
-        </w:numPr>
-        <w:spacing w:after="240" w:before="0" w:beforeAutospacing="0" w:line="360" w:lineRule="auto"/>
-        <w:ind w:left="720" w:hanging="360"/>
-        <w:rPr>
-          <w:sz w:val="28"/>
-          <w:szCs w:val="28"/>
-        </w:rPr>
-      </w:pPr>
-      <w:r>
-        <w:rPr>
-          <w:sz w:val="28"/>
-          <w:szCs w:val="28"/>
-          <w:rtl w:val="0"/>
-        </w:rPr>
-        <w:t xml:space="preserve">Giữ lại các block có kích thước trung bình</w:t>
-      </w:r>
-    </w:p>
-    <w:p>
-      <w:pPr>
-        <w:pStyle w:val="Heading3"/>
-        <w:keepNext w:val="0"/>
-        <w:keepLines w:val="0"/>
-        <w:spacing w:before="280" w:line="360" w:lineRule="auto"/>
-        <w:rPr>
-          <w:color w:val="000000"/>
-        </w:rPr>
-      </w:pPr>
-      <w:bookmarkStart w:colFirst="0" w:colLast="0" w:name="_bcf3ltpehyh2" w:id="27"/>
-      <w:bookmarkEnd w:id="27"/>
-      <w:r>
-        <w:rPr>
-          <w:color w:val="000000"/>
-          <w:rtl w:val="0"/>
-        </w:rPr>
-        <w:t xml:space="preserve">Nhược điểm</w:t>
-      </w:r>
-    </w:p>
-    <w:p>
-      <w:pPr>
-        <w:numPr>
-          <w:ilvl w:val="0"/>
-          <w:numId w:val="23"/>
-        </w:numPr>
-        <w:spacing w:after="0" w:afterAutospacing="0" w:before="240" w:line="360" w:lineRule="auto"/>
-        <w:ind w:left="720" w:hanging="360"/>
-        <w:rPr>
-          <w:sz w:val="28"/>
-          <w:szCs w:val="28"/>
-        </w:rPr>
-      </w:pPr>
-      <w:r>
-        <w:rPr>
-          <w:sz w:val="28"/>
-          <w:szCs w:val="28"/>
-          <w:rtl w:val="0"/>
-        </w:rPr>
-        <w:t xml:space="preserve">Có thể gây lãng phí bộ nhớ lớn</w:t>
-      </w:r>
-    </w:p>
-    <w:p>
-      <w:pPr>
-        <w:numPr>
-          <w:ilvl w:val="0"/>
-          <w:numId w:val="23"/>
-        </w:numPr>
-        <w:spacing w:after="240" w:before="0" w:beforeAutospacing="0" w:line="360" w:lineRule="auto"/>
-        <w:ind w:left="720" w:hanging="360"/>
-        <w:rPr>
-          <w:sz w:val="28"/>
-          <w:szCs w:val="28"/>
-        </w:rPr>
-      </w:pPr>
-      <w:r>
-        <w:rPr>
-          <w:sz w:val="28"/>
-          <w:szCs w:val="28"/>
-          <w:rtl w:val="0"/>
-        </w:rPr>
-        <w:t xml:space="preserve">Không tối ưu cho tiến trình nhỏ</w:t>
-      </w:r>
-    </w:p>
-    <w:p>
-      <w:pPr>
-        <w:pStyle w:val="Heading2"/>
-        <w:keepNext w:val="0"/>
-        <w:keepLines w:val="0"/>
-        <w:spacing w:before="360" w:line="360" w:lineRule="auto"/>
-        <w:rPr>
-          <w:rFonts w:ascii="Times New Roman" w:cs="Times New Roman" w:eastAsia="Times New Roman" w:hAnsi="Times New Roman"/>
-          <w:b w:val="1"/>
-          <w:bCs w:val="1"/>
-          <w:color w:val="000000"/>
-          <w:sz w:val="34"/>
-          <w:szCs w:val="34"/>
-        </w:rPr>
-      </w:pPr>
-      <w:bookmarkStart w:colFirst="0" w:colLast="0" w:name="_npr9dv6h9gw" w:id="28"/>
-      <w:bookmarkEnd w:id="28"/>
-      <w:r>
-        <w:rPr>
-          <w:rFonts w:ascii="Times New Roman" w:cs="Times New Roman" w:eastAsia="Times New Roman" w:hAnsi="Times New Roman"/>
-          <w:b w:val="1"/>
-          <w:bCs w:val="1"/>
-          <w:color w:val="000000"/>
-          <w:sz w:val="34"/>
-          <w:szCs w:val="34"/>
           <w:rtl w:val="0"/>
         </w:rPr>
         <w:t xml:space="preserve">2.5 So sánh các thuật toán</w:t>
@@ -4859,8 +5026,8 @@
           <w:color w:val="000000"/>
         </w:rPr>
       </w:pPr>
-      <w:bookmarkStart w:colFirst="0" w:colLast="0" w:name="_fsy8a7ucumqf" w:id="29"/>
-      <w:bookmarkEnd w:id="29"/>
+      <w:bookmarkStart w:colFirst="0" w:colLast="0" w:name="_fsy8a7ucumqf" w:id="30"/>
+      <w:bookmarkEnd w:id="30"/>
       <w:r>
         <w:rPr>
           <w:color w:val="000000"/>
@@ -4873,7 +5040,7 @@
       <w:pPr>
         <w:numPr>
           <w:ilvl w:val="0"/>
-          <w:numId w:val="12"/>
+          <w:numId w:val="11"/>
         </w:numPr>
         <w:spacing w:after="0" w:afterAutospacing="0" w:before="240" w:line="360" w:lineRule="auto"/>
         <w:ind w:left="720" w:hanging="360"/>
@@ -4895,7 +5062,7 @@
       <w:pPr>
         <w:numPr>
           <w:ilvl w:val="0"/>
-          <w:numId w:val="12"/>
+          <w:numId w:val="11"/>
         </w:numPr>
         <w:spacing w:after="0" w:afterAutospacing="0" w:before="0" w:beforeAutospacing="0" w:line="360" w:lineRule="auto"/>
         <w:ind w:left="720" w:hanging="360"/>
@@ -4917,7 +5084,7 @@
       <w:pPr>
         <w:numPr>
           <w:ilvl w:val="0"/>
-          <w:numId w:val="12"/>
+          <w:numId w:val="11"/>
         </w:numPr>
         <w:spacing w:after="240" w:before="0" w:beforeAutospacing="0" w:line="360" w:lineRule="auto"/>
         <w:ind w:left="720" w:hanging="360"/>
@@ -5047,8 +5214,8 @@
           <w:szCs w:val="30"/>
         </w:rPr>
       </w:pPr>
-      <w:bookmarkStart w:colFirst="0" w:colLast="0" w:name="_6fuyhn2r12o7" w:id="30"/>
-      <w:bookmarkEnd w:id="30"/>
+      <w:bookmarkStart w:colFirst="0" w:colLast="0" w:name="_j6v4vv1zcixf" w:id="31"/>
+      <w:bookmarkEnd w:id="31"/>
       <w:r>
         <w:rPr>
           <w:rFonts w:ascii="Times New Roman" w:cs="Times New Roman" w:eastAsia="Times New Roman" w:hAnsi="Times New Roman"/>
@@ -5076,7 +5243,7 @@
           <w:szCs w:val="28"/>
           <w:rtl w:val="0"/>
         </w:rPr>
-        <w:t xml:space="preserve">Trong hệ điều hành, bộ nhớ là tài nguyên quan trọng quyết định hiệu năng và khả năng chạy đa chương trình của hệ thống. Khi nhiều tiến trình chạy đồng thời, hệ điều hành phải phân phối bộ nhớ sao cho hợp lý, tránh lãng phí và hạn chế tình trạng thiếu bộ nhớ.</w:t>
+        <w:t xml:space="preserve">Trong hệ điều hành, quản lý bộ nhớ là một trong những chức năng quan trọng nhất nhằm đảm bảo các tiến trình được cấp phát bộ nhớ hiệu quả. Khi nhiều tiến trình cùng yêu cầu bộ nhớ, hệ điều hành phải quyết định cấp phát tiến trình vào khối nhớ nào sao cho giảm lãng phí và tăng hiệu suất sử dụng bộ nhớ.</w:t>
       </w:r>
     </w:p>
     <w:p>
@@ -5093,7 +5260,73 @@
           <w:szCs w:val="28"/>
           <w:rtl w:val="0"/>
         </w:rPr>
-        <w:t xml:space="preserve">Trong thực tế, việc mô phỏng các thuật toán quản lý bộ nhớ giúp sinh viên hiểu rõ cách hệ điều hành cấp phát và thu hồi bộ nhớ cho tiến trình. Tuy nhiên, các thuật toán này thường khó hình dung nếu chỉ học lý thuyết.</w:t>
+        <w:t xml:space="preserve">Trong thực tế, có nhiều thuật toán cấp phát bộ nhớ đã được đề xuất, trong đó phổ biến nhất là:</w:t>
+      </w:r>
+    </w:p>
+    <w:p>
+      <w:pPr>
+        <w:numPr>
+          <w:ilvl w:val="0"/>
+          <w:numId w:val="5"/>
+        </w:numPr>
+        <w:spacing w:after="0" w:afterAutospacing="0" w:before="240" w:line="360" w:lineRule="auto"/>
+        <w:ind w:left="720" w:hanging="360"/>
+        <w:rPr>
+          <w:sz w:val="28"/>
+          <w:szCs w:val="28"/>
+        </w:rPr>
+      </w:pPr>
+      <w:r>
+        <w:rPr>
+          <w:sz w:val="28"/>
+          <w:szCs w:val="28"/>
+          <w:rtl w:val="0"/>
+        </w:rPr>
+        <w:t xml:space="preserve">First Fit</w:t>
+      </w:r>
+    </w:p>
+    <w:p>
+      <w:pPr>
+        <w:numPr>
+          <w:ilvl w:val="0"/>
+          <w:numId w:val="5"/>
+        </w:numPr>
+        <w:spacing w:after="0" w:afterAutospacing="0" w:before="0" w:beforeAutospacing="0" w:line="360" w:lineRule="auto"/>
+        <w:ind w:left="720" w:hanging="360"/>
+        <w:rPr>
+          <w:sz w:val="28"/>
+          <w:szCs w:val="28"/>
+        </w:rPr>
+      </w:pPr>
+      <w:r>
+        <w:rPr>
+          <w:sz w:val="28"/>
+          <w:szCs w:val="28"/>
+          <w:rtl w:val="0"/>
+        </w:rPr>
+        <w:t xml:space="preserve">Best Fit</w:t>
+      </w:r>
+    </w:p>
+    <w:p>
+      <w:pPr>
+        <w:numPr>
+          <w:ilvl w:val="0"/>
+          <w:numId w:val="5"/>
+        </w:numPr>
+        <w:spacing w:after="240" w:before="0" w:beforeAutospacing="0" w:line="360" w:lineRule="auto"/>
+        <w:ind w:left="720" w:hanging="360"/>
+        <w:rPr>
+          <w:sz w:val="28"/>
+          <w:szCs w:val="28"/>
+        </w:rPr>
+      </w:pPr>
+      <w:r>
+        <w:rPr>
+          <w:sz w:val="28"/>
+          <w:szCs w:val="28"/>
+          <w:rtl w:val="0"/>
+        </w:rPr>
+        <w:t xml:space="preserve">Worst Fit</w:t>
       </w:r>
     </w:p>
     <w:p>
@@ -5110,7 +5343,957 @@
           <w:szCs w:val="28"/>
           <w:rtl w:val="0"/>
         </w:rPr>
-        <w:t xml:space="preserve">Vì vậy, đề tài xây dựng một chương trình mô phỏng các thuật toán quản lý bộ nhớ nhằm:</w:t>
+        <w:t xml:space="preserve">Tuy nhiên, việc học lý thuyết đơn thuần gây khó khăn cho sinh viên khi hình dung cách hoạt động thực tế của các thuật toán. Vì vậy nhóm xây dựng một chương trình mô phỏng cấp phát bộ nhớ bằng Python, cho phép:</w:t>
+      </w:r>
+    </w:p>
+    <w:p>
+      <w:pPr>
+        <w:numPr>
+          <w:ilvl w:val="0"/>
+          <w:numId w:val="16"/>
+        </w:numPr>
+        <w:spacing w:after="0" w:afterAutospacing="0" w:before="240" w:line="360" w:lineRule="auto"/>
+        <w:ind w:left="720" w:hanging="360"/>
+        <w:rPr>
+          <w:sz w:val="28"/>
+          <w:szCs w:val="28"/>
+        </w:rPr>
+      </w:pPr>
+      <w:r>
+        <w:rPr>
+          <w:sz w:val="28"/>
+          <w:szCs w:val="28"/>
+          <w:rtl w:val="0"/>
+        </w:rPr>
+        <w:t xml:space="preserve">Nạp dữ liệu khối nhớ và tiến trình từ file CSV</w:t>
+      </w:r>
+    </w:p>
+    <w:p>
+      <w:pPr>
+        <w:numPr>
+          <w:ilvl w:val="0"/>
+          <w:numId w:val="16"/>
+        </w:numPr>
+        <w:spacing w:after="0" w:afterAutospacing="0" w:before="0" w:beforeAutospacing="0" w:line="360" w:lineRule="auto"/>
+        <w:ind w:left="720" w:hanging="360"/>
+        <w:rPr>
+          <w:sz w:val="28"/>
+          <w:szCs w:val="28"/>
+        </w:rPr>
+      </w:pPr>
+      <w:r>
+        <w:rPr>
+          <w:sz w:val="28"/>
+          <w:szCs w:val="28"/>
+          <w:rtl w:val="0"/>
+        </w:rPr>
+        <w:t xml:space="preserve">Chọn thuật toán cấp phát</w:t>
+      </w:r>
+    </w:p>
+    <w:p>
+      <w:pPr>
+        <w:numPr>
+          <w:ilvl w:val="0"/>
+          <w:numId w:val="16"/>
+        </w:numPr>
+        <w:spacing w:after="0" w:afterAutospacing="0" w:before="0" w:beforeAutospacing="0" w:line="360" w:lineRule="auto"/>
+        <w:ind w:left="720" w:hanging="360"/>
+        <w:rPr>
+          <w:sz w:val="28"/>
+          <w:szCs w:val="28"/>
+        </w:rPr>
+      </w:pPr>
+      <w:r>
+        <w:rPr>
+          <w:sz w:val="28"/>
+          <w:szCs w:val="28"/>
+          <w:rtl w:val="0"/>
+        </w:rPr>
+        <w:t xml:space="preserve">Mô phỏng trực quan quá trình cấp phát</w:t>
+      </w:r>
+    </w:p>
+    <w:p>
+      <w:pPr>
+        <w:numPr>
+          <w:ilvl w:val="0"/>
+          <w:numId w:val="16"/>
+        </w:numPr>
+        <w:spacing w:after="240" w:before="0" w:beforeAutospacing="0" w:line="360" w:lineRule="auto"/>
+        <w:ind w:left="720" w:hanging="360"/>
+        <w:rPr>
+          <w:sz w:val="28"/>
+          <w:szCs w:val="28"/>
+        </w:rPr>
+      </w:pPr>
+      <w:r>
+        <w:rPr>
+          <w:sz w:val="28"/>
+          <w:szCs w:val="28"/>
+          <w:rtl w:val="0"/>
+        </w:rPr>
+        <w:t xml:space="preserve">Hiển thị kết quả và thống kê sử dụng bộ nhớ</w:t>
+      </w:r>
+    </w:p>
+    <w:p>
+      <w:pPr>
+        <w:spacing w:after="240" w:before="240" w:line="360" w:lineRule="auto"/>
+        <w:rPr>
+          <w:sz w:val="28"/>
+          <w:szCs w:val="28"/>
+        </w:rPr>
+      </w:pPr>
+      <w:r>
+        <w:rPr>
+          <w:sz w:val="28"/>
+          <w:szCs w:val="28"/>
+          <w:rtl w:val="0"/>
+        </w:rPr>
+        <w:t xml:space="preserve">Chương trình giúp người học quan sát trực quan quá trình cấp phát, so sánh hiệu quả giữa các thuật toán và hiểu rõ vấn đề phân mảnh bộ nhớ.</w:t>
+      </w:r>
+    </w:p>
+    <w:p>
+      <w:pPr>
+        <w:pStyle w:val="Heading2"/>
+        <w:keepNext w:val="0"/>
+        <w:keepLines w:val="0"/>
+        <w:spacing w:before="360" w:line="360" w:lineRule="auto"/>
+        <w:rPr>
+          <w:rFonts w:ascii="Times New Roman" w:cs="Times New Roman" w:eastAsia="Times New Roman" w:hAnsi="Times New Roman"/>
+          <w:b w:val="1"/>
+          <w:bCs w:val="1"/>
+          <w:color w:val="000000"/>
+          <w:sz w:val="30"/>
+          <w:szCs w:val="30"/>
+        </w:rPr>
+      </w:pPr>
+      <w:bookmarkStart w:colFirst="0" w:colLast="0" w:name="_tszzf5je66sy" w:id="32"/>
+      <w:bookmarkEnd w:id="32"/>
+      <w:r>
+        <w:rPr>
+          <w:rFonts w:ascii="Times New Roman" w:cs="Times New Roman" w:eastAsia="Times New Roman" w:hAnsi="Times New Roman"/>
+          <w:b w:val="1"/>
+          <w:bCs w:val="1"/>
+          <w:color w:val="000000"/>
+          <w:sz w:val="30"/>
+          <w:szCs w:val="30"/>
+          <w:rtl w:val="0"/>
+        </w:rPr>
+        <w:t xml:space="preserve">3.2 Yêu cầu chức năng</w:t>
+      </w:r>
+    </w:p>
+    <w:p>
+      <w:pPr>
+        <w:spacing w:after="240" w:before="240" w:line="360" w:lineRule="auto"/>
+        <w:rPr>
+          <w:sz w:val="28"/>
+          <w:szCs w:val="28"/>
+        </w:rPr>
+      </w:pPr>
+      <w:r>
+        <w:rPr>
+          <w:sz w:val="28"/>
+          <w:szCs w:val="28"/>
+          <w:rtl w:val="0"/>
+        </w:rPr>
+        <w:t xml:space="preserve">Dựa trên chương trình Python đã xây dựng, hệ thống cần thực hiện các chức năng sau:</w:t>
+      </w:r>
+    </w:p>
+    <w:p>
+      <w:pPr>
+        <w:pStyle w:val="Heading3"/>
+        <w:keepNext w:val="0"/>
+        <w:keepLines w:val="0"/>
+        <w:spacing w:before="280" w:line="360" w:lineRule="auto"/>
+        <w:rPr>
+          <w:b w:val="1"/>
+          <w:bCs w:val="1"/>
+          <w:color w:val="000000"/>
+        </w:rPr>
+      </w:pPr>
+      <w:bookmarkStart w:colFirst="0" w:colLast="0" w:name="_ma8gc3m5xbyc" w:id="33"/>
+      <w:bookmarkEnd w:id="33"/>
+      <w:r>
+        <w:rPr>
+          <w:b w:val="1"/>
+          <w:bCs w:val="1"/>
+          <w:color w:val="000000"/>
+          <w:rtl w:val="0"/>
+        </w:rPr>
+        <w:t xml:space="preserve">1. Nạp dữ liệu đầu vào</w:t>
+      </w:r>
+    </w:p>
+    <w:p>
+      <w:pPr>
+        <w:spacing w:after="240" w:before="240" w:line="360" w:lineRule="auto"/>
+        <w:rPr>
+          <w:sz w:val="28"/>
+          <w:szCs w:val="28"/>
+        </w:rPr>
+      </w:pPr>
+      <w:r>
+        <w:rPr>
+          <w:sz w:val="28"/>
+          <w:szCs w:val="28"/>
+          <w:rtl w:val="0"/>
+        </w:rPr>
+        <w:t xml:space="preserve">Hệ thống cho phép người dùng nạp dữ liệu từ file CSV gồm:</w:t>
+      </w:r>
+    </w:p>
+    <w:p>
+      <w:pPr>
+        <w:numPr>
+          <w:ilvl w:val="0"/>
+          <w:numId w:val="40"/>
+        </w:numPr>
+        <w:spacing w:after="0" w:afterAutospacing="0" w:before="240" w:line="360" w:lineRule="auto"/>
+        <w:ind w:left="720" w:hanging="360"/>
+        <w:rPr>
+          <w:sz w:val="28"/>
+          <w:szCs w:val="28"/>
+        </w:rPr>
+      </w:pPr>
+      <w:r>
+        <w:rPr>
+          <w:sz w:val="28"/>
+          <w:szCs w:val="28"/>
+          <w:rtl w:val="0"/>
+        </w:rPr>
+        <w:t xml:space="preserve">Danh sách Memory Blocks</w:t>
+      </w:r>
+    </w:p>
+    <w:p>
+      <w:pPr>
+        <w:numPr>
+          <w:ilvl w:val="0"/>
+          <w:numId w:val="40"/>
+        </w:numPr>
+        <w:spacing w:after="240" w:before="0" w:beforeAutospacing="0" w:line="360" w:lineRule="auto"/>
+        <w:ind w:left="720" w:hanging="360"/>
+        <w:rPr>
+          <w:sz w:val="28"/>
+          <w:szCs w:val="28"/>
+        </w:rPr>
+      </w:pPr>
+      <w:r>
+        <w:rPr>
+          <w:sz w:val="28"/>
+          <w:szCs w:val="28"/>
+          <w:rtl w:val="0"/>
+        </w:rPr>
+        <w:t xml:space="preserve">Danh sách Processes</w:t>
+      </w:r>
+    </w:p>
+    <w:p>
+      <w:pPr>
+        <w:spacing w:after="240" w:before="240" w:line="360" w:lineRule="auto"/>
+        <w:rPr>
+          <w:sz w:val="28"/>
+          <w:szCs w:val="28"/>
+        </w:rPr>
+      </w:pPr>
+      <w:r>
+        <w:rPr>
+          <w:sz w:val="28"/>
+          <w:szCs w:val="28"/>
+          <w:rtl w:val="0"/>
+        </w:rPr>
+        <w:t xml:space="preserve">Mỗi block có:</w:t>
+      </w:r>
+    </w:p>
+    <w:p>
+      <w:pPr>
+        <w:numPr>
+          <w:ilvl w:val="0"/>
+          <w:numId w:val="34"/>
+        </w:numPr>
+        <w:spacing w:after="0" w:afterAutospacing="0" w:before="240" w:line="360" w:lineRule="auto"/>
+        <w:ind w:left="720" w:hanging="360"/>
+        <w:rPr>
+          <w:sz w:val="28"/>
+          <w:szCs w:val="28"/>
+        </w:rPr>
+      </w:pPr>
+      <w:r>
+        <w:rPr>
+          <w:sz w:val="28"/>
+          <w:szCs w:val="28"/>
+          <w:rtl w:val="0"/>
+        </w:rPr>
+        <w:t xml:space="preserve">ID</w:t>
+      </w:r>
+    </w:p>
+    <w:p>
+      <w:pPr>
+        <w:numPr>
+          <w:ilvl w:val="0"/>
+          <w:numId w:val="34"/>
+        </w:numPr>
+        <w:spacing w:after="240" w:before="0" w:beforeAutospacing="0" w:line="360" w:lineRule="auto"/>
+        <w:ind w:left="720" w:hanging="360"/>
+        <w:rPr>
+          <w:sz w:val="28"/>
+          <w:szCs w:val="28"/>
+        </w:rPr>
+      </w:pPr>
+      <w:r>
+        <w:rPr>
+          <w:sz w:val="28"/>
+          <w:szCs w:val="28"/>
+          <w:rtl w:val="0"/>
+        </w:rPr>
+        <w:t xml:space="preserve">Kích thước bộ nhớ</w:t>
+      </w:r>
+    </w:p>
+    <w:p>
+      <w:pPr>
+        <w:spacing w:after="240" w:before="240" w:line="360" w:lineRule="auto"/>
+        <w:rPr>
+          <w:sz w:val="28"/>
+          <w:szCs w:val="28"/>
+        </w:rPr>
+      </w:pPr>
+      <w:r>
+        <w:rPr>
+          <w:sz w:val="28"/>
+          <w:szCs w:val="28"/>
+          <w:rtl w:val="0"/>
+        </w:rPr>
+        <w:t xml:space="preserve">Mỗi tiến trình có:</w:t>
+      </w:r>
+    </w:p>
+    <w:p>
+      <w:pPr>
+        <w:numPr>
+          <w:ilvl w:val="0"/>
+          <w:numId w:val="14"/>
+        </w:numPr>
+        <w:spacing w:after="0" w:afterAutospacing="0" w:before="240" w:line="360" w:lineRule="auto"/>
+        <w:ind w:left="720" w:hanging="360"/>
+        <w:rPr>
+          <w:sz w:val="28"/>
+          <w:szCs w:val="28"/>
+        </w:rPr>
+      </w:pPr>
+      <w:r>
+        <w:rPr>
+          <w:sz w:val="28"/>
+          <w:szCs w:val="28"/>
+          <w:rtl w:val="0"/>
+        </w:rPr>
+        <w:t xml:space="preserve">ID tiến trình</w:t>
+      </w:r>
+    </w:p>
+    <w:p>
+      <w:pPr>
+        <w:numPr>
+          <w:ilvl w:val="0"/>
+          <w:numId w:val="14"/>
+        </w:numPr>
+        <w:spacing w:after="240" w:before="0" w:beforeAutospacing="0" w:line="360" w:lineRule="auto"/>
+        <w:ind w:left="720" w:hanging="360"/>
+        <w:rPr>
+          <w:sz w:val="28"/>
+          <w:szCs w:val="28"/>
+        </w:rPr>
+      </w:pPr>
+      <w:r>
+        <w:rPr>
+          <w:sz w:val="28"/>
+          <w:szCs w:val="28"/>
+          <w:rtl w:val="0"/>
+        </w:rPr>
+        <w:t xml:space="preserve">Kích thước yêu cầu bộ nhớ</w:t>
+      </w:r>
+    </w:p>
+    <w:p>
+      <w:pPr>
+        <w:pStyle w:val="Heading3"/>
+        <w:keepNext w:val="0"/>
+        <w:keepLines w:val="0"/>
+        <w:spacing w:before="280" w:line="360" w:lineRule="auto"/>
+        <w:rPr>
+          <w:b w:val="1"/>
+          <w:bCs w:val="1"/>
+          <w:color w:val="000000"/>
+        </w:rPr>
+      </w:pPr>
+      <w:bookmarkStart w:colFirst="0" w:colLast="0" w:name="_ggneftcfq6gr" w:id="34"/>
+      <w:bookmarkEnd w:id="34"/>
+      <w:r>
+        <w:rPr>
+          <w:b w:val="1"/>
+          <w:bCs w:val="1"/>
+          <w:color w:val="000000"/>
+          <w:rtl w:val="0"/>
+        </w:rPr>
+        <w:t xml:space="preserve">2. Lựa chọn thuật toán cấp phát</w:t>
+      </w:r>
+    </w:p>
+    <w:p>
+      <w:pPr>
+        <w:spacing w:after="240" w:before="240" w:line="360" w:lineRule="auto"/>
+        <w:rPr>
+          <w:sz w:val="28"/>
+          <w:szCs w:val="28"/>
+        </w:rPr>
+      </w:pPr>
+      <w:r>
+        <w:rPr>
+          <w:sz w:val="28"/>
+          <w:szCs w:val="28"/>
+          <w:rtl w:val="0"/>
+        </w:rPr>
+        <w:t xml:space="preserve">Người dùng có thể chọn một trong ba thuật toán:</w:t>
+      </w:r>
+    </w:p>
+    <w:p>
+      <w:pPr>
+        <w:numPr>
+          <w:ilvl w:val="0"/>
+          <w:numId w:val="9"/>
+        </w:numPr>
+        <w:spacing w:after="0" w:afterAutospacing="0" w:before="240" w:line="360" w:lineRule="auto"/>
+        <w:ind w:left="720" w:hanging="360"/>
+        <w:rPr>
+          <w:sz w:val="28"/>
+          <w:szCs w:val="28"/>
+        </w:rPr>
+      </w:pPr>
+      <w:r>
+        <w:rPr>
+          <w:sz w:val="28"/>
+          <w:szCs w:val="28"/>
+          <w:rtl w:val="0"/>
+        </w:rPr>
+        <w:t xml:space="preserve">First Fit</w:t>
+      </w:r>
+    </w:p>
+    <w:p>
+      <w:pPr>
+        <w:numPr>
+          <w:ilvl w:val="0"/>
+          <w:numId w:val="9"/>
+        </w:numPr>
+        <w:spacing w:after="0" w:afterAutospacing="0" w:before="0" w:beforeAutospacing="0" w:line="360" w:lineRule="auto"/>
+        <w:ind w:left="720" w:hanging="360"/>
+        <w:rPr>
+          <w:sz w:val="28"/>
+          <w:szCs w:val="28"/>
+        </w:rPr>
+      </w:pPr>
+      <w:r>
+        <w:rPr>
+          <w:sz w:val="28"/>
+          <w:szCs w:val="28"/>
+          <w:rtl w:val="0"/>
+        </w:rPr>
+        <w:t xml:space="preserve">Best Fit</w:t>
+      </w:r>
+    </w:p>
+    <w:p>
+      <w:pPr>
+        <w:numPr>
+          <w:ilvl w:val="0"/>
+          <w:numId w:val="9"/>
+        </w:numPr>
+        <w:spacing w:after="240" w:before="0" w:beforeAutospacing="0" w:line="360" w:lineRule="auto"/>
+        <w:ind w:left="720" w:hanging="360"/>
+        <w:rPr>
+          <w:sz w:val="28"/>
+          <w:szCs w:val="28"/>
+        </w:rPr>
+      </w:pPr>
+      <w:r>
+        <w:rPr>
+          <w:sz w:val="28"/>
+          <w:szCs w:val="28"/>
+          <w:rtl w:val="0"/>
+        </w:rPr>
+        <w:t xml:space="preserve">Worst Fit</w:t>
+      </w:r>
+    </w:p>
+    <w:p>
+      <w:pPr>
+        <w:spacing w:after="240" w:before="240" w:line="360" w:lineRule="auto"/>
+        <w:rPr>
+          <w:sz w:val="28"/>
+          <w:szCs w:val="28"/>
+        </w:rPr>
+      </w:pPr>
+      <w:r>
+        <w:rPr>
+          <w:sz w:val="28"/>
+          <w:szCs w:val="28"/>
+          <w:rtl w:val="0"/>
+        </w:rPr>
+        <w:t xml:space="preserve">Hệ thống sẽ chạy mô phỏng dựa trên thuật toán được chọn.</w:t>
+      </w:r>
+    </w:p>
+    <w:p>
+      <w:pPr>
+        <w:pStyle w:val="Heading3"/>
+        <w:keepNext w:val="0"/>
+        <w:keepLines w:val="0"/>
+        <w:spacing w:before="280" w:line="360" w:lineRule="auto"/>
+        <w:rPr>
+          <w:b w:val="1"/>
+          <w:bCs w:val="1"/>
+          <w:color w:val="000000"/>
+        </w:rPr>
+      </w:pPr>
+      <w:bookmarkStart w:colFirst="0" w:colLast="0" w:name="_o2xyrgh2gzv6" w:id="35"/>
+      <w:bookmarkEnd w:id="35"/>
+      <w:r>
+        <w:rPr>
+          <w:b w:val="1"/>
+          <w:bCs w:val="1"/>
+          <w:color w:val="000000"/>
+          <w:rtl w:val="0"/>
+        </w:rPr>
+        <w:t xml:space="preserve">3. Thực hiện mô phỏng cấp phát</w:t>
+      </w:r>
+    </w:p>
+    <w:p>
+      <w:pPr>
+        <w:spacing w:after="240" w:before="240" w:line="360" w:lineRule="auto"/>
+        <w:rPr>
+          <w:sz w:val="28"/>
+          <w:szCs w:val="28"/>
+        </w:rPr>
+      </w:pPr>
+      <w:r>
+        <w:rPr>
+          <w:sz w:val="28"/>
+          <w:szCs w:val="28"/>
+          <w:rtl w:val="0"/>
+        </w:rPr>
+        <w:t xml:space="preserve">Sau khi nhấn nút Run Simulation, chương trình sẽ:</w:t>
+      </w:r>
+    </w:p>
+    <w:p>
+      <w:pPr>
+        <w:numPr>
+          <w:ilvl w:val="0"/>
+          <w:numId w:val="38"/>
+        </w:numPr>
+        <w:spacing w:after="0" w:afterAutospacing="0" w:before="240" w:line="360" w:lineRule="auto"/>
+        <w:ind w:left="720" w:hanging="360"/>
+        <w:rPr>
+          <w:sz w:val="28"/>
+          <w:szCs w:val="28"/>
+        </w:rPr>
+      </w:pPr>
+      <w:r>
+        <w:rPr>
+          <w:sz w:val="28"/>
+          <w:szCs w:val="28"/>
+          <w:rtl w:val="0"/>
+        </w:rPr>
+        <w:t xml:space="preserve">Duyệt từng tiến trình theo thứ tự</w:t>
+      </w:r>
+    </w:p>
+    <w:p>
+      <w:pPr>
+        <w:numPr>
+          <w:ilvl w:val="0"/>
+          <w:numId w:val="38"/>
+        </w:numPr>
+        <w:spacing w:after="0" w:afterAutospacing="0" w:before="0" w:beforeAutospacing="0" w:line="360" w:lineRule="auto"/>
+        <w:ind w:left="720" w:hanging="360"/>
+        <w:rPr>
+          <w:sz w:val="28"/>
+          <w:szCs w:val="28"/>
+        </w:rPr>
+      </w:pPr>
+      <w:r>
+        <w:rPr>
+          <w:sz w:val="28"/>
+          <w:szCs w:val="28"/>
+          <w:rtl w:val="0"/>
+        </w:rPr>
+        <w:t xml:space="preserve">Tìm block phù hợp theo thuật toán</w:t>
+      </w:r>
+    </w:p>
+    <w:p>
+      <w:pPr>
+        <w:numPr>
+          <w:ilvl w:val="0"/>
+          <w:numId w:val="38"/>
+        </w:numPr>
+        <w:spacing w:after="0" w:afterAutospacing="0" w:before="0" w:beforeAutospacing="0" w:line="360" w:lineRule="auto"/>
+        <w:ind w:left="720" w:hanging="360"/>
+        <w:rPr>
+          <w:sz w:val="28"/>
+          <w:szCs w:val="28"/>
+        </w:rPr>
+      </w:pPr>
+      <w:r>
+        <w:rPr>
+          <w:sz w:val="28"/>
+          <w:szCs w:val="28"/>
+          <w:rtl w:val="0"/>
+        </w:rPr>
+        <w:t xml:space="preserve">Cấp phát bộ nhớ nếu đủ chỗ</w:t>
+      </w:r>
+    </w:p>
+    <w:p>
+      <w:pPr>
+        <w:numPr>
+          <w:ilvl w:val="0"/>
+          <w:numId w:val="38"/>
+        </w:numPr>
+        <w:spacing w:after="0" w:afterAutospacing="0" w:before="0" w:beforeAutospacing="0" w:line="360" w:lineRule="auto"/>
+        <w:ind w:left="720" w:hanging="360"/>
+        <w:rPr>
+          <w:sz w:val="28"/>
+          <w:szCs w:val="28"/>
+        </w:rPr>
+      </w:pPr>
+      <w:r>
+        <w:rPr>
+          <w:sz w:val="28"/>
+          <w:szCs w:val="28"/>
+          <w:rtl w:val="0"/>
+        </w:rPr>
+        <w:t xml:space="preserve">Tính toán phần bộ nhớ dư (Internal Fragmentation)</w:t>
+      </w:r>
+    </w:p>
+    <w:p>
+      <w:pPr>
+        <w:numPr>
+          <w:ilvl w:val="0"/>
+          <w:numId w:val="38"/>
+        </w:numPr>
+        <w:spacing w:after="240" w:before="0" w:beforeAutospacing="0" w:line="360" w:lineRule="auto"/>
+        <w:ind w:left="720" w:hanging="360"/>
+        <w:rPr>
+          <w:sz w:val="28"/>
+          <w:szCs w:val="28"/>
+        </w:rPr>
+      </w:pPr>
+      <w:r>
+        <w:rPr>
+          <w:sz w:val="28"/>
+          <w:szCs w:val="28"/>
+          <w:rtl w:val="0"/>
+        </w:rPr>
+        <w:t xml:space="preserve">Ghi lại trạng thái cấp phát</w:t>
+      </w:r>
+    </w:p>
+    <w:p>
+      <w:pPr>
+        <w:pStyle w:val="Heading3"/>
+        <w:keepNext w:val="0"/>
+        <w:keepLines w:val="0"/>
+        <w:spacing w:before="280" w:line="360" w:lineRule="auto"/>
+        <w:rPr>
+          <w:b w:val="1"/>
+          <w:bCs w:val="1"/>
+          <w:color w:val="000000"/>
+        </w:rPr>
+      </w:pPr>
+      <w:bookmarkStart w:colFirst="0" w:colLast="0" w:name="_7rpwyilblqt0" w:id="36"/>
+      <w:bookmarkEnd w:id="36"/>
+      <w:r>
+        <w:rPr>
+          <w:b w:val="1"/>
+          <w:bCs w:val="1"/>
+          <w:color w:val="000000"/>
+          <w:rtl w:val="0"/>
+        </w:rPr>
+        <w:t xml:space="preserve">4. Hiển thị trực quan bộ nhớ</w:t>
+      </w:r>
+    </w:p>
+    <w:p>
+      <w:pPr>
+        <w:spacing w:after="240" w:before="240" w:line="360" w:lineRule="auto"/>
+        <w:rPr>
+          <w:sz w:val="28"/>
+          <w:szCs w:val="28"/>
+        </w:rPr>
+      </w:pPr>
+      <w:r>
+        <w:rPr>
+          <w:sz w:val="28"/>
+          <w:szCs w:val="28"/>
+          <w:rtl w:val="0"/>
+        </w:rPr>
+        <w:t xml:space="preserve">Hệ thống phải:</w:t>
+      </w:r>
+    </w:p>
+    <w:p>
+      <w:pPr>
+        <w:numPr>
+          <w:ilvl w:val="0"/>
+          <w:numId w:val="33"/>
+        </w:numPr>
+        <w:spacing w:after="0" w:afterAutospacing="0" w:before="240" w:line="360" w:lineRule="auto"/>
+        <w:ind w:left="720" w:hanging="360"/>
+        <w:rPr>
+          <w:sz w:val="28"/>
+          <w:szCs w:val="28"/>
+        </w:rPr>
+      </w:pPr>
+      <w:r>
+        <w:rPr>
+          <w:sz w:val="28"/>
+          <w:szCs w:val="28"/>
+          <w:rtl w:val="0"/>
+        </w:rPr>
+        <w:t xml:space="preserve">Vẽ sơ đồ bộ nhớ trên Canvas</w:t>
+      </w:r>
+    </w:p>
+    <w:p>
+      <w:pPr>
+        <w:numPr>
+          <w:ilvl w:val="0"/>
+          <w:numId w:val="33"/>
+        </w:numPr>
+        <w:spacing w:after="0" w:afterAutospacing="0" w:before="0" w:beforeAutospacing="0" w:line="360" w:lineRule="auto"/>
+        <w:ind w:left="720" w:hanging="360"/>
+        <w:rPr>
+          <w:sz w:val="28"/>
+          <w:szCs w:val="28"/>
+        </w:rPr>
+      </w:pPr>
+      <w:r>
+        <w:rPr>
+          <w:sz w:val="28"/>
+          <w:szCs w:val="28"/>
+          <w:rtl w:val="0"/>
+        </w:rPr>
+        <w:t xml:space="preserve">Hiển thị block đã cấp phát bằng màu sắc khác nhau</w:t>
+      </w:r>
+    </w:p>
+    <w:p>
+      <w:pPr>
+        <w:numPr>
+          <w:ilvl w:val="0"/>
+          <w:numId w:val="33"/>
+        </w:numPr>
+        <w:spacing w:after="240" w:before="0" w:beforeAutospacing="0" w:line="360" w:lineRule="auto"/>
+        <w:ind w:left="720" w:hanging="360"/>
+        <w:rPr>
+          <w:sz w:val="28"/>
+          <w:szCs w:val="28"/>
+        </w:rPr>
+      </w:pPr>
+      <w:r>
+        <w:rPr>
+          <w:sz w:val="28"/>
+          <w:szCs w:val="28"/>
+          <w:rtl w:val="0"/>
+        </w:rPr>
+        <w:t xml:space="preserve">Hiển thị phần bộ nhớ dư sau cấp phát</w:t>
+      </w:r>
+    </w:p>
+    <w:p>
+      <w:pPr>
+        <w:spacing w:after="240" w:before="240" w:line="360" w:lineRule="auto"/>
+        <w:rPr>
+          <w:sz w:val="28"/>
+          <w:szCs w:val="28"/>
+        </w:rPr>
+      </w:pPr>
+      <w:r>
+        <w:rPr>
+          <w:sz w:val="28"/>
+          <w:szCs w:val="28"/>
+          <w:rtl w:val="0"/>
+        </w:rPr>
+        <w:t xml:space="preserve">Đây là chức năng quan trọng giúp người dùng hiểu trực quan quá trình cấp phát.</w:t>
+      </w:r>
+    </w:p>
+    <w:p>
+      <w:pPr>
+        <w:pStyle w:val="Heading3"/>
+        <w:keepNext w:val="0"/>
+        <w:keepLines w:val="0"/>
+        <w:spacing w:before="280" w:line="360" w:lineRule="auto"/>
+        <w:rPr>
+          <w:b w:val="1"/>
+          <w:bCs w:val="1"/>
+          <w:color w:val="000000"/>
+        </w:rPr>
+      </w:pPr>
+      <w:bookmarkStart w:colFirst="0" w:colLast="0" w:name="_1dx4t8su0o2j" w:id="37"/>
+      <w:bookmarkEnd w:id="37"/>
+      <w:r>
+        <w:rPr>
+          <w:b w:val="1"/>
+          <w:bCs w:val="1"/>
+          <w:color w:val="000000"/>
+          <w:rtl w:val="0"/>
+        </w:rPr>
+        <w:t xml:space="preserve">5. Hiển thị bảng kết quả</w:t>
+      </w:r>
+    </w:p>
+    <w:p>
+      <w:pPr>
+        <w:spacing w:after="240" w:before="240" w:line="360" w:lineRule="auto"/>
+        <w:rPr>
+          <w:sz w:val="28"/>
+          <w:szCs w:val="28"/>
+        </w:rPr>
+      </w:pPr>
+      <w:r>
+        <w:rPr>
+          <w:sz w:val="28"/>
+          <w:szCs w:val="28"/>
+          <w:rtl w:val="0"/>
+        </w:rPr>
+        <w:t xml:space="preserve">Sau khi mô phỏng, hệ thống hiển thị bảng gồm:</w:t>
+      </w:r>
+    </w:p>
+    <w:p>
+      <w:pPr>
+        <w:numPr>
+          <w:ilvl w:val="0"/>
+          <w:numId w:val="41"/>
+        </w:numPr>
+        <w:spacing w:after="0" w:afterAutospacing="0" w:before="240" w:line="360" w:lineRule="auto"/>
+        <w:ind w:left="720" w:hanging="360"/>
+        <w:rPr>
+          <w:sz w:val="28"/>
+          <w:szCs w:val="28"/>
+        </w:rPr>
+      </w:pPr>
+      <w:r>
+        <w:rPr>
+          <w:sz w:val="28"/>
+          <w:szCs w:val="28"/>
+          <w:rtl w:val="0"/>
+        </w:rPr>
+        <w:t xml:space="preserve">Tên tiến trình</w:t>
+      </w:r>
+    </w:p>
+    <w:p>
+      <w:pPr>
+        <w:numPr>
+          <w:ilvl w:val="0"/>
+          <w:numId w:val="41"/>
+        </w:numPr>
+        <w:spacing w:after="0" w:afterAutospacing="0" w:before="0" w:beforeAutospacing="0" w:line="360" w:lineRule="auto"/>
+        <w:ind w:left="720" w:hanging="360"/>
+        <w:rPr>
+          <w:sz w:val="28"/>
+          <w:szCs w:val="28"/>
+        </w:rPr>
+      </w:pPr>
+      <w:r>
+        <w:rPr>
+          <w:sz w:val="28"/>
+          <w:szCs w:val="28"/>
+          <w:rtl w:val="0"/>
+        </w:rPr>
+        <w:t xml:space="preserve">Kích thước</w:t>
+      </w:r>
+    </w:p>
+    <w:p>
+      <w:pPr>
+        <w:numPr>
+          <w:ilvl w:val="0"/>
+          <w:numId w:val="41"/>
+        </w:numPr>
+        <w:spacing w:after="0" w:afterAutospacing="0" w:before="0" w:beforeAutospacing="0" w:line="360" w:lineRule="auto"/>
+        <w:ind w:left="720" w:hanging="360"/>
+        <w:rPr>
+          <w:sz w:val="28"/>
+          <w:szCs w:val="28"/>
+        </w:rPr>
+      </w:pPr>
+      <w:r>
+        <w:rPr>
+          <w:sz w:val="28"/>
+          <w:szCs w:val="28"/>
+          <w:rtl w:val="0"/>
+        </w:rPr>
+        <w:t xml:space="preserve">Block được cấp phát</w:t>
+      </w:r>
+    </w:p>
+    <w:p>
+      <w:pPr>
+        <w:numPr>
+          <w:ilvl w:val="0"/>
+          <w:numId w:val="41"/>
+        </w:numPr>
+        <w:spacing w:after="0" w:afterAutospacing="0" w:before="0" w:beforeAutospacing="0" w:line="360" w:lineRule="auto"/>
+        <w:ind w:left="720" w:hanging="360"/>
+        <w:rPr>
+          <w:sz w:val="28"/>
+          <w:szCs w:val="28"/>
+        </w:rPr>
+      </w:pPr>
+      <w:r>
+        <w:rPr>
+          <w:sz w:val="28"/>
+          <w:szCs w:val="28"/>
+          <w:rtl w:val="0"/>
+        </w:rPr>
+        <w:t xml:space="preserve">Bộ nhớ dư</w:t>
+      </w:r>
+    </w:p>
+    <w:p>
+      <w:pPr>
+        <w:numPr>
+          <w:ilvl w:val="0"/>
+          <w:numId w:val="41"/>
+        </w:numPr>
+        <w:spacing w:after="240" w:before="0" w:beforeAutospacing="0" w:line="360" w:lineRule="auto"/>
+        <w:ind w:left="720" w:hanging="360"/>
+        <w:rPr>
+          <w:sz w:val="28"/>
+          <w:szCs w:val="28"/>
+        </w:rPr>
+      </w:pPr>
+      <w:r>
+        <w:rPr>
+          <w:sz w:val="28"/>
+          <w:szCs w:val="28"/>
+          <w:rtl w:val="0"/>
+        </w:rPr>
+        <w:t xml:space="preserve">Trạng thái cấp phát</w:t>
+      </w:r>
+    </w:p>
+    <w:p>
+      <w:pPr>
+        <w:pStyle w:val="Heading3"/>
+        <w:keepNext w:val="0"/>
+        <w:keepLines w:val="0"/>
+        <w:spacing w:before="280" w:line="360" w:lineRule="auto"/>
+        <w:rPr>
+          <w:b w:val="1"/>
+          <w:bCs w:val="1"/>
+          <w:color w:val="000000"/>
+        </w:rPr>
+      </w:pPr>
+      <w:bookmarkStart w:colFirst="0" w:colLast="0" w:name="_1jl0yb44hvb" w:id="38"/>
+      <w:bookmarkEnd w:id="38"/>
+      <w:r>
+        <w:rPr>
+          <w:b w:val="1"/>
+          <w:bCs w:val="1"/>
+          <w:color w:val="000000"/>
+          <w:rtl w:val="0"/>
+        </w:rPr>
+        <w:t xml:space="preserve">6. Thống kê sử dụng bộ nhớ</w:t>
+      </w:r>
+    </w:p>
+    <w:p>
+      <w:pPr>
+        <w:spacing w:after="240" w:before="240" w:line="360" w:lineRule="auto"/>
+        <w:rPr>
+          <w:sz w:val="28"/>
+          <w:szCs w:val="28"/>
+        </w:rPr>
+      </w:pPr>
+      <w:r>
+        <w:rPr>
+          <w:sz w:val="28"/>
+          <w:szCs w:val="28"/>
+          <w:rtl w:val="0"/>
+        </w:rPr>
+        <w:t xml:space="preserve">Chương trình hiển thị:</w:t>
       </w:r>
     </w:p>
     <w:p>
@@ -5132,7 +6315,7 @@
           <w:szCs w:val="28"/>
           <w:rtl w:val="0"/>
         </w:rPr>
-        <w:t xml:space="preserve">Minh họa cách hệ điều hành cấp phát bộ nhớ</w:t>
+        <w:t xml:space="preserve">Số tiến trình cấp phát thành công</w:t>
       </w:r>
     </w:p>
     <w:p>
@@ -5154,7 +6337,7 @@
           <w:szCs w:val="28"/>
           <w:rtl w:val="0"/>
         </w:rPr>
-        <w:t xml:space="preserve">So sánh hiệu quả giữa các thuật toán</w:t>
+        <w:t xml:space="preserve">Số tiến trình thất bại</w:t>
       </w:r>
     </w:p>
     <w:p>
@@ -5176,7 +6359,31 @@
           <w:szCs w:val="28"/>
           <w:rtl w:val="0"/>
         </w:rPr>
-        <w:t xml:space="preserve">Giúp người học quan sát trực quan quá trình hoạt động</w:t>
+        <w:t xml:space="preserve">Tỷ lệ sử dụng bộ nhớ (%)</w:t>
+      </w:r>
+    </w:p>
+    <w:p>
+      <w:pPr>
+        <w:pStyle w:val="Heading3"/>
+        <w:keepNext w:val="0"/>
+        <w:keepLines w:val="0"/>
+        <w:spacing w:before="280" w:line="360" w:lineRule="auto"/>
+        <w:rPr>
+          <w:b w:val="1"/>
+          <w:bCs w:val="1"/>
+          <w:color w:val="000000"/>
+        </w:rPr>
+      </w:pPr>
+      <w:bookmarkStart w:colFirst="0" w:colLast="0" w:name="_poa7hey7hul2" w:id="39"/>
+      <w:bookmarkEnd w:id="39"/>
+      <w:r>
+        <w:rPr>
+          <w:b w:val="1"/>
+          <w:bCs w:val="1"/>
+          <w:color w:val="000000"/>
+          <w:rtl w:val="0"/>
+        </w:rPr>
+        <w:t xml:space="preserve">7. Xuất kết quả ra file CSV</w:t>
       </w:r>
     </w:p>
     <w:p>
@@ -5193,7 +6400,48 @@
           <w:szCs w:val="28"/>
           <w:rtl w:val="0"/>
         </w:rPr>
-        <w:t xml:space="preserve">Chương trình cho phép người dùng nhập danh sách tiến trình và kích thước bộ nhớ, sau đó hệ thống sẽ mô phỏng quá trình cấp phát và hiển thị kết quả.</w:t>
+        <w:t xml:space="preserve">Người dùng có thể xuất toàn bộ kết quả mô phỏng ra file CSV để lưu trữ hoặc phân tích.</w:t>
+      </w:r>
+    </w:p>
+    <w:p>
+      <w:pPr>
+        <w:pStyle w:val="Heading3"/>
+        <w:keepNext w:val="0"/>
+        <w:keepLines w:val="0"/>
+        <w:spacing w:before="280" w:line="360" w:lineRule="auto"/>
+        <w:rPr>
+          <w:b w:val="1"/>
+          <w:bCs w:val="1"/>
+          <w:color w:val="000000"/>
+        </w:rPr>
+      </w:pPr>
+      <w:bookmarkStart w:colFirst="0" w:colLast="0" w:name="_mf4y0oek1vk0" w:id="40"/>
+      <w:bookmarkEnd w:id="40"/>
+      <w:r>
+        <w:rPr>
+          <w:b w:val="1"/>
+          <w:bCs w:val="1"/>
+          <w:color w:val="000000"/>
+          <w:rtl w:val="0"/>
+        </w:rPr>
+        <w:t xml:space="preserve">8. Reset hệ thống</w:t>
+      </w:r>
+    </w:p>
+    <w:p>
+      <w:pPr>
+        <w:spacing w:after="240" w:before="240" w:line="360" w:lineRule="auto"/>
+        <w:rPr>
+          <w:sz w:val="28"/>
+          <w:szCs w:val="28"/>
+        </w:rPr>
+      </w:pPr>
+      <w:r>
+        <w:rPr>
+          <w:sz w:val="28"/>
+          <w:szCs w:val="28"/>
+          <w:rtl w:val="0"/>
+        </w:rPr>
+        <w:t xml:space="preserve">Cho phép đưa chương trình về trạng thái ban đầu để chạy lại mô phỏng.</w:t>
       </w:r>
     </w:p>
     <w:p>
@@ -5211,8 +6459,8 @@
           <w:szCs w:val="30"/>
         </w:rPr>
       </w:pPr>
-      <w:bookmarkStart w:colFirst="0" w:colLast="0" w:name="_vu8xac8ybnbq" w:id="31"/>
-      <w:bookmarkEnd w:id="31"/>
+      <w:bookmarkStart w:colFirst="0" w:colLast="0" w:name="_c8nczzoc0tqj" w:id="41"/>
+      <w:bookmarkEnd w:id="41"/>
       <w:r>
         <w:rPr>
           <w:rFonts w:ascii="Times New Roman" w:cs="Times New Roman" w:eastAsia="Times New Roman" w:hAnsi="Times New Roman"/>
@@ -5223,24 +6471,7 @@
           <w:szCs w:val="30"/>
           <w:rtl w:val="0"/>
         </w:rPr>
-        <w:t xml:space="preserve">3.2 Yêu cầu chức năng</w:t>
-      </w:r>
-    </w:p>
-    <w:p>
-      <w:pPr>
-        <w:spacing w:after="240" w:before="240" w:line="360" w:lineRule="auto"/>
-        <w:rPr>
-          <w:sz w:val="28"/>
-          <w:szCs w:val="28"/>
-        </w:rPr>
-      </w:pPr>
-      <w:r>
-        <w:rPr>
-          <w:sz w:val="28"/>
-          <w:szCs w:val="28"/>
-          <w:rtl w:val="0"/>
-        </w:rPr>
-        <w:t xml:space="preserve">Hệ thống cần đáp ứng các chức năng chính sau:</w:t>
+        <w:t xml:space="preserve">3.3 Yêu cầu phi chức năng</w:t>
       </w:r>
     </w:p>
     <w:p>
@@ -5250,45 +6481,28 @@
         <w:keepLines w:val="0"/>
         <w:spacing w:before="280" w:line="360" w:lineRule="auto"/>
         <w:rPr>
+          <w:b w:val="1"/>
+          <w:bCs w:val="1"/>
           <w:color w:val="000000"/>
-          <w:sz w:val="26"/>
-          <w:szCs w:val="26"/>
-        </w:rPr>
-      </w:pPr>
-      <w:bookmarkStart w:colFirst="0" w:colLast="0" w:name="_joa2vvmlw21i" w:id="32"/>
-      <w:bookmarkEnd w:id="32"/>
-      <w:r>
-        <w:rPr>
+        </w:rPr>
+      </w:pPr>
+      <w:bookmarkStart w:colFirst="0" w:colLast="0" w:name="_4oh3bvkn9h76" w:id="42"/>
+      <w:bookmarkEnd w:id="42"/>
+      <w:r>
+        <w:rPr>
+          <w:b w:val="1"/>
+          <w:bCs w:val="1"/>
           <w:color w:val="000000"/>
-          <w:sz w:val="26"/>
-          <w:szCs w:val="26"/>
-          <w:rtl w:val="0"/>
-        </w:rPr>
-        <w:t xml:space="preserve">1. Nhập dữ liệu tiến trình</w:t>
-      </w:r>
-    </w:p>
-    <w:p>
-      <w:pPr>
-        <w:spacing w:after="240" w:before="240" w:line="360" w:lineRule="auto"/>
-        <w:rPr>
-          <w:sz w:val="28"/>
-          <w:szCs w:val="28"/>
-        </w:rPr>
-      </w:pPr>
-      <w:r>
-        <w:rPr>
-          <w:sz w:val="28"/>
-          <w:szCs w:val="28"/>
-          <w:rtl w:val="0"/>
-        </w:rPr>
-        <w:t xml:space="preserve">Người dùng có thể:</w:t>
+          <w:rtl w:val="0"/>
+        </w:rPr>
+        <w:t xml:space="preserve">1. Tính dễ sử dụng</w:t>
       </w:r>
     </w:p>
     <w:p>
       <w:pPr>
         <w:numPr>
           <w:ilvl w:val="0"/>
-          <w:numId w:val="7"/>
+          <w:numId w:val="13"/>
         </w:numPr>
         <w:spacing w:after="0" w:afterAutospacing="0" w:before="240" w:line="360" w:lineRule="auto"/>
         <w:ind w:left="720" w:hanging="360"/>
@@ -5303,36 +6517,14 @@
           <w:szCs w:val="28"/>
           <w:rtl w:val="0"/>
         </w:rPr>
-        <w:t xml:space="preserve">Nhập số lượng tiến trình</w:t>
+        <w:t xml:space="preserve">Giao diện trực quan, dễ thao tác</w:t>
       </w:r>
     </w:p>
     <w:p>
       <w:pPr>
         <w:numPr>
           <w:ilvl w:val="0"/>
-          <w:numId w:val="7"/>
-        </w:numPr>
-        <w:spacing w:after="0" w:afterAutospacing="0" w:before="0" w:beforeAutospacing="0" w:line="360" w:lineRule="auto"/>
-        <w:ind w:left="720" w:hanging="360"/>
-        <w:rPr>
-          <w:sz w:val="28"/>
-          <w:szCs w:val="28"/>
-        </w:rPr>
-      </w:pPr>
-      <w:r>
-        <w:rPr>
-          <w:sz w:val="28"/>
-          <w:szCs w:val="28"/>
-          <w:rtl w:val="0"/>
-        </w:rPr>
-        <w:t xml:space="preserve">Nhập kích thước bộ nhớ của từng tiến trình</w:t>
-      </w:r>
-    </w:p>
-    <w:p>
-      <w:pPr>
-        <w:numPr>
-          <w:ilvl w:val="0"/>
-          <w:numId w:val="7"/>
+          <w:numId w:val="13"/>
         </w:numPr>
         <w:spacing w:after="240" w:before="0" w:beforeAutospacing="0" w:line="360" w:lineRule="auto"/>
         <w:ind w:left="720" w:hanging="360"/>
@@ -5347,7 +6539,7 @@
           <w:szCs w:val="28"/>
           <w:rtl w:val="0"/>
         </w:rPr>
-        <w:t xml:space="preserve">Nhập kích thước các phân vùng bộ nhớ</w:t>
+        <w:t xml:space="preserve">Người dùng không cần kiến thức lập trình vẫn sử dụng được</w:t>
       </w:r>
     </w:p>
     <w:p>
@@ -5357,45 +6549,28 @@
         <w:keepLines w:val="0"/>
         <w:spacing w:before="280" w:line="360" w:lineRule="auto"/>
         <w:rPr>
+          <w:b w:val="1"/>
+          <w:bCs w:val="1"/>
           <w:color w:val="000000"/>
-          <w:sz w:val="26"/>
-          <w:szCs w:val="26"/>
-        </w:rPr>
-      </w:pPr>
-      <w:bookmarkStart w:colFirst="0" w:colLast="0" w:name="_whdmdqmpkk2a" w:id="33"/>
-      <w:bookmarkEnd w:id="33"/>
-      <w:r>
-        <w:rPr>
+        </w:rPr>
+      </w:pPr>
+      <w:bookmarkStart w:colFirst="0" w:colLast="0" w:name="_jqd5o4zacz5" w:id="43"/>
+      <w:bookmarkEnd w:id="43"/>
+      <w:r>
+        <w:rPr>
+          <w:b w:val="1"/>
+          <w:bCs w:val="1"/>
           <w:color w:val="000000"/>
-          <w:sz w:val="26"/>
-          <w:szCs w:val="26"/>
-          <w:rtl w:val="0"/>
-        </w:rPr>
-        <w:t xml:space="preserve">2. Mô phỏng các thuật toán cấp phát bộ nhớ</w:t>
-      </w:r>
-    </w:p>
-    <w:p>
-      <w:pPr>
-        <w:spacing w:after="240" w:before="240" w:line="360" w:lineRule="auto"/>
-        <w:rPr>
-          <w:sz w:val="28"/>
-          <w:szCs w:val="28"/>
-        </w:rPr>
-      </w:pPr>
-      <w:r>
-        <w:rPr>
-          <w:sz w:val="28"/>
-          <w:szCs w:val="28"/>
-          <w:rtl w:val="0"/>
-        </w:rPr>
-        <w:t xml:space="preserve">Chương trình cần hỗ trợ các thuật toán phổ biến:</w:t>
+          <w:rtl w:val="0"/>
+        </w:rPr>
+        <w:t xml:space="preserve">2. Tính trực quan</w:t>
       </w:r>
     </w:p>
     <w:p>
       <w:pPr>
         <w:numPr>
           <w:ilvl w:val="0"/>
-          <w:numId w:val="30"/>
+          <w:numId w:val="37"/>
         </w:numPr>
         <w:spacing w:after="0" w:afterAutospacing="0" w:before="240" w:line="360" w:lineRule="auto"/>
         <w:ind w:left="720" w:hanging="360"/>
@@ -5410,36 +6585,14 @@
           <w:szCs w:val="28"/>
           <w:rtl w:val="0"/>
         </w:rPr>
-        <w:t xml:space="preserve">First Fit</w:t>
+        <w:t xml:space="preserve">Hiển thị mô phỏng bằng đồ họa</w:t>
       </w:r>
     </w:p>
     <w:p>
       <w:pPr>
         <w:numPr>
           <w:ilvl w:val="0"/>
-          <w:numId w:val="30"/>
-        </w:numPr>
-        <w:spacing w:after="0" w:afterAutospacing="0" w:before="0" w:beforeAutospacing="0" w:line="360" w:lineRule="auto"/>
-        <w:ind w:left="720" w:hanging="360"/>
-        <w:rPr>
-          <w:sz w:val="28"/>
-          <w:szCs w:val="28"/>
-        </w:rPr>
-      </w:pPr>
-      <w:r>
-        <w:rPr>
-          <w:sz w:val="28"/>
-          <w:szCs w:val="28"/>
-          <w:rtl w:val="0"/>
-        </w:rPr>
-        <w:t xml:space="preserve">Best Fit</w:t>
-      </w:r>
-    </w:p>
-    <w:p>
-      <w:pPr>
-        <w:numPr>
-          <w:ilvl w:val="0"/>
-          <w:numId w:val="30"/>
+          <w:numId w:val="37"/>
         </w:numPr>
         <w:spacing w:after="240" w:before="0" w:beforeAutospacing="0" w:line="360" w:lineRule="auto"/>
         <w:ind w:left="720" w:hanging="360"/>
@@ -5454,24 +6607,7 @@
           <w:szCs w:val="28"/>
           <w:rtl w:val="0"/>
         </w:rPr>
-        <w:t xml:space="preserve">Worst Fit</w:t>
-      </w:r>
-    </w:p>
-    <w:p>
-      <w:pPr>
-        <w:spacing w:after="240" w:before="240" w:line="360" w:lineRule="auto"/>
-        <w:rPr>
-          <w:sz w:val="28"/>
-          <w:szCs w:val="28"/>
-        </w:rPr>
-      </w:pPr>
-      <w:r>
-        <w:rPr>
-          <w:sz w:val="28"/>
-          <w:szCs w:val="28"/>
-          <w:rtl w:val="0"/>
-        </w:rPr>
-        <w:t xml:space="preserve">Người dùng có thể chọn thuật toán để chạy mô phỏng.</w:t>
+        <w:t xml:space="preserve">Quan sát được phân mảnh bộ nhớ</w:t>
       </w:r>
     </w:p>
     <w:p>
@@ -5481,45 +6617,28 @@
         <w:keepLines w:val="0"/>
         <w:spacing w:before="280" w:line="360" w:lineRule="auto"/>
         <w:rPr>
+          <w:b w:val="1"/>
+          <w:bCs w:val="1"/>
           <w:color w:val="000000"/>
-          <w:sz w:val="26"/>
-          <w:szCs w:val="26"/>
-        </w:rPr>
-      </w:pPr>
-      <w:bookmarkStart w:colFirst="0" w:colLast="0" w:name="_nhnk01wkv2kc" w:id="34"/>
-      <w:bookmarkEnd w:id="34"/>
-      <w:r>
-        <w:rPr>
+        </w:rPr>
+      </w:pPr>
+      <w:bookmarkStart w:colFirst="0" w:colLast="0" w:name="_muucw63h6ne2" w:id="44"/>
+      <w:bookmarkEnd w:id="44"/>
+      <w:r>
+        <w:rPr>
+          <w:b w:val="1"/>
+          <w:bCs w:val="1"/>
           <w:color w:val="000000"/>
-          <w:sz w:val="26"/>
-          <w:szCs w:val="26"/>
-          <w:rtl w:val="0"/>
-        </w:rPr>
-        <w:t xml:space="preserve">3. Hiển thị kết quả cấp phát</w:t>
-      </w:r>
-    </w:p>
-    <w:p>
-      <w:pPr>
-        <w:spacing w:after="240" w:before="240" w:line="360" w:lineRule="auto"/>
-        <w:rPr>
-          <w:sz w:val="28"/>
-          <w:szCs w:val="28"/>
-        </w:rPr>
-      </w:pPr>
-      <w:r>
-        <w:rPr>
-          <w:sz w:val="28"/>
-          <w:szCs w:val="28"/>
-          <w:rtl w:val="0"/>
-        </w:rPr>
-        <w:t xml:space="preserve">Sau khi chạy mô phỏng, hệ thống hiển thị:</w:t>
+          <w:rtl w:val="0"/>
+        </w:rPr>
+        <w:t xml:space="preserve">3. Tính chính xác</w:t>
       </w:r>
     </w:p>
     <w:p>
       <w:pPr>
         <w:numPr>
           <w:ilvl w:val="0"/>
-          <w:numId w:val="5"/>
+          <w:numId w:val="8"/>
         </w:numPr>
         <w:spacing w:after="0" w:afterAutospacing="0" w:before="240" w:line="360" w:lineRule="auto"/>
         <w:ind w:left="720" w:hanging="360"/>
@@ -5534,58 +6653,14 @@
           <w:szCs w:val="28"/>
           <w:rtl w:val="0"/>
         </w:rPr>
-        <w:t xml:space="preserve">Tiến trình nào được cấp phát bộ nhớ</w:t>
+        <w:t xml:space="preserve">Thuật toán cài đặt đúng theo lý thuyết OS</w:t>
       </w:r>
     </w:p>
     <w:p>
       <w:pPr>
         <w:numPr>
           <w:ilvl w:val="0"/>
-          <w:numId w:val="5"/>
-        </w:numPr>
-        <w:spacing w:after="0" w:afterAutospacing="0" w:before="0" w:beforeAutospacing="0" w:line="360" w:lineRule="auto"/>
-        <w:ind w:left="720" w:hanging="360"/>
-        <w:rPr>
-          <w:sz w:val="28"/>
-          <w:szCs w:val="28"/>
-        </w:rPr>
-      </w:pPr>
-      <w:r>
-        <w:rPr>
-          <w:sz w:val="28"/>
-          <w:szCs w:val="28"/>
-          <w:rtl w:val="0"/>
-        </w:rPr>
-        <w:t xml:space="preserve">Tiến trình nào bị từ chối</w:t>
-      </w:r>
-    </w:p>
-    <w:p>
-      <w:pPr>
-        <w:numPr>
-          <w:ilvl w:val="0"/>
-          <w:numId w:val="5"/>
-        </w:numPr>
-        <w:spacing w:after="0" w:afterAutospacing="0" w:before="0" w:beforeAutospacing="0" w:line="360" w:lineRule="auto"/>
-        <w:ind w:left="720" w:hanging="360"/>
-        <w:rPr>
-          <w:sz w:val="28"/>
-          <w:szCs w:val="28"/>
-        </w:rPr>
-      </w:pPr>
-      <w:r>
-        <w:rPr>
-          <w:sz w:val="28"/>
-          <w:szCs w:val="28"/>
-          <w:rtl w:val="0"/>
-        </w:rPr>
-        <w:t xml:space="preserve">Trạng thái bộ nhớ sau khi cấp phát</w:t>
-      </w:r>
-    </w:p>
-    <w:p>
-      <w:pPr>
-        <w:numPr>
-          <w:ilvl w:val="0"/>
-          <w:numId w:val="5"/>
+          <w:numId w:val="8"/>
         </w:numPr>
         <w:spacing w:after="240" w:before="0" w:beforeAutospacing="0" w:line="360" w:lineRule="auto"/>
         <w:ind w:left="720" w:hanging="360"/>
@@ -5600,7 +6675,7 @@
           <w:szCs w:val="28"/>
           <w:rtl w:val="0"/>
         </w:rPr>
-        <w:t xml:space="preserve">Tổng bộ nhớ còn trống</w:t>
+        <w:t xml:space="preserve">Kết quả mô phỏng phản ánh đúng quá trình cấp phát</w:t>
       </w:r>
     </w:p>
     <w:p>
@@ -5610,21 +6685,21 @@
         <w:keepLines w:val="0"/>
         <w:spacing w:before="280" w:line="360" w:lineRule="auto"/>
         <w:rPr>
+          <w:b w:val="1"/>
+          <w:bCs w:val="1"/>
           <w:color w:val="000000"/>
-          <w:sz w:val="26"/>
-          <w:szCs w:val="26"/>
-        </w:rPr>
-      </w:pPr>
-      <w:bookmarkStart w:colFirst="0" w:colLast="0" w:name="_gmdsdv70mnbv" w:id="35"/>
-      <w:bookmarkEnd w:id="35"/>
-      <w:r>
-        <w:rPr>
+        </w:rPr>
+      </w:pPr>
+      <w:bookmarkStart w:colFirst="0" w:colLast="0" w:name="_rvpyph6y2ii1" w:id="45"/>
+      <w:bookmarkEnd w:id="45"/>
+      <w:r>
+        <w:rPr>
+          <w:b w:val="1"/>
+          <w:bCs w:val="1"/>
           <w:color w:val="000000"/>
-          <w:sz w:val="26"/>
-          <w:szCs w:val="26"/>
-          <w:rtl w:val="0"/>
-        </w:rPr>
-        <w:t xml:space="preserve">4. So sánh hiệu năng thuật toán</w:t>
+          <w:rtl w:val="0"/>
+        </w:rPr>
+        <w:t xml:space="preserve">4. Tính mở rộng</w:t>
       </w:r>
     </w:p>
     <w:p>
@@ -5641,14 +6716,14 @@
           <w:szCs w:val="28"/>
           <w:rtl w:val="0"/>
         </w:rPr>
-        <w:t xml:space="preserve">Hệ thống cho phép chạy nhiều thuật toán với cùng dữ liệu và so sánh:</w:t>
+        <w:t xml:space="preserve">Hệ thống có thể mở rộng thêm:</w:t>
       </w:r>
     </w:p>
     <w:p>
       <w:pPr>
         <w:numPr>
           <w:ilvl w:val="0"/>
-          <w:numId w:val="9"/>
+          <w:numId w:val="22"/>
         </w:numPr>
         <w:spacing w:after="0" w:afterAutospacing="0" w:before="240" w:line="360" w:lineRule="auto"/>
         <w:ind w:left="720" w:hanging="360"/>
@@ -5663,36 +6738,14 @@
           <w:szCs w:val="28"/>
           <w:rtl w:val="0"/>
         </w:rPr>
-        <w:t xml:space="preserve">Mức độ sử dụng bộ nhớ</w:t>
+        <w:t xml:space="preserve">Thuật toán cấp phát khác</w:t>
       </w:r>
     </w:p>
     <w:p>
       <w:pPr>
         <w:numPr>
           <w:ilvl w:val="0"/>
-          <w:numId w:val="9"/>
-        </w:numPr>
-        <w:spacing w:after="0" w:afterAutospacing="0" w:before="0" w:beforeAutospacing="0" w:line="360" w:lineRule="auto"/>
-        <w:ind w:left="720" w:hanging="360"/>
-        <w:rPr>
-          <w:sz w:val="28"/>
-          <w:szCs w:val="28"/>
-        </w:rPr>
-      </w:pPr>
-      <w:r>
-        <w:rPr>
-          <w:sz w:val="28"/>
-          <w:szCs w:val="28"/>
-          <w:rtl w:val="0"/>
-        </w:rPr>
-        <w:t xml:space="preserve">Số tiến trình được cấp phát</w:t>
-      </w:r>
-    </w:p>
-    <w:p>
-      <w:pPr>
-        <w:numPr>
-          <w:ilvl w:val="0"/>
-          <w:numId w:val="9"/>
+          <w:numId w:val="22"/>
         </w:numPr>
         <w:spacing w:after="240" w:before="0" w:beforeAutospacing="0" w:line="360" w:lineRule="auto"/>
         <w:ind w:left="720" w:hanging="360"/>
@@ -5707,7 +6760,54 @@
           <w:szCs w:val="28"/>
           <w:rtl w:val="0"/>
         </w:rPr>
-        <w:t xml:space="preserve">Phân mảnh bộ nhớ</w:t>
+        <w:t xml:space="preserve">Thuật toán phân trang / phân đoạn</w:t>
+      </w:r>
+    </w:p>
+    <w:p>
+      <w:pPr>
+        <w:pStyle w:val="Heading2"/>
+        <w:keepNext w:val="0"/>
+        <w:keepLines w:val="0"/>
+        <w:spacing w:before="360" w:line="360" w:lineRule="auto"/>
+        <w:rPr>
+          <w:rFonts w:ascii="Times New Roman" w:cs="Times New Roman" w:eastAsia="Times New Roman" w:hAnsi="Times New Roman"/>
+          <w:b w:val="1"/>
+          <w:bCs w:val="1"/>
+          <w:color w:val="000000"/>
+          <w:sz w:val="30"/>
+          <w:szCs w:val="30"/>
+        </w:rPr>
+      </w:pPr>
+      <w:bookmarkStart w:colFirst="0" w:colLast="0" w:name="_7k001w3kmnbr" w:id="46"/>
+      <w:bookmarkEnd w:id="46"/>
+      <w:r>
+        <w:rPr>
+          <w:rFonts w:ascii="Times New Roman" w:cs="Times New Roman" w:eastAsia="Times New Roman" w:hAnsi="Times New Roman"/>
+          <w:b w:val="1"/>
+          <w:bCs w:val="1"/>
+          <w:color w:val="000000"/>
+          <w:sz w:val="30"/>
+          <w:szCs w:val="30"/>
+          <w:rtl w:val="0"/>
+        </w:rPr>
+        <w:t xml:space="preserve">3.4 Thiết kế giao diện chương trình</w:t>
+      </w:r>
+    </w:p>
+    <w:p>
+      <w:pPr>
+        <w:spacing w:after="240" w:before="240" w:line="360" w:lineRule="auto"/>
+        <w:rPr>
+          <w:sz w:val="28"/>
+          <w:szCs w:val="28"/>
+        </w:rPr>
+      </w:pPr>
+      <w:r>
+        <w:rPr>
+          <w:sz w:val="28"/>
+          <w:szCs w:val="28"/>
+          <w:rtl w:val="0"/>
+        </w:rPr>
+        <w:t xml:space="preserve">Giao diện được xây dựng bằng Tkinter và CustomTkinter, gồm 3 khu vực chính:</w:t>
       </w:r>
     </w:p>
     <w:p>
@@ -5717,21 +6817,21 @@
         <w:keepLines w:val="0"/>
         <w:spacing w:before="280" w:line="360" w:lineRule="auto"/>
         <w:rPr>
+          <w:b w:val="1"/>
+          <w:bCs w:val="1"/>
           <w:color w:val="000000"/>
-          <w:sz w:val="26"/>
-          <w:szCs w:val="26"/>
-        </w:rPr>
-      </w:pPr>
-      <w:bookmarkStart w:colFirst="0" w:colLast="0" w:name="_774gyrce05c1" w:id="36"/>
-      <w:bookmarkEnd w:id="36"/>
-      <w:r>
-        <w:rPr>
+        </w:rPr>
+      </w:pPr>
+      <w:bookmarkStart w:colFirst="0" w:colLast="0" w:name="_f1iy5jcpacl5" w:id="47"/>
+      <w:bookmarkEnd w:id="47"/>
+      <w:r>
+        <w:rPr>
+          <w:b w:val="1"/>
+          <w:bCs w:val="1"/>
           <w:color w:val="000000"/>
-          <w:sz w:val="26"/>
-          <w:szCs w:val="26"/>
-          <w:rtl w:val="0"/>
-        </w:rPr>
-        <w:t xml:space="preserve">5. Reset dữ liệu</w:t>
+          <w:rtl w:val="0"/>
+        </w:rPr>
+        <w:t xml:space="preserve">1. Thanh điều khiển (Sidebar)</w:t>
       </w:r>
     </w:p>
     <w:p>
@@ -5748,37 +6848,161 @@
           <w:szCs w:val="28"/>
           <w:rtl w:val="0"/>
         </w:rPr>
-        <w:t xml:space="preserve">Cho phép người dùng xóa dữ liệu cũ để nhập lại dữ liệu mới.</w:t>
-      </w:r>
-    </w:p>
-    <w:p>
-      <w:pPr>
-        <w:pStyle w:val="Heading2"/>
-        <w:keepNext w:val="0"/>
-        <w:keepLines w:val="0"/>
-        <w:spacing w:before="360" w:line="360" w:lineRule="auto"/>
-        <w:rPr>
-          <w:rFonts w:ascii="Times New Roman" w:cs="Times New Roman" w:eastAsia="Times New Roman" w:hAnsi="Times New Roman"/>
-          <w:b w:val="1"/>
-          <w:bCs w:val="1"/>
-          <w:color w:val="000000"/>
-          <w:sz w:val="30"/>
-          <w:szCs w:val="30"/>
-        </w:rPr>
-      </w:pPr>
-      <w:bookmarkStart w:colFirst="0" w:colLast="0" w:name="_5v9cewn0u2wf" w:id="37"/>
-      <w:bookmarkEnd w:id="37"/>
-      <w:r>
-        <w:rPr>
-          <w:rFonts w:ascii="Times New Roman" w:cs="Times New Roman" w:eastAsia="Times New Roman" w:hAnsi="Times New Roman"/>
-          <w:b w:val="1"/>
-          <w:bCs w:val="1"/>
-          <w:color w:val="000000"/>
-          <w:sz w:val="30"/>
-          <w:szCs w:val="30"/>
-          <w:rtl w:val="0"/>
-        </w:rPr>
-        <w:t xml:space="preserve">3.3 Yêu cầu phi chức năng</w:t>
+        <w:t xml:space="preserve">Chứa các nút chức năng:</w:t>
+      </w:r>
+    </w:p>
+    <w:p>
+      <w:pPr>
+        <w:numPr>
+          <w:ilvl w:val="0"/>
+          <w:numId w:val="42"/>
+        </w:numPr>
+        <w:spacing w:after="0" w:afterAutospacing="0" w:before="240" w:line="360" w:lineRule="auto"/>
+        <w:ind w:left="720" w:hanging="360"/>
+        <w:rPr>
+          <w:sz w:val="28"/>
+          <w:szCs w:val="28"/>
+        </w:rPr>
+      </w:pPr>
+      <w:r>
+        <w:rPr>
+          <w:sz w:val="28"/>
+          <w:szCs w:val="28"/>
+          <w:rtl w:val="0"/>
+        </w:rPr>
+        <w:t xml:space="preserve">Nạp file Block CSV</w:t>
+      </w:r>
+    </w:p>
+    <w:p>
+      <w:pPr>
+        <w:numPr>
+          <w:ilvl w:val="0"/>
+          <w:numId w:val="42"/>
+        </w:numPr>
+        <w:spacing w:after="0" w:afterAutospacing="0" w:before="0" w:beforeAutospacing="0" w:line="360" w:lineRule="auto"/>
+        <w:ind w:left="720" w:hanging="360"/>
+        <w:rPr>
+          <w:sz w:val="28"/>
+          <w:szCs w:val="28"/>
+        </w:rPr>
+      </w:pPr>
+      <w:r>
+        <w:rPr>
+          <w:sz w:val="28"/>
+          <w:szCs w:val="28"/>
+          <w:rtl w:val="0"/>
+        </w:rPr>
+        <w:t xml:space="preserve">Nạp file Process CSV</w:t>
+      </w:r>
+    </w:p>
+    <w:p>
+      <w:pPr>
+        <w:numPr>
+          <w:ilvl w:val="0"/>
+          <w:numId w:val="42"/>
+        </w:numPr>
+        <w:spacing w:after="0" w:afterAutospacing="0" w:before="0" w:beforeAutospacing="0" w:line="360" w:lineRule="auto"/>
+        <w:ind w:left="720" w:hanging="360"/>
+        <w:rPr>
+          <w:sz w:val="28"/>
+          <w:szCs w:val="28"/>
+        </w:rPr>
+      </w:pPr>
+      <w:r>
+        <w:rPr>
+          <w:sz w:val="28"/>
+          <w:szCs w:val="28"/>
+          <w:rtl w:val="0"/>
+        </w:rPr>
+        <w:t xml:space="preserve">Chọn thuật toán</w:t>
+      </w:r>
+    </w:p>
+    <w:p>
+      <w:pPr>
+        <w:numPr>
+          <w:ilvl w:val="0"/>
+          <w:numId w:val="42"/>
+        </w:numPr>
+        <w:spacing w:after="0" w:afterAutospacing="0" w:before="0" w:beforeAutospacing="0" w:line="360" w:lineRule="auto"/>
+        <w:ind w:left="720" w:hanging="360"/>
+        <w:rPr>
+          <w:sz w:val="28"/>
+          <w:szCs w:val="28"/>
+        </w:rPr>
+      </w:pPr>
+      <w:r>
+        <w:rPr>
+          <w:sz w:val="28"/>
+          <w:szCs w:val="28"/>
+          <w:rtl w:val="0"/>
+        </w:rPr>
+        <w:t xml:space="preserve">Điều chỉnh tốc độ mô phỏng</w:t>
+      </w:r>
+    </w:p>
+    <w:p>
+      <w:pPr>
+        <w:numPr>
+          <w:ilvl w:val="0"/>
+          <w:numId w:val="42"/>
+        </w:numPr>
+        <w:spacing w:after="0" w:afterAutospacing="0" w:before="0" w:beforeAutospacing="0" w:line="360" w:lineRule="auto"/>
+        <w:ind w:left="720" w:hanging="360"/>
+        <w:rPr>
+          <w:sz w:val="28"/>
+          <w:szCs w:val="28"/>
+        </w:rPr>
+      </w:pPr>
+      <w:r>
+        <w:rPr>
+          <w:sz w:val="28"/>
+          <w:szCs w:val="28"/>
+          <w:rtl w:val="0"/>
+        </w:rPr>
+        <w:t xml:space="preserve">Chạy mô phỏng</w:t>
+      </w:r>
+    </w:p>
+    <w:p>
+      <w:pPr>
+        <w:numPr>
+          <w:ilvl w:val="0"/>
+          <w:numId w:val="42"/>
+        </w:numPr>
+        <w:spacing w:after="0" w:afterAutospacing="0" w:before="0" w:beforeAutospacing="0" w:line="360" w:lineRule="auto"/>
+        <w:ind w:left="720" w:hanging="360"/>
+        <w:rPr>
+          <w:sz w:val="28"/>
+          <w:szCs w:val="28"/>
+        </w:rPr>
+      </w:pPr>
+      <w:r>
+        <w:rPr>
+          <w:sz w:val="28"/>
+          <w:szCs w:val="28"/>
+          <w:rtl w:val="0"/>
+        </w:rPr>
+        <w:t xml:space="preserve">Xuất kết quả</w:t>
+      </w:r>
+    </w:p>
+    <w:p>
+      <w:pPr>
+        <w:numPr>
+          <w:ilvl w:val="0"/>
+          <w:numId w:val="42"/>
+        </w:numPr>
+        <w:spacing w:after="240" w:before="0" w:beforeAutospacing="0" w:line="360" w:lineRule="auto"/>
+        <w:ind w:left="720" w:hanging="360"/>
+        <w:rPr>
+          <w:sz w:val="28"/>
+          <w:szCs w:val="28"/>
+        </w:rPr>
+      </w:pPr>
+      <w:r>
+        <w:rPr>
+          <w:sz w:val="28"/>
+          <w:szCs w:val="28"/>
+          <w:rtl w:val="0"/>
+        </w:rPr>
+        <w:t xml:space="preserve">Reset hệ thống</w:t>
       </w:r>
     </w:p>
     <w:p>
@@ -5788,21 +7012,38 @@
         <w:keepLines w:val="0"/>
         <w:spacing w:before="280" w:line="360" w:lineRule="auto"/>
         <w:rPr>
+          <w:b w:val="1"/>
+          <w:bCs w:val="1"/>
           <w:color w:val="000000"/>
-          <w:sz w:val="26"/>
-          <w:szCs w:val="26"/>
-        </w:rPr>
-      </w:pPr>
-      <w:bookmarkStart w:colFirst="0" w:colLast="0" w:name="_npfq8ss6oi1k" w:id="38"/>
-      <w:bookmarkEnd w:id="38"/>
-      <w:r>
-        <w:rPr>
+        </w:rPr>
+      </w:pPr>
+      <w:bookmarkStart w:colFirst="0" w:colLast="0" w:name="_7c1q2g50ngam" w:id="48"/>
+      <w:bookmarkEnd w:id="48"/>
+      <w:r>
+        <w:rPr>
+          <w:b w:val="1"/>
+          <w:bCs w:val="1"/>
           <w:color w:val="000000"/>
-          <w:sz w:val="26"/>
-          <w:szCs w:val="26"/>
-          <w:rtl w:val="0"/>
-        </w:rPr>
-        <w:t xml:space="preserve">1. Hiệu năng</w:t>
+          <w:rtl w:val="0"/>
+        </w:rPr>
+        <w:t xml:space="preserve">2. Khu vực hiển thị bộ nhớ (Memory Canvas)</w:t>
+      </w:r>
+    </w:p>
+    <w:p>
+      <w:pPr>
+        <w:spacing w:after="240" w:before="240" w:line="360" w:lineRule="auto"/>
+        <w:rPr>
+          <w:sz w:val="28"/>
+          <w:szCs w:val="28"/>
+        </w:rPr>
+      </w:pPr>
+      <w:r>
+        <w:rPr>
+          <w:sz w:val="28"/>
+          <w:szCs w:val="28"/>
+          <w:rtl w:val="0"/>
+        </w:rPr>
+        <w:t xml:space="preserve">Hiển thị trực quan:</w:t>
       </w:r>
     </w:p>
     <w:p>
@@ -5824,7 +7065,29 @@
           <w:szCs w:val="28"/>
           <w:rtl w:val="0"/>
         </w:rPr>
-        <w:t xml:space="preserve">Chương trình chạy mượt với dữ liệu nhỏ và trung bình.</w:t>
+        <w:t xml:space="preserve">Các block bộ nhớ</w:t>
+      </w:r>
+    </w:p>
+    <w:p>
+      <w:pPr>
+        <w:numPr>
+          <w:ilvl w:val="0"/>
+          <w:numId w:val="10"/>
+        </w:numPr>
+        <w:spacing w:after="0" w:afterAutospacing="0" w:before="0" w:beforeAutospacing="0" w:line="360" w:lineRule="auto"/>
+        <w:ind w:left="720" w:hanging="360"/>
+        <w:rPr>
+          <w:sz w:val="28"/>
+          <w:szCs w:val="28"/>
+        </w:rPr>
+      </w:pPr>
+      <w:r>
+        <w:rPr>
+          <w:sz w:val="28"/>
+          <w:szCs w:val="28"/>
+          <w:rtl w:val="0"/>
+        </w:rPr>
+        <w:t xml:space="preserve">Tiến trình được cấp phát</w:t>
       </w:r>
     </w:p>
     <w:p>
@@ -5846,7 +7109,7 @@
           <w:szCs w:val="28"/>
           <w:rtl w:val="0"/>
         </w:rPr>
-        <w:t xml:space="preserve">Thời gian xử lý nhanh, phản hồi ngay khi người dùng thao tác.</w:t>
+        <w:t xml:space="preserve">Phần bộ nhớ dư</w:t>
       </w:r>
     </w:p>
     <w:p>
@@ -5856,21 +7119,1995 @@
         <w:keepLines w:val="0"/>
         <w:spacing w:before="280" w:line="360" w:lineRule="auto"/>
         <w:rPr>
+          <w:b w:val="1"/>
+          <w:bCs w:val="1"/>
           <w:color w:val="000000"/>
-          <w:sz w:val="26"/>
-          <w:szCs w:val="26"/>
-        </w:rPr>
-      </w:pPr>
-      <w:bookmarkStart w:colFirst="0" w:colLast="0" w:name="_j772s48v2nmf" w:id="39"/>
-      <w:bookmarkEnd w:id="39"/>
-      <w:r>
-        <w:rPr>
+        </w:rPr>
+      </w:pPr>
+      <w:bookmarkStart w:colFirst="0" w:colLast="0" w:name="_pu1eg4v18k4o" w:id="49"/>
+      <w:bookmarkEnd w:id="49"/>
+      <w:r>
+        <w:rPr>
+          <w:b w:val="1"/>
+          <w:bCs w:val="1"/>
           <w:color w:val="000000"/>
-          <w:sz w:val="26"/>
-          <w:szCs w:val="26"/>
-          <w:rtl w:val="0"/>
-        </w:rPr>
-        <w:t xml:space="preserve">2. Tính dễ sử dụng</w:t>
+          <w:rtl w:val="0"/>
+        </w:rPr>
+        <w:t xml:space="preserve">3. Bảng kết quả cấp phát</w:t>
+      </w:r>
+    </w:p>
+    <w:p>
+      <w:pPr>
+        <w:spacing w:after="240" w:before="240" w:line="360" w:lineRule="auto"/>
+        <w:rPr>
+          <w:sz w:val="28"/>
+          <w:szCs w:val="28"/>
+        </w:rPr>
+      </w:pPr>
+      <w:r>
+        <w:rPr>
+          <w:sz w:val="28"/>
+          <w:szCs w:val="28"/>
+          <w:rtl w:val="0"/>
+        </w:rPr>
+        <w:t xml:space="preserve">Hiển thị lịch sử cấp phát chi tiết của từng tiến trình.</w:t>
+      </w:r>
+    </w:p>
+    <w:p>
+      <w:pPr>
+        <w:pStyle w:val="Heading2"/>
+        <w:keepNext w:val="0"/>
+        <w:keepLines w:val="0"/>
+        <w:spacing w:before="360" w:line="360" w:lineRule="auto"/>
+        <w:rPr>
+          <w:rFonts w:ascii="Times New Roman" w:cs="Times New Roman" w:eastAsia="Times New Roman" w:hAnsi="Times New Roman"/>
+          <w:b w:val="1"/>
+          <w:bCs w:val="1"/>
+          <w:color w:val="000000"/>
+          <w:sz w:val="30"/>
+          <w:szCs w:val="30"/>
+        </w:rPr>
+      </w:pPr>
+      <w:bookmarkStart w:colFirst="0" w:colLast="0" w:name="_7qgds3xvqvua" w:id="50"/>
+      <w:bookmarkEnd w:id="50"/>
+      <w:r>
+        <w:rPr>
+          <w:rFonts w:ascii="Times New Roman" w:cs="Times New Roman" w:eastAsia="Times New Roman" w:hAnsi="Times New Roman"/>
+          <w:b w:val="1"/>
+          <w:bCs w:val="1"/>
+          <w:color w:val="000000"/>
+          <w:sz w:val="30"/>
+          <w:szCs w:val="30"/>
+          <w:rtl w:val="0"/>
+        </w:rPr>
+        <w:t xml:space="preserve">3.5 Luồng hoạt động của chương trình</w:t>
+      </w:r>
+    </w:p>
+    <w:p>
+      <w:pPr>
+        <w:spacing w:after="240" w:before="240" w:line="360" w:lineRule="auto"/>
+        <w:rPr>
+          <w:sz w:val="28"/>
+          <w:szCs w:val="28"/>
+        </w:rPr>
+      </w:pPr>
+      <w:r>
+        <w:rPr>
+          <w:sz w:val="28"/>
+          <w:szCs w:val="28"/>
+          <w:rtl w:val="0"/>
+        </w:rPr>
+        <w:t xml:space="preserve">Luồng hoạt động tổng quát:</w:t>
+      </w:r>
+    </w:p>
+    <w:p>
+      <w:pPr>
+        <w:spacing w:after="240" w:before="240" w:line="360" w:lineRule="auto"/>
+        <w:rPr>
+          <w:sz w:val="28"/>
+          <w:szCs w:val="28"/>
+        </w:rPr>
+      </w:pPr>
+      <w:r>
+        <w:rPr>
+          <w:rFonts w:ascii="Andika" w:cs="Andika" w:eastAsia="Andika" w:hAnsi="Andika"/>
+          <w:sz w:val="28"/>
+          <w:szCs w:val="28"/>
+          <w:rtl w:val="0"/>
+        </w:rPr>
+        <w:t xml:space="preserve">1️. Người dùng nạp file dữ liệu</w:t>
+        <w:br w:type="textWrapping"/>
+        <w:t xml:space="preserve"> → Blocks + Processes</w:t>
+      </w:r>
+    </w:p>
+    <w:p>
+      <w:pPr>
+        <w:spacing w:after="240" w:before="240" w:line="360" w:lineRule="auto"/>
+        <w:rPr>
+          <w:sz w:val="28"/>
+          <w:szCs w:val="28"/>
+        </w:rPr>
+      </w:pPr>
+      <w:r>
+        <w:rPr>
+          <w:rFonts w:ascii="Andika" w:cs="Andika" w:eastAsia="Andika" w:hAnsi="Andika"/>
+          <w:sz w:val="28"/>
+          <w:szCs w:val="28"/>
+          <w:rtl w:val="0"/>
+        </w:rPr>
+        <w:t xml:space="preserve">2️. Người dùng chọn thuật toán</w:t>
+      </w:r>
+    </w:p>
+    <w:p>
+      <w:pPr>
+        <w:spacing w:after="240" w:before="240" w:line="360" w:lineRule="auto"/>
+        <w:rPr>
+          <w:sz w:val="28"/>
+          <w:szCs w:val="28"/>
+        </w:rPr>
+      </w:pPr>
+      <w:r>
+        <w:rPr>
+          <w:rFonts w:ascii="Andika" w:cs="Andika" w:eastAsia="Andika" w:hAnsi="Andika"/>
+          <w:sz w:val="28"/>
+          <w:szCs w:val="28"/>
+          <w:rtl w:val="0"/>
+        </w:rPr>
+        <w:t xml:space="preserve">3️. Nhấn Run Simulation</w:t>
+      </w:r>
+    </w:p>
+    <w:p>
+      <w:pPr>
+        <w:spacing w:after="240" w:before="240" w:line="360" w:lineRule="auto"/>
+        <w:rPr>
+          <w:sz w:val="28"/>
+          <w:szCs w:val="28"/>
+        </w:rPr>
+      </w:pPr>
+      <w:r>
+        <w:rPr>
+          <w:rFonts w:ascii="Andika" w:cs="Andika" w:eastAsia="Andika" w:hAnsi="Andika"/>
+          <w:sz w:val="28"/>
+          <w:szCs w:val="28"/>
+          <w:rtl w:val="0"/>
+        </w:rPr>
+        <w:t xml:space="preserve">4️. Hệ thống thực hiện:</w:t>
+      </w:r>
+    </w:p>
+    <w:p>
+      <w:pPr>
+        <w:numPr>
+          <w:ilvl w:val="0"/>
+          <w:numId w:val="32"/>
+        </w:numPr>
+        <w:spacing w:after="0" w:afterAutospacing="0" w:before="240" w:line="360" w:lineRule="auto"/>
+        <w:ind w:left="720" w:hanging="360"/>
+        <w:rPr>
+          <w:sz w:val="28"/>
+          <w:szCs w:val="28"/>
+        </w:rPr>
+      </w:pPr>
+      <w:r>
+        <w:rPr>
+          <w:sz w:val="28"/>
+          <w:szCs w:val="28"/>
+          <w:rtl w:val="0"/>
+        </w:rPr>
+        <w:t xml:space="preserve">Duyệt từng tiến trình</w:t>
+      </w:r>
+    </w:p>
+    <w:p>
+      <w:pPr>
+        <w:numPr>
+          <w:ilvl w:val="0"/>
+          <w:numId w:val="32"/>
+        </w:numPr>
+        <w:spacing w:after="0" w:afterAutospacing="0" w:before="0" w:beforeAutospacing="0" w:line="360" w:lineRule="auto"/>
+        <w:ind w:left="720" w:hanging="360"/>
+        <w:rPr>
+          <w:sz w:val="28"/>
+          <w:szCs w:val="28"/>
+        </w:rPr>
+      </w:pPr>
+      <w:r>
+        <w:rPr>
+          <w:sz w:val="28"/>
+          <w:szCs w:val="28"/>
+          <w:rtl w:val="0"/>
+        </w:rPr>
+        <w:t xml:space="preserve">Áp dụng thuật toán cấp phát</w:t>
+      </w:r>
+    </w:p>
+    <w:p>
+      <w:pPr>
+        <w:numPr>
+          <w:ilvl w:val="0"/>
+          <w:numId w:val="32"/>
+        </w:numPr>
+        <w:spacing w:after="0" w:afterAutospacing="0" w:before="0" w:beforeAutospacing="0" w:line="360" w:lineRule="auto"/>
+        <w:ind w:left="720" w:hanging="360"/>
+        <w:rPr>
+          <w:sz w:val="28"/>
+          <w:szCs w:val="28"/>
+        </w:rPr>
+      </w:pPr>
+      <w:r>
+        <w:rPr>
+          <w:sz w:val="28"/>
+          <w:szCs w:val="28"/>
+          <w:rtl w:val="0"/>
+        </w:rPr>
+        <w:t xml:space="preserve">Cập nhật trạng thái block</w:t>
+      </w:r>
+    </w:p>
+    <w:p>
+      <w:pPr>
+        <w:numPr>
+          <w:ilvl w:val="0"/>
+          <w:numId w:val="32"/>
+        </w:numPr>
+        <w:spacing w:after="240" w:before="0" w:beforeAutospacing="0" w:line="360" w:lineRule="auto"/>
+        <w:ind w:left="720" w:hanging="360"/>
+        <w:rPr>
+          <w:sz w:val="28"/>
+          <w:szCs w:val="28"/>
+        </w:rPr>
+      </w:pPr>
+      <w:r>
+        <w:rPr>
+          <w:sz w:val="28"/>
+          <w:szCs w:val="28"/>
+          <w:rtl w:val="0"/>
+        </w:rPr>
+        <w:t xml:space="preserve">Hiển thị mô phỏng trực quan</w:t>
+      </w:r>
+    </w:p>
+    <w:p>
+      <w:pPr>
+        <w:spacing w:after="240" w:before="240" w:line="360" w:lineRule="auto"/>
+        <w:rPr>
+          <w:sz w:val="28"/>
+          <w:szCs w:val="28"/>
+        </w:rPr>
+      </w:pPr>
+      <w:r>
+        <w:rPr>
+          <w:rFonts w:ascii="Andika" w:cs="Andika" w:eastAsia="Andika" w:hAnsi="Andika"/>
+          <w:sz w:val="28"/>
+          <w:szCs w:val="28"/>
+          <w:rtl w:val="0"/>
+        </w:rPr>
+        <w:t xml:space="preserve">5️. Sau khi hoàn tất:</w:t>
+      </w:r>
+    </w:p>
+    <w:p>
+      <w:pPr>
+        <w:numPr>
+          <w:ilvl w:val="0"/>
+          <w:numId w:val="23"/>
+        </w:numPr>
+        <w:spacing w:after="0" w:afterAutospacing="0" w:before="240" w:line="360" w:lineRule="auto"/>
+        <w:ind w:left="720" w:hanging="360"/>
+        <w:rPr>
+          <w:sz w:val="28"/>
+          <w:szCs w:val="28"/>
+        </w:rPr>
+      </w:pPr>
+      <w:r>
+        <w:rPr>
+          <w:sz w:val="28"/>
+          <w:szCs w:val="28"/>
+          <w:rtl w:val="0"/>
+        </w:rPr>
+        <w:t xml:space="preserve">Hiển thị bảng kết quả</w:t>
+      </w:r>
+    </w:p>
+    <w:p>
+      <w:pPr>
+        <w:numPr>
+          <w:ilvl w:val="0"/>
+          <w:numId w:val="23"/>
+        </w:numPr>
+        <w:spacing w:after="0" w:afterAutospacing="0" w:before="0" w:beforeAutospacing="0" w:line="360" w:lineRule="auto"/>
+        <w:ind w:left="720" w:hanging="360"/>
+        <w:rPr>
+          <w:sz w:val="28"/>
+          <w:szCs w:val="28"/>
+        </w:rPr>
+      </w:pPr>
+      <w:r>
+        <w:rPr>
+          <w:sz w:val="28"/>
+          <w:szCs w:val="28"/>
+          <w:rtl w:val="0"/>
+        </w:rPr>
+        <w:t xml:space="preserve">Hiển thị thống kê bộ nhớ</w:t>
+      </w:r>
+    </w:p>
+    <w:p>
+      <w:pPr>
+        <w:numPr>
+          <w:ilvl w:val="0"/>
+          <w:numId w:val="23"/>
+        </w:numPr>
+        <w:spacing w:after="240" w:before="0" w:beforeAutospacing="0" w:line="360" w:lineRule="auto"/>
+        <w:ind w:left="720" w:hanging="360"/>
+        <w:rPr>
+          <w:sz w:val="28"/>
+          <w:szCs w:val="28"/>
+        </w:rPr>
+      </w:pPr>
+      <w:r>
+        <w:rPr>
+          <w:sz w:val="28"/>
+          <w:szCs w:val="28"/>
+          <w:rtl w:val="0"/>
+        </w:rPr>
+        <w:t xml:space="preserve">Cho phép xuất file CSV</w:t>
+      </w:r>
+    </w:p>
+    <w:p>
+      <w:pPr>
+        <w:pStyle w:val="Heading1"/>
+        <w:keepNext w:val="0"/>
+        <w:keepLines w:val="0"/>
+        <w:spacing w:after="120" w:before="480" w:line="360" w:lineRule="auto"/>
+        <w:rPr>
+          <w:rFonts w:ascii="Times New Roman" w:cs="Times New Roman" w:eastAsia="Times New Roman" w:hAnsi="Times New Roman"/>
+          <w:b w:val="1"/>
+          <w:bCs w:val="1"/>
+          <w:color w:val="000000"/>
+          <w:sz w:val="30"/>
+          <w:szCs w:val="30"/>
+        </w:rPr>
+      </w:pPr>
+      <w:bookmarkStart w:colFirst="0" w:colLast="0" w:name="_7xw9c15oqejv" w:id="51"/>
+      <w:bookmarkEnd w:id="51"/>
+      <w:r>
+        <w:rPr>
+          <w:rFonts w:ascii="Times New Roman" w:cs="Times New Roman" w:eastAsia="Times New Roman" w:hAnsi="Times New Roman"/>
+          <w:b w:val="1"/>
+          <w:bCs w:val="1"/>
+          <w:color w:val="000000"/>
+          <w:sz w:val="30"/>
+          <w:szCs w:val="30"/>
+          <w:rtl w:val="0"/>
+        </w:rPr>
+        <w:t xml:space="preserve">3.6 Kiến trúc hệ thống chương trình</w:t>
+      </w:r>
+    </w:p>
+    <w:p>
+      <w:pPr>
+        <w:spacing w:after="240" w:before="240" w:line="360" w:lineRule="auto"/>
+        <w:rPr>
+          <w:sz w:val="28"/>
+          <w:szCs w:val="28"/>
+        </w:rPr>
+      </w:pPr>
+      <w:r>
+        <w:rPr>
+          <w:sz w:val="28"/>
+          <w:szCs w:val="28"/>
+          <w:rtl w:val="0"/>
+        </w:rPr>
+        <w:t xml:space="preserve">Chương trình được xây dựng theo mô hình chia module nhằm tách biệt giao diện, xử lý thuật toán và hiển thị trực quan. Cấu trúc chương trình gồm 4 module chính:</w:t>
+      </w:r>
+    </w:p>
+    <w:tbl>
+      <w:tblPr>
+        <w:tblStyle w:val="Table3"/>
+        <w:tblW w:w="7050.0" w:type="dxa"/>
+        <w:jc w:val="left"/>
+        <w:tblBorders>
+          <w:top w:color="000000" w:space="0" w:sz="0" w:val="nil"/>
+          <w:left w:color="000000" w:space="0" w:sz="0" w:val="nil"/>
+          <w:bottom w:color="000000" w:space="0" w:sz="0" w:val="nil"/>
+          <w:right w:color="000000" w:space="0" w:sz="0" w:val="nil"/>
+          <w:insideH w:color="000000" w:space="0" w:sz="0" w:val="nil"/>
+          <w:insideV w:color="000000" w:space="0" w:sz="0" w:val="nil"/>
+        </w:tblBorders>
+        <w:tblLayout w:type="fixed"/>
+        <w:tblLook w:val="0600"/>
+      </w:tblPr>
+      <w:tblGrid>
+        <w:gridCol w:w="2940"/>
+        <w:gridCol w:w="4110"/>
+        <w:tblGridChange w:id="0">
+          <w:tblGrid>
+            <w:gridCol w:w="2940"/>
+            <w:gridCol w:w="4110"/>
+          </w:tblGrid>
+        </w:tblGridChange>
+      </w:tblGrid>
+      <w:tr>
+        <w:trPr>
+          <w:cantSplit w:val="0"/>
+          <w:trHeight w:val="932.958984375" w:hRule="atLeast"/>
+          <w:tblHeader w:val="0"/>
+        </w:trPr>
+        <w:tc>
+          <w:tcPr>
+            <w:tcBorders>
+              <w:top w:color="000000" w:space="0" w:sz="0" w:val="nil"/>
+              <w:left w:color="000000" w:space="0" w:sz="0" w:val="nil"/>
+              <w:bottom w:color="000000" w:space="0" w:sz="0" w:val="nil"/>
+              <w:right w:color="000000" w:space="0" w:sz="0" w:val="nil"/>
+            </w:tcBorders>
+            <w:tcMar>
+              <w:top w:w="100.0" w:type="dxa"/>
+              <w:left w:w="100.0" w:type="dxa"/>
+              <w:bottom w:w="100.0" w:type="dxa"/>
+              <w:right w:w="100.0" w:type="dxa"/>
+            </w:tcMar>
+            <w:vAlign w:val="top"/>
+          </w:tcPr>
+          <w:p>
+            <w:pPr>
+              <w:spacing w:after="240" w:before="240" w:line="240" w:lineRule="auto"/>
+              <w:jc w:val="center"/>
+              <w:rPr>
+                <w:sz w:val="28"/>
+                <w:szCs w:val="28"/>
+              </w:rPr>
+            </w:pPr>
+            <w:r>
+              <w:rPr>
+                <w:b w:val="1"/>
+                <w:bCs w:val="1"/>
+                <w:sz w:val="28"/>
+                <w:szCs w:val="28"/>
+                <w:rtl w:val="0"/>
+              </w:rPr>
+              <w:t xml:space="preserve">Module</w:t>
+            </w:r>
+            <w:r>
+              <w:rPr>
+                <w:rtl w:val="0"/>
+              </w:rPr>
+            </w:r>
+          </w:p>
+        </w:tc>
+        <w:tc>
+          <w:tcPr>
+            <w:tcBorders>
+              <w:top w:color="000000" w:space="0" w:sz="0" w:val="nil"/>
+              <w:left w:color="000000" w:space="0" w:sz="0" w:val="nil"/>
+              <w:bottom w:color="000000" w:space="0" w:sz="0" w:val="nil"/>
+              <w:right w:color="000000" w:space="0" w:sz="0" w:val="nil"/>
+            </w:tcBorders>
+            <w:tcMar>
+              <w:top w:w="100.0" w:type="dxa"/>
+              <w:left w:w="100.0" w:type="dxa"/>
+              <w:bottom w:w="100.0" w:type="dxa"/>
+              <w:right w:w="100.0" w:type="dxa"/>
+            </w:tcMar>
+            <w:vAlign w:val="top"/>
+          </w:tcPr>
+          <w:p>
+            <w:pPr>
+              <w:spacing w:after="240" w:before="240" w:line="240" w:lineRule="auto"/>
+              <w:jc w:val="center"/>
+              <w:rPr>
+                <w:sz w:val="28"/>
+                <w:szCs w:val="28"/>
+              </w:rPr>
+            </w:pPr>
+            <w:r>
+              <w:rPr>
+                <w:b w:val="1"/>
+                <w:bCs w:val="1"/>
+                <w:sz w:val="28"/>
+                <w:szCs w:val="28"/>
+                <w:rtl w:val="0"/>
+              </w:rPr>
+              <w:t xml:space="preserve">Vai trò</w:t>
+            </w:r>
+            <w:r>
+              <w:rPr>
+                <w:rtl w:val="0"/>
+              </w:rPr>
+            </w:r>
+          </w:p>
+        </w:tc>
+      </w:tr>
+      <w:tr>
+        <w:trPr>
+          <w:cantSplit w:val="0"/>
+          <w:trHeight w:val="32.958984375" w:hRule="atLeast"/>
+          <w:tblHeader w:val="0"/>
+        </w:trPr>
+        <w:tc>
+          <w:tcPr>
+            <w:tcBorders>
+              <w:top w:color="000000" w:space="0" w:sz="0" w:val="nil"/>
+              <w:left w:color="000000" w:space="0" w:sz="0" w:val="nil"/>
+              <w:bottom w:color="000000" w:space="0" w:sz="0" w:val="nil"/>
+              <w:right w:color="000000" w:space="0" w:sz="0" w:val="nil"/>
+            </w:tcBorders>
+            <w:tcMar>
+              <w:top w:w="100.0" w:type="dxa"/>
+              <w:left w:w="100.0" w:type="dxa"/>
+              <w:bottom w:w="100.0" w:type="dxa"/>
+              <w:right w:w="100.0" w:type="dxa"/>
+            </w:tcMar>
+            <w:vAlign w:val="top"/>
+          </w:tcPr>
+          <w:p>
+            <w:pPr>
+              <w:spacing w:after="240" w:before="240" w:line="240" w:lineRule="auto"/>
+              <w:rPr>
+                <w:sz w:val="28"/>
+                <w:szCs w:val="28"/>
+              </w:rPr>
+            </w:pPr>
+            <w:r>
+              <w:rPr>
+                <w:b w:val="1"/>
+                <w:bCs w:val="1"/>
+                <w:sz w:val="28"/>
+                <w:szCs w:val="28"/>
+                <w:rtl w:val="0"/>
+              </w:rPr>
+              <w:t xml:space="preserve">main.py</w:t>
+            </w:r>
+            <w:r>
+              <w:rPr>
+                <w:rtl w:val="0"/>
+              </w:rPr>
+            </w:r>
+          </w:p>
+        </w:tc>
+        <w:tc>
+          <w:tcPr>
+            <w:tcBorders>
+              <w:top w:color="000000" w:space="0" w:sz="0" w:val="nil"/>
+              <w:left w:color="000000" w:space="0" w:sz="0" w:val="nil"/>
+              <w:bottom w:color="000000" w:space="0" w:sz="0" w:val="nil"/>
+              <w:right w:color="000000" w:space="0" w:sz="0" w:val="nil"/>
+            </w:tcBorders>
+            <w:tcMar>
+              <w:top w:w="100.0" w:type="dxa"/>
+              <w:left w:w="100.0" w:type="dxa"/>
+              <w:bottom w:w="100.0" w:type="dxa"/>
+              <w:right w:w="100.0" w:type="dxa"/>
+            </w:tcMar>
+            <w:vAlign w:val="top"/>
+          </w:tcPr>
+          <w:p>
+            <w:pPr>
+              <w:spacing w:after="240" w:before="240" w:line="240" w:lineRule="auto"/>
+              <w:rPr>
+                <w:sz w:val="28"/>
+                <w:szCs w:val="28"/>
+              </w:rPr>
+            </w:pPr>
+            <w:r>
+              <w:rPr>
+                <w:sz w:val="28"/>
+                <w:szCs w:val="28"/>
+                <w:rtl w:val="0"/>
+              </w:rPr>
+              <w:t xml:space="preserve">Điểm khởi chạy chương trình</w:t>
+            </w:r>
+          </w:p>
+        </w:tc>
+      </w:tr>
+      <w:tr>
+        <w:trPr>
+          <w:cantSplit w:val="0"/>
+          <w:trHeight w:val="500" w:hRule="atLeast"/>
+          <w:tblHeader w:val="0"/>
+        </w:trPr>
+        <w:tc>
+          <w:tcPr>
+            <w:tcBorders>
+              <w:top w:color="000000" w:space="0" w:sz="0" w:val="nil"/>
+              <w:left w:color="000000" w:space="0" w:sz="0" w:val="nil"/>
+              <w:bottom w:color="000000" w:space="0" w:sz="0" w:val="nil"/>
+              <w:right w:color="000000" w:space="0" w:sz="0" w:val="nil"/>
+            </w:tcBorders>
+            <w:tcMar>
+              <w:top w:w="100.0" w:type="dxa"/>
+              <w:left w:w="100.0" w:type="dxa"/>
+              <w:bottom w:w="100.0" w:type="dxa"/>
+              <w:right w:w="100.0" w:type="dxa"/>
+            </w:tcMar>
+            <w:vAlign w:val="top"/>
+          </w:tcPr>
+          <w:p>
+            <w:pPr>
+              <w:spacing w:after="240" w:before="240" w:line="240" w:lineRule="auto"/>
+              <w:rPr>
+                <w:sz w:val="28"/>
+                <w:szCs w:val="28"/>
+              </w:rPr>
+            </w:pPr>
+            <w:r>
+              <w:rPr>
+                <w:b w:val="1"/>
+                <w:bCs w:val="1"/>
+                <w:sz w:val="28"/>
+                <w:szCs w:val="28"/>
+                <w:rtl w:val="0"/>
+              </w:rPr>
+              <w:t xml:space="preserve">guifinal.py</w:t>
+            </w:r>
+            <w:r>
+              <w:rPr>
+                <w:rtl w:val="0"/>
+              </w:rPr>
+            </w:r>
+          </w:p>
+        </w:tc>
+        <w:tc>
+          <w:tcPr>
+            <w:tcBorders>
+              <w:top w:color="000000" w:space="0" w:sz="0" w:val="nil"/>
+              <w:left w:color="000000" w:space="0" w:sz="0" w:val="nil"/>
+              <w:bottom w:color="000000" w:space="0" w:sz="0" w:val="nil"/>
+              <w:right w:color="000000" w:space="0" w:sz="0" w:val="nil"/>
+            </w:tcBorders>
+            <w:tcMar>
+              <w:top w:w="100.0" w:type="dxa"/>
+              <w:left w:w="100.0" w:type="dxa"/>
+              <w:bottom w:w="100.0" w:type="dxa"/>
+              <w:right w:w="100.0" w:type="dxa"/>
+            </w:tcMar>
+            <w:vAlign w:val="top"/>
+          </w:tcPr>
+          <w:p>
+            <w:pPr>
+              <w:spacing w:after="240" w:before="240" w:line="240" w:lineRule="auto"/>
+              <w:rPr>
+                <w:sz w:val="28"/>
+                <w:szCs w:val="28"/>
+              </w:rPr>
+            </w:pPr>
+            <w:r>
+              <w:rPr>
+                <w:sz w:val="28"/>
+                <w:szCs w:val="28"/>
+                <w:rtl w:val="0"/>
+              </w:rPr>
+              <w:t xml:space="preserve">Xây dựng giao diện người dùng</w:t>
+            </w:r>
+          </w:p>
+        </w:tc>
+      </w:tr>
+      <w:tr>
+        <w:trPr>
+          <w:cantSplit w:val="0"/>
+          <w:trHeight w:val="707.958984375" w:hRule="atLeast"/>
+          <w:tblHeader w:val="0"/>
+        </w:trPr>
+        <w:tc>
+          <w:tcPr>
+            <w:tcBorders>
+              <w:top w:color="000000" w:space="0" w:sz="0" w:val="nil"/>
+              <w:left w:color="000000" w:space="0" w:sz="0" w:val="nil"/>
+              <w:bottom w:color="000000" w:space="0" w:sz="0" w:val="nil"/>
+              <w:right w:color="000000" w:space="0" w:sz="0" w:val="nil"/>
+            </w:tcBorders>
+            <w:tcMar>
+              <w:top w:w="100.0" w:type="dxa"/>
+              <w:left w:w="100.0" w:type="dxa"/>
+              <w:bottom w:w="100.0" w:type="dxa"/>
+              <w:right w:w="100.0" w:type="dxa"/>
+            </w:tcMar>
+            <w:vAlign w:val="top"/>
+          </w:tcPr>
+          <w:p>
+            <w:pPr>
+              <w:spacing w:after="240" w:before="240" w:line="240" w:lineRule="auto"/>
+              <w:rPr>
+                <w:sz w:val="28"/>
+                <w:szCs w:val="28"/>
+              </w:rPr>
+            </w:pPr>
+            <w:r>
+              <w:rPr>
+                <w:b w:val="1"/>
+                <w:bCs w:val="1"/>
+                <w:sz w:val="28"/>
+                <w:szCs w:val="28"/>
+                <w:rtl w:val="0"/>
+              </w:rPr>
+              <w:t xml:space="preserve">main_logic.py</w:t>
+            </w:r>
+            <w:r>
+              <w:rPr>
+                <w:rtl w:val="0"/>
+              </w:rPr>
+            </w:r>
+          </w:p>
+        </w:tc>
+        <w:tc>
+          <w:tcPr>
+            <w:tcBorders>
+              <w:top w:color="000000" w:space="0" w:sz="0" w:val="nil"/>
+              <w:left w:color="000000" w:space="0" w:sz="0" w:val="nil"/>
+              <w:bottom w:color="000000" w:space="0" w:sz="0" w:val="nil"/>
+              <w:right w:color="000000" w:space="0" w:sz="0" w:val="nil"/>
+            </w:tcBorders>
+            <w:tcMar>
+              <w:top w:w="100.0" w:type="dxa"/>
+              <w:left w:w="100.0" w:type="dxa"/>
+              <w:bottom w:w="100.0" w:type="dxa"/>
+              <w:right w:w="100.0" w:type="dxa"/>
+            </w:tcMar>
+            <w:vAlign w:val="top"/>
+          </w:tcPr>
+          <w:p>
+            <w:pPr>
+              <w:spacing w:after="240" w:before="240" w:line="240" w:lineRule="auto"/>
+              <w:rPr>
+                <w:sz w:val="28"/>
+                <w:szCs w:val="28"/>
+              </w:rPr>
+            </w:pPr>
+            <w:r>
+              <w:rPr>
+                <w:sz w:val="28"/>
+                <w:szCs w:val="28"/>
+                <w:rtl w:val="0"/>
+              </w:rPr>
+              <w:t xml:space="preserve">Cài đặt thuật toán cấp phát bộ nhớ</w:t>
+            </w:r>
+          </w:p>
+        </w:tc>
+      </w:tr>
+      <w:tr>
+        <w:trPr>
+          <w:cantSplit w:val="0"/>
+          <w:trHeight w:val="500" w:hRule="atLeast"/>
+          <w:tblHeader w:val="0"/>
+        </w:trPr>
+        <w:tc>
+          <w:tcPr>
+            <w:tcBorders>
+              <w:top w:color="000000" w:space="0" w:sz="0" w:val="nil"/>
+              <w:left w:color="000000" w:space="0" w:sz="0" w:val="nil"/>
+              <w:bottom w:color="000000" w:space="0" w:sz="0" w:val="nil"/>
+              <w:right w:color="000000" w:space="0" w:sz="0" w:val="nil"/>
+            </w:tcBorders>
+            <w:tcMar>
+              <w:top w:w="100.0" w:type="dxa"/>
+              <w:left w:w="100.0" w:type="dxa"/>
+              <w:bottom w:w="100.0" w:type="dxa"/>
+              <w:right w:w="100.0" w:type="dxa"/>
+            </w:tcMar>
+            <w:vAlign w:val="top"/>
+          </w:tcPr>
+          <w:p>
+            <w:pPr>
+              <w:spacing w:after="240" w:before="240" w:line="240" w:lineRule="auto"/>
+              <w:rPr>
+                <w:sz w:val="28"/>
+                <w:szCs w:val="28"/>
+              </w:rPr>
+            </w:pPr>
+            <w:r>
+              <w:rPr>
+                <w:b w:val="1"/>
+                <w:bCs w:val="1"/>
+                <w:sz w:val="28"/>
+                <w:szCs w:val="28"/>
+                <w:rtl w:val="0"/>
+              </w:rPr>
+              <w:t xml:space="preserve">memory_visualizer.py</w:t>
+            </w:r>
+            <w:r>
+              <w:rPr>
+                <w:rtl w:val="0"/>
+              </w:rPr>
+            </w:r>
+          </w:p>
+        </w:tc>
+        <w:tc>
+          <w:tcPr>
+            <w:tcBorders>
+              <w:top w:color="000000" w:space="0" w:sz="0" w:val="nil"/>
+              <w:left w:color="000000" w:space="0" w:sz="0" w:val="nil"/>
+              <w:bottom w:color="000000" w:space="0" w:sz="0" w:val="nil"/>
+              <w:right w:color="000000" w:space="0" w:sz="0" w:val="nil"/>
+            </w:tcBorders>
+            <w:tcMar>
+              <w:top w:w="100.0" w:type="dxa"/>
+              <w:left w:w="100.0" w:type="dxa"/>
+              <w:bottom w:w="100.0" w:type="dxa"/>
+              <w:right w:w="100.0" w:type="dxa"/>
+            </w:tcMar>
+            <w:vAlign w:val="top"/>
+          </w:tcPr>
+          <w:p>
+            <w:pPr>
+              <w:spacing w:after="240" w:before="240" w:line="240" w:lineRule="auto"/>
+              <w:rPr>
+                <w:sz w:val="28"/>
+                <w:szCs w:val="28"/>
+              </w:rPr>
+            </w:pPr>
+            <w:r>
+              <w:rPr>
+                <w:sz w:val="28"/>
+                <w:szCs w:val="28"/>
+                <w:rtl w:val="0"/>
+              </w:rPr>
+              <w:t xml:space="preserve">Trực quan hóa bộ nhớ trên Canvas</w:t>
+            </w:r>
+          </w:p>
+        </w:tc>
+      </w:tr>
+    </w:tbl>
+    <w:p>
+      <w:pPr>
+        <w:spacing w:after="240" w:before="240" w:line="360" w:lineRule="auto"/>
+        <w:rPr>
+          <w:sz w:val="28"/>
+          <w:szCs w:val="28"/>
+        </w:rPr>
+      </w:pPr>
+      <w:r>
+        <w:rPr>
+          <w:sz w:val="28"/>
+          <w:szCs w:val="28"/>
+          <w:rtl w:val="0"/>
+        </w:rPr>
+        <w:t xml:space="preserve">Kiến trúc tổng thể hoạt động theo hướng:</w:t>
+      </w:r>
+    </w:p>
+    <w:p>
+      <w:pPr>
+        <w:spacing w:after="240" w:before="240" w:line="360" w:lineRule="auto"/>
+        <w:rPr>
+          <w:sz w:val="28"/>
+          <w:szCs w:val="28"/>
+        </w:rPr>
+      </w:pPr>
+      <w:r>
+        <w:rPr>
+          <w:rFonts w:ascii="Caudex" w:cs="Caudex" w:eastAsia="Caudex" w:hAnsi="Caudex"/>
+          <w:sz w:val="28"/>
+          <w:szCs w:val="28"/>
+          <w:rtl w:val="0"/>
+        </w:rPr>
+        <w:t xml:space="preserve">Người dùng → Giao diện → Xử lý thuật toán → Hiển thị kết quả</w:t>
+      </w:r>
+    </w:p>
+    <w:p>
+      <w:pPr>
+        <w:spacing w:after="240" w:before="240" w:line="360" w:lineRule="auto"/>
+        <w:rPr>
+          <w:sz w:val="28"/>
+          <w:szCs w:val="28"/>
+        </w:rPr>
+      </w:pPr>
+      <w:r>
+        <w:rPr>
+          <w:sz w:val="28"/>
+          <w:szCs w:val="28"/>
+          <w:rtl w:val="0"/>
+        </w:rPr>
+        <w:t xml:space="preserve">Việc tách module giúp chương trình dễ bảo trì, dễ mở rộng và dễ kiểm thử.</w:t>
+      </w:r>
+    </w:p>
+    <w:p>
+      <w:pPr>
+        <w:pStyle w:val="Heading1"/>
+        <w:keepNext w:val="0"/>
+        <w:keepLines w:val="0"/>
+        <w:spacing w:after="120" w:before="480" w:line="360" w:lineRule="auto"/>
+        <w:rPr>
+          <w:rFonts w:ascii="Times New Roman" w:cs="Times New Roman" w:eastAsia="Times New Roman" w:hAnsi="Times New Roman"/>
+          <w:b w:val="1"/>
+          <w:bCs w:val="1"/>
+          <w:color w:val="000000"/>
+          <w:sz w:val="30"/>
+          <w:szCs w:val="30"/>
+        </w:rPr>
+      </w:pPr>
+      <w:bookmarkStart w:colFirst="0" w:colLast="0" w:name="_sdhz24n2cl7x" w:id="52"/>
+      <w:bookmarkEnd w:id="52"/>
+      <w:r>
+        <w:rPr>
+          <w:rFonts w:ascii="Times New Roman" w:cs="Times New Roman" w:eastAsia="Times New Roman" w:hAnsi="Times New Roman"/>
+          <w:b w:val="1"/>
+          <w:bCs w:val="1"/>
+          <w:color w:val="000000"/>
+          <w:sz w:val="30"/>
+          <w:szCs w:val="30"/>
+          <w:rtl w:val="0"/>
+        </w:rPr>
+        <w:t xml:space="preserve">3.7 Mô tả chức năng từng module</w:t>
+      </w:r>
+    </w:p>
+    <w:p>
+      <w:pPr>
+        <w:pStyle w:val="Heading2"/>
+        <w:keepNext w:val="0"/>
+        <w:keepLines w:val="0"/>
+        <w:spacing w:before="360" w:line="360" w:lineRule="auto"/>
+        <w:ind w:left="0" w:firstLine="0"/>
+        <w:rPr>
+          <w:rFonts w:ascii="Times New Roman" w:cs="Times New Roman" w:eastAsia="Times New Roman" w:hAnsi="Times New Roman"/>
+          <w:b w:val="1"/>
+          <w:bCs w:val="1"/>
+          <w:color w:val="000000"/>
+          <w:sz w:val="28"/>
+          <w:szCs w:val="28"/>
+        </w:rPr>
+      </w:pPr>
+      <w:bookmarkStart w:colFirst="0" w:colLast="0" w:name="_7giwuj8jkswh" w:id="53"/>
+      <w:bookmarkEnd w:id="53"/>
+      <w:r>
+        <w:rPr>
+          <w:rFonts w:ascii="Times New Roman" w:cs="Times New Roman" w:eastAsia="Times New Roman" w:hAnsi="Times New Roman"/>
+          <w:b w:val="1"/>
+          <w:bCs w:val="1"/>
+          <w:color w:val="000000"/>
+          <w:sz w:val="28"/>
+          <w:szCs w:val="28"/>
+          <w:rtl w:val="0"/>
+        </w:rPr>
+        <w:t xml:space="preserve">1.Module main.py – Khởi động hệ thống</w:t>
+      </w:r>
+    </w:p>
+    <w:p>
+      <w:pPr>
+        <w:spacing w:after="240" w:before="240" w:line="360" w:lineRule="auto"/>
+        <w:rPr>
+          <w:sz w:val="28"/>
+          <w:szCs w:val="28"/>
+        </w:rPr>
+      </w:pPr>
+      <w:r>
+        <w:rPr>
+          <w:sz w:val="28"/>
+          <w:szCs w:val="28"/>
+          <w:rtl w:val="0"/>
+        </w:rPr>
+        <w:t xml:space="preserve">Đây là file khởi chạy chương trình.</w:t>
+        <w:br w:type="textWrapping"/>
+        <w:t xml:space="preserve"> Nhiệm vụ chính:</w:t>
+      </w:r>
+    </w:p>
+    <w:p>
+      <w:pPr>
+        <w:numPr>
+          <w:ilvl w:val="0"/>
+          <w:numId w:val="15"/>
+        </w:numPr>
+        <w:spacing w:after="0" w:afterAutospacing="0" w:before="240" w:line="360" w:lineRule="auto"/>
+        <w:ind w:left="720" w:hanging="360"/>
+        <w:rPr>
+          <w:sz w:val="28"/>
+          <w:szCs w:val="28"/>
+        </w:rPr>
+      </w:pPr>
+      <w:r>
+        <w:rPr>
+          <w:sz w:val="28"/>
+          <w:szCs w:val="28"/>
+          <w:rtl w:val="0"/>
+        </w:rPr>
+        <w:t xml:space="preserve">Tạo cửa sổ ứng dụng</w:t>
+      </w:r>
+    </w:p>
+    <w:p>
+      <w:pPr>
+        <w:numPr>
+          <w:ilvl w:val="0"/>
+          <w:numId w:val="15"/>
+        </w:numPr>
+        <w:spacing w:after="0" w:afterAutospacing="0" w:before="0" w:beforeAutospacing="0" w:line="360" w:lineRule="auto"/>
+        <w:ind w:left="720" w:hanging="360"/>
+        <w:rPr>
+          <w:sz w:val="28"/>
+          <w:szCs w:val="28"/>
+        </w:rPr>
+      </w:pPr>
+      <w:r>
+        <w:rPr>
+          <w:sz w:val="28"/>
+          <w:szCs w:val="28"/>
+          <w:rtl w:val="0"/>
+        </w:rPr>
+        <w:t xml:space="preserve">Khởi tạo giao diện chính</w:t>
+      </w:r>
+    </w:p>
+    <w:p>
+      <w:pPr>
+        <w:numPr>
+          <w:ilvl w:val="0"/>
+          <w:numId w:val="15"/>
+        </w:numPr>
+        <w:spacing w:after="240" w:before="0" w:beforeAutospacing="0" w:line="360" w:lineRule="auto"/>
+        <w:ind w:left="720" w:hanging="360"/>
+        <w:rPr>
+          <w:sz w:val="28"/>
+          <w:szCs w:val="28"/>
+        </w:rPr>
+      </w:pPr>
+      <w:r>
+        <w:rPr>
+          <w:sz w:val="28"/>
+          <w:szCs w:val="28"/>
+          <w:rtl w:val="0"/>
+        </w:rPr>
+        <w:t xml:space="preserve">Kích hoạt vòng lặp chạy GUI</w:t>
+      </w:r>
+    </w:p>
+    <w:p>
+      <w:pPr>
+        <w:spacing w:after="240" w:before="240" w:line="360" w:lineRule="auto"/>
+        <w:rPr>
+          <w:sz w:val="28"/>
+          <w:szCs w:val="28"/>
+        </w:rPr>
+      </w:pPr>
+      <w:r>
+        <w:rPr>
+          <w:sz w:val="28"/>
+          <w:szCs w:val="28"/>
+          <w:rtl w:val="0"/>
+        </w:rPr>
+        <w:t xml:space="preserve">File này đóng vai trò điểm bắt đầu của toàn bộ hệ thống.</w:t>
+      </w:r>
+    </w:p>
+    <w:p>
+      <w:pPr>
+        <w:pStyle w:val="Heading2"/>
+        <w:keepNext w:val="0"/>
+        <w:keepLines w:val="0"/>
+        <w:spacing w:before="360" w:line="360" w:lineRule="auto"/>
+        <w:rPr>
+          <w:rFonts w:ascii="Times New Roman" w:cs="Times New Roman" w:eastAsia="Times New Roman" w:hAnsi="Times New Roman"/>
+          <w:b w:val="1"/>
+          <w:bCs w:val="1"/>
+          <w:color w:val="000000"/>
+          <w:sz w:val="28"/>
+          <w:szCs w:val="28"/>
+        </w:rPr>
+      </w:pPr>
+      <w:bookmarkStart w:colFirst="0" w:colLast="0" w:name="_3t2ilbm8pu49" w:id="54"/>
+      <w:bookmarkEnd w:id="54"/>
+      <w:r>
+        <w:rPr>
+          <w:rFonts w:ascii="Times New Roman" w:cs="Times New Roman" w:eastAsia="Times New Roman" w:hAnsi="Times New Roman"/>
+          <w:b w:val="1"/>
+          <w:bCs w:val="1"/>
+          <w:color w:val="000000"/>
+          <w:sz w:val="28"/>
+          <w:szCs w:val="28"/>
+          <w:rtl w:val="0"/>
+        </w:rPr>
+        <w:t xml:space="preserve">2. Module guifinal.py – Giao diện người dùng</w:t>
+      </w:r>
+    </w:p>
+    <w:p>
+      <w:pPr>
+        <w:spacing w:after="240" w:before="240" w:line="360" w:lineRule="auto"/>
+        <w:rPr>
+          <w:sz w:val="28"/>
+          <w:szCs w:val="28"/>
+        </w:rPr>
+      </w:pPr>
+      <w:r>
+        <w:rPr>
+          <w:sz w:val="28"/>
+          <w:szCs w:val="28"/>
+          <w:rtl w:val="0"/>
+        </w:rPr>
+        <w:t xml:space="preserve">Module này xây dựng toàn bộ giao diện bằng Tkinter/CustomTkinter.</w:t>
+      </w:r>
+    </w:p>
+    <w:p>
+      <w:pPr>
+        <w:spacing w:after="240" w:before="240" w:line="360" w:lineRule="auto"/>
+        <w:rPr>
+          <w:sz w:val="28"/>
+          <w:szCs w:val="28"/>
+        </w:rPr>
+      </w:pPr>
+      <w:r>
+        <w:rPr>
+          <w:sz w:val="28"/>
+          <w:szCs w:val="28"/>
+          <w:rtl w:val="0"/>
+        </w:rPr>
+        <w:t xml:space="preserve">Các chức năng chính:</w:t>
+      </w:r>
+    </w:p>
+    <w:p>
+      <w:pPr>
+        <w:numPr>
+          <w:ilvl w:val="0"/>
+          <w:numId w:val="20"/>
+        </w:numPr>
+        <w:spacing w:after="0" w:afterAutospacing="0" w:before="240" w:line="360" w:lineRule="auto"/>
+        <w:ind w:left="720" w:hanging="360"/>
+        <w:rPr>
+          <w:sz w:val="28"/>
+          <w:szCs w:val="28"/>
+        </w:rPr>
+      </w:pPr>
+      <w:r>
+        <w:rPr>
+          <w:sz w:val="28"/>
+          <w:szCs w:val="28"/>
+          <w:rtl w:val="0"/>
+        </w:rPr>
+        <w:t xml:space="preserve">Tải file CSV chứa danh sách block và process</w:t>
+      </w:r>
+    </w:p>
+    <w:p>
+      <w:pPr>
+        <w:numPr>
+          <w:ilvl w:val="0"/>
+          <w:numId w:val="20"/>
+        </w:numPr>
+        <w:spacing w:after="0" w:afterAutospacing="0" w:before="0" w:beforeAutospacing="0" w:line="360" w:lineRule="auto"/>
+        <w:ind w:left="720" w:hanging="360"/>
+        <w:rPr>
+          <w:sz w:val="28"/>
+          <w:szCs w:val="28"/>
+        </w:rPr>
+      </w:pPr>
+      <w:r>
+        <w:rPr>
+          <w:sz w:val="28"/>
+          <w:szCs w:val="28"/>
+          <w:rtl w:val="0"/>
+        </w:rPr>
+        <w:t xml:space="preserve">Cho phép chọn thuật toán cấp phát</w:t>
+      </w:r>
+    </w:p>
+    <w:p>
+      <w:pPr>
+        <w:numPr>
+          <w:ilvl w:val="0"/>
+          <w:numId w:val="20"/>
+        </w:numPr>
+        <w:spacing w:after="0" w:afterAutospacing="0" w:before="0" w:beforeAutospacing="0" w:line="360" w:lineRule="auto"/>
+        <w:ind w:left="720" w:hanging="360"/>
+        <w:rPr>
+          <w:sz w:val="28"/>
+          <w:szCs w:val="28"/>
+        </w:rPr>
+      </w:pPr>
+      <w:r>
+        <w:rPr>
+          <w:sz w:val="28"/>
+          <w:szCs w:val="28"/>
+          <w:rtl w:val="0"/>
+        </w:rPr>
+        <w:t xml:space="preserve">Nút chạy mô phỏng</w:t>
+      </w:r>
+    </w:p>
+    <w:p>
+      <w:pPr>
+        <w:numPr>
+          <w:ilvl w:val="0"/>
+          <w:numId w:val="20"/>
+        </w:numPr>
+        <w:spacing w:after="0" w:afterAutospacing="0" w:before="0" w:beforeAutospacing="0" w:line="360" w:lineRule="auto"/>
+        <w:ind w:left="720" w:hanging="360"/>
+        <w:rPr>
+          <w:sz w:val="28"/>
+          <w:szCs w:val="28"/>
+        </w:rPr>
+      </w:pPr>
+      <w:r>
+        <w:rPr>
+          <w:sz w:val="28"/>
+          <w:szCs w:val="28"/>
+          <w:rtl w:val="0"/>
+        </w:rPr>
+        <w:t xml:space="preserve">Nút xuất kết quả</w:t>
+      </w:r>
+    </w:p>
+    <w:p>
+      <w:pPr>
+        <w:numPr>
+          <w:ilvl w:val="0"/>
+          <w:numId w:val="20"/>
+        </w:numPr>
+        <w:spacing w:after="0" w:afterAutospacing="0" w:before="0" w:beforeAutospacing="0" w:line="360" w:lineRule="auto"/>
+        <w:ind w:left="720" w:hanging="360"/>
+        <w:rPr>
+          <w:sz w:val="28"/>
+          <w:szCs w:val="28"/>
+        </w:rPr>
+      </w:pPr>
+      <w:r>
+        <w:rPr>
+          <w:sz w:val="28"/>
+          <w:szCs w:val="28"/>
+          <w:rtl w:val="0"/>
+        </w:rPr>
+        <w:t xml:space="preserve">Nút reset chương trình</w:t>
+      </w:r>
+    </w:p>
+    <w:p>
+      <w:pPr>
+        <w:numPr>
+          <w:ilvl w:val="0"/>
+          <w:numId w:val="20"/>
+        </w:numPr>
+        <w:spacing w:after="0" w:afterAutospacing="0" w:before="0" w:beforeAutospacing="0" w:line="360" w:lineRule="auto"/>
+        <w:ind w:left="720" w:hanging="360"/>
+        <w:rPr>
+          <w:sz w:val="28"/>
+          <w:szCs w:val="28"/>
+        </w:rPr>
+      </w:pPr>
+      <w:r>
+        <w:rPr>
+          <w:sz w:val="28"/>
+          <w:szCs w:val="28"/>
+          <w:rtl w:val="0"/>
+        </w:rPr>
+        <w:t xml:space="preserve">Hiển thị bảng kết quả</w:t>
+      </w:r>
+    </w:p>
+    <w:p>
+      <w:pPr>
+        <w:numPr>
+          <w:ilvl w:val="0"/>
+          <w:numId w:val="20"/>
+        </w:numPr>
+        <w:spacing w:after="240" w:before="0" w:beforeAutospacing="0" w:line="360" w:lineRule="auto"/>
+        <w:ind w:left="720" w:hanging="360"/>
+        <w:rPr>
+          <w:sz w:val="28"/>
+          <w:szCs w:val="28"/>
+        </w:rPr>
+      </w:pPr>
+      <w:r>
+        <w:rPr>
+          <w:sz w:val="28"/>
+          <w:szCs w:val="28"/>
+          <w:rtl w:val="0"/>
+        </w:rPr>
+        <w:t xml:space="preserve">Gọi module visualizer để vẽ bộ nhớ</w:t>
+      </w:r>
+    </w:p>
+    <w:p>
+      <w:pPr>
+        <w:spacing w:after="240" w:before="240" w:line="360" w:lineRule="auto"/>
+        <w:rPr>
+          <w:sz w:val="28"/>
+          <w:szCs w:val="28"/>
+        </w:rPr>
+      </w:pPr>
+      <w:r>
+        <w:rPr>
+          <w:sz w:val="28"/>
+          <w:szCs w:val="28"/>
+          <w:rtl w:val="0"/>
+        </w:rPr>
+        <w:t xml:space="preserve">Đây là module trung gian kết nối người dùng với phần xử lý thuật toán.</w:t>
+      </w:r>
+    </w:p>
+    <w:p>
+      <w:pPr>
+        <w:pStyle w:val="Heading2"/>
+        <w:keepNext w:val="0"/>
+        <w:keepLines w:val="0"/>
+        <w:spacing w:before="360" w:line="360" w:lineRule="auto"/>
+        <w:rPr>
+          <w:rFonts w:ascii="Times New Roman" w:cs="Times New Roman" w:eastAsia="Times New Roman" w:hAnsi="Times New Roman"/>
+          <w:b w:val="1"/>
+          <w:bCs w:val="1"/>
+          <w:color w:val="000000"/>
+          <w:sz w:val="28"/>
+          <w:szCs w:val="28"/>
+        </w:rPr>
+      </w:pPr>
+      <w:bookmarkStart w:colFirst="0" w:colLast="0" w:name="_xuio7zemtxnj" w:id="55"/>
+      <w:bookmarkEnd w:id="55"/>
+      <w:r>
+        <w:rPr>
+          <w:rFonts w:ascii="Times New Roman" w:cs="Times New Roman" w:eastAsia="Times New Roman" w:hAnsi="Times New Roman"/>
+          <w:b w:val="1"/>
+          <w:bCs w:val="1"/>
+          <w:color w:val="000000"/>
+          <w:sz w:val="28"/>
+          <w:szCs w:val="28"/>
+          <w:rtl w:val="0"/>
+        </w:rPr>
+        <w:t xml:space="preserve">3. Module main_logic.py – Xử lý thuật toán</w:t>
+      </w:r>
+    </w:p>
+    <w:p>
+      <w:pPr>
+        <w:spacing w:after="240" w:before="240" w:line="360" w:lineRule="auto"/>
+        <w:rPr>
+          <w:sz w:val="28"/>
+          <w:szCs w:val="28"/>
+        </w:rPr>
+      </w:pPr>
+      <w:r>
+        <w:rPr>
+          <w:sz w:val="28"/>
+          <w:szCs w:val="28"/>
+          <w:rtl w:val="0"/>
+        </w:rPr>
+        <w:t xml:space="preserve">Module này chứa phần xử lý cốt lõi của hệ thống.</w:t>
+      </w:r>
+    </w:p>
+    <w:p>
+      <w:pPr>
+        <w:spacing w:after="240" w:before="240" w:line="360" w:lineRule="auto"/>
+        <w:rPr>
+          <w:sz w:val="28"/>
+          <w:szCs w:val="28"/>
+        </w:rPr>
+      </w:pPr>
+      <w:r>
+        <w:rPr>
+          <w:sz w:val="28"/>
+          <w:szCs w:val="28"/>
+          <w:rtl w:val="0"/>
+        </w:rPr>
+        <w:t xml:space="preserve">Các chức năng:</w:t>
+      </w:r>
+    </w:p>
+    <w:p>
+      <w:pPr>
+        <w:numPr>
+          <w:ilvl w:val="0"/>
+          <w:numId w:val="28"/>
+        </w:numPr>
+        <w:spacing w:after="0" w:afterAutospacing="0" w:before="240" w:line="360" w:lineRule="auto"/>
+        <w:ind w:left="720" w:hanging="360"/>
+        <w:rPr>
+          <w:sz w:val="28"/>
+          <w:szCs w:val="28"/>
+        </w:rPr>
+      </w:pPr>
+      <w:r>
+        <w:rPr>
+          <w:sz w:val="28"/>
+          <w:szCs w:val="28"/>
+          <w:rtl w:val="0"/>
+        </w:rPr>
+        <w:t xml:space="preserve">Đọc dữ liệu từ file CSV</w:t>
+      </w:r>
+    </w:p>
+    <w:p>
+      <w:pPr>
+        <w:numPr>
+          <w:ilvl w:val="0"/>
+          <w:numId w:val="28"/>
+        </w:numPr>
+        <w:spacing w:after="0" w:afterAutospacing="0" w:before="0" w:beforeAutospacing="0" w:line="360" w:lineRule="auto"/>
+        <w:ind w:left="720" w:hanging="360"/>
+        <w:rPr>
+          <w:sz w:val="28"/>
+          <w:szCs w:val="28"/>
+        </w:rPr>
+      </w:pPr>
+      <w:r>
+        <w:rPr>
+          <w:sz w:val="28"/>
+          <w:szCs w:val="28"/>
+          <w:rtl w:val="0"/>
+        </w:rPr>
+        <w:t xml:space="preserve">Lưu trữ danh sách block và process dưới dạng danh sách</w:t>
+      </w:r>
+    </w:p>
+    <w:p>
+      <w:pPr>
+        <w:numPr>
+          <w:ilvl w:val="0"/>
+          <w:numId w:val="28"/>
+        </w:numPr>
+        <w:spacing w:after="0" w:afterAutospacing="0" w:before="0" w:beforeAutospacing="0" w:line="360" w:lineRule="auto"/>
+        <w:ind w:left="720" w:hanging="360"/>
+        <w:rPr>
+          <w:sz w:val="28"/>
+          <w:szCs w:val="28"/>
+        </w:rPr>
+      </w:pPr>
+      <w:r>
+        <w:rPr>
+          <w:sz w:val="28"/>
+          <w:szCs w:val="28"/>
+          <w:rtl w:val="0"/>
+        </w:rPr>
+        <w:t xml:space="preserve">Cài đặt các thuật toán:</w:t>
+      </w:r>
+    </w:p>
+    <w:p>
+      <w:pPr>
+        <w:numPr>
+          <w:ilvl w:val="1"/>
+          <w:numId w:val="28"/>
+        </w:numPr>
+        <w:spacing w:after="0" w:afterAutospacing="0" w:before="0" w:beforeAutospacing="0" w:line="360" w:lineRule="auto"/>
+        <w:ind w:left="1440" w:hanging="360"/>
+        <w:rPr>
+          <w:sz w:val="28"/>
+          <w:szCs w:val="28"/>
+        </w:rPr>
+      </w:pPr>
+      <w:r>
+        <w:rPr>
+          <w:sz w:val="28"/>
+          <w:szCs w:val="28"/>
+          <w:rtl w:val="0"/>
+        </w:rPr>
+        <w:t xml:space="preserve">First Fit</w:t>
+      </w:r>
+    </w:p>
+    <w:p>
+      <w:pPr>
+        <w:numPr>
+          <w:ilvl w:val="1"/>
+          <w:numId w:val="28"/>
+        </w:numPr>
+        <w:spacing w:after="0" w:afterAutospacing="0" w:before="0" w:beforeAutospacing="0" w:line="360" w:lineRule="auto"/>
+        <w:ind w:left="1440" w:hanging="360"/>
+        <w:rPr>
+          <w:sz w:val="28"/>
+          <w:szCs w:val="28"/>
+        </w:rPr>
+      </w:pPr>
+      <w:r>
+        <w:rPr>
+          <w:sz w:val="28"/>
+          <w:szCs w:val="28"/>
+          <w:rtl w:val="0"/>
+        </w:rPr>
+        <w:t xml:space="preserve">Best Fit</w:t>
+      </w:r>
+    </w:p>
+    <w:p>
+      <w:pPr>
+        <w:numPr>
+          <w:ilvl w:val="1"/>
+          <w:numId w:val="28"/>
+        </w:numPr>
+        <w:spacing w:after="0" w:afterAutospacing="0" w:before="0" w:beforeAutospacing="0" w:line="360" w:lineRule="auto"/>
+        <w:ind w:left="1440" w:hanging="360"/>
+        <w:rPr>
+          <w:sz w:val="28"/>
+          <w:szCs w:val="28"/>
+        </w:rPr>
+      </w:pPr>
+      <w:r>
+        <w:rPr>
+          <w:sz w:val="28"/>
+          <w:szCs w:val="28"/>
+          <w:rtl w:val="0"/>
+        </w:rPr>
+        <w:t xml:space="preserve">Worst Fit</w:t>
+      </w:r>
+    </w:p>
+    <w:p>
+      <w:pPr>
+        <w:numPr>
+          <w:ilvl w:val="0"/>
+          <w:numId w:val="28"/>
+        </w:numPr>
+        <w:spacing w:after="0" w:afterAutospacing="0" w:before="0" w:beforeAutospacing="0" w:line="360" w:lineRule="auto"/>
+        <w:ind w:left="720" w:hanging="360"/>
+        <w:rPr>
+          <w:sz w:val="28"/>
+          <w:szCs w:val="28"/>
+        </w:rPr>
+      </w:pPr>
+      <w:r>
+        <w:rPr>
+          <w:sz w:val="28"/>
+          <w:szCs w:val="28"/>
+          <w:rtl w:val="0"/>
+        </w:rPr>
+        <w:t xml:space="preserve">Tính toán:</w:t>
+      </w:r>
+    </w:p>
+    <w:p>
+      <w:pPr>
+        <w:numPr>
+          <w:ilvl w:val="1"/>
+          <w:numId w:val="28"/>
+        </w:numPr>
+        <w:spacing w:after="0" w:afterAutospacing="0" w:before="0" w:beforeAutospacing="0" w:line="360" w:lineRule="auto"/>
+        <w:ind w:left="1440" w:hanging="360"/>
+        <w:rPr>
+          <w:sz w:val="28"/>
+          <w:szCs w:val="28"/>
+        </w:rPr>
+      </w:pPr>
+      <w:r>
+        <w:rPr>
+          <w:sz w:val="28"/>
+          <w:szCs w:val="28"/>
+          <w:rtl w:val="0"/>
+        </w:rPr>
+        <w:t xml:space="preserve">Block được cấp phát</w:t>
+      </w:r>
+    </w:p>
+    <w:p>
+      <w:pPr>
+        <w:numPr>
+          <w:ilvl w:val="1"/>
+          <w:numId w:val="28"/>
+        </w:numPr>
+        <w:spacing w:after="0" w:afterAutospacing="0" w:before="0" w:beforeAutospacing="0" w:line="360" w:lineRule="auto"/>
+        <w:ind w:left="1440" w:hanging="360"/>
+        <w:rPr>
+          <w:sz w:val="28"/>
+          <w:szCs w:val="28"/>
+        </w:rPr>
+      </w:pPr>
+      <w:r>
+        <w:rPr>
+          <w:sz w:val="28"/>
+          <w:szCs w:val="28"/>
+          <w:rtl w:val="0"/>
+        </w:rPr>
+        <w:t xml:space="preserve">Bộ nhớ còn dư</w:t>
+      </w:r>
+    </w:p>
+    <w:p>
+      <w:pPr>
+        <w:numPr>
+          <w:ilvl w:val="1"/>
+          <w:numId w:val="28"/>
+        </w:numPr>
+        <w:spacing w:after="0" w:afterAutospacing="0" w:before="0" w:beforeAutospacing="0" w:line="360" w:lineRule="auto"/>
+        <w:ind w:left="1440" w:hanging="360"/>
+        <w:rPr>
+          <w:sz w:val="28"/>
+          <w:szCs w:val="28"/>
+        </w:rPr>
+      </w:pPr>
+      <w:r>
+        <w:rPr>
+          <w:sz w:val="28"/>
+          <w:szCs w:val="28"/>
+          <w:rtl w:val="0"/>
+        </w:rPr>
+        <w:t xml:space="preserve">Tiến trình thất bại</w:t>
+      </w:r>
+    </w:p>
+    <w:p>
+      <w:pPr>
+        <w:numPr>
+          <w:ilvl w:val="1"/>
+          <w:numId w:val="28"/>
+        </w:numPr>
+        <w:spacing w:after="240" w:before="0" w:beforeAutospacing="0" w:line="360" w:lineRule="auto"/>
+        <w:ind w:left="1440" w:hanging="360"/>
+        <w:rPr>
+          <w:sz w:val="28"/>
+          <w:szCs w:val="28"/>
+        </w:rPr>
+      </w:pPr>
+      <w:r>
+        <w:rPr>
+          <w:sz w:val="28"/>
+          <w:szCs w:val="28"/>
+          <w:rtl w:val="0"/>
+        </w:rPr>
+        <w:t xml:space="preserve">Thống kê sử dụng bộ nhớ</w:t>
+      </w:r>
+    </w:p>
+    <w:p>
+      <w:pPr>
+        <w:spacing w:after="240" w:before="240" w:line="360" w:lineRule="auto"/>
+        <w:rPr>
+          <w:sz w:val="28"/>
+          <w:szCs w:val="28"/>
+        </w:rPr>
+      </w:pPr>
+      <w:r>
+        <w:rPr>
+          <w:sz w:val="28"/>
+          <w:szCs w:val="28"/>
+          <w:rtl w:val="0"/>
+        </w:rPr>
+        <w:t xml:space="preserve">Đây là “trái tim” của chương trình.</w:t>
+      </w:r>
+    </w:p>
+    <w:p>
+      <w:pPr>
+        <w:pStyle w:val="Heading2"/>
+        <w:keepNext w:val="0"/>
+        <w:keepLines w:val="0"/>
+        <w:spacing w:before="360" w:line="360" w:lineRule="auto"/>
+        <w:rPr>
+          <w:rFonts w:ascii="Times New Roman" w:cs="Times New Roman" w:eastAsia="Times New Roman" w:hAnsi="Times New Roman"/>
+          <w:b w:val="1"/>
+          <w:bCs w:val="1"/>
+          <w:color w:val="000000"/>
+          <w:sz w:val="28"/>
+          <w:szCs w:val="28"/>
+        </w:rPr>
+      </w:pPr>
+      <w:bookmarkStart w:colFirst="0" w:colLast="0" w:name="_bhki8wi8a1ap" w:id="56"/>
+      <w:bookmarkEnd w:id="56"/>
+      <w:r>
+        <w:rPr>
+          <w:rFonts w:ascii="Times New Roman" w:cs="Times New Roman" w:eastAsia="Times New Roman" w:hAnsi="Times New Roman"/>
+          <w:b w:val="1"/>
+          <w:bCs w:val="1"/>
+          <w:color w:val="000000"/>
+          <w:sz w:val="28"/>
+          <w:szCs w:val="28"/>
+          <w:rtl w:val="0"/>
+        </w:rPr>
+        <w:t xml:space="preserve">4. Module memory_visualizer.py – Trực quan hóa bộ nhớ</w:t>
+      </w:r>
+    </w:p>
+    <w:p>
+      <w:pPr>
+        <w:spacing w:after="240" w:before="240" w:line="360" w:lineRule="auto"/>
+        <w:rPr>
+          <w:sz w:val="28"/>
+          <w:szCs w:val="28"/>
+        </w:rPr>
+      </w:pPr>
+      <w:r>
+        <w:rPr>
+          <w:sz w:val="28"/>
+          <w:szCs w:val="28"/>
+          <w:rtl w:val="0"/>
+        </w:rPr>
+        <w:t xml:space="preserve">Module này chịu trách nhiệm vẽ sơ đồ bộ nhớ trên Canvas.</w:t>
+      </w:r>
+    </w:p>
+    <w:p>
+      <w:pPr>
+        <w:spacing w:after="240" w:before="240" w:line="360" w:lineRule="auto"/>
+        <w:rPr>
+          <w:sz w:val="28"/>
+          <w:szCs w:val="28"/>
+        </w:rPr>
+      </w:pPr>
+      <w:r>
+        <w:rPr>
+          <w:sz w:val="28"/>
+          <w:szCs w:val="28"/>
+          <w:rtl w:val="0"/>
+        </w:rPr>
+        <w:t xml:space="preserve">Các chức năng:</w:t>
+      </w:r>
+    </w:p>
+    <w:p>
+      <w:pPr>
+        <w:numPr>
+          <w:ilvl w:val="0"/>
+          <w:numId w:val="2"/>
+        </w:numPr>
+        <w:spacing w:after="0" w:afterAutospacing="0" w:before="240" w:line="360" w:lineRule="auto"/>
+        <w:ind w:left="720" w:hanging="360"/>
+        <w:rPr>
+          <w:sz w:val="28"/>
+          <w:szCs w:val="28"/>
+        </w:rPr>
+      </w:pPr>
+      <w:r>
+        <w:rPr>
+          <w:sz w:val="28"/>
+          <w:szCs w:val="28"/>
+          <w:rtl w:val="0"/>
+        </w:rPr>
+        <w:t xml:space="preserve">Vẽ các block bộ nhớ</w:t>
+      </w:r>
+    </w:p>
+    <w:p>
+      <w:pPr>
+        <w:numPr>
+          <w:ilvl w:val="0"/>
+          <w:numId w:val="2"/>
+        </w:numPr>
+        <w:spacing w:after="0" w:afterAutospacing="0" w:before="0" w:beforeAutospacing="0" w:line="360" w:lineRule="auto"/>
+        <w:ind w:left="720" w:hanging="360"/>
+        <w:rPr>
+          <w:sz w:val="28"/>
+          <w:szCs w:val="28"/>
+        </w:rPr>
+      </w:pPr>
+      <w:r>
+        <w:rPr>
+          <w:sz w:val="28"/>
+          <w:szCs w:val="28"/>
+          <w:rtl w:val="0"/>
+        </w:rPr>
+        <w:t xml:space="preserve">Hiển thị tiến trình được cấp phát bằng màu sắc</w:t>
+      </w:r>
+    </w:p>
+    <w:p>
+      <w:pPr>
+        <w:numPr>
+          <w:ilvl w:val="0"/>
+          <w:numId w:val="2"/>
+        </w:numPr>
+        <w:spacing w:after="0" w:afterAutospacing="0" w:before="0" w:beforeAutospacing="0" w:line="360" w:lineRule="auto"/>
+        <w:ind w:left="720" w:hanging="360"/>
+        <w:rPr>
+          <w:sz w:val="28"/>
+          <w:szCs w:val="28"/>
+        </w:rPr>
+      </w:pPr>
+      <w:r>
+        <w:rPr>
+          <w:sz w:val="28"/>
+          <w:szCs w:val="28"/>
+          <w:rtl w:val="0"/>
+        </w:rPr>
+        <w:t xml:space="preserve">Hiển thị phần bộ nhớ dư</w:t>
+      </w:r>
+    </w:p>
+    <w:p>
+      <w:pPr>
+        <w:numPr>
+          <w:ilvl w:val="0"/>
+          <w:numId w:val="2"/>
+        </w:numPr>
+        <w:spacing w:after="240" w:before="0" w:beforeAutospacing="0" w:line="360" w:lineRule="auto"/>
+        <w:ind w:left="720" w:hanging="360"/>
+        <w:rPr>
+          <w:sz w:val="28"/>
+          <w:szCs w:val="28"/>
+        </w:rPr>
+      </w:pPr>
+      <w:r>
+        <w:rPr>
+          <w:sz w:val="28"/>
+          <w:szCs w:val="28"/>
+          <w:rtl w:val="0"/>
+        </w:rPr>
+        <w:t xml:space="preserve">Cập nhật trạng thái bộ nhớ theo từng bước mô phỏng</w:t>
+      </w:r>
+    </w:p>
+    <w:p>
+      <w:pPr>
+        <w:spacing w:after="240" w:before="240" w:line="360" w:lineRule="auto"/>
+        <w:rPr>
+          <w:sz w:val="28"/>
+          <w:szCs w:val="28"/>
+        </w:rPr>
+      </w:pPr>
+      <w:r>
+        <w:rPr>
+          <w:sz w:val="28"/>
+          <w:szCs w:val="28"/>
+          <w:rtl w:val="0"/>
+        </w:rPr>
+        <w:t xml:space="preserve">Module giúp chương trình trở nên trực quan và dễ hiểu.</w:t>
+      </w:r>
+    </w:p>
+    <w:p>
+      <w:pPr>
+        <w:pStyle w:val="Heading1"/>
+        <w:keepNext w:val="0"/>
+        <w:keepLines w:val="0"/>
+        <w:spacing w:after="120" w:before="480" w:line="360" w:lineRule="auto"/>
+        <w:rPr>
+          <w:rFonts w:ascii="Times New Roman" w:cs="Times New Roman" w:eastAsia="Times New Roman" w:hAnsi="Times New Roman"/>
+          <w:b w:val="1"/>
+          <w:bCs w:val="1"/>
+          <w:color w:val="000000"/>
+          <w:sz w:val="30"/>
+          <w:szCs w:val="30"/>
+        </w:rPr>
+      </w:pPr>
+      <w:bookmarkStart w:colFirst="0" w:colLast="0" w:name="_qzwu0ir49wv" w:id="57"/>
+      <w:bookmarkEnd w:id="57"/>
+      <w:r>
+        <w:rPr>
+          <w:rFonts w:ascii="Times New Roman" w:cs="Times New Roman" w:eastAsia="Times New Roman" w:hAnsi="Times New Roman"/>
+          <w:b w:val="1"/>
+          <w:bCs w:val="1"/>
+          <w:color w:val="000000"/>
+          <w:sz w:val="30"/>
+          <w:szCs w:val="30"/>
+          <w:rtl w:val="0"/>
+        </w:rPr>
+        <w:t xml:space="preserve">3.8 Thiết kế dữ liệu của hệ thống</w:t>
+      </w:r>
+    </w:p>
+    <w:p>
+      <w:pPr>
+        <w:spacing w:after="240" w:before="240" w:line="360" w:lineRule="auto"/>
+        <w:rPr>
+          <w:sz w:val="28"/>
+          <w:szCs w:val="28"/>
+        </w:rPr>
+      </w:pPr>
+      <w:r>
+        <w:rPr>
+          <w:sz w:val="28"/>
+          <w:szCs w:val="28"/>
+          <w:rtl w:val="0"/>
+        </w:rPr>
+        <w:t xml:space="preserve">Dữ liệu đầu vào được nạp từ file CSV và được lưu dưới dạng danh sách trong chương trình.</w:t>
+      </w:r>
+    </w:p>
+    <w:p>
+      <w:pPr>
+        <w:pStyle w:val="Heading2"/>
+        <w:keepNext w:val="0"/>
+        <w:keepLines w:val="0"/>
+        <w:spacing w:before="360" w:line="360" w:lineRule="auto"/>
+        <w:rPr>
+          <w:rFonts w:ascii="Times New Roman" w:cs="Times New Roman" w:eastAsia="Times New Roman" w:hAnsi="Times New Roman"/>
+          <w:b w:val="1"/>
+          <w:bCs w:val="1"/>
+          <w:color w:val="000000"/>
+          <w:sz w:val="28"/>
+          <w:szCs w:val="28"/>
+        </w:rPr>
+      </w:pPr>
+      <w:bookmarkStart w:colFirst="0" w:colLast="0" w:name="_qsbizjn1j92u" w:id="58"/>
+      <w:bookmarkEnd w:id="58"/>
+      <w:r>
+        <w:rPr>
+          <w:rFonts w:ascii="Times New Roman" w:cs="Times New Roman" w:eastAsia="Times New Roman" w:hAnsi="Times New Roman"/>
+          <w:b w:val="1"/>
+          <w:bCs w:val="1"/>
+          <w:color w:val="000000"/>
+          <w:sz w:val="28"/>
+          <w:szCs w:val="28"/>
+          <w:rtl w:val="0"/>
+        </w:rPr>
+        <w:t xml:space="preserve">1. Cấu trúc dữ liệu Memory Block</w:t>
+      </w:r>
+    </w:p>
+    <w:p>
+      <w:pPr>
+        <w:spacing w:after="240" w:before="240" w:line="360" w:lineRule="auto"/>
+        <w:rPr>
+          <w:sz w:val="28"/>
+          <w:szCs w:val="28"/>
+        </w:rPr>
+      </w:pPr>
+      <w:r>
+        <w:rPr>
+          <w:sz w:val="28"/>
+          <w:szCs w:val="28"/>
+          <w:rtl w:val="0"/>
+        </w:rPr>
+        <w:t xml:space="preserve">Mỗi block bộ nhớ gồm:</w:t>
+      </w:r>
+    </w:p>
+    <w:p>
+      <w:pPr>
+        <w:numPr>
+          <w:ilvl w:val="0"/>
+          <w:numId w:val="19"/>
+        </w:numPr>
+        <w:spacing w:after="0" w:afterAutospacing="0" w:before="240" w:line="360" w:lineRule="auto"/>
+        <w:ind w:left="720" w:hanging="360"/>
+        <w:rPr>
+          <w:sz w:val="28"/>
+          <w:szCs w:val="28"/>
+        </w:rPr>
+      </w:pPr>
+      <w:r>
+        <w:rPr>
+          <w:sz w:val="28"/>
+          <w:szCs w:val="28"/>
+          <w:rtl w:val="0"/>
+        </w:rPr>
+        <w:t xml:space="preserve">Block ID: định danh block</w:t>
+      </w:r>
+    </w:p>
+    <w:p>
+      <w:pPr>
+        <w:numPr>
+          <w:ilvl w:val="0"/>
+          <w:numId w:val="19"/>
+        </w:numPr>
+        <w:spacing w:after="0" w:afterAutospacing="0" w:before="0" w:beforeAutospacing="0" w:line="360" w:lineRule="auto"/>
+        <w:ind w:left="720" w:hanging="360"/>
+        <w:rPr>
+          <w:sz w:val="28"/>
+          <w:szCs w:val="28"/>
+        </w:rPr>
+      </w:pPr>
+      <w:r>
+        <w:rPr>
+          <w:sz w:val="28"/>
+          <w:szCs w:val="28"/>
+          <w:rtl w:val="0"/>
+        </w:rPr>
+        <w:t xml:space="preserve">Size: kích thước block</w:t>
+      </w:r>
+    </w:p>
+    <w:p>
+      <w:pPr>
+        <w:numPr>
+          <w:ilvl w:val="0"/>
+          <w:numId w:val="19"/>
+        </w:numPr>
+        <w:spacing w:after="0" w:afterAutospacing="0" w:before="0" w:beforeAutospacing="0" w:line="360" w:lineRule="auto"/>
+        <w:ind w:left="720" w:hanging="360"/>
+        <w:rPr>
+          <w:sz w:val="28"/>
+          <w:szCs w:val="28"/>
+        </w:rPr>
+      </w:pPr>
+      <w:r>
+        <w:rPr>
+          <w:sz w:val="28"/>
+          <w:szCs w:val="28"/>
+          <w:rtl w:val="0"/>
+        </w:rPr>
+        <w:t xml:space="preserve">Remaining: bộ nhớ còn lại sau cấp phát</w:t>
+      </w:r>
+    </w:p>
+    <w:p>
+      <w:pPr>
+        <w:numPr>
+          <w:ilvl w:val="0"/>
+          <w:numId w:val="19"/>
+        </w:numPr>
+        <w:spacing w:after="240" w:before="0" w:beforeAutospacing="0" w:line="360" w:lineRule="auto"/>
+        <w:ind w:left="720" w:hanging="360"/>
+        <w:rPr>
+          <w:sz w:val="28"/>
+          <w:szCs w:val="28"/>
+        </w:rPr>
+      </w:pPr>
+      <w:r>
+        <w:rPr>
+          <w:sz w:val="28"/>
+          <w:szCs w:val="28"/>
+          <w:rtl w:val="0"/>
+        </w:rPr>
+        <w:t xml:space="preserve">Allocated Processes: danh sách tiến trình đã cấp phát</w:t>
+      </w:r>
+    </w:p>
+    <w:p>
+      <w:pPr>
+        <w:pStyle w:val="Heading2"/>
+        <w:keepNext w:val="0"/>
+        <w:keepLines w:val="0"/>
+        <w:spacing w:before="360" w:line="360" w:lineRule="auto"/>
+        <w:rPr>
+          <w:rFonts w:ascii="Times New Roman" w:cs="Times New Roman" w:eastAsia="Times New Roman" w:hAnsi="Times New Roman"/>
+          <w:b w:val="1"/>
+          <w:bCs w:val="1"/>
+          <w:color w:val="000000"/>
+          <w:sz w:val="28"/>
+          <w:szCs w:val="28"/>
+        </w:rPr>
+      </w:pPr>
+      <w:bookmarkStart w:colFirst="0" w:colLast="0" w:name="_g61p2fney428" w:id="59"/>
+      <w:bookmarkEnd w:id="59"/>
+      <w:r>
+        <w:rPr>
+          <w:rFonts w:ascii="Times New Roman" w:cs="Times New Roman" w:eastAsia="Times New Roman" w:hAnsi="Times New Roman"/>
+          <w:b w:val="1"/>
+          <w:bCs w:val="1"/>
+          <w:color w:val="000000"/>
+          <w:sz w:val="28"/>
+          <w:szCs w:val="28"/>
+          <w:rtl w:val="0"/>
+        </w:rPr>
+        <w:t xml:space="preserve">2. Cấu trúc dữ liệu Process</w:t>
+      </w:r>
+    </w:p>
+    <w:p>
+      <w:pPr>
+        <w:spacing w:after="240" w:before="240" w:line="360" w:lineRule="auto"/>
+        <w:rPr>
+          <w:sz w:val="28"/>
+          <w:szCs w:val="28"/>
+        </w:rPr>
+      </w:pPr>
+      <w:r>
+        <w:rPr>
+          <w:sz w:val="28"/>
+          <w:szCs w:val="28"/>
+          <w:rtl w:val="0"/>
+        </w:rPr>
+        <w:t xml:space="preserve">Mỗi tiến trình gồm:</w:t>
       </w:r>
     </w:p>
     <w:p>
@@ -5892,7 +9129,51 @@
           <w:szCs w:val="28"/>
           <w:rtl w:val="0"/>
         </w:rPr>
-        <w:t xml:space="preserve">Giao diện đơn giản, dễ hiểu cho sinh viên.</w:t>
+        <w:t xml:space="preserve">Process ID</w:t>
+      </w:r>
+    </w:p>
+    <w:p>
+      <w:pPr>
+        <w:numPr>
+          <w:ilvl w:val="0"/>
+          <w:numId w:val="3"/>
+        </w:numPr>
+        <w:spacing w:after="0" w:afterAutospacing="0" w:before="0" w:beforeAutospacing="0" w:line="360" w:lineRule="auto"/>
+        <w:ind w:left="720" w:hanging="360"/>
+        <w:rPr>
+          <w:sz w:val="28"/>
+          <w:szCs w:val="28"/>
+        </w:rPr>
+      </w:pPr>
+      <w:r>
+        <w:rPr>
+          <w:sz w:val="28"/>
+          <w:szCs w:val="28"/>
+          <w:rtl w:val="0"/>
+        </w:rPr>
+        <w:t xml:space="preserve">Memory Required</w:t>
+      </w:r>
+    </w:p>
+    <w:p>
+      <w:pPr>
+        <w:numPr>
+          <w:ilvl w:val="0"/>
+          <w:numId w:val="3"/>
+        </w:numPr>
+        <w:spacing w:after="0" w:afterAutospacing="0" w:before="0" w:beforeAutospacing="0" w:line="360" w:lineRule="auto"/>
+        <w:ind w:left="720" w:hanging="360"/>
+        <w:rPr>
+          <w:sz w:val="28"/>
+          <w:szCs w:val="28"/>
+        </w:rPr>
+      </w:pPr>
+      <w:r>
+        <w:rPr>
+          <w:sz w:val="28"/>
+          <w:szCs w:val="28"/>
+          <w:rtl w:val="0"/>
+        </w:rPr>
+        <w:t xml:space="preserve">Allocated Block (nếu có)</w:t>
       </w:r>
     </w:p>
     <w:p>
@@ -5914,31 +9195,71 @@
           <w:szCs w:val="28"/>
           <w:rtl w:val="0"/>
         </w:rPr>
-        <w:t xml:space="preserve">Không yêu cầu kiến thức kỹ thuật cao để sử dụng.</w:t>
-      </w:r>
-    </w:p>
-    <w:p>
-      <w:pPr>
-        <w:pStyle w:val="Heading3"/>
+        <w:t xml:space="preserve">Status (Success/Fail)</w:t>
+      </w:r>
+    </w:p>
+    <w:p>
+      <w:pPr>
+        <w:spacing w:after="240" w:before="240" w:line="360" w:lineRule="auto"/>
+        <w:rPr>
+          <w:sz w:val="28"/>
+          <w:szCs w:val="28"/>
+        </w:rPr>
+      </w:pPr>
+      <w:r>
+        <w:rPr>
+          <w:sz w:val="28"/>
+          <w:szCs w:val="28"/>
+          <w:rtl w:val="0"/>
+        </w:rPr>
+        <w:t xml:space="preserve">Việc chuẩn hóa cấu trúc dữ liệu giúp thuật toán xử lý dễ dàng và rõ ràng.</w:t>
+      </w:r>
+    </w:p>
+    <w:p>
+      <w:pPr>
+        <w:pStyle w:val="Heading1"/>
         <w:keepNext w:val="0"/>
         <w:keepLines w:val="0"/>
-        <w:spacing w:before="280" w:line="360" w:lineRule="auto"/>
-        <w:rPr>
+        <w:spacing w:after="120" w:before="480" w:line="360" w:lineRule="auto"/>
+        <w:rPr>
+          <w:rFonts w:ascii="Times New Roman" w:cs="Times New Roman" w:eastAsia="Times New Roman" w:hAnsi="Times New Roman"/>
+          <w:b w:val="1"/>
+          <w:bCs w:val="1"/>
           <w:color w:val="000000"/>
-          <w:sz w:val="26"/>
-          <w:szCs w:val="26"/>
-        </w:rPr>
-      </w:pPr>
-      <w:bookmarkStart w:colFirst="0" w:colLast="0" w:name="_r4rgl3sbrqmq" w:id="40"/>
-      <w:bookmarkEnd w:id="40"/>
-      <w:r>
-        <w:rPr>
+          <w:sz w:val="30"/>
+          <w:szCs w:val="30"/>
+        </w:rPr>
+      </w:pPr>
+      <w:bookmarkStart w:colFirst="0" w:colLast="0" w:name="_aalhx6gx9zlj" w:id="60"/>
+      <w:bookmarkEnd w:id="60"/>
+      <w:r>
+        <w:rPr>
+          <w:rFonts w:ascii="Times New Roman" w:cs="Times New Roman" w:eastAsia="Times New Roman" w:hAnsi="Times New Roman"/>
+          <w:b w:val="1"/>
+          <w:bCs w:val="1"/>
           <w:color w:val="000000"/>
-          <w:sz w:val="26"/>
-          <w:szCs w:val="26"/>
-          <w:rtl w:val="0"/>
-        </w:rPr>
-        <w:t xml:space="preserve">3. Tính trực quan</w:t>
+          <w:sz w:val="30"/>
+          <w:szCs w:val="30"/>
+          <w:rtl w:val="0"/>
+        </w:rPr>
+        <w:t xml:space="preserve">3.9 Thiết kế xử lý tổng thể</w:t>
+      </w:r>
+    </w:p>
+    <w:p>
+      <w:pPr>
+        <w:spacing w:after="240" w:before="240" w:line="360" w:lineRule="auto"/>
+        <w:rPr>
+          <w:sz w:val="28"/>
+          <w:szCs w:val="28"/>
+        </w:rPr>
+      </w:pPr>
+      <w:r>
+        <w:rPr>
+          <w:sz w:val="28"/>
+          <w:szCs w:val="28"/>
+          <w:rtl w:val="0"/>
+        </w:rPr>
+        <w:t xml:space="preserve">Quy trình xử lý của chương trình:</w:t>
       </w:r>
     </w:p>
     <w:p>
@@ -5960,7 +9281,117 @@
           <w:szCs w:val="28"/>
           <w:rtl w:val="0"/>
         </w:rPr>
-        <w:t xml:space="preserve">Kết quả hiển thị rõ ràng, dễ so sánh.</w:t>
+        <w:t xml:space="preserve">Người dùng chọn file CSV chứa dữ liệu.</w:t>
+      </w:r>
+    </w:p>
+    <w:p>
+      <w:pPr>
+        <w:numPr>
+          <w:ilvl w:val="0"/>
+          <w:numId w:val="4"/>
+        </w:numPr>
+        <w:spacing w:after="0" w:afterAutospacing="0" w:before="0" w:beforeAutospacing="0" w:line="360" w:lineRule="auto"/>
+        <w:ind w:left="720" w:hanging="360"/>
+        <w:rPr>
+          <w:sz w:val="28"/>
+          <w:szCs w:val="28"/>
+        </w:rPr>
+      </w:pPr>
+      <w:r>
+        <w:rPr>
+          <w:sz w:val="28"/>
+          <w:szCs w:val="28"/>
+          <w:rtl w:val="0"/>
+        </w:rPr>
+        <w:t xml:space="preserve">Dữ liệu được đọc và chuyển thành danh sách block và process.</w:t>
+      </w:r>
+    </w:p>
+    <w:p>
+      <w:pPr>
+        <w:numPr>
+          <w:ilvl w:val="0"/>
+          <w:numId w:val="4"/>
+        </w:numPr>
+        <w:spacing w:after="0" w:afterAutospacing="0" w:before="0" w:beforeAutospacing="0" w:line="360" w:lineRule="auto"/>
+        <w:ind w:left="720" w:hanging="360"/>
+        <w:rPr>
+          <w:sz w:val="28"/>
+          <w:szCs w:val="28"/>
+        </w:rPr>
+      </w:pPr>
+      <w:r>
+        <w:rPr>
+          <w:sz w:val="28"/>
+          <w:szCs w:val="28"/>
+          <w:rtl w:val="0"/>
+        </w:rPr>
+        <w:t xml:space="preserve">Người dùng chọn thuật toán cấp phát.</w:t>
+      </w:r>
+    </w:p>
+    <w:p>
+      <w:pPr>
+        <w:numPr>
+          <w:ilvl w:val="0"/>
+          <w:numId w:val="4"/>
+        </w:numPr>
+        <w:spacing w:after="0" w:afterAutospacing="0" w:before="0" w:beforeAutospacing="0" w:line="360" w:lineRule="auto"/>
+        <w:ind w:left="720" w:hanging="360"/>
+        <w:rPr>
+          <w:sz w:val="28"/>
+          <w:szCs w:val="28"/>
+        </w:rPr>
+      </w:pPr>
+      <w:r>
+        <w:rPr>
+          <w:sz w:val="28"/>
+          <w:szCs w:val="28"/>
+          <w:rtl w:val="0"/>
+        </w:rPr>
+        <w:t xml:space="preserve">Module logic thực hiện cấp phát bộ nhớ.</w:t>
+      </w:r>
+    </w:p>
+    <w:p>
+      <w:pPr>
+        <w:numPr>
+          <w:ilvl w:val="0"/>
+          <w:numId w:val="4"/>
+        </w:numPr>
+        <w:spacing w:after="0" w:afterAutospacing="0" w:before="0" w:beforeAutospacing="0" w:line="360" w:lineRule="auto"/>
+        <w:ind w:left="720" w:hanging="360"/>
+        <w:rPr>
+          <w:sz w:val="28"/>
+          <w:szCs w:val="28"/>
+        </w:rPr>
+      </w:pPr>
+      <w:r>
+        <w:rPr>
+          <w:sz w:val="28"/>
+          <w:szCs w:val="28"/>
+          <w:rtl w:val="0"/>
+        </w:rPr>
+        <w:t xml:space="preserve">Kết quả được gửi về GUI.</w:t>
+      </w:r>
+    </w:p>
+    <w:p>
+      <w:pPr>
+        <w:numPr>
+          <w:ilvl w:val="0"/>
+          <w:numId w:val="4"/>
+        </w:numPr>
+        <w:spacing w:after="0" w:afterAutospacing="0" w:before="0" w:beforeAutospacing="0" w:line="360" w:lineRule="auto"/>
+        <w:ind w:left="720" w:hanging="360"/>
+        <w:rPr>
+          <w:sz w:val="28"/>
+          <w:szCs w:val="28"/>
+        </w:rPr>
+      </w:pPr>
+      <w:r>
+        <w:rPr>
+          <w:sz w:val="28"/>
+          <w:szCs w:val="28"/>
+          <w:rtl w:val="0"/>
+        </w:rPr>
+        <w:t xml:space="preserve">Visualizer vẽ trạng thái bộ nhớ.</w:t>
       </w:r>
     </w:p>
     <w:p>
@@ -5982,61 +9413,32 @@
           <w:szCs w:val="28"/>
           <w:rtl w:val="0"/>
         </w:rPr>
-        <w:t xml:space="preserve">Có bảng hoặc sơ đồ bộ nhớ.</w:t>
-      </w:r>
-    </w:p>
-    <w:p>
-      <w:pPr>
-        <w:pStyle w:val="Heading3"/>
+        <w:t xml:space="preserve">Bảng kết quả được hiển thị.</w:t>
+      </w:r>
+    </w:p>
+    <w:p>
+      <w:pPr>
+        <w:spacing w:after="240" w:before="240" w:line="360" w:lineRule="auto"/>
+        <w:rPr>
+          <w:sz w:val="28"/>
+          <w:szCs w:val="28"/>
+        </w:rPr>
+      </w:pPr>
+      <w:r>
+        <w:rPr>
+          <w:sz w:val="28"/>
+          <w:szCs w:val="28"/>
+          <w:rtl w:val="0"/>
+        </w:rPr>
+        <w:t xml:space="preserve">Quy trình này thể hiện sự phối hợp giữa các module trong hệ thống.</w:t>
+      </w:r>
+    </w:p>
+    <w:p>
+      <w:pPr>
+        <w:pStyle w:val="Heading1"/>
         <w:keepNext w:val="0"/>
         <w:keepLines w:val="0"/>
-        <w:spacing w:before="280" w:line="360" w:lineRule="auto"/>
-        <w:rPr>
-          <w:color w:val="000000"/>
-          <w:sz w:val="26"/>
-          <w:szCs w:val="26"/>
-        </w:rPr>
-      </w:pPr>
-      <w:bookmarkStart w:colFirst="0" w:colLast="0" w:name="_hai7xxcf7k69" w:id="41"/>
-      <w:bookmarkEnd w:id="41"/>
-      <w:r>
-        <w:rPr>
-          <w:color w:val="000000"/>
-          <w:sz w:val="26"/>
-          <w:szCs w:val="26"/>
-          <w:rtl w:val="0"/>
-        </w:rPr>
-        <w:t xml:space="preserve">4. Tính mở rộng</w:t>
-      </w:r>
-    </w:p>
-    <w:p>
-      <w:pPr>
-        <w:numPr>
-          <w:ilvl w:val="0"/>
-          <w:numId w:val="1"/>
-        </w:numPr>
-        <w:spacing w:after="240" w:before="240" w:line="360" w:lineRule="auto"/>
-        <w:ind w:left="720" w:hanging="360"/>
-        <w:rPr>
-          <w:sz w:val="28"/>
-          <w:szCs w:val="28"/>
-        </w:rPr>
-      </w:pPr>
-      <w:r>
-        <w:rPr>
-          <w:sz w:val="28"/>
-          <w:szCs w:val="28"/>
-          <w:rtl w:val="0"/>
-        </w:rPr>
-        <w:t xml:space="preserve">Có thể bổ sung thêm thuật toán mới trong tương lai.</w:t>
-      </w:r>
-    </w:p>
-    <w:p>
-      <w:pPr>
-        <w:pStyle w:val="Heading2"/>
-        <w:keepNext w:val="0"/>
-        <w:keepLines w:val="0"/>
-        <w:spacing w:before="360" w:line="360" w:lineRule="auto"/>
+        <w:spacing w:after="120" w:before="480" w:line="360" w:lineRule="auto"/>
         <w:rPr>
           <w:rFonts w:ascii="Times New Roman" w:cs="Times New Roman" w:eastAsia="Times New Roman" w:hAnsi="Times New Roman"/>
           <w:b w:val="1"/>
@@ -6046,8 +9448,8 @@
           <w:szCs w:val="30"/>
         </w:rPr>
       </w:pPr>
-      <w:bookmarkStart w:colFirst="0" w:colLast="0" w:name="_bsm61kwb1a8v" w:id="42"/>
-      <w:bookmarkEnd w:id="42"/>
+      <w:bookmarkStart w:colFirst="0" w:colLast="0" w:name="_ta0fuyppgy36" w:id="61"/>
+      <w:bookmarkEnd w:id="61"/>
       <w:r>
         <w:rPr>
           <w:rFonts w:ascii="Times New Roman" w:cs="Times New Roman" w:eastAsia="Times New Roman" w:hAnsi="Times New Roman"/>
@@ -6058,7 +9460,7 @@
           <w:szCs w:val="30"/>
           <w:rtl w:val="0"/>
         </w:rPr>
-        <w:t xml:space="preserve">3.4 Thiết kế giao diện chương trình</w:t>
+        <w:t xml:space="preserve">3.10 Sơ đồ luồng xử lý</w:t>
       </w:r>
     </w:p>
     <w:p>
@@ -6075,31 +9477,7 @@
           <w:szCs w:val="28"/>
           <w:rtl w:val="0"/>
         </w:rPr>
-        <w:t xml:space="preserve">Giao diện chương trình gồm các khu vực chính:</w:t>
-      </w:r>
-    </w:p>
-    <w:p>
-      <w:pPr>
-        <w:pStyle w:val="Heading3"/>
-        <w:keepNext w:val="0"/>
-        <w:keepLines w:val="0"/>
-        <w:spacing w:before="280" w:line="360" w:lineRule="auto"/>
-        <w:rPr>
-          <w:color w:val="000000"/>
-          <w:sz w:val="26"/>
-          <w:szCs w:val="26"/>
-        </w:rPr>
-      </w:pPr>
-      <w:bookmarkStart w:colFirst="0" w:colLast="0" w:name="_jgkzxjnt8sgu" w:id="43"/>
-      <w:bookmarkEnd w:id="43"/>
-      <w:r>
-        <w:rPr>
-          <w:color w:val="000000"/>
-          <w:sz w:val="26"/>
-          <w:szCs w:val="26"/>
-          <w:rtl w:val="0"/>
-        </w:rPr>
-        <w:t xml:space="preserve">1. Khu vực nhập dữ liệu</w:t>
+        <w:t xml:space="preserve">Luồng hoạt động tổng thể:</w:t>
       </w:r>
     </w:p>
     <w:p>
@@ -6116,202 +9494,22 @@
           <w:szCs w:val="28"/>
           <w:rtl w:val="0"/>
         </w:rPr>
-        <w:t xml:space="preserve">Bao gồm:</w:t>
-      </w:r>
-    </w:p>
-    <w:p>
-      <w:pPr>
-        <w:numPr>
-          <w:ilvl w:val="0"/>
-          <w:numId w:val="15"/>
-        </w:numPr>
-        <w:spacing w:after="0" w:afterAutospacing="0" w:before="240" w:line="360" w:lineRule="auto"/>
-        <w:ind w:left="720" w:hanging="360"/>
-        <w:rPr>
-          <w:sz w:val="28"/>
-          <w:szCs w:val="28"/>
-        </w:rPr>
-      </w:pPr>
-      <w:r>
-        <w:rPr>
-          <w:sz w:val="28"/>
-          <w:szCs w:val="28"/>
-          <w:rtl w:val="0"/>
-        </w:rPr>
-        <w:t xml:space="preserve">Ô nhập số tiến trình</w:t>
-      </w:r>
-    </w:p>
-    <w:p>
-      <w:pPr>
-        <w:numPr>
-          <w:ilvl w:val="0"/>
-          <w:numId w:val="15"/>
-        </w:numPr>
-        <w:spacing w:after="0" w:afterAutospacing="0" w:before="0" w:beforeAutospacing="0" w:line="360" w:lineRule="auto"/>
-        <w:ind w:left="720" w:hanging="360"/>
-        <w:rPr>
-          <w:sz w:val="28"/>
-          <w:szCs w:val="28"/>
-        </w:rPr>
-      </w:pPr>
-      <w:r>
-        <w:rPr>
-          <w:sz w:val="28"/>
-          <w:szCs w:val="28"/>
-          <w:rtl w:val="0"/>
-        </w:rPr>
-        <w:t xml:space="preserve">Ô nhập kích thước tiến trình</w:t>
-      </w:r>
-    </w:p>
-    <w:p>
-      <w:pPr>
-        <w:numPr>
-          <w:ilvl w:val="0"/>
-          <w:numId w:val="15"/>
-        </w:numPr>
-        <w:spacing w:after="0" w:afterAutospacing="0" w:before="0" w:beforeAutospacing="0" w:line="360" w:lineRule="auto"/>
-        <w:ind w:left="720" w:hanging="360"/>
-        <w:rPr>
-          <w:sz w:val="28"/>
-          <w:szCs w:val="28"/>
-        </w:rPr>
-      </w:pPr>
-      <w:r>
-        <w:rPr>
-          <w:sz w:val="28"/>
-          <w:szCs w:val="28"/>
-          <w:rtl w:val="0"/>
-        </w:rPr>
-        <w:t xml:space="preserve">Ô nhập kích thước phân vùng bộ nhớ</w:t>
-      </w:r>
-    </w:p>
-    <w:p>
-      <w:pPr>
-        <w:numPr>
-          <w:ilvl w:val="0"/>
-          <w:numId w:val="15"/>
-        </w:numPr>
-        <w:spacing w:after="240" w:before="0" w:beforeAutospacing="0" w:line="360" w:lineRule="auto"/>
-        <w:ind w:left="720" w:hanging="360"/>
-        <w:rPr>
-          <w:sz w:val="28"/>
-          <w:szCs w:val="28"/>
-        </w:rPr>
-      </w:pPr>
-      <w:r>
-        <w:rPr>
-          <w:sz w:val="28"/>
-          <w:szCs w:val="28"/>
-          <w:rtl w:val="0"/>
-        </w:rPr>
-        <w:t xml:space="preserve">Nút “Thêm dữ liệu”</w:t>
-      </w:r>
-    </w:p>
-    <w:p>
-      <w:pPr>
-        <w:pStyle w:val="Heading3"/>
-        <w:keepNext w:val="0"/>
-        <w:keepLines w:val="0"/>
-        <w:spacing w:before="280" w:line="360" w:lineRule="auto"/>
-        <w:rPr>
-          <w:color w:val="000000"/>
-          <w:sz w:val="26"/>
-          <w:szCs w:val="26"/>
-        </w:rPr>
-      </w:pPr>
-      <w:bookmarkStart w:colFirst="0" w:colLast="0" w:name="_dj98tuodc7i5" w:id="44"/>
-      <w:bookmarkEnd w:id="44"/>
-      <w:r>
-        <w:rPr>
-          <w:color w:val="000000"/>
-          <w:sz w:val="26"/>
-          <w:szCs w:val="26"/>
-          <w:rtl w:val="0"/>
-        </w:rPr>
-        <w:t xml:space="preserve">2. Khu vực chọn thuật toán</w:t>
+        <w:t xml:space="preserve">Start → Load Blocks CSV → Load Processes CSV → Chọn thuật toán → Thực hiện cấp phát bộ nhớ → Vẽ sơ đồ bộ nhớ → Hiển thị bảng kết quả → Xuất CSV (nếu cần) → End</w:t>
       </w:r>
     </w:p>
     <w:p>
       <w:pPr>
         <w:spacing w:after="240" w:before="240" w:line="360" w:lineRule="auto"/>
-        <w:rPr>
-          <w:sz w:val="28"/>
-          <w:szCs w:val="28"/>
-        </w:rPr>
-      </w:pPr>
-      <w:r>
-        <w:rPr>
-          <w:sz w:val="28"/>
-          <w:szCs w:val="28"/>
-          <w:rtl w:val="0"/>
-        </w:rPr>
-        <w:t xml:space="preserve">Danh sách chọn:</w:t>
-      </w:r>
-    </w:p>
-    <w:p>
-      <w:pPr>
-        <w:numPr>
-          <w:ilvl w:val="0"/>
-          <w:numId w:val="11"/>
-        </w:numPr>
-        <w:spacing w:after="0" w:afterAutospacing="0" w:before="240" w:line="360" w:lineRule="auto"/>
-        <w:ind w:left="720" w:hanging="360"/>
-        <w:rPr>
-          <w:sz w:val="28"/>
-          <w:szCs w:val="28"/>
-        </w:rPr>
-      </w:pPr>
-      <w:r>
-        <w:rPr>
-          <w:sz w:val="28"/>
-          <w:szCs w:val="28"/>
-          <w:rtl w:val="0"/>
-        </w:rPr>
-        <w:t xml:space="preserve">First Fit</w:t>
-      </w:r>
-    </w:p>
-    <w:p>
-      <w:pPr>
-        <w:numPr>
-          <w:ilvl w:val="0"/>
-          <w:numId w:val="11"/>
-        </w:numPr>
-        <w:spacing w:after="0" w:afterAutospacing="0" w:before="0" w:beforeAutospacing="0" w:line="360" w:lineRule="auto"/>
-        <w:ind w:left="720" w:hanging="360"/>
-        <w:rPr>
-          <w:sz w:val="28"/>
-          <w:szCs w:val="28"/>
-        </w:rPr>
-      </w:pPr>
-      <w:r>
-        <w:rPr>
-          <w:sz w:val="28"/>
-          <w:szCs w:val="28"/>
-          <w:rtl w:val="0"/>
-        </w:rPr>
-        <w:t xml:space="preserve">Best Fit</w:t>
-      </w:r>
-    </w:p>
-    <w:p>
-      <w:pPr>
-        <w:numPr>
-          <w:ilvl w:val="0"/>
-          <w:numId w:val="11"/>
-        </w:numPr>
-        <w:spacing w:after="240" w:before="0" w:beforeAutospacing="0" w:line="360" w:lineRule="auto"/>
-        <w:ind w:left="720" w:hanging="360"/>
-        <w:rPr>
-          <w:sz w:val="28"/>
-          <w:szCs w:val="28"/>
-        </w:rPr>
-      </w:pPr>
-      <w:r>
-        <w:rPr>
-          <w:sz w:val="28"/>
-          <w:szCs w:val="28"/>
-          <w:rtl w:val="0"/>
-        </w:rPr>
-        <w:t xml:space="preserve">Worst Fit</w:t>
+        <w:ind w:left="0" w:firstLine="0"/>
+        <w:rPr>
+          <w:sz w:val="28"/>
+          <w:szCs w:val="28"/>
+        </w:rPr>
+      </w:pPr>
+      <w:r>
+        <w:rPr>
+          <w:rtl w:val="0"/>
+        </w:rPr>
       </w:r>
     </w:p>
     <w:p>
@@ -6324,230 +9522,8 @@
       </w:pPr>
       <w:r>
         <w:rPr>
-          <w:sz w:val="28"/>
-          <w:szCs w:val="28"/>
-          <w:rtl w:val="0"/>
-        </w:rPr>
-        <w:t xml:space="preserve">Nút:</w:t>
-      </w:r>
-    </w:p>
-    <w:p>
-      <w:pPr>
-        <w:numPr>
-          <w:ilvl w:val="0"/>
-          <w:numId w:val="29"/>
-        </w:numPr>
-        <w:spacing w:after="0" w:afterAutospacing="0" w:before="240" w:line="360" w:lineRule="auto"/>
-        <w:ind w:left="720" w:hanging="360"/>
-        <w:rPr>
-          <w:sz w:val="28"/>
-          <w:szCs w:val="28"/>
-        </w:rPr>
-      </w:pPr>
-      <w:r>
-        <w:rPr>
-          <w:sz w:val="28"/>
-          <w:szCs w:val="28"/>
-          <w:rtl w:val="0"/>
-        </w:rPr>
-        <w:t xml:space="preserve">Run Simulation</w:t>
-      </w:r>
-    </w:p>
-    <w:p>
-      <w:pPr>
-        <w:numPr>
-          <w:ilvl w:val="0"/>
-          <w:numId w:val="29"/>
-        </w:numPr>
-        <w:spacing w:after="240" w:before="0" w:beforeAutospacing="0" w:line="360" w:lineRule="auto"/>
-        <w:ind w:left="720" w:hanging="360"/>
-        <w:rPr>
-          <w:sz w:val="28"/>
-          <w:szCs w:val="28"/>
-        </w:rPr>
-      </w:pPr>
-      <w:r>
-        <w:rPr>
-          <w:sz w:val="28"/>
-          <w:szCs w:val="28"/>
-          <w:rtl w:val="0"/>
-        </w:rPr>
-        <w:t xml:space="preserve">Reset</w:t>
-      </w:r>
-    </w:p>
-    <w:p>
-      <w:pPr>
-        <w:pStyle w:val="Heading3"/>
-        <w:keepNext w:val="0"/>
-        <w:keepLines w:val="0"/>
-        <w:spacing w:before="280" w:line="360" w:lineRule="auto"/>
-        <w:rPr>
-          <w:color w:val="000000"/>
-          <w:sz w:val="26"/>
-          <w:szCs w:val="26"/>
-        </w:rPr>
-      </w:pPr>
-      <w:bookmarkStart w:colFirst="0" w:colLast="0" w:name="_3aea96cjuh81" w:id="45"/>
-      <w:bookmarkEnd w:id="45"/>
-      <w:r>
-        <w:rPr>
-          <w:color w:val="000000"/>
-          <w:sz w:val="26"/>
-          <w:szCs w:val="26"/>
-          <w:rtl w:val="0"/>
-        </w:rPr>
-        <w:t xml:space="preserve">3. Khu vực hiển thị kết quả</w:t>
-      </w:r>
-    </w:p>
-    <w:p>
-      <w:pPr>
-        <w:spacing w:after="240" w:before="240" w:line="360" w:lineRule="auto"/>
-        <w:rPr>
-          <w:sz w:val="28"/>
-          <w:szCs w:val="28"/>
-        </w:rPr>
-      </w:pPr>
-      <w:r>
-        <w:rPr>
-          <w:sz w:val="28"/>
-          <w:szCs w:val="28"/>
-          <w:rtl w:val="0"/>
-        </w:rPr>
-        <w:t xml:space="preserve">Hiển thị:</w:t>
-      </w:r>
-    </w:p>
-    <w:p>
-      <w:pPr>
-        <w:numPr>
-          <w:ilvl w:val="0"/>
-          <w:numId w:val="25"/>
-        </w:numPr>
-        <w:spacing w:after="0" w:afterAutospacing="0" w:before="240" w:line="360" w:lineRule="auto"/>
-        <w:ind w:left="720" w:hanging="360"/>
-        <w:rPr>
-          <w:sz w:val="28"/>
-          <w:szCs w:val="28"/>
-        </w:rPr>
-      </w:pPr>
-      <w:r>
-        <w:rPr>
-          <w:sz w:val="28"/>
-          <w:szCs w:val="28"/>
-          <w:rtl w:val="0"/>
-        </w:rPr>
-        <w:t xml:space="preserve">Bảng phân bổ bộ nhớ</w:t>
-      </w:r>
-    </w:p>
-    <w:p>
-      <w:pPr>
-        <w:numPr>
-          <w:ilvl w:val="0"/>
-          <w:numId w:val="25"/>
-        </w:numPr>
-        <w:spacing w:after="0" w:afterAutospacing="0" w:before="0" w:beforeAutospacing="0" w:line="360" w:lineRule="auto"/>
-        <w:ind w:left="720" w:hanging="360"/>
-        <w:rPr>
-          <w:sz w:val="28"/>
-          <w:szCs w:val="28"/>
-        </w:rPr>
-      </w:pPr>
-      <w:r>
-        <w:rPr>
-          <w:sz w:val="28"/>
-          <w:szCs w:val="28"/>
-          <w:rtl w:val="0"/>
-        </w:rPr>
-        <w:t xml:space="preserve">Bộ nhớ còn trống</w:t>
-      </w:r>
-    </w:p>
-    <w:p>
-      <w:pPr>
-        <w:numPr>
-          <w:ilvl w:val="0"/>
-          <w:numId w:val="25"/>
-        </w:numPr>
-        <w:spacing w:after="240" w:before="0" w:beforeAutospacing="0" w:line="360" w:lineRule="auto"/>
-        <w:ind w:left="720" w:hanging="360"/>
-        <w:rPr>
-          <w:sz w:val="28"/>
-          <w:szCs w:val="28"/>
-        </w:rPr>
-      </w:pPr>
-      <w:r>
-        <w:rPr>
-          <w:sz w:val="28"/>
-          <w:szCs w:val="28"/>
-          <w:rtl w:val="0"/>
-        </w:rPr>
-        <w:t xml:space="preserve">Danh sách tiến trình chưa cấp phát</w:t>
-      </w:r>
-    </w:p>
-    <w:p>
-      <w:pPr>
-        <w:pStyle w:val="Heading2"/>
-        <w:keepNext w:val="0"/>
-        <w:keepLines w:val="0"/>
-        <w:spacing w:before="360" w:line="360" w:lineRule="auto"/>
-        <w:rPr>
-          <w:rFonts w:ascii="Times New Roman" w:cs="Times New Roman" w:eastAsia="Times New Roman" w:hAnsi="Times New Roman"/>
-          <w:color w:val="000000"/>
-          <w:sz w:val="30"/>
-          <w:szCs w:val="30"/>
-        </w:rPr>
-      </w:pPr>
-      <w:bookmarkStart w:colFirst="0" w:colLast="0" w:name="_ivfizacyh5i7" w:id="46"/>
-      <w:bookmarkEnd w:id="46"/>
-      <w:r>
-        <w:rPr>
-          <w:rFonts w:ascii="Times New Roman" w:cs="Times New Roman" w:eastAsia="Times New Roman" w:hAnsi="Times New Roman"/>
-          <w:color w:val="000000"/>
-          <w:sz w:val="30"/>
-          <w:szCs w:val="30"/>
-          <w:rtl w:val="0"/>
-        </w:rPr>
-        <w:t xml:space="preserve">3.5 Luồng hoạt động của chương trình</w:t>
-      </w:r>
-    </w:p>
-    <w:p>
-      <w:pPr>
-        <w:spacing w:after="240" w:before="240" w:line="360" w:lineRule="auto"/>
-        <w:rPr>
-          <w:sz w:val="28"/>
-          <w:szCs w:val="28"/>
-        </w:rPr>
-      </w:pPr>
-      <w:r>
-        <w:rPr>
-          <w:sz w:val="28"/>
-          <w:szCs w:val="28"/>
-          <w:rtl w:val="0"/>
-        </w:rPr>
-        <w:t xml:space="preserve">Luồng hoạt động của hệ thống:</w:t>
-      </w:r>
-    </w:p>
-    <w:p>
-      <w:pPr>
-        <w:spacing w:after="240" w:before="240" w:line="360" w:lineRule="auto"/>
-        <w:rPr>
-          <w:sz w:val="28"/>
-          <w:szCs w:val="28"/>
-        </w:rPr>
-      </w:pPr>
-      <w:r>
-        <w:rPr>
-          <w:sz w:val="28"/>
-          <w:szCs w:val="28"/>
-          <w:rtl w:val="0"/>
-        </w:rPr>
-        <w:t xml:space="preserve">Bước 1: Người dùng nhập dữ liệu tiến trình và bộ nhớ</w:t>
-        <w:br w:type="textWrapping"/>
-        <w:t xml:space="preserve"> Bước 2: Người dùng chọn thuật toán cấp phát</w:t>
-        <w:br w:type="textWrapping"/>
-        <w:t xml:space="preserve"> Bước 3: Hệ thống xử lý và mô phỏng cấp phát bộ nhớ</w:t>
-        <w:br w:type="textWrapping"/>
-        <w:t xml:space="preserve"> Bước 4: Hiển thị kết quả lên màn hình</w:t>
-        <w:br w:type="textWrapping"/>
-        <w:t xml:space="preserve"> Bước 5: Người dùng có thể chạy lại với thuật toán khác hoặc reset</w:t>
+          <w:rtl w:val="0"/>
+        </w:rPr>
       </w:r>
     </w:p>
     <w:p>
@@ -7030,8 +10006,8 @@
   <w:abstractNum w:abstractNumId="4">
     <w:lvl w:ilvl="0">
       <w:start w:val="1"/>
-      <w:numFmt w:val="bullet"/>
-      <w:lvlText w:val="●"/>
+      <w:numFmt w:val="decimal"/>
+      <w:lvlText w:val="%1."/>
       <w:lvlJc w:val="left"/>
       <w:pPr>
         <w:ind w:left="720" w:hanging="360"/>
@@ -7042,8 +10018,8 @@
     </w:lvl>
     <w:lvl w:ilvl="1">
       <w:start w:val="1"/>
-      <w:numFmt w:val="bullet"/>
-      <w:lvlText w:val="○"/>
+      <w:numFmt w:val="lowerLetter"/>
+      <w:lvlText w:val="%2."/>
       <w:lvlJc w:val="left"/>
       <w:pPr>
         <w:ind w:left="1440" w:hanging="360"/>
@@ -7054,8 +10030,8 @@
     </w:lvl>
     <w:lvl w:ilvl="2">
       <w:start w:val="1"/>
-      <w:numFmt w:val="bullet"/>
-      <w:lvlText w:val="■"/>
+      <w:numFmt w:val="lowerRoman"/>
+      <w:lvlText w:val="%3."/>
       <w:lvlJc w:val="left"/>
       <w:pPr>
         <w:ind w:left="2160" w:hanging="360"/>
@@ -7066,8 +10042,8 @@
     </w:lvl>
     <w:lvl w:ilvl="3">
       <w:start w:val="1"/>
-      <w:numFmt w:val="bullet"/>
-      <w:lvlText w:val="●"/>
+      <w:numFmt w:val="decimal"/>
+      <w:lvlText w:val="%4."/>
       <w:lvlJc w:val="left"/>
       <w:pPr>
         <w:ind w:left="2880" w:hanging="360"/>
@@ -7078,8 +10054,8 @@
     </w:lvl>
     <w:lvl w:ilvl="4">
       <w:start w:val="1"/>
-      <w:numFmt w:val="bullet"/>
-      <w:lvlText w:val="○"/>
+      <w:numFmt w:val="lowerLetter"/>
+      <w:lvlText w:val="%5."/>
       <w:lvlJc w:val="left"/>
       <w:pPr>
         <w:ind w:left="3600" w:hanging="360"/>
@@ -7090,8 +10066,8 @@
     </w:lvl>
     <w:lvl w:ilvl="5">
       <w:start w:val="1"/>
-      <w:numFmt w:val="bullet"/>
-      <w:lvlText w:val="■"/>
+      <w:numFmt w:val="lowerRoman"/>
+      <w:lvlText w:val="%6."/>
       <w:lvlJc w:val="left"/>
       <w:pPr>
         <w:ind w:left="4320" w:hanging="360"/>
@@ -7102,8 +10078,8 @@
     </w:lvl>
     <w:lvl w:ilvl="6">
       <w:start w:val="1"/>
-      <w:numFmt w:val="bullet"/>
-      <w:lvlText w:val="●"/>
+      <w:numFmt w:val="decimal"/>
+      <w:lvlText w:val="%7."/>
       <w:lvlJc w:val="left"/>
       <w:pPr>
         <w:ind w:left="5040" w:hanging="360"/>
@@ -7114,8 +10090,8 @@
     </w:lvl>
     <w:lvl w:ilvl="7">
       <w:start w:val="1"/>
-      <w:numFmt w:val="bullet"/>
-      <w:lvlText w:val="○"/>
+      <w:numFmt w:val="lowerLetter"/>
+      <w:lvlText w:val="%8."/>
       <w:lvlJc w:val="left"/>
       <w:pPr>
         <w:ind w:left="5760" w:hanging="360"/>
@@ -7126,8 +10102,8 @@
     </w:lvl>
     <w:lvl w:ilvl="8">
       <w:start w:val="1"/>
-      <w:numFmt w:val="bullet"/>
-      <w:lvlText w:val="■"/>
+      <w:numFmt w:val="lowerRoman"/>
+      <w:lvlText w:val="%9."/>
       <w:lvlJc w:val="left"/>
       <w:pPr>
         <w:ind w:left="6480" w:hanging="360"/>
@@ -7360,8 +10336,8 @@
   <w:abstractNum w:abstractNumId="7">
     <w:lvl w:ilvl="0">
       <w:start w:val="1"/>
-      <w:numFmt w:val="bullet"/>
-      <w:lvlText w:val="●"/>
+      <w:numFmt w:val="decimal"/>
+      <w:lvlText w:val="%1."/>
       <w:lvlJc w:val="left"/>
       <w:pPr>
         <w:ind w:left="720" w:hanging="360"/>
@@ -7372,8 +10348,8 @@
     </w:lvl>
     <w:lvl w:ilvl="1">
       <w:start w:val="1"/>
-      <w:numFmt w:val="bullet"/>
-      <w:lvlText w:val="○"/>
+      <w:numFmt w:val="lowerLetter"/>
+      <w:lvlText w:val="%2."/>
       <w:lvlJc w:val="left"/>
       <w:pPr>
         <w:ind w:left="1440" w:hanging="360"/>
@@ -7384,8 +10360,8 @@
     </w:lvl>
     <w:lvl w:ilvl="2">
       <w:start w:val="1"/>
-      <w:numFmt w:val="bullet"/>
-      <w:lvlText w:val="■"/>
+      <w:numFmt w:val="lowerRoman"/>
+      <w:lvlText w:val="%3."/>
       <w:lvlJc w:val="left"/>
       <w:pPr>
         <w:ind w:left="2160" w:hanging="360"/>
@@ -7396,8 +10372,8 @@
     </w:lvl>
     <w:lvl w:ilvl="3">
       <w:start w:val="1"/>
-      <w:numFmt w:val="bullet"/>
-      <w:lvlText w:val="●"/>
+      <w:numFmt w:val="decimal"/>
+      <w:lvlText w:val="%4."/>
       <w:lvlJc w:val="left"/>
       <w:pPr>
         <w:ind w:left="2880" w:hanging="360"/>
@@ -7408,8 +10384,8 @@
     </w:lvl>
     <w:lvl w:ilvl="4">
       <w:start w:val="1"/>
-      <w:numFmt w:val="bullet"/>
-      <w:lvlText w:val="○"/>
+      <w:numFmt w:val="lowerLetter"/>
+      <w:lvlText w:val="%5."/>
       <w:lvlJc w:val="left"/>
       <w:pPr>
         <w:ind w:left="3600" w:hanging="360"/>
@@ -7420,8 +10396,8 @@
     </w:lvl>
     <w:lvl w:ilvl="5">
       <w:start w:val="1"/>
-      <w:numFmt w:val="bullet"/>
-      <w:lvlText w:val="■"/>
+      <w:numFmt w:val="lowerRoman"/>
+      <w:lvlText w:val="%6."/>
       <w:lvlJc w:val="left"/>
       <w:pPr>
         <w:ind w:left="4320" w:hanging="360"/>
@@ -7432,8 +10408,8 @@
     </w:lvl>
     <w:lvl w:ilvl="6">
       <w:start w:val="1"/>
-      <w:numFmt w:val="bullet"/>
-      <w:lvlText w:val="●"/>
+      <w:numFmt w:val="decimal"/>
+      <w:lvlText w:val="%7."/>
       <w:lvlJc w:val="left"/>
       <w:pPr>
         <w:ind w:left="5040" w:hanging="360"/>
@@ -7444,8 +10420,8 @@
     </w:lvl>
     <w:lvl w:ilvl="7">
       <w:start w:val="1"/>
-      <w:numFmt w:val="bullet"/>
-      <w:lvlText w:val="○"/>
+      <w:numFmt w:val="lowerLetter"/>
+      <w:lvlText w:val="%8."/>
       <w:lvlJc w:val="left"/>
       <w:pPr>
         <w:ind w:left="5760" w:hanging="360"/>
@@ -7456,8 +10432,8 @@
     </w:lvl>
     <w:lvl w:ilvl="8">
       <w:start w:val="1"/>
-      <w:numFmt w:val="bullet"/>
-      <w:lvlText w:val="■"/>
+      <w:numFmt w:val="lowerRoman"/>
+      <w:lvlText w:val="%9."/>
       <w:lvlJc w:val="left"/>
       <w:pPr>
         <w:ind w:left="6480" w:hanging="360"/>
@@ -7470,8 +10446,8 @@
   <w:abstractNum w:abstractNumId="8">
     <w:lvl w:ilvl="0">
       <w:start w:val="1"/>
-      <w:numFmt w:val="decimal"/>
-      <w:lvlText w:val="%1."/>
+      <w:numFmt w:val="bullet"/>
+      <w:lvlText w:val="●"/>
       <w:lvlJc w:val="left"/>
       <w:pPr>
         <w:ind w:left="720" w:hanging="360"/>
@@ -7482,8 +10458,8 @@
     </w:lvl>
     <w:lvl w:ilvl="1">
       <w:start w:val="1"/>
-      <w:numFmt w:val="lowerLetter"/>
-      <w:lvlText w:val="%2."/>
+      <w:numFmt w:val="bullet"/>
+      <w:lvlText w:val="○"/>
       <w:lvlJc w:val="left"/>
       <w:pPr>
         <w:ind w:left="1440" w:hanging="360"/>
@@ -7494,8 +10470,8 @@
     </w:lvl>
     <w:lvl w:ilvl="2">
       <w:start w:val="1"/>
-      <w:numFmt w:val="lowerRoman"/>
-      <w:lvlText w:val="%3."/>
+      <w:numFmt w:val="bullet"/>
+      <w:lvlText w:val="■"/>
       <w:lvlJc w:val="left"/>
       <w:pPr>
         <w:ind w:left="2160" w:hanging="360"/>
@@ -7506,8 +10482,8 @@
     </w:lvl>
     <w:lvl w:ilvl="3">
       <w:start w:val="1"/>
-      <w:numFmt w:val="decimal"/>
-      <w:lvlText w:val="%4."/>
+      <w:numFmt w:val="bullet"/>
+      <w:lvlText w:val="●"/>
       <w:lvlJc w:val="left"/>
       <w:pPr>
         <w:ind w:left="2880" w:hanging="360"/>
@@ -7518,8 +10494,8 @@
     </w:lvl>
     <w:lvl w:ilvl="4">
       <w:start w:val="1"/>
-      <w:numFmt w:val="lowerLetter"/>
-      <w:lvlText w:val="%5."/>
+      <w:numFmt w:val="bullet"/>
+      <w:lvlText w:val="○"/>
       <w:lvlJc w:val="left"/>
       <w:pPr>
         <w:ind w:left="3600" w:hanging="360"/>
@@ -7530,8 +10506,8 @@
     </w:lvl>
     <w:lvl w:ilvl="5">
       <w:start w:val="1"/>
-      <w:numFmt w:val="lowerRoman"/>
-      <w:lvlText w:val="%6."/>
+      <w:numFmt w:val="bullet"/>
+      <w:lvlText w:val="■"/>
       <w:lvlJc w:val="left"/>
       <w:pPr>
         <w:ind w:left="4320" w:hanging="360"/>
@@ -7542,8 +10518,8 @@
     </w:lvl>
     <w:lvl w:ilvl="6">
       <w:start w:val="1"/>
-      <w:numFmt w:val="decimal"/>
-      <w:lvlText w:val="%7."/>
+      <w:numFmt w:val="bullet"/>
+      <w:lvlText w:val="●"/>
       <w:lvlJc w:val="left"/>
       <w:pPr>
         <w:ind w:left="5040" w:hanging="360"/>
@@ -7554,8 +10530,8 @@
     </w:lvl>
     <w:lvl w:ilvl="7">
       <w:start w:val="1"/>
-      <w:numFmt w:val="lowerLetter"/>
-      <w:lvlText w:val="%8."/>
+      <w:numFmt w:val="bullet"/>
+      <w:lvlText w:val="○"/>
       <w:lvlJc w:val="left"/>
       <w:pPr>
         <w:ind w:left="5760" w:hanging="360"/>
@@ -7566,8 +10542,8 @@
     </w:lvl>
     <w:lvl w:ilvl="8">
       <w:start w:val="1"/>
-      <w:numFmt w:val="lowerRoman"/>
-      <w:lvlText w:val="%9."/>
+      <w:numFmt w:val="bullet"/>
+      <w:lvlText w:val="■"/>
       <w:lvlJc w:val="left"/>
       <w:pPr>
         <w:ind w:left="6480" w:hanging="360"/>
@@ -7910,8 +10886,8 @@
   <w:abstractNum w:abstractNumId="12">
     <w:lvl w:ilvl="0">
       <w:start w:val="1"/>
-      <w:numFmt w:val="bullet"/>
-      <w:lvlText w:val="●"/>
+      <w:numFmt w:val="decimal"/>
+      <w:lvlText w:val="%1."/>
       <w:lvlJc w:val="left"/>
       <w:pPr>
         <w:ind w:left="720" w:hanging="360"/>
@@ -7922,8 +10898,8 @@
     </w:lvl>
     <w:lvl w:ilvl="1">
       <w:start w:val="1"/>
-      <w:numFmt w:val="bullet"/>
-      <w:lvlText w:val="○"/>
+      <w:numFmt w:val="lowerLetter"/>
+      <w:lvlText w:val="%2."/>
       <w:lvlJc w:val="left"/>
       <w:pPr>
         <w:ind w:left="1440" w:hanging="360"/>
@@ -7934,8 +10910,8 @@
     </w:lvl>
     <w:lvl w:ilvl="2">
       <w:start w:val="1"/>
-      <w:numFmt w:val="bullet"/>
-      <w:lvlText w:val="■"/>
+      <w:numFmt w:val="lowerRoman"/>
+      <w:lvlText w:val="%3."/>
       <w:lvlJc w:val="left"/>
       <w:pPr>
         <w:ind w:left="2160" w:hanging="360"/>
@@ -7946,8 +10922,8 @@
     </w:lvl>
     <w:lvl w:ilvl="3">
       <w:start w:val="1"/>
-      <w:numFmt w:val="bullet"/>
-      <w:lvlText w:val="●"/>
+      <w:numFmt w:val="decimal"/>
+      <w:lvlText w:val="%4."/>
       <w:lvlJc w:val="left"/>
       <w:pPr>
         <w:ind w:left="2880" w:hanging="360"/>
@@ -7958,8 +10934,8 @@
     </w:lvl>
     <w:lvl w:ilvl="4">
       <w:start w:val="1"/>
-      <w:numFmt w:val="bullet"/>
-      <w:lvlText w:val="○"/>
+      <w:numFmt w:val="lowerLetter"/>
+      <w:lvlText w:val="%5."/>
       <w:lvlJc w:val="left"/>
       <w:pPr>
         <w:ind w:left="3600" w:hanging="360"/>
@@ -7970,8 +10946,8 @@
     </w:lvl>
     <w:lvl w:ilvl="5">
       <w:start w:val="1"/>
-      <w:numFmt w:val="bullet"/>
-      <w:lvlText w:val="■"/>
+      <w:numFmt w:val="lowerRoman"/>
+      <w:lvlText w:val="%6."/>
       <w:lvlJc w:val="left"/>
       <w:pPr>
         <w:ind w:left="4320" w:hanging="360"/>
@@ -7982,8 +10958,8 @@
     </w:lvl>
     <w:lvl w:ilvl="6">
       <w:start w:val="1"/>
-      <w:numFmt w:val="bullet"/>
-      <w:lvlText w:val="●"/>
+      <w:numFmt w:val="decimal"/>
+      <w:lvlText w:val="%7."/>
       <w:lvlJc w:val="left"/>
       <w:pPr>
         <w:ind w:left="5040" w:hanging="360"/>
@@ -7994,8 +10970,8 @@
     </w:lvl>
     <w:lvl w:ilvl="7">
       <w:start w:val="1"/>
-      <w:numFmt w:val="bullet"/>
-      <w:lvlText w:val="○"/>
+      <w:numFmt w:val="lowerLetter"/>
+      <w:lvlText w:val="%8."/>
       <w:lvlJc w:val="left"/>
       <w:pPr>
         <w:ind w:left="5760" w:hanging="360"/>
@@ -8006,8 +10982,8 @@
     </w:lvl>
     <w:lvl w:ilvl="8">
       <w:start w:val="1"/>
-      <w:numFmt w:val="bullet"/>
-      <w:lvlText w:val="■"/>
+      <w:numFmt w:val="lowerRoman"/>
+      <w:lvlText w:val="%9."/>
       <w:lvlJc w:val="left"/>
       <w:pPr>
         <w:ind w:left="6480" w:hanging="360"/>
@@ -8020,8 +10996,8 @@
   <w:abstractNum w:abstractNumId="13">
     <w:lvl w:ilvl="0">
       <w:start w:val="1"/>
-      <w:numFmt w:val="decimal"/>
-      <w:lvlText w:val="%1."/>
+      <w:numFmt w:val="bullet"/>
+      <w:lvlText w:val="●"/>
       <w:lvlJc w:val="left"/>
       <w:pPr>
         <w:ind w:left="720" w:hanging="360"/>
@@ -8032,8 +11008,8 @@
     </w:lvl>
     <w:lvl w:ilvl="1">
       <w:start w:val="1"/>
-      <w:numFmt w:val="lowerLetter"/>
-      <w:lvlText w:val="%2."/>
+      <w:numFmt w:val="bullet"/>
+      <w:lvlText w:val="○"/>
       <w:lvlJc w:val="left"/>
       <w:pPr>
         <w:ind w:left="1440" w:hanging="360"/>
@@ -8044,8 +11020,8 @@
     </w:lvl>
     <w:lvl w:ilvl="2">
       <w:start w:val="1"/>
-      <w:numFmt w:val="lowerRoman"/>
-      <w:lvlText w:val="%3."/>
+      <w:numFmt w:val="bullet"/>
+      <w:lvlText w:val="■"/>
       <w:lvlJc w:val="left"/>
       <w:pPr>
         <w:ind w:left="2160" w:hanging="360"/>
@@ -8056,8 +11032,8 @@
     </w:lvl>
     <w:lvl w:ilvl="3">
       <w:start w:val="1"/>
-      <w:numFmt w:val="decimal"/>
-      <w:lvlText w:val="%4."/>
+      <w:numFmt w:val="bullet"/>
+      <w:lvlText w:val="●"/>
       <w:lvlJc w:val="left"/>
       <w:pPr>
         <w:ind w:left="2880" w:hanging="360"/>
@@ -8068,8 +11044,8 @@
     </w:lvl>
     <w:lvl w:ilvl="4">
       <w:start w:val="1"/>
-      <w:numFmt w:val="lowerLetter"/>
-      <w:lvlText w:val="%5."/>
+      <w:numFmt w:val="bullet"/>
+      <w:lvlText w:val="○"/>
       <w:lvlJc w:val="left"/>
       <w:pPr>
         <w:ind w:left="3600" w:hanging="360"/>
@@ -8080,8 +11056,8 @@
     </w:lvl>
     <w:lvl w:ilvl="5">
       <w:start w:val="1"/>
-      <w:numFmt w:val="lowerRoman"/>
-      <w:lvlText w:val="%6."/>
+      <w:numFmt w:val="bullet"/>
+      <w:lvlText w:val="■"/>
       <w:lvlJc w:val="left"/>
       <w:pPr>
         <w:ind w:left="4320" w:hanging="360"/>
@@ -8092,8 +11068,8 @@
     </w:lvl>
     <w:lvl w:ilvl="6">
       <w:start w:val="1"/>
-      <w:numFmt w:val="decimal"/>
-      <w:lvlText w:val="%7."/>
+      <w:numFmt w:val="bullet"/>
+      <w:lvlText w:val="●"/>
       <w:lvlJc w:val="left"/>
       <w:pPr>
         <w:ind w:left="5040" w:hanging="360"/>
@@ -8104,8 +11080,8 @@
     </w:lvl>
     <w:lvl w:ilvl="7">
       <w:start w:val="1"/>
-      <w:numFmt w:val="lowerLetter"/>
-      <w:lvlText w:val="%8."/>
+      <w:numFmt w:val="bullet"/>
+      <w:lvlText w:val="○"/>
       <w:lvlJc w:val="left"/>
       <w:pPr>
         <w:ind w:left="5760" w:hanging="360"/>
@@ -8116,8 +11092,8 @@
     </w:lvl>
     <w:lvl w:ilvl="8">
       <w:start w:val="1"/>
-      <w:numFmt w:val="lowerRoman"/>
-      <w:lvlText w:val="%9."/>
+      <w:numFmt w:val="bullet"/>
+      <w:lvlText w:val="■"/>
       <w:lvlJc w:val="left"/>
       <w:pPr>
         <w:ind w:left="6480" w:hanging="360"/>
@@ -8130,8 +11106,8 @@
   <w:abstractNum w:abstractNumId="14">
     <w:lvl w:ilvl="0">
       <w:start w:val="1"/>
-      <w:numFmt w:val="decimal"/>
-      <w:lvlText w:val="%1."/>
+      <w:numFmt w:val="bullet"/>
+      <w:lvlText w:val="●"/>
       <w:lvlJc w:val="left"/>
       <w:pPr>
         <w:ind w:left="720" w:hanging="360"/>
@@ -8142,8 +11118,8 @@
     </w:lvl>
     <w:lvl w:ilvl="1">
       <w:start w:val="1"/>
-      <w:numFmt w:val="lowerLetter"/>
-      <w:lvlText w:val="%2."/>
+      <w:numFmt w:val="bullet"/>
+      <w:lvlText w:val="○"/>
       <w:lvlJc w:val="left"/>
       <w:pPr>
         <w:ind w:left="1440" w:hanging="360"/>
@@ -8154,8 +11130,8 @@
     </w:lvl>
     <w:lvl w:ilvl="2">
       <w:start w:val="1"/>
-      <w:numFmt w:val="lowerRoman"/>
-      <w:lvlText w:val="%3."/>
+      <w:numFmt w:val="bullet"/>
+      <w:lvlText w:val="■"/>
       <w:lvlJc w:val="left"/>
       <w:pPr>
         <w:ind w:left="2160" w:hanging="360"/>
@@ -8166,8 +11142,8 @@
     </w:lvl>
     <w:lvl w:ilvl="3">
       <w:start w:val="1"/>
-      <w:numFmt w:val="decimal"/>
-      <w:lvlText w:val="%4."/>
+      <w:numFmt w:val="bullet"/>
+      <w:lvlText w:val="●"/>
       <w:lvlJc w:val="left"/>
       <w:pPr>
         <w:ind w:left="2880" w:hanging="360"/>
@@ -8178,8 +11154,8 @@
     </w:lvl>
     <w:lvl w:ilvl="4">
       <w:start w:val="1"/>
-      <w:numFmt w:val="lowerLetter"/>
-      <w:lvlText w:val="%5."/>
+      <w:numFmt w:val="bullet"/>
+      <w:lvlText w:val="○"/>
       <w:lvlJc w:val="left"/>
       <w:pPr>
         <w:ind w:left="3600" w:hanging="360"/>
@@ -8190,8 +11166,8 @@
     </w:lvl>
     <w:lvl w:ilvl="5">
       <w:start w:val="1"/>
-      <w:numFmt w:val="lowerRoman"/>
-      <w:lvlText w:val="%6."/>
+      <w:numFmt w:val="bullet"/>
+      <w:lvlText w:val="■"/>
       <w:lvlJc w:val="left"/>
       <w:pPr>
         <w:ind w:left="4320" w:hanging="360"/>
@@ -8202,8 +11178,8 @@
     </w:lvl>
     <w:lvl w:ilvl="6">
       <w:start w:val="1"/>
-      <w:numFmt w:val="decimal"/>
-      <w:lvlText w:val="%7."/>
+      <w:numFmt w:val="bullet"/>
+      <w:lvlText w:val="●"/>
       <w:lvlJc w:val="left"/>
       <w:pPr>
         <w:ind w:left="5040" w:hanging="360"/>
@@ -8214,8 +11190,8 @@
     </w:lvl>
     <w:lvl w:ilvl="7">
       <w:start w:val="1"/>
-      <w:numFmt w:val="lowerLetter"/>
-      <w:lvlText w:val="%8."/>
+      <w:numFmt w:val="bullet"/>
+      <w:lvlText w:val="○"/>
       <w:lvlJc w:val="left"/>
       <w:pPr>
         <w:ind w:left="5760" w:hanging="360"/>
@@ -8226,8 +11202,8 @@
     </w:lvl>
     <w:lvl w:ilvl="8">
       <w:start w:val="1"/>
-      <w:numFmt w:val="lowerRoman"/>
-      <w:lvlText w:val="%9."/>
+      <w:numFmt w:val="bullet"/>
+      <w:lvlText w:val="■"/>
       <w:lvlJc w:val="left"/>
       <w:pPr>
         <w:ind w:left="6480" w:hanging="360"/>
@@ -8460,8 +11436,8 @@
   <w:abstractNum w:abstractNumId="17">
     <w:lvl w:ilvl="0">
       <w:start w:val="1"/>
-      <w:numFmt w:val="bullet"/>
-      <w:lvlText w:val="●"/>
+      <w:numFmt w:val="decimal"/>
+      <w:lvlText w:val="%1."/>
       <w:lvlJc w:val="left"/>
       <w:pPr>
         <w:ind w:left="720" w:hanging="360"/>
@@ -8472,8 +11448,8 @@
     </w:lvl>
     <w:lvl w:ilvl="1">
       <w:start w:val="1"/>
-      <w:numFmt w:val="bullet"/>
-      <w:lvlText w:val="○"/>
+      <w:numFmt w:val="lowerLetter"/>
+      <w:lvlText w:val="%2."/>
       <w:lvlJc w:val="left"/>
       <w:pPr>
         <w:ind w:left="1440" w:hanging="360"/>
@@ -8484,8 +11460,8 @@
     </w:lvl>
     <w:lvl w:ilvl="2">
       <w:start w:val="1"/>
-      <w:numFmt w:val="bullet"/>
-      <w:lvlText w:val="■"/>
+      <w:numFmt w:val="lowerRoman"/>
+      <w:lvlText w:val="%3."/>
       <w:lvlJc w:val="left"/>
       <w:pPr>
         <w:ind w:left="2160" w:hanging="360"/>
@@ -8496,8 +11472,8 @@
     </w:lvl>
     <w:lvl w:ilvl="3">
       <w:start w:val="1"/>
-      <w:numFmt w:val="bullet"/>
-      <w:lvlText w:val="●"/>
+      <w:numFmt w:val="decimal"/>
+      <w:lvlText w:val="%4."/>
       <w:lvlJc w:val="left"/>
       <w:pPr>
         <w:ind w:left="2880" w:hanging="360"/>
@@ -8508,8 +11484,8 @@
     </w:lvl>
     <w:lvl w:ilvl="4">
       <w:start w:val="1"/>
-      <w:numFmt w:val="bullet"/>
-      <w:lvlText w:val="○"/>
+      <w:numFmt w:val="lowerLetter"/>
+      <w:lvlText w:val="%5."/>
       <w:lvlJc w:val="left"/>
       <w:pPr>
         <w:ind w:left="3600" w:hanging="360"/>
@@ -8520,8 +11496,8 @@
     </w:lvl>
     <w:lvl w:ilvl="5">
       <w:start w:val="1"/>
-      <w:numFmt w:val="bullet"/>
-      <w:lvlText w:val="■"/>
+      <w:numFmt w:val="lowerRoman"/>
+      <w:lvlText w:val="%6."/>
       <w:lvlJc w:val="left"/>
       <w:pPr>
         <w:ind w:left="4320" w:hanging="360"/>
@@ -8532,8 +11508,8 @@
     </w:lvl>
     <w:lvl w:ilvl="6">
       <w:start w:val="1"/>
-      <w:numFmt w:val="bullet"/>
-      <w:lvlText w:val="●"/>
+      <w:numFmt w:val="decimal"/>
+      <w:lvlText w:val="%7."/>
       <w:lvlJc w:val="left"/>
       <w:pPr>
         <w:ind w:left="5040" w:hanging="360"/>
@@ -8544,8 +11520,8 @@
     </w:lvl>
     <w:lvl w:ilvl="7">
       <w:start w:val="1"/>
-      <w:numFmt w:val="bullet"/>
-      <w:lvlText w:val="○"/>
+      <w:numFmt w:val="lowerLetter"/>
+      <w:lvlText w:val="%8."/>
       <w:lvlJc w:val="left"/>
       <w:pPr>
         <w:ind w:left="5760" w:hanging="360"/>
@@ -8556,8 +11532,8 @@
     </w:lvl>
     <w:lvl w:ilvl="8">
       <w:start w:val="1"/>
-      <w:numFmt w:val="bullet"/>
-      <w:lvlText w:val="■"/>
+      <w:numFmt w:val="lowerRoman"/>
+      <w:lvlText w:val="%9."/>
       <w:lvlJc w:val="left"/>
       <w:pPr>
         <w:ind w:left="6480" w:hanging="360"/>
@@ -8570,8 +11546,8 @@
   <w:abstractNum w:abstractNumId="18">
     <w:lvl w:ilvl="0">
       <w:start w:val="1"/>
-      <w:numFmt w:val="decimal"/>
-      <w:lvlText w:val="%1."/>
+      <w:numFmt w:val="bullet"/>
+      <w:lvlText w:val="●"/>
       <w:lvlJc w:val="left"/>
       <w:pPr>
         <w:ind w:left="720" w:hanging="360"/>
@@ -8582,8 +11558,8 @@
     </w:lvl>
     <w:lvl w:ilvl="1">
       <w:start w:val="1"/>
-      <w:numFmt w:val="lowerLetter"/>
-      <w:lvlText w:val="%2."/>
+      <w:numFmt w:val="bullet"/>
+      <w:lvlText w:val="○"/>
       <w:lvlJc w:val="left"/>
       <w:pPr>
         <w:ind w:left="1440" w:hanging="360"/>
@@ -8594,8 +11570,8 @@
     </w:lvl>
     <w:lvl w:ilvl="2">
       <w:start w:val="1"/>
-      <w:numFmt w:val="lowerRoman"/>
-      <w:lvlText w:val="%3."/>
+      <w:numFmt w:val="bullet"/>
+      <w:lvlText w:val="■"/>
       <w:lvlJc w:val="left"/>
       <w:pPr>
         <w:ind w:left="2160" w:hanging="360"/>
@@ -8606,8 +11582,8 @@
     </w:lvl>
     <w:lvl w:ilvl="3">
       <w:start w:val="1"/>
-      <w:numFmt w:val="decimal"/>
-      <w:lvlText w:val="%4."/>
+      <w:numFmt w:val="bullet"/>
+      <w:lvlText w:val="●"/>
       <w:lvlJc w:val="left"/>
       <w:pPr>
         <w:ind w:left="2880" w:hanging="360"/>
@@ -8618,8 +11594,8 @@
     </w:lvl>
     <w:lvl w:ilvl="4">
       <w:start w:val="1"/>
-      <w:numFmt w:val="lowerLetter"/>
-      <w:lvlText w:val="%5."/>
+      <w:numFmt w:val="bullet"/>
+      <w:lvlText w:val="○"/>
       <w:lvlJc w:val="left"/>
       <w:pPr>
         <w:ind w:left="3600" w:hanging="360"/>
@@ -8630,8 +11606,8 @@
     </w:lvl>
     <w:lvl w:ilvl="5">
       <w:start w:val="1"/>
-      <w:numFmt w:val="lowerRoman"/>
-      <w:lvlText w:val="%6."/>
+      <w:numFmt w:val="bullet"/>
+      <w:lvlText w:val="■"/>
       <w:lvlJc w:val="left"/>
       <w:pPr>
         <w:ind w:left="4320" w:hanging="360"/>
@@ -8642,8 +11618,8 @@
     </w:lvl>
     <w:lvl w:ilvl="6">
       <w:start w:val="1"/>
-      <w:numFmt w:val="decimal"/>
-      <w:lvlText w:val="%7."/>
+      <w:numFmt w:val="bullet"/>
+      <w:lvlText w:val="●"/>
       <w:lvlJc w:val="left"/>
       <w:pPr>
         <w:ind w:left="5040" w:hanging="360"/>
@@ -8654,8 +11630,8 @@
     </w:lvl>
     <w:lvl w:ilvl="7">
       <w:start w:val="1"/>
-      <w:numFmt w:val="lowerLetter"/>
-      <w:lvlText w:val="%8."/>
+      <w:numFmt w:val="bullet"/>
+      <w:lvlText w:val="○"/>
       <w:lvlJc w:val="left"/>
       <w:pPr>
         <w:ind w:left="5760" w:hanging="360"/>
@@ -8666,8 +11642,8 @@
     </w:lvl>
     <w:lvl w:ilvl="8">
       <w:start w:val="1"/>
-      <w:numFmt w:val="lowerRoman"/>
-      <w:lvlText w:val="%9."/>
+      <w:numFmt w:val="bullet"/>
+      <w:lvlText w:val="■"/>
       <w:lvlJc w:val="left"/>
       <w:pPr>
         <w:ind w:left="6480" w:hanging="360"/>
@@ -8898,6 +11874,886 @@
     </w:lvl>
   </w:abstractNum>
   <w:abstractNum w:abstractNumId="21">
+    <w:lvl w:ilvl="0">
+      <w:start w:val="1"/>
+      <w:numFmt w:val="bullet"/>
+      <w:lvlText w:val="●"/>
+      <w:lvlJc w:val="left"/>
+      <w:pPr>
+        <w:ind w:left="720" w:hanging="360"/>
+      </w:pPr>
+      <w:rPr>
+        <w:u w:val="none"/>
+      </w:rPr>
+    </w:lvl>
+    <w:lvl w:ilvl="1">
+      <w:start w:val="1"/>
+      <w:numFmt w:val="bullet"/>
+      <w:lvlText w:val="○"/>
+      <w:lvlJc w:val="left"/>
+      <w:pPr>
+        <w:ind w:left="1440" w:hanging="360"/>
+      </w:pPr>
+      <w:rPr>
+        <w:u w:val="none"/>
+      </w:rPr>
+    </w:lvl>
+    <w:lvl w:ilvl="2">
+      <w:start w:val="1"/>
+      <w:numFmt w:val="bullet"/>
+      <w:lvlText w:val="■"/>
+      <w:lvlJc w:val="left"/>
+      <w:pPr>
+        <w:ind w:left="2160" w:hanging="360"/>
+      </w:pPr>
+      <w:rPr>
+        <w:u w:val="none"/>
+      </w:rPr>
+    </w:lvl>
+    <w:lvl w:ilvl="3">
+      <w:start w:val="1"/>
+      <w:numFmt w:val="bullet"/>
+      <w:lvlText w:val="●"/>
+      <w:lvlJc w:val="left"/>
+      <w:pPr>
+        <w:ind w:left="2880" w:hanging="360"/>
+      </w:pPr>
+      <w:rPr>
+        <w:u w:val="none"/>
+      </w:rPr>
+    </w:lvl>
+    <w:lvl w:ilvl="4">
+      <w:start w:val="1"/>
+      <w:numFmt w:val="bullet"/>
+      <w:lvlText w:val="○"/>
+      <w:lvlJc w:val="left"/>
+      <w:pPr>
+        <w:ind w:left="3600" w:hanging="360"/>
+      </w:pPr>
+      <w:rPr>
+        <w:u w:val="none"/>
+      </w:rPr>
+    </w:lvl>
+    <w:lvl w:ilvl="5">
+      <w:start w:val="1"/>
+      <w:numFmt w:val="bullet"/>
+      <w:lvlText w:val="■"/>
+      <w:lvlJc w:val="left"/>
+      <w:pPr>
+        <w:ind w:left="4320" w:hanging="360"/>
+      </w:pPr>
+      <w:rPr>
+        <w:u w:val="none"/>
+      </w:rPr>
+    </w:lvl>
+    <w:lvl w:ilvl="6">
+      <w:start w:val="1"/>
+      <w:numFmt w:val="bullet"/>
+      <w:lvlText w:val="●"/>
+      <w:lvlJc w:val="left"/>
+      <w:pPr>
+        <w:ind w:left="5040" w:hanging="360"/>
+      </w:pPr>
+      <w:rPr>
+        <w:u w:val="none"/>
+      </w:rPr>
+    </w:lvl>
+    <w:lvl w:ilvl="7">
+      <w:start w:val="1"/>
+      <w:numFmt w:val="bullet"/>
+      <w:lvlText w:val="○"/>
+      <w:lvlJc w:val="left"/>
+      <w:pPr>
+        <w:ind w:left="5760" w:hanging="360"/>
+      </w:pPr>
+      <w:rPr>
+        <w:u w:val="none"/>
+      </w:rPr>
+    </w:lvl>
+    <w:lvl w:ilvl="8">
+      <w:start w:val="1"/>
+      <w:numFmt w:val="bullet"/>
+      <w:lvlText w:val="■"/>
+      <w:lvlJc w:val="left"/>
+      <w:pPr>
+        <w:ind w:left="6480" w:hanging="360"/>
+      </w:pPr>
+      <w:rPr>
+        <w:u w:val="none"/>
+      </w:rPr>
+    </w:lvl>
+  </w:abstractNum>
+  <w:abstractNum w:abstractNumId="22">
+    <w:lvl w:ilvl="0">
+      <w:start w:val="1"/>
+      <w:numFmt w:val="bullet"/>
+      <w:lvlText w:val="●"/>
+      <w:lvlJc w:val="left"/>
+      <w:pPr>
+        <w:ind w:left="720" w:hanging="360"/>
+      </w:pPr>
+      <w:rPr>
+        <w:u w:val="none"/>
+      </w:rPr>
+    </w:lvl>
+    <w:lvl w:ilvl="1">
+      <w:start w:val="1"/>
+      <w:numFmt w:val="bullet"/>
+      <w:lvlText w:val="○"/>
+      <w:lvlJc w:val="left"/>
+      <w:pPr>
+        <w:ind w:left="1440" w:hanging="360"/>
+      </w:pPr>
+      <w:rPr>
+        <w:u w:val="none"/>
+      </w:rPr>
+    </w:lvl>
+    <w:lvl w:ilvl="2">
+      <w:start w:val="1"/>
+      <w:numFmt w:val="bullet"/>
+      <w:lvlText w:val="■"/>
+      <w:lvlJc w:val="left"/>
+      <w:pPr>
+        <w:ind w:left="2160" w:hanging="360"/>
+      </w:pPr>
+      <w:rPr>
+        <w:u w:val="none"/>
+      </w:rPr>
+    </w:lvl>
+    <w:lvl w:ilvl="3">
+      <w:start w:val="1"/>
+      <w:numFmt w:val="bullet"/>
+      <w:lvlText w:val="●"/>
+      <w:lvlJc w:val="left"/>
+      <w:pPr>
+        <w:ind w:left="2880" w:hanging="360"/>
+      </w:pPr>
+      <w:rPr>
+        <w:u w:val="none"/>
+      </w:rPr>
+    </w:lvl>
+    <w:lvl w:ilvl="4">
+      <w:start w:val="1"/>
+      <w:numFmt w:val="bullet"/>
+      <w:lvlText w:val="○"/>
+      <w:lvlJc w:val="left"/>
+      <w:pPr>
+        <w:ind w:left="3600" w:hanging="360"/>
+      </w:pPr>
+      <w:rPr>
+        <w:u w:val="none"/>
+      </w:rPr>
+    </w:lvl>
+    <w:lvl w:ilvl="5">
+      <w:start w:val="1"/>
+      <w:numFmt w:val="bullet"/>
+      <w:lvlText w:val="■"/>
+      <w:lvlJc w:val="left"/>
+      <w:pPr>
+        <w:ind w:left="4320" w:hanging="360"/>
+      </w:pPr>
+      <w:rPr>
+        <w:u w:val="none"/>
+      </w:rPr>
+    </w:lvl>
+    <w:lvl w:ilvl="6">
+      <w:start w:val="1"/>
+      <w:numFmt w:val="bullet"/>
+      <w:lvlText w:val="●"/>
+      <w:lvlJc w:val="left"/>
+      <w:pPr>
+        <w:ind w:left="5040" w:hanging="360"/>
+      </w:pPr>
+      <w:rPr>
+        <w:u w:val="none"/>
+      </w:rPr>
+    </w:lvl>
+    <w:lvl w:ilvl="7">
+      <w:start w:val="1"/>
+      <w:numFmt w:val="bullet"/>
+      <w:lvlText w:val="○"/>
+      <w:lvlJc w:val="left"/>
+      <w:pPr>
+        <w:ind w:left="5760" w:hanging="360"/>
+      </w:pPr>
+      <w:rPr>
+        <w:u w:val="none"/>
+      </w:rPr>
+    </w:lvl>
+    <w:lvl w:ilvl="8">
+      <w:start w:val="1"/>
+      <w:numFmt w:val="bullet"/>
+      <w:lvlText w:val="■"/>
+      <w:lvlJc w:val="left"/>
+      <w:pPr>
+        <w:ind w:left="6480" w:hanging="360"/>
+      </w:pPr>
+      <w:rPr>
+        <w:u w:val="none"/>
+      </w:rPr>
+    </w:lvl>
+  </w:abstractNum>
+  <w:abstractNum w:abstractNumId="23">
+    <w:lvl w:ilvl="0">
+      <w:start w:val="1"/>
+      <w:numFmt w:val="bullet"/>
+      <w:lvlText w:val="●"/>
+      <w:lvlJc w:val="left"/>
+      <w:pPr>
+        <w:ind w:left="720" w:hanging="360"/>
+      </w:pPr>
+      <w:rPr>
+        <w:u w:val="none"/>
+      </w:rPr>
+    </w:lvl>
+    <w:lvl w:ilvl="1">
+      <w:start w:val="1"/>
+      <w:numFmt w:val="bullet"/>
+      <w:lvlText w:val="○"/>
+      <w:lvlJc w:val="left"/>
+      <w:pPr>
+        <w:ind w:left="1440" w:hanging="360"/>
+      </w:pPr>
+      <w:rPr>
+        <w:u w:val="none"/>
+      </w:rPr>
+    </w:lvl>
+    <w:lvl w:ilvl="2">
+      <w:start w:val="1"/>
+      <w:numFmt w:val="bullet"/>
+      <w:lvlText w:val="■"/>
+      <w:lvlJc w:val="left"/>
+      <w:pPr>
+        <w:ind w:left="2160" w:hanging="360"/>
+      </w:pPr>
+      <w:rPr>
+        <w:u w:val="none"/>
+      </w:rPr>
+    </w:lvl>
+    <w:lvl w:ilvl="3">
+      <w:start w:val="1"/>
+      <w:numFmt w:val="bullet"/>
+      <w:lvlText w:val="●"/>
+      <w:lvlJc w:val="left"/>
+      <w:pPr>
+        <w:ind w:left="2880" w:hanging="360"/>
+      </w:pPr>
+      <w:rPr>
+        <w:u w:val="none"/>
+      </w:rPr>
+    </w:lvl>
+    <w:lvl w:ilvl="4">
+      <w:start w:val="1"/>
+      <w:numFmt w:val="bullet"/>
+      <w:lvlText w:val="○"/>
+      <w:lvlJc w:val="left"/>
+      <w:pPr>
+        <w:ind w:left="3600" w:hanging="360"/>
+      </w:pPr>
+      <w:rPr>
+        <w:u w:val="none"/>
+      </w:rPr>
+    </w:lvl>
+    <w:lvl w:ilvl="5">
+      <w:start w:val="1"/>
+      <w:numFmt w:val="bullet"/>
+      <w:lvlText w:val="■"/>
+      <w:lvlJc w:val="left"/>
+      <w:pPr>
+        <w:ind w:left="4320" w:hanging="360"/>
+      </w:pPr>
+      <w:rPr>
+        <w:u w:val="none"/>
+      </w:rPr>
+    </w:lvl>
+    <w:lvl w:ilvl="6">
+      <w:start w:val="1"/>
+      <w:numFmt w:val="bullet"/>
+      <w:lvlText w:val="●"/>
+      <w:lvlJc w:val="left"/>
+      <w:pPr>
+        <w:ind w:left="5040" w:hanging="360"/>
+      </w:pPr>
+      <w:rPr>
+        <w:u w:val="none"/>
+      </w:rPr>
+    </w:lvl>
+    <w:lvl w:ilvl="7">
+      <w:start w:val="1"/>
+      <w:numFmt w:val="bullet"/>
+      <w:lvlText w:val="○"/>
+      <w:lvlJc w:val="left"/>
+      <w:pPr>
+        <w:ind w:left="5760" w:hanging="360"/>
+      </w:pPr>
+      <w:rPr>
+        <w:u w:val="none"/>
+      </w:rPr>
+    </w:lvl>
+    <w:lvl w:ilvl="8">
+      <w:start w:val="1"/>
+      <w:numFmt w:val="bullet"/>
+      <w:lvlText w:val="■"/>
+      <w:lvlJc w:val="left"/>
+      <w:pPr>
+        <w:ind w:left="6480" w:hanging="360"/>
+      </w:pPr>
+      <w:rPr>
+        <w:u w:val="none"/>
+      </w:rPr>
+    </w:lvl>
+  </w:abstractNum>
+  <w:abstractNum w:abstractNumId="24">
+    <w:lvl w:ilvl="0">
+      <w:start w:val="1"/>
+      <w:numFmt w:val="bullet"/>
+      <w:lvlText w:val="●"/>
+      <w:lvlJc w:val="left"/>
+      <w:pPr>
+        <w:ind w:left="720" w:hanging="360"/>
+      </w:pPr>
+      <w:rPr>
+        <w:u w:val="none"/>
+      </w:rPr>
+    </w:lvl>
+    <w:lvl w:ilvl="1">
+      <w:start w:val="1"/>
+      <w:numFmt w:val="bullet"/>
+      <w:lvlText w:val="○"/>
+      <w:lvlJc w:val="left"/>
+      <w:pPr>
+        <w:ind w:left="1440" w:hanging="360"/>
+      </w:pPr>
+      <w:rPr>
+        <w:u w:val="none"/>
+      </w:rPr>
+    </w:lvl>
+    <w:lvl w:ilvl="2">
+      <w:start w:val="1"/>
+      <w:numFmt w:val="bullet"/>
+      <w:lvlText w:val="■"/>
+      <w:lvlJc w:val="left"/>
+      <w:pPr>
+        <w:ind w:left="2160" w:hanging="360"/>
+      </w:pPr>
+      <w:rPr>
+        <w:u w:val="none"/>
+      </w:rPr>
+    </w:lvl>
+    <w:lvl w:ilvl="3">
+      <w:start w:val="1"/>
+      <w:numFmt w:val="bullet"/>
+      <w:lvlText w:val="●"/>
+      <w:lvlJc w:val="left"/>
+      <w:pPr>
+        <w:ind w:left="2880" w:hanging="360"/>
+      </w:pPr>
+      <w:rPr>
+        <w:u w:val="none"/>
+      </w:rPr>
+    </w:lvl>
+    <w:lvl w:ilvl="4">
+      <w:start w:val="1"/>
+      <w:numFmt w:val="bullet"/>
+      <w:lvlText w:val="○"/>
+      <w:lvlJc w:val="left"/>
+      <w:pPr>
+        <w:ind w:left="3600" w:hanging="360"/>
+      </w:pPr>
+      <w:rPr>
+        <w:u w:val="none"/>
+      </w:rPr>
+    </w:lvl>
+    <w:lvl w:ilvl="5">
+      <w:start w:val="1"/>
+      <w:numFmt w:val="bullet"/>
+      <w:lvlText w:val="■"/>
+      <w:lvlJc w:val="left"/>
+      <w:pPr>
+        <w:ind w:left="4320" w:hanging="360"/>
+      </w:pPr>
+      <w:rPr>
+        <w:u w:val="none"/>
+      </w:rPr>
+    </w:lvl>
+    <w:lvl w:ilvl="6">
+      <w:start w:val="1"/>
+      <w:numFmt w:val="bullet"/>
+      <w:lvlText w:val="●"/>
+      <w:lvlJc w:val="left"/>
+      <w:pPr>
+        <w:ind w:left="5040" w:hanging="360"/>
+      </w:pPr>
+      <w:rPr>
+        <w:u w:val="none"/>
+      </w:rPr>
+    </w:lvl>
+    <w:lvl w:ilvl="7">
+      <w:start w:val="1"/>
+      <w:numFmt w:val="bullet"/>
+      <w:lvlText w:val="○"/>
+      <w:lvlJc w:val="left"/>
+      <w:pPr>
+        <w:ind w:left="5760" w:hanging="360"/>
+      </w:pPr>
+      <w:rPr>
+        <w:u w:val="none"/>
+      </w:rPr>
+    </w:lvl>
+    <w:lvl w:ilvl="8">
+      <w:start w:val="1"/>
+      <w:numFmt w:val="bullet"/>
+      <w:lvlText w:val="■"/>
+      <w:lvlJc w:val="left"/>
+      <w:pPr>
+        <w:ind w:left="6480" w:hanging="360"/>
+      </w:pPr>
+      <w:rPr>
+        <w:u w:val="none"/>
+      </w:rPr>
+    </w:lvl>
+  </w:abstractNum>
+  <w:abstractNum w:abstractNumId="25">
+    <w:lvl w:ilvl="0">
+      <w:start w:val="1"/>
+      <w:numFmt w:val="decimal"/>
+      <w:lvlText w:val="%1."/>
+      <w:lvlJc w:val="left"/>
+      <w:pPr>
+        <w:ind w:left="720" w:hanging="360"/>
+      </w:pPr>
+      <w:rPr>
+        <w:u w:val="none"/>
+      </w:rPr>
+    </w:lvl>
+    <w:lvl w:ilvl="1">
+      <w:start w:val="1"/>
+      <w:numFmt w:val="lowerLetter"/>
+      <w:lvlText w:val="%2."/>
+      <w:lvlJc w:val="left"/>
+      <w:pPr>
+        <w:ind w:left="1440" w:hanging="360"/>
+      </w:pPr>
+      <w:rPr>
+        <w:u w:val="none"/>
+      </w:rPr>
+    </w:lvl>
+    <w:lvl w:ilvl="2">
+      <w:start w:val="1"/>
+      <w:numFmt w:val="lowerRoman"/>
+      <w:lvlText w:val="%3."/>
+      <w:lvlJc w:val="left"/>
+      <w:pPr>
+        <w:ind w:left="2160" w:hanging="360"/>
+      </w:pPr>
+      <w:rPr>
+        <w:u w:val="none"/>
+      </w:rPr>
+    </w:lvl>
+    <w:lvl w:ilvl="3">
+      <w:start w:val="1"/>
+      <w:numFmt w:val="decimal"/>
+      <w:lvlText w:val="%4."/>
+      <w:lvlJc w:val="left"/>
+      <w:pPr>
+        <w:ind w:left="2880" w:hanging="360"/>
+      </w:pPr>
+      <w:rPr>
+        <w:u w:val="none"/>
+      </w:rPr>
+    </w:lvl>
+    <w:lvl w:ilvl="4">
+      <w:start w:val="1"/>
+      <w:numFmt w:val="lowerLetter"/>
+      <w:lvlText w:val="%5."/>
+      <w:lvlJc w:val="left"/>
+      <w:pPr>
+        <w:ind w:left="3600" w:hanging="360"/>
+      </w:pPr>
+      <w:rPr>
+        <w:u w:val="none"/>
+      </w:rPr>
+    </w:lvl>
+    <w:lvl w:ilvl="5">
+      <w:start w:val="1"/>
+      <w:numFmt w:val="lowerRoman"/>
+      <w:lvlText w:val="%6."/>
+      <w:lvlJc w:val="left"/>
+      <w:pPr>
+        <w:ind w:left="4320" w:hanging="360"/>
+      </w:pPr>
+      <w:rPr>
+        <w:u w:val="none"/>
+      </w:rPr>
+    </w:lvl>
+    <w:lvl w:ilvl="6">
+      <w:start w:val="1"/>
+      <w:numFmt w:val="decimal"/>
+      <w:lvlText w:val="%7."/>
+      <w:lvlJc w:val="left"/>
+      <w:pPr>
+        <w:ind w:left="5040" w:hanging="360"/>
+      </w:pPr>
+      <w:rPr>
+        <w:u w:val="none"/>
+      </w:rPr>
+    </w:lvl>
+    <w:lvl w:ilvl="7">
+      <w:start w:val="1"/>
+      <w:numFmt w:val="lowerLetter"/>
+      <w:lvlText w:val="%8."/>
+      <w:lvlJc w:val="left"/>
+      <w:pPr>
+        <w:ind w:left="5760" w:hanging="360"/>
+      </w:pPr>
+      <w:rPr>
+        <w:u w:val="none"/>
+      </w:rPr>
+    </w:lvl>
+    <w:lvl w:ilvl="8">
+      <w:start w:val="1"/>
+      <w:numFmt w:val="lowerRoman"/>
+      <w:lvlText w:val="%9."/>
+      <w:lvlJc w:val="left"/>
+      <w:pPr>
+        <w:ind w:left="6480" w:hanging="360"/>
+      </w:pPr>
+      <w:rPr>
+        <w:u w:val="none"/>
+      </w:rPr>
+    </w:lvl>
+  </w:abstractNum>
+  <w:abstractNum w:abstractNumId="26">
+    <w:lvl w:ilvl="0">
+      <w:start w:val="1"/>
+      <w:numFmt w:val="bullet"/>
+      <w:lvlText w:val="●"/>
+      <w:lvlJc w:val="left"/>
+      <w:pPr>
+        <w:ind w:left="720" w:hanging="360"/>
+      </w:pPr>
+      <w:rPr>
+        <w:u w:val="none"/>
+      </w:rPr>
+    </w:lvl>
+    <w:lvl w:ilvl="1">
+      <w:start w:val="1"/>
+      <w:numFmt w:val="bullet"/>
+      <w:lvlText w:val="○"/>
+      <w:lvlJc w:val="left"/>
+      <w:pPr>
+        <w:ind w:left="1440" w:hanging="360"/>
+      </w:pPr>
+      <w:rPr>
+        <w:u w:val="none"/>
+      </w:rPr>
+    </w:lvl>
+    <w:lvl w:ilvl="2">
+      <w:start w:val="1"/>
+      <w:numFmt w:val="bullet"/>
+      <w:lvlText w:val="■"/>
+      <w:lvlJc w:val="left"/>
+      <w:pPr>
+        <w:ind w:left="2160" w:hanging="360"/>
+      </w:pPr>
+      <w:rPr>
+        <w:u w:val="none"/>
+      </w:rPr>
+    </w:lvl>
+    <w:lvl w:ilvl="3">
+      <w:start w:val="1"/>
+      <w:numFmt w:val="bullet"/>
+      <w:lvlText w:val="●"/>
+      <w:lvlJc w:val="left"/>
+      <w:pPr>
+        <w:ind w:left="2880" w:hanging="360"/>
+      </w:pPr>
+      <w:rPr>
+        <w:u w:val="none"/>
+      </w:rPr>
+    </w:lvl>
+    <w:lvl w:ilvl="4">
+      <w:start w:val="1"/>
+      <w:numFmt w:val="bullet"/>
+      <w:lvlText w:val="○"/>
+      <w:lvlJc w:val="left"/>
+      <w:pPr>
+        <w:ind w:left="3600" w:hanging="360"/>
+      </w:pPr>
+      <w:rPr>
+        <w:u w:val="none"/>
+      </w:rPr>
+    </w:lvl>
+    <w:lvl w:ilvl="5">
+      <w:start w:val="1"/>
+      <w:numFmt w:val="bullet"/>
+      <w:lvlText w:val="■"/>
+      <w:lvlJc w:val="left"/>
+      <w:pPr>
+        <w:ind w:left="4320" w:hanging="360"/>
+      </w:pPr>
+      <w:rPr>
+        <w:u w:val="none"/>
+      </w:rPr>
+    </w:lvl>
+    <w:lvl w:ilvl="6">
+      <w:start w:val="1"/>
+      <w:numFmt w:val="bullet"/>
+      <w:lvlText w:val="●"/>
+      <w:lvlJc w:val="left"/>
+      <w:pPr>
+        <w:ind w:left="5040" w:hanging="360"/>
+      </w:pPr>
+      <w:rPr>
+        <w:u w:val="none"/>
+      </w:rPr>
+    </w:lvl>
+    <w:lvl w:ilvl="7">
+      <w:start w:val="1"/>
+      <w:numFmt w:val="bullet"/>
+      <w:lvlText w:val="○"/>
+      <w:lvlJc w:val="left"/>
+      <w:pPr>
+        <w:ind w:left="5760" w:hanging="360"/>
+      </w:pPr>
+      <w:rPr>
+        <w:u w:val="none"/>
+      </w:rPr>
+    </w:lvl>
+    <w:lvl w:ilvl="8">
+      <w:start w:val="1"/>
+      <w:numFmt w:val="bullet"/>
+      <w:lvlText w:val="■"/>
+      <w:lvlJc w:val="left"/>
+      <w:pPr>
+        <w:ind w:left="6480" w:hanging="360"/>
+      </w:pPr>
+      <w:rPr>
+        <w:u w:val="none"/>
+      </w:rPr>
+    </w:lvl>
+  </w:abstractNum>
+  <w:abstractNum w:abstractNumId="27">
+    <w:lvl w:ilvl="0">
+      <w:start w:val="1"/>
+      <w:numFmt w:val="bullet"/>
+      <w:lvlText w:val="●"/>
+      <w:lvlJc w:val="left"/>
+      <w:pPr>
+        <w:ind w:left="720" w:hanging="360"/>
+      </w:pPr>
+      <w:rPr>
+        <w:u w:val="none"/>
+      </w:rPr>
+    </w:lvl>
+    <w:lvl w:ilvl="1">
+      <w:start w:val="1"/>
+      <w:numFmt w:val="bullet"/>
+      <w:lvlText w:val="○"/>
+      <w:lvlJc w:val="left"/>
+      <w:pPr>
+        <w:ind w:left="1440" w:hanging="360"/>
+      </w:pPr>
+      <w:rPr>
+        <w:u w:val="none"/>
+      </w:rPr>
+    </w:lvl>
+    <w:lvl w:ilvl="2">
+      <w:start w:val="1"/>
+      <w:numFmt w:val="bullet"/>
+      <w:lvlText w:val="■"/>
+      <w:lvlJc w:val="left"/>
+      <w:pPr>
+        <w:ind w:left="2160" w:hanging="360"/>
+      </w:pPr>
+      <w:rPr>
+        <w:u w:val="none"/>
+      </w:rPr>
+    </w:lvl>
+    <w:lvl w:ilvl="3">
+      <w:start w:val="1"/>
+      <w:numFmt w:val="bullet"/>
+      <w:lvlText w:val="●"/>
+      <w:lvlJc w:val="left"/>
+      <w:pPr>
+        <w:ind w:left="2880" w:hanging="360"/>
+      </w:pPr>
+      <w:rPr>
+        <w:u w:val="none"/>
+      </w:rPr>
+    </w:lvl>
+    <w:lvl w:ilvl="4">
+      <w:start w:val="1"/>
+      <w:numFmt w:val="bullet"/>
+      <w:lvlText w:val="○"/>
+      <w:lvlJc w:val="left"/>
+      <w:pPr>
+        <w:ind w:left="3600" w:hanging="360"/>
+      </w:pPr>
+      <w:rPr>
+        <w:u w:val="none"/>
+      </w:rPr>
+    </w:lvl>
+    <w:lvl w:ilvl="5">
+      <w:start w:val="1"/>
+      <w:numFmt w:val="bullet"/>
+      <w:lvlText w:val="■"/>
+      <w:lvlJc w:val="left"/>
+      <w:pPr>
+        <w:ind w:left="4320" w:hanging="360"/>
+      </w:pPr>
+      <w:rPr>
+        <w:u w:val="none"/>
+      </w:rPr>
+    </w:lvl>
+    <w:lvl w:ilvl="6">
+      <w:start w:val="1"/>
+      <w:numFmt w:val="bullet"/>
+      <w:lvlText w:val="●"/>
+      <w:lvlJc w:val="left"/>
+      <w:pPr>
+        <w:ind w:left="5040" w:hanging="360"/>
+      </w:pPr>
+      <w:rPr>
+        <w:u w:val="none"/>
+      </w:rPr>
+    </w:lvl>
+    <w:lvl w:ilvl="7">
+      <w:start w:val="1"/>
+      <w:numFmt w:val="bullet"/>
+      <w:lvlText w:val="○"/>
+      <w:lvlJc w:val="left"/>
+      <w:pPr>
+        <w:ind w:left="5760" w:hanging="360"/>
+      </w:pPr>
+      <w:rPr>
+        <w:u w:val="none"/>
+      </w:rPr>
+    </w:lvl>
+    <w:lvl w:ilvl="8">
+      <w:start w:val="1"/>
+      <w:numFmt w:val="bullet"/>
+      <w:lvlText w:val="■"/>
+      <w:lvlJc w:val="left"/>
+      <w:pPr>
+        <w:ind w:left="6480" w:hanging="360"/>
+      </w:pPr>
+      <w:rPr>
+        <w:u w:val="none"/>
+      </w:rPr>
+    </w:lvl>
+  </w:abstractNum>
+  <w:abstractNum w:abstractNumId="28">
+    <w:lvl w:ilvl="0">
+      <w:start w:val="1"/>
+      <w:numFmt w:val="bullet"/>
+      <w:lvlText w:val="●"/>
+      <w:lvlJc w:val="left"/>
+      <w:pPr>
+        <w:ind w:left="720" w:hanging="360"/>
+      </w:pPr>
+      <w:rPr>
+        <w:u w:val="none"/>
+      </w:rPr>
+    </w:lvl>
+    <w:lvl w:ilvl="1">
+      <w:start w:val="1"/>
+      <w:numFmt w:val="bullet"/>
+      <w:lvlText w:val="○"/>
+      <w:lvlJc w:val="left"/>
+      <w:pPr>
+        <w:ind w:left="1440" w:hanging="360"/>
+      </w:pPr>
+      <w:rPr>
+        <w:u w:val="none"/>
+      </w:rPr>
+    </w:lvl>
+    <w:lvl w:ilvl="2">
+      <w:start w:val="1"/>
+      <w:numFmt w:val="bullet"/>
+      <w:lvlText w:val="■"/>
+      <w:lvlJc w:val="left"/>
+      <w:pPr>
+        <w:ind w:left="2160" w:hanging="360"/>
+      </w:pPr>
+      <w:rPr>
+        <w:u w:val="none"/>
+      </w:rPr>
+    </w:lvl>
+    <w:lvl w:ilvl="3">
+      <w:start w:val="1"/>
+      <w:numFmt w:val="bullet"/>
+      <w:lvlText w:val="●"/>
+      <w:lvlJc w:val="left"/>
+      <w:pPr>
+        <w:ind w:left="2880" w:hanging="360"/>
+      </w:pPr>
+      <w:rPr>
+        <w:u w:val="none"/>
+      </w:rPr>
+    </w:lvl>
+    <w:lvl w:ilvl="4">
+      <w:start w:val="1"/>
+      <w:numFmt w:val="bullet"/>
+      <w:lvlText w:val="○"/>
+      <w:lvlJc w:val="left"/>
+      <w:pPr>
+        <w:ind w:left="3600" w:hanging="360"/>
+      </w:pPr>
+      <w:rPr>
+        <w:u w:val="none"/>
+      </w:rPr>
+    </w:lvl>
+    <w:lvl w:ilvl="5">
+      <w:start w:val="1"/>
+      <w:numFmt w:val="bullet"/>
+      <w:lvlText w:val="■"/>
+      <w:lvlJc w:val="left"/>
+      <w:pPr>
+        <w:ind w:left="4320" w:hanging="360"/>
+      </w:pPr>
+      <w:rPr>
+        <w:u w:val="none"/>
+      </w:rPr>
+    </w:lvl>
+    <w:lvl w:ilvl="6">
+      <w:start w:val="1"/>
+      <w:numFmt w:val="bullet"/>
+      <w:lvlText w:val="●"/>
+      <w:lvlJc w:val="left"/>
+      <w:pPr>
+        <w:ind w:left="5040" w:hanging="360"/>
+      </w:pPr>
+      <w:rPr>
+        <w:u w:val="none"/>
+      </w:rPr>
+    </w:lvl>
+    <w:lvl w:ilvl="7">
+      <w:start w:val="1"/>
+      <w:numFmt w:val="bullet"/>
+      <w:lvlText w:val="○"/>
+      <w:lvlJc w:val="left"/>
+      <w:pPr>
+        <w:ind w:left="5760" w:hanging="360"/>
+      </w:pPr>
+      <w:rPr>
+        <w:u w:val="none"/>
+      </w:rPr>
+    </w:lvl>
+    <w:lvl w:ilvl="8">
+      <w:start w:val="1"/>
+      <w:numFmt w:val="bullet"/>
+      <w:lvlText w:val="■"/>
+      <w:lvlJc w:val="left"/>
+      <w:pPr>
+        <w:ind w:left="6480" w:hanging="360"/>
+      </w:pPr>
+      <w:rPr>
+        <w:u w:val="none"/>
+      </w:rPr>
+    </w:lvl>
+  </w:abstractNum>
+  <w:abstractNum w:abstractNumId="29">
     <w:lvl w:ilvl="0">
       <w:start w:val="1"/>
       <w:numFmt w:val="bullet"/>
@@ -9015,7 +12871,7 @@
       </w:rPr>
     </w:lvl>
   </w:abstractNum>
-  <w:abstractNum w:abstractNumId="22">
+  <w:abstractNum w:abstractNumId="30">
     <w:lvl w:ilvl="0">
       <w:start w:val="1"/>
       <w:numFmt w:val="bullet"/>
@@ -9145,7 +13001,7 @@
       </w:rPr>
     </w:lvl>
   </w:abstractNum>
-  <w:abstractNum w:abstractNumId="23">
+  <w:abstractNum w:abstractNumId="31">
     <w:lvl w:ilvl="0">
       <w:start w:val="1"/>
       <w:numFmt w:val="bullet"/>
@@ -9255,7 +13111,7 @@
       </w:rPr>
     </w:lvl>
   </w:abstractNum>
-  <w:abstractNum w:abstractNumId="24">
+  <w:abstractNum w:abstractNumId="32">
     <w:lvl w:ilvl="0">
       <w:start w:val="1"/>
       <w:numFmt w:val="bullet"/>
@@ -9365,7 +13221,7 @@
       </w:rPr>
     </w:lvl>
   </w:abstractNum>
-  <w:abstractNum w:abstractNumId="25">
+  <w:abstractNum w:abstractNumId="33">
     <w:lvl w:ilvl="0">
       <w:start w:val="1"/>
       <w:numFmt w:val="bullet"/>
@@ -9475,7 +13331,7 @@
       </w:rPr>
     </w:lvl>
   </w:abstractNum>
-  <w:abstractNum w:abstractNumId="26">
+  <w:abstractNum w:abstractNumId="34">
     <w:lvl w:ilvl="0">
       <w:start w:val="1"/>
       <w:numFmt w:val="bullet"/>
@@ -9585,7 +13441,7 @@
       </w:rPr>
     </w:lvl>
   </w:abstractNum>
-  <w:abstractNum w:abstractNumId="27">
+  <w:abstractNum w:abstractNumId="35">
     <w:lvl w:ilvl="0">
       <w:start w:val="1"/>
       <w:numFmt w:val="bullet"/>
@@ -9695,7 +13551,7 @@
       </w:rPr>
     </w:lvl>
   </w:abstractNum>
-  <w:abstractNum w:abstractNumId="28">
+  <w:abstractNum w:abstractNumId="36">
     <w:lvl w:ilvl="0">
       <w:start w:val="1"/>
       <w:numFmt w:val="bullet"/>
@@ -9805,7 +13661,7 @@
       </w:rPr>
     </w:lvl>
   </w:abstractNum>
-  <w:abstractNum w:abstractNumId="29">
+  <w:abstractNum w:abstractNumId="37">
     <w:lvl w:ilvl="0">
       <w:start w:val="1"/>
       <w:numFmt w:val="bullet"/>
@@ -9915,7 +13771,447 @@
       </w:rPr>
     </w:lvl>
   </w:abstractNum>
-  <w:abstractNum w:abstractNumId="30">
+  <w:abstractNum w:abstractNumId="38">
+    <w:lvl w:ilvl="0">
+      <w:start w:val="1"/>
+      <w:numFmt w:val="bullet"/>
+      <w:lvlText w:val="●"/>
+      <w:lvlJc w:val="left"/>
+      <w:pPr>
+        <w:ind w:left="720" w:hanging="360"/>
+      </w:pPr>
+      <w:rPr>
+        <w:u w:val="none"/>
+      </w:rPr>
+    </w:lvl>
+    <w:lvl w:ilvl="1">
+      <w:start w:val="1"/>
+      <w:numFmt w:val="bullet"/>
+      <w:lvlText w:val="○"/>
+      <w:lvlJc w:val="left"/>
+      <w:pPr>
+        <w:ind w:left="1440" w:hanging="360"/>
+      </w:pPr>
+      <w:rPr>
+        <w:u w:val="none"/>
+      </w:rPr>
+    </w:lvl>
+    <w:lvl w:ilvl="2">
+      <w:start w:val="1"/>
+      <w:numFmt w:val="bullet"/>
+      <w:lvlText w:val="■"/>
+      <w:lvlJc w:val="left"/>
+      <w:pPr>
+        <w:ind w:left="2160" w:hanging="360"/>
+      </w:pPr>
+      <w:rPr>
+        <w:u w:val="none"/>
+      </w:rPr>
+    </w:lvl>
+    <w:lvl w:ilvl="3">
+      <w:start w:val="1"/>
+      <w:numFmt w:val="bullet"/>
+      <w:lvlText w:val="●"/>
+      <w:lvlJc w:val="left"/>
+      <w:pPr>
+        <w:ind w:left="2880" w:hanging="360"/>
+      </w:pPr>
+      <w:rPr>
+        <w:u w:val="none"/>
+      </w:rPr>
+    </w:lvl>
+    <w:lvl w:ilvl="4">
+      <w:start w:val="1"/>
+      <w:numFmt w:val="bullet"/>
+      <w:lvlText w:val="○"/>
+      <w:lvlJc w:val="left"/>
+      <w:pPr>
+        <w:ind w:left="3600" w:hanging="360"/>
+      </w:pPr>
+      <w:rPr>
+        <w:u w:val="none"/>
+      </w:rPr>
+    </w:lvl>
+    <w:lvl w:ilvl="5">
+      <w:start w:val="1"/>
+      <w:numFmt w:val="bullet"/>
+      <w:lvlText w:val="■"/>
+      <w:lvlJc w:val="left"/>
+      <w:pPr>
+        <w:ind w:left="4320" w:hanging="360"/>
+      </w:pPr>
+      <w:rPr>
+        <w:u w:val="none"/>
+      </w:rPr>
+    </w:lvl>
+    <w:lvl w:ilvl="6">
+      <w:start w:val="1"/>
+      <w:numFmt w:val="bullet"/>
+      <w:lvlText w:val="●"/>
+      <w:lvlJc w:val="left"/>
+      <w:pPr>
+        <w:ind w:left="5040" w:hanging="360"/>
+      </w:pPr>
+      <w:rPr>
+        <w:u w:val="none"/>
+      </w:rPr>
+    </w:lvl>
+    <w:lvl w:ilvl="7">
+      <w:start w:val="1"/>
+      <w:numFmt w:val="bullet"/>
+      <w:lvlText w:val="○"/>
+      <w:lvlJc w:val="left"/>
+      <w:pPr>
+        <w:ind w:left="5760" w:hanging="360"/>
+      </w:pPr>
+      <w:rPr>
+        <w:u w:val="none"/>
+      </w:rPr>
+    </w:lvl>
+    <w:lvl w:ilvl="8">
+      <w:start w:val="1"/>
+      <w:numFmt w:val="bullet"/>
+      <w:lvlText w:val="■"/>
+      <w:lvlJc w:val="left"/>
+      <w:pPr>
+        <w:ind w:left="6480" w:hanging="360"/>
+      </w:pPr>
+      <w:rPr>
+        <w:u w:val="none"/>
+      </w:rPr>
+    </w:lvl>
+  </w:abstractNum>
+  <w:abstractNum w:abstractNumId="39">
+    <w:lvl w:ilvl="0">
+      <w:start w:val="1"/>
+      <w:numFmt w:val="bullet"/>
+      <w:lvlText w:val="●"/>
+      <w:lvlJc w:val="left"/>
+      <w:pPr>
+        <w:ind w:left="720" w:hanging="360"/>
+      </w:pPr>
+      <w:rPr>
+        <w:u w:val="none"/>
+      </w:rPr>
+    </w:lvl>
+    <w:lvl w:ilvl="1">
+      <w:start w:val="1"/>
+      <w:numFmt w:val="bullet"/>
+      <w:lvlText w:val="○"/>
+      <w:lvlJc w:val="left"/>
+      <w:pPr>
+        <w:ind w:left="1440" w:hanging="360"/>
+      </w:pPr>
+      <w:rPr>
+        <w:u w:val="none"/>
+      </w:rPr>
+    </w:lvl>
+    <w:lvl w:ilvl="2">
+      <w:start w:val="1"/>
+      <w:numFmt w:val="bullet"/>
+      <w:lvlText w:val="■"/>
+      <w:lvlJc w:val="left"/>
+      <w:pPr>
+        <w:ind w:left="2160" w:hanging="360"/>
+      </w:pPr>
+      <w:rPr>
+        <w:u w:val="none"/>
+      </w:rPr>
+    </w:lvl>
+    <w:lvl w:ilvl="3">
+      <w:start w:val="1"/>
+      <w:numFmt w:val="bullet"/>
+      <w:lvlText w:val="●"/>
+      <w:lvlJc w:val="left"/>
+      <w:pPr>
+        <w:ind w:left="2880" w:hanging="360"/>
+      </w:pPr>
+      <w:rPr>
+        <w:u w:val="none"/>
+      </w:rPr>
+    </w:lvl>
+    <w:lvl w:ilvl="4">
+      <w:start w:val="1"/>
+      <w:numFmt w:val="bullet"/>
+      <w:lvlText w:val="○"/>
+      <w:lvlJc w:val="left"/>
+      <w:pPr>
+        <w:ind w:left="3600" w:hanging="360"/>
+      </w:pPr>
+      <w:rPr>
+        <w:u w:val="none"/>
+      </w:rPr>
+    </w:lvl>
+    <w:lvl w:ilvl="5">
+      <w:start w:val="1"/>
+      <w:numFmt w:val="bullet"/>
+      <w:lvlText w:val="■"/>
+      <w:lvlJc w:val="left"/>
+      <w:pPr>
+        <w:ind w:left="4320" w:hanging="360"/>
+      </w:pPr>
+      <w:rPr>
+        <w:u w:val="none"/>
+      </w:rPr>
+    </w:lvl>
+    <w:lvl w:ilvl="6">
+      <w:start w:val="1"/>
+      <w:numFmt w:val="bullet"/>
+      <w:lvlText w:val="●"/>
+      <w:lvlJc w:val="left"/>
+      <w:pPr>
+        <w:ind w:left="5040" w:hanging="360"/>
+      </w:pPr>
+      <w:rPr>
+        <w:u w:val="none"/>
+      </w:rPr>
+    </w:lvl>
+    <w:lvl w:ilvl="7">
+      <w:start w:val="1"/>
+      <w:numFmt w:val="bullet"/>
+      <w:lvlText w:val="○"/>
+      <w:lvlJc w:val="left"/>
+      <w:pPr>
+        <w:ind w:left="5760" w:hanging="360"/>
+      </w:pPr>
+      <w:rPr>
+        <w:u w:val="none"/>
+      </w:rPr>
+    </w:lvl>
+    <w:lvl w:ilvl="8">
+      <w:start w:val="1"/>
+      <w:numFmt w:val="bullet"/>
+      <w:lvlText w:val="■"/>
+      <w:lvlJc w:val="left"/>
+      <w:pPr>
+        <w:ind w:left="6480" w:hanging="360"/>
+      </w:pPr>
+      <w:rPr>
+        <w:u w:val="none"/>
+      </w:rPr>
+    </w:lvl>
+  </w:abstractNum>
+  <w:abstractNum w:abstractNumId="40">
+    <w:lvl w:ilvl="0">
+      <w:start w:val="1"/>
+      <w:numFmt w:val="bullet"/>
+      <w:lvlText w:val="●"/>
+      <w:lvlJc w:val="left"/>
+      <w:pPr>
+        <w:ind w:left="720" w:hanging="360"/>
+      </w:pPr>
+      <w:rPr>
+        <w:u w:val="none"/>
+      </w:rPr>
+    </w:lvl>
+    <w:lvl w:ilvl="1">
+      <w:start w:val="1"/>
+      <w:numFmt w:val="bullet"/>
+      <w:lvlText w:val="○"/>
+      <w:lvlJc w:val="left"/>
+      <w:pPr>
+        <w:ind w:left="1440" w:hanging="360"/>
+      </w:pPr>
+      <w:rPr>
+        <w:u w:val="none"/>
+      </w:rPr>
+    </w:lvl>
+    <w:lvl w:ilvl="2">
+      <w:start w:val="1"/>
+      <w:numFmt w:val="bullet"/>
+      <w:lvlText w:val="■"/>
+      <w:lvlJc w:val="left"/>
+      <w:pPr>
+        <w:ind w:left="2160" w:hanging="360"/>
+      </w:pPr>
+      <w:rPr>
+        <w:u w:val="none"/>
+      </w:rPr>
+    </w:lvl>
+    <w:lvl w:ilvl="3">
+      <w:start w:val="1"/>
+      <w:numFmt w:val="bullet"/>
+      <w:lvlText w:val="●"/>
+      <w:lvlJc w:val="left"/>
+      <w:pPr>
+        <w:ind w:left="2880" w:hanging="360"/>
+      </w:pPr>
+      <w:rPr>
+        <w:u w:val="none"/>
+      </w:rPr>
+    </w:lvl>
+    <w:lvl w:ilvl="4">
+      <w:start w:val="1"/>
+      <w:numFmt w:val="bullet"/>
+      <w:lvlText w:val="○"/>
+      <w:lvlJc w:val="left"/>
+      <w:pPr>
+        <w:ind w:left="3600" w:hanging="360"/>
+      </w:pPr>
+      <w:rPr>
+        <w:u w:val="none"/>
+      </w:rPr>
+    </w:lvl>
+    <w:lvl w:ilvl="5">
+      <w:start w:val="1"/>
+      <w:numFmt w:val="bullet"/>
+      <w:lvlText w:val="■"/>
+      <w:lvlJc w:val="left"/>
+      <w:pPr>
+        <w:ind w:left="4320" w:hanging="360"/>
+      </w:pPr>
+      <w:rPr>
+        <w:u w:val="none"/>
+      </w:rPr>
+    </w:lvl>
+    <w:lvl w:ilvl="6">
+      <w:start w:val="1"/>
+      <w:numFmt w:val="bullet"/>
+      <w:lvlText w:val="●"/>
+      <w:lvlJc w:val="left"/>
+      <w:pPr>
+        <w:ind w:left="5040" w:hanging="360"/>
+      </w:pPr>
+      <w:rPr>
+        <w:u w:val="none"/>
+      </w:rPr>
+    </w:lvl>
+    <w:lvl w:ilvl="7">
+      <w:start w:val="1"/>
+      <w:numFmt w:val="bullet"/>
+      <w:lvlText w:val="○"/>
+      <w:lvlJc w:val="left"/>
+      <w:pPr>
+        <w:ind w:left="5760" w:hanging="360"/>
+      </w:pPr>
+      <w:rPr>
+        <w:u w:val="none"/>
+      </w:rPr>
+    </w:lvl>
+    <w:lvl w:ilvl="8">
+      <w:start w:val="1"/>
+      <w:numFmt w:val="bullet"/>
+      <w:lvlText w:val="■"/>
+      <w:lvlJc w:val="left"/>
+      <w:pPr>
+        <w:ind w:left="6480" w:hanging="360"/>
+      </w:pPr>
+      <w:rPr>
+        <w:u w:val="none"/>
+      </w:rPr>
+    </w:lvl>
+  </w:abstractNum>
+  <w:abstractNum w:abstractNumId="41">
+    <w:lvl w:ilvl="0">
+      <w:start w:val="1"/>
+      <w:numFmt w:val="bullet"/>
+      <w:lvlText w:val="●"/>
+      <w:lvlJc w:val="left"/>
+      <w:pPr>
+        <w:ind w:left="720" w:hanging="360"/>
+      </w:pPr>
+      <w:rPr>
+        <w:u w:val="none"/>
+      </w:rPr>
+    </w:lvl>
+    <w:lvl w:ilvl="1">
+      <w:start w:val="1"/>
+      <w:numFmt w:val="bullet"/>
+      <w:lvlText w:val="○"/>
+      <w:lvlJc w:val="left"/>
+      <w:pPr>
+        <w:ind w:left="1440" w:hanging="360"/>
+      </w:pPr>
+      <w:rPr>
+        <w:u w:val="none"/>
+      </w:rPr>
+    </w:lvl>
+    <w:lvl w:ilvl="2">
+      <w:start w:val="1"/>
+      <w:numFmt w:val="bullet"/>
+      <w:lvlText w:val="■"/>
+      <w:lvlJc w:val="left"/>
+      <w:pPr>
+        <w:ind w:left="2160" w:hanging="360"/>
+      </w:pPr>
+      <w:rPr>
+        <w:u w:val="none"/>
+      </w:rPr>
+    </w:lvl>
+    <w:lvl w:ilvl="3">
+      <w:start w:val="1"/>
+      <w:numFmt w:val="bullet"/>
+      <w:lvlText w:val="●"/>
+      <w:lvlJc w:val="left"/>
+      <w:pPr>
+        <w:ind w:left="2880" w:hanging="360"/>
+      </w:pPr>
+      <w:rPr>
+        <w:u w:val="none"/>
+      </w:rPr>
+    </w:lvl>
+    <w:lvl w:ilvl="4">
+      <w:start w:val="1"/>
+      <w:numFmt w:val="bullet"/>
+      <w:lvlText w:val="○"/>
+      <w:lvlJc w:val="left"/>
+      <w:pPr>
+        <w:ind w:left="3600" w:hanging="360"/>
+      </w:pPr>
+      <w:rPr>
+        <w:u w:val="none"/>
+      </w:rPr>
+    </w:lvl>
+    <w:lvl w:ilvl="5">
+      <w:start w:val="1"/>
+      <w:numFmt w:val="bullet"/>
+      <w:lvlText w:val="■"/>
+      <w:lvlJc w:val="left"/>
+      <w:pPr>
+        <w:ind w:left="4320" w:hanging="360"/>
+      </w:pPr>
+      <w:rPr>
+        <w:u w:val="none"/>
+      </w:rPr>
+    </w:lvl>
+    <w:lvl w:ilvl="6">
+      <w:start w:val="1"/>
+      <w:numFmt w:val="bullet"/>
+      <w:lvlText w:val="●"/>
+      <w:lvlJc w:val="left"/>
+      <w:pPr>
+        <w:ind w:left="5040" w:hanging="360"/>
+      </w:pPr>
+      <w:rPr>
+        <w:u w:val="none"/>
+      </w:rPr>
+    </w:lvl>
+    <w:lvl w:ilvl="7">
+      <w:start w:val="1"/>
+      <w:numFmt w:val="bullet"/>
+      <w:lvlText w:val="○"/>
+      <w:lvlJc w:val="left"/>
+      <w:pPr>
+        <w:ind w:left="5760" w:hanging="360"/>
+      </w:pPr>
+      <w:rPr>
+        <w:u w:val="none"/>
+      </w:rPr>
+    </w:lvl>
+    <w:lvl w:ilvl="8">
+      <w:start w:val="1"/>
+      <w:numFmt w:val="bullet"/>
+      <w:lvlText w:val="■"/>
+      <w:lvlJc w:val="left"/>
+      <w:pPr>
+        <w:ind w:left="6480" w:hanging="360"/>
+      </w:pPr>
+      <w:rPr>
+        <w:u w:val="none"/>
+      </w:rPr>
+    </w:lvl>
+  </w:abstractNum>
+  <w:abstractNum w:abstractNumId="42">
     <w:lvl w:ilvl="0">
       <w:start w:val="1"/>
       <w:numFmt w:val="bullet"/>
@@ -10114,6 +14410,42 @@
   </w:num>
   <w:num w:numId="30">
     <w:abstractNumId w:val="30"/>
+  </w:num>
+  <w:num w:numId="31">
+    <w:abstractNumId w:val="31"/>
+  </w:num>
+  <w:num w:numId="32">
+    <w:abstractNumId w:val="32"/>
+  </w:num>
+  <w:num w:numId="33">
+    <w:abstractNumId w:val="33"/>
+  </w:num>
+  <w:num w:numId="34">
+    <w:abstractNumId w:val="34"/>
+  </w:num>
+  <w:num w:numId="35">
+    <w:abstractNumId w:val="35"/>
+  </w:num>
+  <w:num w:numId="36">
+    <w:abstractNumId w:val="36"/>
+  </w:num>
+  <w:num w:numId="37">
+    <w:abstractNumId w:val="37"/>
+  </w:num>
+  <w:num w:numId="38">
+    <w:abstractNumId w:val="38"/>
+  </w:num>
+  <w:num w:numId="39">
+    <w:abstractNumId w:val="39"/>
+  </w:num>
+  <w:num w:numId="40">
+    <w:abstractNumId w:val="40"/>
+  </w:num>
+  <w:num w:numId="41">
+    <w:abstractNumId w:val="41"/>
+  </w:num>
+  <w:num w:numId="42">
+    <w:abstractNumId w:val="42"/>
   </w:num>
 </w:numbering>
 </file>
@@ -10284,6 +14616,14 @@
     </w:tblPr>
   </w:style>
   <w:style w:type="table" w:styleId="Table2">
+    <w:basedOn w:val="TableNormal"/>
+    <w:tblPr>
+      <w:tblStyleRowBandSize w:val="1"/>
+      <w:tblStyleColBandSize w:val="1"/>
+      <w:tblCellMar/>
+    </w:tblPr>
+  </w:style>
+  <w:style w:type="table" w:styleId="Table3">
     <w:basedOn w:val="TableNormal"/>
     <w:tblPr>
       <w:tblStyleRowBandSize w:val="1"/>

--- a/DOCX/OS_Memory_Management_Report.docx
+++ b/DOCX/OS_Memory_Management_Report.docx
@@ -453,12 +453,12 @@
             <wp:extent cx="4932045" cy="1228725"/>
             <wp:effectExtent b="0" l="0" r="0" t="0"/>
             <wp:wrapTopAndBottom distB="0" distT="0"/>
-            <wp:docPr id="4" name="image2.png"/>
+            <wp:docPr id="8" name="image1.png"/>
             <a:graphic>
               <a:graphicData uri="http://schemas.openxmlformats.org/drawingml/2006/picture">
                 <pic:pic>
                   <pic:nvPicPr>
-                    <pic:cNvPr id="0" name="image2.png"/>
+                    <pic:cNvPr id="0" name="image1.png"/>
                     <pic:cNvPicPr preferRelativeResize="0"/>
                   </pic:nvPicPr>
                   <pic:blipFill>
@@ -1307,6 +1307,8 @@
         <w:rPr>
           <w:b w:val="1"/>
           <w:bCs w:val="1"/>
+          <w:i w:val="1"/>
+          <w:iCs w:val="1"/>
           <w:sz w:val="28"/>
           <w:szCs w:val="28"/>
           <w:rtl w:val="0"/>
@@ -1315,11 +1317,21 @@
       </w:r>
       <w:r>
         <w:rPr>
-          <w:sz w:val="28"/>
-          <w:szCs w:val="28"/>
-          <w:rtl w:val="0"/>
-        </w:rPr>
-        <w:t xml:space="preserve"> là một trong những học phần nền tảng quan trọng của ngành Công nghệ thông tin. Hệ điều hành đóng vai trò là cầu nối giữa phần cứng và người dùng, chịu trách nhiệm quản lý tài nguyên hệ thống như CPU, bộ nhớ, thiết bị vào/ra và hệ thống tệp. Nhờ có hệ điều hành, nhiều chương trình có thể hoạt động đồng thời trên cùng một máy tính một cách ổn định và hiệu quả.</w:t>
+          <w:i w:val="1"/>
+          <w:iCs w:val="1"/>
+          <w:sz w:val="28"/>
+          <w:szCs w:val="28"/>
+          <w:rtl w:val="0"/>
+        </w:rPr>
+        <w:t xml:space="preserve"> l</w:t>
+      </w:r>
+      <w:r>
+        <w:rPr>
+          <w:sz w:val="28"/>
+          <w:szCs w:val="28"/>
+          <w:rtl w:val="0"/>
+        </w:rPr>
+        <w:t xml:space="preserve">à một trong những học phần nền tảng quan trọng của ngành Công nghệ thông tin. Hệ điều hành đóng vai trò là cầu nối giữa phần cứng và người dùng, chịu trách nhiệm quản lý tài nguyên hệ thống như CPU, bộ nhớ, thiết bị vào/ra và hệ thống tệp. Nhờ có hệ điều hành, nhiều chương trình có thể hoạt động đồng thời trên cùng một máy tính một cách ổn định và hiệu quả.</w:t>
       </w:r>
     </w:p>
     <w:p>
@@ -1355,25 +1367,7 @@
           <w:szCs w:val="28"/>
           <w:rtl w:val="0"/>
         </w:rPr>
-        <w:t xml:space="preserve">Một nội dung quan trọng của môn học là </w:t>
-      </w:r>
-      <w:r>
-        <w:rPr>
-          <w:b w:val="1"/>
-          <w:bCs w:val="1"/>
-          <w:sz w:val="28"/>
-          <w:szCs w:val="28"/>
-          <w:rtl w:val="0"/>
-        </w:rPr>
-        <w:t xml:space="preserve">quản lý bộ nhớ</w:t>
-      </w:r>
-      <w:r>
-        <w:rPr>
-          <w:sz w:val="28"/>
-          <w:szCs w:val="28"/>
-          <w:rtl w:val="0"/>
-        </w:rPr>
-        <w:t xml:space="preserve">. Bộ nhớ là tài nguyên hữu hạn nhưng phải phục vụ cho nhiều tiến trình cùng lúc, vì vậy hệ điều hành cần áp dụng các chiến lược cấp phát hợp lý. Các thuật toán cấp phát bộ nhớ như First-Fit, Best-Fit và Worst-Fit là những phương pháp cơ bản giúp tối ưu việc sử dụng bộ nhớ và hạn chế phân mảnh.</w:t>
+        <w:t xml:space="preserve">Một nội dung quan trọng của môn học là quản lý bộ nhớ. Bộ nhớ là tài nguyên hữu hạn nhưng phải phục vụ cho nhiều tiến trình cùng lúc, vì vậy hệ điều hành cần áp dụng các chiến lược cấp phát hợp lý. Các thuật toán cấp phát bộ nhớ như First-Fit, Best-Fit và Worst-Fit là những phương pháp cơ bản giúp tối ưu việc sử dụng bộ nhớ và hạn chế phân mảnh.</w:t>
       </w:r>
     </w:p>
     <w:p>
@@ -1522,7 +1516,7 @@
           <w:tab w:val="left" w:leader="none" w:pos="8505"/>
         </w:tabs>
         <w:spacing w:after="80" w:before="360" w:line="240" w:lineRule="auto"/>
-        <w:ind w:left="0" w:firstLine="0"/>
+        <w:ind w:left="0" w:right="-45" w:firstLine="0"/>
         <w:rPr>
           <w:b w:val="1"/>
           <w:bCs w:val="1"/>
@@ -1634,8 +1628,8 @@
           <w:b w:val="1"/>
           <w:bCs w:val="1"/>
           <w:color w:val="000000"/>
-          <w:sz w:val="28"/>
-          <w:szCs w:val="28"/>
+          <w:sz w:val="36"/>
+          <w:szCs w:val="36"/>
         </w:rPr>
       </w:pPr>
       <w:bookmarkStart w:colFirst="0" w:colLast="0" w:name="_feno9k3h34mo" w:id="2"/>
@@ -1646,8 +1640,8 @@
           <w:b w:val="1"/>
           <w:bCs w:val="1"/>
           <w:color w:val="000000"/>
-          <w:sz w:val="28"/>
-          <w:szCs w:val="28"/>
+          <w:sz w:val="36"/>
+          <w:szCs w:val="36"/>
           <w:rtl w:val="0"/>
         </w:rPr>
         <w:t xml:space="preserve">CHƯƠNG 3 – PHÂN TÍCH VÀ THIẾT KẾ HỆ THỐNG</w:t>
@@ -1825,17 +1819,38 @@
     </w:p>
     <w:p>
       <w:pPr>
-        <w:pStyle w:val="Heading2"/>
         <w:keepNext w:val="0"/>
         <w:keepLines w:val="0"/>
         <w:widowControl w:val="0"/>
         <w:tabs>
           <w:tab w:val="left" w:leader="none" w:pos="8505"/>
         </w:tabs>
-        <w:spacing w:before="360" w:line="240" w:lineRule="auto"/>
-        <w:ind w:left="720"/>
-        <w:rPr>
-          <w:rFonts w:ascii="Times New Roman" w:cs="Times New Roman" w:eastAsia="Times New Roman" w:hAnsi="Times New Roman"/>
+        <w:spacing w:after="80" w:before="0" w:line="240" w:lineRule="auto"/>
+        <w:ind w:left="0" w:firstLine="0"/>
+        <w:rPr>
+          <w:b w:val="1"/>
+          <w:bCs w:val="1"/>
+          <w:sz w:val="28"/>
+          <w:szCs w:val="28"/>
+        </w:rPr>
+      </w:pPr>
+      <w:r>
+        <w:rPr>
+          <w:rtl w:val="0"/>
+        </w:rPr>
+      </w:r>
+    </w:p>
+    <w:p>
+      <w:pPr>
+        <w:keepNext w:val="0"/>
+        <w:keepLines w:val="0"/>
+        <w:widowControl w:val="0"/>
+        <w:tabs>
+          <w:tab w:val="left" w:leader="none" w:pos="8505"/>
+        </w:tabs>
+        <w:spacing w:after="80" w:before="0" w:line="240" w:lineRule="auto"/>
+        <w:ind w:left="0" w:firstLine="0"/>
+        <w:rPr>
           <w:b w:val="1"/>
           <w:bCs w:val="1"/>
           <w:color w:val="000000"/>
@@ -1843,11 +1858,8 @@
           <w:szCs w:val="36"/>
         </w:rPr>
       </w:pPr>
-      <w:bookmarkStart w:colFirst="0" w:colLast="0" w:name="_tr2nw9v4kmd3" w:id="3"/>
-      <w:bookmarkEnd w:id="3"/>
-      <w:r>
-        <w:rPr>
-          <w:rFonts w:ascii="Times New Roman" w:cs="Times New Roman" w:eastAsia="Times New Roman" w:hAnsi="Times New Roman"/>
+      <w:r>
+        <w:rPr>
           <w:b w:val="1"/>
           <w:bCs w:val="1"/>
           <w:color w:val="000000"/>
@@ -1877,8 +1889,8 @@
           <w:szCs w:val="28"/>
         </w:rPr>
       </w:pPr>
-      <w:bookmarkStart w:colFirst="0" w:colLast="0" w:name="_39e77i7uds94" w:id="4"/>
-      <w:bookmarkEnd w:id="4"/>
+      <w:bookmarkStart w:colFirst="0" w:colLast="0" w:name="_39e77i7uds94" w:id="3"/>
+      <w:bookmarkEnd w:id="3"/>
       <w:r>
         <w:rPr>
           <w:rFonts w:ascii="Times New Roman" w:cs="Times New Roman" w:eastAsia="Times New Roman" w:hAnsi="Times New Roman"/>
@@ -1924,8 +1936,8 @@
           <w:szCs w:val="28"/>
         </w:rPr>
       </w:pPr>
-      <w:bookmarkStart w:colFirst="0" w:colLast="0" w:name="_v8ocwt4nnzqj" w:id="5"/>
-      <w:bookmarkEnd w:id="5"/>
+      <w:bookmarkStart w:colFirst="0" w:colLast="0" w:name="_v8ocwt4nnzqj" w:id="4"/>
+      <w:bookmarkEnd w:id="4"/>
       <w:r>
         <w:rPr>
           <w:rtl w:val="0"/>
@@ -1952,8 +1964,8 @@
           <w:szCs w:val="36"/>
         </w:rPr>
       </w:pPr>
-      <w:bookmarkStart w:colFirst="0" w:colLast="0" w:name="_nl1f8l1k90t4" w:id="6"/>
-      <w:bookmarkEnd w:id="6"/>
+      <w:bookmarkStart w:colFirst="0" w:colLast="0" w:name="_nl1f8l1k90t4" w:id="5"/>
+      <w:bookmarkEnd w:id="5"/>
       <w:r>
         <w:rPr>
           <w:rFonts w:ascii="Times New Roman" w:cs="Times New Roman" w:eastAsia="Times New Roman" w:hAnsi="Times New Roman"/>
@@ -2021,8 +2033,8 @@
           <w:szCs w:val="36"/>
         </w:rPr>
       </w:pPr>
-      <w:bookmarkStart w:colFirst="0" w:colLast="0" w:name="_rusuvv44kmfk" w:id="7"/>
-      <w:bookmarkEnd w:id="7"/>
+      <w:bookmarkStart w:colFirst="0" w:colLast="0" w:name="_rusuvv44kmfk" w:id="6"/>
+      <w:bookmarkEnd w:id="6"/>
       <w:r>
         <w:rPr>
           <w:rFonts w:ascii="Times New Roman" w:cs="Times New Roman" w:eastAsia="Times New Roman" w:hAnsi="Times New Roman"/>
@@ -2565,8 +2577,8 @@
           <w:szCs w:val="36"/>
         </w:rPr>
       </w:pPr>
-      <w:bookmarkStart w:colFirst="0" w:colLast="0" w:name="_7ksazsj6ys6a" w:id="8"/>
-      <w:bookmarkEnd w:id="8"/>
+      <w:bookmarkStart w:colFirst="0" w:colLast="0" w:name="_7ksazsj6ys6a" w:id="7"/>
+      <w:bookmarkEnd w:id="7"/>
       <w:r>
         <w:rPr>
           <w:rFonts w:ascii="Times New Roman" w:cs="Times New Roman" w:eastAsia="Times New Roman" w:hAnsi="Times New Roman"/>
@@ -2598,8 +2610,8 @@
           <w:color w:val="000000"/>
         </w:rPr>
       </w:pPr>
-      <w:bookmarkStart w:colFirst="0" w:colLast="0" w:name="_n5mvm9pe6zm8" w:id="9"/>
-      <w:bookmarkEnd w:id="9"/>
+      <w:bookmarkStart w:colFirst="0" w:colLast="0" w:name="_n5mvm9pe6zm8" w:id="8"/>
+      <w:bookmarkEnd w:id="8"/>
       <w:r>
         <w:rPr>
           <w:rFonts w:ascii="Times New Roman" w:cs="Times New Roman" w:eastAsia="Times New Roman" w:hAnsi="Times New Roman"/>
@@ -2675,8 +2687,8 @@
           <w:color w:val="000000"/>
         </w:rPr>
       </w:pPr>
-      <w:bookmarkStart w:colFirst="0" w:colLast="0" w:name="_a2kwotuvc7ar" w:id="10"/>
-      <w:bookmarkEnd w:id="10"/>
+      <w:bookmarkStart w:colFirst="0" w:colLast="0" w:name="_a2kwotuvc7ar" w:id="9"/>
+      <w:bookmarkEnd w:id="9"/>
       <w:r>
         <w:rPr>
           <w:rFonts w:ascii="Times New Roman" w:cs="Times New Roman" w:eastAsia="Times New Roman" w:hAnsi="Times New Roman"/>
@@ -2867,8 +2879,8 @@
           <w:color w:val="000000"/>
         </w:rPr>
       </w:pPr>
-      <w:bookmarkStart w:colFirst="0" w:colLast="0" w:name="_z2r8inbdtndj" w:id="11"/>
-      <w:bookmarkEnd w:id="11"/>
+      <w:bookmarkStart w:colFirst="0" w:colLast="0" w:name="_z2r8inbdtndj" w:id="10"/>
+      <w:bookmarkEnd w:id="10"/>
       <w:r>
         <w:rPr>
           <w:rFonts w:ascii="Times New Roman" w:cs="Times New Roman" w:eastAsia="Times New Roman" w:hAnsi="Times New Roman"/>
@@ -3010,8 +3022,8 @@
           <w:color w:val="000000"/>
         </w:rPr>
       </w:pPr>
-      <w:bookmarkStart w:colFirst="0" w:colLast="0" w:name="_7g1nugqbkoi1" w:id="12"/>
-      <w:bookmarkEnd w:id="12"/>
+      <w:bookmarkStart w:colFirst="0" w:colLast="0" w:name="_7g1nugqbkoi1" w:id="11"/>
+      <w:bookmarkEnd w:id="11"/>
       <w:r>
         <w:rPr>
           <w:rFonts w:ascii="Times New Roman" w:cs="Times New Roman" w:eastAsia="Times New Roman" w:hAnsi="Times New Roman"/>
@@ -3179,8 +3191,8 @@
           <w:szCs w:val="36"/>
         </w:rPr>
       </w:pPr>
-      <w:bookmarkStart w:colFirst="0" w:colLast="0" w:name="_xoc9xhlpw7aa" w:id="13"/>
-      <w:bookmarkEnd w:id="13"/>
+      <w:bookmarkStart w:colFirst="0" w:colLast="0" w:name="_xoc9xhlpw7aa" w:id="12"/>
+      <w:bookmarkEnd w:id="12"/>
       <w:r>
         <w:rPr>
           <w:rFonts w:ascii="Times New Roman" w:cs="Times New Roman" w:eastAsia="Times New Roman" w:hAnsi="Times New Roman"/>
@@ -3212,8 +3224,8 @@
           <w:color w:val="000000"/>
         </w:rPr>
       </w:pPr>
-      <w:bookmarkStart w:colFirst="0" w:colLast="0" w:name="_j265m1k8x4ir" w:id="14"/>
-      <w:bookmarkEnd w:id="14"/>
+      <w:bookmarkStart w:colFirst="0" w:colLast="0" w:name="_j265m1k8x4ir" w:id="13"/>
+      <w:bookmarkEnd w:id="13"/>
       <w:r>
         <w:rPr>
           <w:rFonts w:ascii="Times New Roman" w:cs="Times New Roman" w:eastAsia="Times New Roman" w:hAnsi="Times New Roman"/>
@@ -3455,8 +3467,8 @@
           <w:color w:val="000000"/>
         </w:rPr>
       </w:pPr>
-      <w:bookmarkStart w:colFirst="0" w:colLast="0" w:name="_mljuyh119rwo" w:id="15"/>
-      <w:bookmarkEnd w:id="15"/>
+      <w:bookmarkStart w:colFirst="0" w:colLast="0" w:name="_mljuyh119rwo" w:id="14"/>
+      <w:bookmarkEnd w:id="14"/>
       <w:r>
         <w:rPr>
           <w:rFonts w:ascii="Times New Roman" w:cs="Times New Roman" w:eastAsia="Times New Roman" w:hAnsi="Times New Roman"/>
@@ -3478,8 +3490,8 @@
           <w:color w:val="000000"/>
         </w:rPr>
       </w:pPr>
-      <w:bookmarkStart w:colFirst="0" w:colLast="0" w:name="_k0v6h5ttrs35" w:id="16"/>
-      <w:bookmarkEnd w:id="16"/>
+      <w:bookmarkStart w:colFirst="0" w:colLast="0" w:name="_k0v6h5ttrs35" w:id="15"/>
+      <w:bookmarkEnd w:id="15"/>
       <w:r>
         <w:rPr>
           <w:color w:val="000000"/>
@@ -3515,8 +3527,8 @@
           <w:color w:val="000000"/>
         </w:rPr>
       </w:pPr>
-      <w:bookmarkStart w:colFirst="0" w:colLast="0" w:name="_e73wm28kq0vn" w:id="17"/>
-      <w:bookmarkEnd w:id="17"/>
+      <w:bookmarkStart w:colFirst="0" w:colLast="0" w:name="_e73wm28kq0vn" w:id="16"/>
+      <w:bookmarkEnd w:id="16"/>
       <w:r>
         <w:rPr>
           <w:color w:val="000000"/>
@@ -3619,8 +3631,8 @@
           <w:color w:val="000000"/>
         </w:rPr>
       </w:pPr>
-      <w:bookmarkStart w:colFirst="0" w:colLast="0" w:name="_hf2xv0mmwgnb" w:id="18"/>
-      <w:bookmarkEnd w:id="18"/>
+      <w:bookmarkStart w:colFirst="0" w:colLast="0" w:name="_hf2xv0mmwgnb" w:id="17"/>
+      <w:bookmarkEnd w:id="17"/>
       <w:r>
         <w:rPr>
           <w:color w:val="000000"/>
@@ -3705,8 +3717,8 @@
           <w:color w:val="000000"/>
         </w:rPr>
       </w:pPr>
-      <w:bookmarkStart w:colFirst="0" w:colLast="0" w:name="_eecvh2qpjhqw" w:id="19"/>
-      <w:bookmarkEnd w:id="19"/>
+      <w:bookmarkStart w:colFirst="0" w:colLast="0" w:name="_eecvh2qpjhqw" w:id="18"/>
+      <w:bookmarkEnd w:id="18"/>
       <w:r>
         <w:rPr>
           <w:color w:val="000000"/>
@@ -3777,8 +3789,8 @@
           <w:color w:val="000000"/>
         </w:rPr>
       </w:pPr>
-      <w:bookmarkStart w:colFirst="0" w:colLast="0" w:name="_wi94v56njcib" w:id="20"/>
-      <w:bookmarkEnd w:id="20"/>
+      <w:bookmarkStart w:colFirst="0" w:colLast="0" w:name="_wi94v56njcib" w:id="19"/>
+      <w:bookmarkEnd w:id="19"/>
       <w:r>
         <w:rPr>
           <w:rFonts w:ascii="Times New Roman" w:cs="Times New Roman" w:eastAsia="Times New Roman" w:hAnsi="Times New Roman"/>
@@ -3800,8 +3812,8 @@
           <w:color w:val="000000"/>
         </w:rPr>
       </w:pPr>
-      <w:bookmarkStart w:colFirst="0" w:colLast="0" w:name="_usxbmmw2fs7f" w:id="21"/>
-      <w:bookmarkEnd w:id="21"/>
+      <w:bookmarkStart w:colFirst="0" w:colLast="0" w:name="_usxbmmw2fs7f" w:id="20"/>
+      <w:bookmarkEnd w:id="20"/>
       <w:r>
         <w:rPr>
           <w:color w:val="000000"/>
@@ -3837,8 +3849,8 @@
           <w:color w:val="000000"/>
         </w:rPr>
       </w:pPr>
-      <w:bookmarkStart w:colFirst="0" w:colLast="0" w:name="_c7vt4cm3jt32" w:id="22"/>
-      <w:bookmarkEnd w:id="22"/>
+      <w:bookmarkStart w:colFirst="0" w:colLast="0" w:name="_c7vt4cm3jt32" w:id="21"/>
+      <w:bookmarkEnd w:id="21"/>
       <w:r>
         <w:rPr>
           <w:color w:val="000000"/>
@@ -3941,8 +3953,8 @@
           <w:color w:val="000000"/>
         </w:rPr>
       </w:pPr>
-      <w:bookmarkStart w:colFirst="0" w:colLast="0" w:name="_qjthl55kyamh" w:id="23"/>
-      <w:bookmarkEnd w:id="23"/>
+      <w:bookmarkStart w:colFirst="0" w:colLast="0" w:name="_qjthl55kyamh" w:id="22"/>
+      <w:bookmarkEnd w:id="22"/>
       <w:r>
         <w:rPr>
           <w:color w:val="000000"/>
@@ -4005,8 +4017,8 @@
           <w:color w:val="000000"/>
         </w:rPr>
       </w:pPr>
-      <w:bookmarkStart w:colFirst="0" w:colLast="0" w:name="_xg6tv2rf5orr" w:id="24"/>
-      <w:bookmarkEnd w:id="24"/>
+      <w:bookmarkStart w:colFirst="0" w:colLast="0" w:name="_xg6tv2rf5orr" w:id="23"/>
+      <w:bookmarkEnd w:id="23"/>
       <w:r>
         <w:rPr>
           <w:color w:val="000000"/>
@@ -4073,8 +4085,8 @@
           <w:color w:val="000000"/>
         </w:rPr>
       </w:pPr>
-      <w:bookmarkStart w:colFirst="0" w:colLast="0" w:name="_z3o8fphjf02k" w:id="25"/>
-      <w:bookmarkEnd w:id="25"/>
+      <w:bookmarkStart w:colFirst="0" w:colLast="0" w:name="_z3o8fphjf02k" w:id="24"/>
+      <w:bookmarkEnd w:id="24"/>
       <w:r>
         <w:rPr>
           <w:rFonts w:ascii="Times New Roman" w:cs="Times New Roman" w:eastAsia="Times New Roman" w:hAnsi="Times New Roman"/>
@@ -4096,8 +4108,8 @@
           <w:color w:val="000000"/>
         </w:rPr>
       </w:pPr>
-      <w:bookmarkStart w:colFirst="0" w:colLast="0" w:name="_7fevlyfstnro" w:id="26"/>
-      <w:bookmarkEnd w:id="26"/>
+      <w:bookmarkStart w:colFirst="0" w:colLast="0" w:name="_7fevlyfstnro" w:id="25"/>
+      <w:bookmarkEnd w:id="25"/>
       <w:r>
         <w:rPr>
           <w:color w:val="000000"/>
@@ -4133,8 +4145,8 @@
           <w:color w:val="000000"/>
         </w:rPr>
       </w:pPr>
-      <w:bookmarkStart w:colFirst="0" w:colLast="0" w:name="_870g49ul7510" w:id="27"/>
-      <w:bookmarkEnd w:id="27"/>
+      <w:bookmarkStart w:colFirst="0" w:colLast="0" w:name="_870g49ul7510" w:id="26"/>
+      <w:bookmarkEnd w:id="26"/>
       <w:r>
         <w:rPr>
           <w:color w:val="000000"/>
@@ -4236,8 +4248,8 @@
           <w:color w:val="000000"/>
         </w:rPr>
       </w:pPr>
-      <w:bookmarkStart w:colFirst="0" w:colLast="0" w:name="_gkvmkvkckynv" w:id="28"/>
-      <w:bookmarkEnd w:id="28"/>
+      <w:bookmarkStart w:colFirst="0" w:colLast="0" w:name="_gkvmkvkckynv" w:id="27"/>
+      <w:bookmarkEnd w:id="27"/>
       <w:r>
         <w:rPr>
           <w:color w:val="000000"/>
@@ -4250,7 +4262,7 @@
       <w:pPr>
         <w:numPr>
           <w:ilvl w:val="0"/>
-          <w:numId w:val="63"/>
+          <w:numId w:val="64"/>
         </w:numPr>
         <w:spacing w:after="0" w:afterAutospacing="0" w:before="240" w:line="360" w:lineRule="auto"/>
         <w:ind w:left="720" w:hanging="360"/>
@@ -4272,7 +4284,7 @@
       <w:pPr>
         <w:numPr>
           <w:ilvl w:val="0"/>
-          <w:numId w:val="63"/>
+          <w:numId w:val="64"/>
         </w:numPr>
         <w:spacing w:after="240" w:before="0" w:beforeAutospacing="0" w:line="360" w:lineRule="auto"/>
         <w:ind w:left="720" w:hanging="360"/>
@@ -4300,8 +4312,8 @@
           <w:color w:val="000000"/>
         </w:rPr>
       </w:pPr>
-      <w:bookmarkStart w:colFirst="0" w:colLast="0" w:name="_bcf3ltpehyh2" w:id="29"/>
-      <w:bookmarkEnd w:id="29"/>
+      <w:bookmarkStart w:colFirst="0" w:colLast="0" w:name="_bcf3ltpehyh2" w:id="28"/>
+      <w:bookmarkEnd w:id="28"/>
       <w:r>
         <w:rPr>
           <w:color w:val="000000"/>
@@ -4367,8 +4379,8 @@
           <w:color w:val="000000"/>
         </w:rPr>
       </w:pPr>
-      <w:bookmarkStart w:colFirst="0" w:colLast="0" w:name="_npr9dv6h9gw" w:id="30"/>
-      <w:bookmarkEnd w:id="30"/>
+      <w:bookmarkStart w:colFirst="0" w:colLast="0" w:name="_npr9dv6h9gw" w:id="29"/>
+      <w:bookmarkEnd w:id="29"/>
       <w:r>
         <w:rPr>
           <w:rFonts w:ascii="Times New Roman" w:cs="Times New Roman" w:eastAsia="Times New Roman" w:hAnsi="Times New Roman"/>
@@ -5025,8 +5037,8 @@
           <w:color w:val="000000"/>
         </w:rPr>
       </w:pPr>
-      <w:bookmarkStart w:colFirst="0" w:colLast="0" w:name="_fsy8a7ucumqf" w:id="31"/>
-      <w:bookmarkEnd w:id="31"/>
+      <w:bookmarkStart w:colFirst="0" w:colLast="0" w:name="_fsy8a7ucumqf" w:id="30"/>
+      <w:bookmarkEnd w:id="30"/>
       <w:r>
         <w:rPr>
           <w:color w:val="000000"/>
@@ -5226,8 +5238,8 @@
           <w:color w:val="000000"/>
         </w:rPr>
       </w:pPr>
-      <w:bookmarkStart w:colFirst="0" w:colLast="0" w:name="_j6v4vv1zcixf" w:id="32"/>
-      <w:bookmarkEnd w:id="32"/>
+      <w:bookmarkStart w:colFirst="0" w:colLast="0" w:name="_j6v4vv1zcixf" w:id="31"/>
+      <w:bookmarkEnd w:id="31"/>
       <w:r>
         <w:rPr>
           <w:rFonts w:ascii="Times New Roman" w:cs="Times New Roman" w:eastAsia="Times New Roman" w:hAnsi="Times New Roman"/>
@@ -5474,8 +5486,8 @@
           <w:color w:val="000000"/>
         </w:rPr>
       </w:pPr>
-      <w:bookmarkStart w:colFirst="0" w:colLast="0" w:name="_tszzf5je66sy" w:id="33"/>
-      <w:bookmarkEnd w:id="33"/>
+      <w:bookmarkStart w:colFirst="0" w:colLast="0" w:name="_tszzf5je66sy" w:id="32"/>
+      <w:bookmarkEnd w:id="32"/>
       <w:r>
         <w:rPr>
           <w:rFonts w:ascii="Times New Roman" w:cs="Times New Roman" w:eastAsia="Times New Roman" w:hAnsi="Times New Roman"/>
@@ -5516,8 +5528,8 @@
           <w:color w:val="000000"/>
         </w:rPr>
       </w:pPr>
-      <w:bookmarkStart w:colFirst="0" w:colLast="0" w:name="_ma8gc3m5xbyc" w:id="34"/>
-      <w:bookmarkEnd w:id="34"/>
+      <w:bookmarkStart w:colFirst="0" w:colLast="0" w:name="_ma8gc3m5xbyc" w:id="33"/>
+      <w:bookmarkEnd w:id="33"/>
       <w:r>
         <w:rPr>
           <w:b w:val="1"/>
@@ -5549,7 +5561,7 @@
       <w:pPr>
         <w:numPr>
           <w:ilvl w:val="0"/>
-          <w:numId w:val="65"/>
+          <w:numId w:val="66"/>
         </w:numPr>
         <w:spacing w:after="0" w:afterAutospacing="0" w:before="240" w:line="360" w:lineRule="auto"/>
         <w:ind w:left="720" w:hanging="360"/>
@@ -5571,7 +5583,7 @@
       <w:pPr>
         <w:numPr>
           <w:ilvl w:val="0"/>
-          <w:numId w:val="65"/>
+          <w:numId w:val="66"/>
         </w:numPr>
         <w:spacing w:after="240" w:before="0" w:beforeAutospacing="0" w:line="360" w:lineRule="auto"/>
         <w:ind w:left="720" w:hanging="360"/>
@@ -5723,8 +5735,8 @@
           <w:color w:val="000000"/>
         </w:rPr>
       </w:pPr>
-      <w:bookmarkStart w:colFirst="0" w:colLast="0" w:name="_ggneftcfq6gr" w:id="35"/>
-      <w:bookmarkEnd w:id="35"/>
+      <w:bookmarkStart w:colFirst="0" w:colLast="0" w:name="_ggneftcfq6gr" w:id="34"/>
+      <w:bookmarkEnd w:id="34"/>
       <w:r>
         <w:rPr>
           <w:b w:val="1"/>
@@ -5847,8 +5859,8 @@
           <w:color w:val="000000"/>
         </w:rPr>
       </w:pPr>
-      <w:bookmarkStart w:colFirst="0" w:colLast="0" w:name="_o2xyrgh2gzv6" w:id="36"/>
-      <w:bookmarkEnd w:id="36"/>
+      <w:bookmarkStart w:colFirst="0" w:colLast="0" w:name="_o2xyrgh2gzv6" w:id="35"/>
+      <w:bookmarkEnd w:id="35"/>
       <w:r>
         <w:rPr>
           <w:b w:val="1"/>
@@ -5998,8 +6010,8 @@
           <w:color w:val="000000"/>
         </w:rPr>
       </w:pPr>
-      <w:bookmarkStart w:colFirst="0" w:colLast="0" w:name="_7rpwyilblqt0" w:id="37"/>
-      <w:bookmarkEnd w:id="37"/>
+      <w:bookmarkStart w:colFirst="0" w:colLast="0" w:name="_7rpwyilblqt0" w:id="36"/>
+      <w:bookmarkEnd w:id="36"/>
       <w:r>
         <w:rPr>
           <w:b w:val="1"/>
@@ -6122,8 +6134,8 @@
           <w:color w:val="000000"/>
         </w:rPr>
       </w:pPr>
-      <w:bookmarkStart w:colFirst="0" w:colLast="0" w:name="_1dx4t8su0o2j" w:id="38"/>
-      <w:bookmarkEnd w:id="38"/>
+      <w:bookmarkStart w:colFirst="0" w:colLast="0" w:name="_1dx4t8su0o2j" w:id="37"/>
+      <w:bookmarkEnd w:id="37"/>
       <w:r>
         <w:rPr>
           <w:b w:val="1"/>
@@ -6155,7 +6167,7 @@
       <w:pPr>
         <w:numPr>
           <w:ilvl w:val="0"/>
-          <w:numId w:val="67"/>
+          <w:numId w:val="70"/>
         </w:numPr>
         <w:spacing w:after="0" w:afterAutospacing="0" w:before="240" w:line="360" w:lineRule="auto"/>
         <w:ind w:left="720" w:hanging="360"/>
@@ -6177,7 +6189,7 @@
       <w:pPr>
         <w:numPr>
           <w:ilvl w:val="0"/>
-          <w:numId w:val="67"/>
+          <w:numId w:val="70"/>
         </w:numPr>
         <w:spacing w:after="0" w:afterAutospacing="0" w:before="0" w:beforeAutospacing="0" w:line="360" w:lineRule="auto"/>
         <w:ind w:left="720" w:hanging="360"/>
@@ -6199,7 +6211,7 @@
       <w:pPr>
         <w:numPr>
           <w:ilvl w:val="0"/>
-          <w:numId w:val="67"/>
+          <w:numId w:val="70"/>
         </w:numPr>
         <w:spacing w:after="0" w:afterAutospacing="0" w:before="0" w:beforeAutospacing="0" w:line="360" w:lineRule="auto"/>
         <w:ind w:left="720" w:hanging="360"/>
@@ -6221,7 +6233,7 @@
       <w:pPr>
         <w:numPr>
           <w:ilvl w:val="0"/>
-          <w:numId w:val="67"/>
+          <w:numId w:val="70"/>
         </w:numPr>
         <w:spacing w:after="0" w:afterAutospacing="0" w:before="0" w:beforeAutospacing="0" w:line="360" w:lineRule="auto"/>
         <w:ind w:left="720" w:hanging="360"/>
@@ -6243,7 +6255,7 @@
       <w:pPr>
         <w:numPr>
           <w:ilvl w:val="0"/>
-          <w:numId w:val="67"/>
+          <w:numId w:val="70"/>
         </w:numPr>
         <w:spacing w:after="240" w:before="0" w:beforeAutospacing="0" w:line="360" w:lineRule="auto"/>
         <w:ind w:left="720" w:hanging="360"/>
@@ -6273,8 +6285,8 @@
           <w:color w:val="000000"/>
         </w:rPr>
       </w:pPr>
-      <w:bookmarkStart w:colFirst="0" w:colLast="0" w:name="_1jl0yb44hvb" w:id="39"/>
-      <w:bookmarkEnd w:id="39"/>
+      <w:bookmarkStart w:colFirst="0" w:colLast="0" w:name="_1jl0yb44hvb" w:id="38"/>
+      <w:bookmarkEnd w:id="38"/>
       <w:r>
         <w:rPr>
           <w:b w:val="1"/>
@@ -6380,8 +6392,8 @@
           <w:color w:val="000000"/>
         </w:rPr>
       </w:pPr>
-      <w:bookmarkStart w:colFirst="0" w:colLast="0" w:name="_poa7hey7hul2" w:id="40"/>
-      <w:bookmarkEnd w:id="40"/>
+      <w:bookmarkStart w:colFirst="0" w:colLast="0" w:name="_poa7hey7hul2" w:id="39"/>
+      <w:bookmarkEnd w:id="39"/>
       <w:r>
         <w:rPr>
           <w:b w:val="1"/>
@@ -6421,8 +6433,8 @@
           <w:color w:val="000000"/>
         </w:rPr>
       </w:pPr>
-      <w:bookmarkStart w:colFirst="0" w:colLast="0" w:name="_mf4y0oek1vk0" w:id="41"/>
-      <w:bookmarkEnd w:id="41"/>
+      <w:bookmarkStart w:colFirst="0" w:colLast="0" w:name="_mf4y0oek1vk0" w:id="40"/>
+      <w:bookmarkEnd w:id="40"/>
       <w:r>
         <w:rPr>
           <w:b w:val="1"/>
@@ -6463,8 +6475,8 @@
           <w:color w:val="000000"/>
         </w:rPr>
       </w:pPr>
-      <w:bookmarkStart w:colFirst="0" w:colLast="0" w:name="_c8nczzoc0tqj" w:id="42"/>
-      <w:bookmarkEnd w:id="42"/>
+      <w:bookmarkStart w:colFirst="0" w:colLast="0" w:name="_c8nczzoc0tqj" w:id="41"/>
+      <w:bookmarkEnd w:id="41"/>
       <w:r>
         <w:rPr>
           <w:rFonts w:ascii="Times New Roman" w:cs="Times New Roman" w:eastAsia="Times New Roman" w:hAnsi="Times New Roman"/>
@@ -6488,8 +6500,8 @@
           <w:color w:val="000000"/>
         </w:rPr>
       </w:pPr>
-      <w:bookmarkStart w:colFirst="0" w:colLast="0" w:name="_4oh3bvkn9h76" w:id="43"/>
-      <w:bookmarkEnd w:id="43"/>
+      <w:bookmarkStart w:colFirst="0" w:colLast="0" w:name="_4oh3bvkn9h76" w:id="42"/>
+      <w:bookmarkEnd w:id="42"/>
       <w:r>
         <w:rPr>
           <w:b w:val="1"/>
@@ -6556,8 +6568,8 @@
           <w:color w:val="000000"/>
         </w:rPr>
       </w:pPr>
-      <w:bookmarkStart w:colFirst="0" w:colLast="0" w:name="_jqd5o4zacz5" w:id="44"/>
-      <w:bookmarkEnd w:id="44"/>
+      <w:bookmarkStart w:colFirst="0" w:colLast="0" w:name="_jqd5o4zacz5" w:id="43"/>
+      <w:bookmarkEnd w:id="43"/>
       <w:r>
         <w:rPr>
           <w:b w:val="1"/>
@@ -6624,8 +6636,8 @@
           <w:color w:val="000000"/>
         </w:rPr>
       </w:pPr>
-      <w:bookmarkStart w:colFirst="0" w:colLast="0" w:name="_muucw63h6ne2" w:id="45"/>
-      <w:bookmarkEnd w:id="45"/>
+      <w:bookmarkStart w:colFirst="0" w:colLast="0" w:name="_muucw63h6ne2" w:id="44"/>
+      <w:bookmarkEnd w:id="44"/>
       <w:r>
         <w:rPr>
           <w:b w:val="1"/>
@@ -6692,8 +6704,8 @@
           <w:color w:val="000000"/>
         </w:rPr>
       </w:pPr>
-      <w:bookmarkStart w:colFirst="0" w:colLast="0" w:name="_rvpyph6y2ii1" w:id="46"/>
-      <w:bookmarkEnd w:id="46"/>
+      <w:bookmarkStart w:colFirst="0" w:colLast="0" w:name="_rvpyph6y2ii1" w:id="45"/>
+      <w:bookmarkEnd w:id="45"/>
       <w:r>
         <w:rPr>
           <w:b w:val="1"/>
@@ -6778,8 +6790,8 @@
           <w:color w:val="000000"/>
         </w:rPr>
       </w:pPr>
-      <w:bookmarkStart w:colFirst="0" w:colLast="0" w:name="_7k001w3kmnbr" w:id="47"/>
-      <w:bookmarkEnd w:id="47"/>
+      <w:bookmarkStart w:colFirst="0" w:colLast="0" w:name="_7k001w3kmnbr" w:id="46"/>
+      <w:bookmarkEnd w:id="46"/>
       <w:r>
         <w:rPr>
           <w:rFonts w:ascii="Times New Roman" w:cs="Times New Roman" w:eastAsia="Times New Roman" w:hAnsi="Times New Roman"/>
@@ -6820,8 +6832,8 @@
           <w:color w:val="000000"/>
         </w:rPr>
       </w:pPr>
-      <w:bookmarkStart w:colFirst="0" w:colLast="0" w:name="_f1iy5jcpacl5" w:id="48"/>
-      <w:bookmarkEnd w:id="48"/>
+      <w:bookmarkStart w:colFirst="0" w:colLast="0" w:name="_f1iy5jcpacl5" w:id="47"/>
+      <w:bookmarkEnd w:id="47"/>
       <w:r>
         <w:rPr>
           <w:b w:val="1"/>
@@ -6853,7 +6865,7 @@
       <w:pPr>
         <w:numPr>
           <w:ilvl w:val="0"/>
-          <w:numId w:val="68"/>
+          <w:numId w:val="71"/>
         </w:numPr>
         <w:spacing w:after="0" w:afterAutospacing="0" w:before="240" w:line="360" w:lineRule="auto"/>
         <w:ind w:left="720" w:hanging="360"/>
@@ -6875,7 +6887,7 @@
       <w:pPr>
         <w:numPr>
           <w:ilvl w:val="0"/>
-          <w:numId w:val="68"/>
+          <w:numId w:val="71"/>
         </w:numPr>
         <w:spacing w:after="0" w:afterAutospacing="0" w:before="0" w:beforeAutospacing="0" w:line="360" w:lineRule="auto"/>
         <w:ind w:left="720" w:hanging="360"/>
@@ -6897,7 +6909,7 @@
       <w:pPr>
         <w:numPr>
           <w:ilvl w:val="0"/>
-          <w:numId w:val="68"/>
+          <w:numId w:val="71"/>
         </w:numPr>
         <w:spacing w:after="0" w:afterAutospacing="0" w:before="0" w:beforeAutospacing="0" w:line="360" w:lineRule="auto"/>
         <w:ind w:left="720" w:hanging="360"/>
@@ -6919,7 +6931,7 @@
       <w:pPr>
         <w:numPr>
           <w:ilvl w:val="0"/>
-          <w:numId w:val="68"/>
+          <w:numId w:val="71"/>
         </w:numPr>
         <w:spacing w:after="0" w:afterAutospacing="0" w:before="0" w:beforeAutospacing="0" w:line="360" w:lineRule="auto"/>
         <w:ind w:left="720" w:hanging="360"/>
@@ -6941,7 +6953,7 @@
       <w:pPr>
         <w:numPr>
           <w:ilvl w:val="0"/>
-          <w:numId w:val="68"/>
+          <w:numId w:val="71"/>
         </w:numPr>
         <w:spacing w:after="0" w:afterAutospacing="0" w:before="0" w:beforeAutospacing="0" w:line="360" w:lineRule="auto"/>
         <w:ind w:left="720" w:hanging="360"/>
@@ -6963,7 +6975,7 @@
       <w:pPr>
         <w:numPr>
           <w:ilvl w:val="0"/>
-          <w:numId w:val="68"/>
+          <w:numId w:val="71"/>
         </w:numPr>
         <w:spacing w:after="0" w:afterAutospacing="0" w:before="0" w:beforeAutospacing="0" w:line="360" w:lineRule="auto"/>
         <w:ind w:left="720" w:hanging="360"/>
@@ -6985,7 +6997,7 @@
       <w:pPr>
         <w:numPr>
           <w:ilvl w:val="0"/>
-          <w:numId w:val="68"/>
+          <w:numId w:val="71"/>
         </w:numPr>
         <w:spacing w:after="240" w:before="0" w:beforeAutospacing="0" w:line="360" w:lineRule="auto"/>
         <w:ind w:left="720" w:hanging="360"/>
@@ -7015,8 +7027,8 @@
           <w:color w:val="000000"/>
         </w:rPr>
       </w:pPr>
-      <w:bookmarkStart w:colFirst="0" w:colLast="0" w:name="_7c1q2g50ngam" w:id="49"/>
-      <w:bookmarkEnd w:id="49"/>
+      <w:bookmarkStart w:colFirst="0" w:colLast="0" w:name="_7c1q2g50ngam" w:id="48"/>
+      <w:bookmarkEnd w:id="48"/>
       <w:r>
         <w:rPr>
           <w:b w:val="1"/>
@@ -7122,8 +7134,8 @@
           <w:color w:val="000000"/>
         </w:rPr>
       </w:pPr>
-      <w:bookmarkStart w:colFirst="0" w:colLast="0" w:name="_pu1eg4v18k4o" w:id="50"/>
-      <w:bookmarkEnd w:id="50"/>
+      <w:bookmarkStart w:colFirst="0" w:colLast="0" w:name="_pu1eg4v18k4o" w:id="49"/>
+      <w:bookmarkEnd w:id="49"/>
       <w:r>
         <w:rPr>
           <w:b w:val="1"/>
@@ -7154,6 +7166,295 @@
     <w:p>
       <w:pPr>
         <w:spacing w:after="240" w:before="240" w:line="360" w:lineRule="auto"/>
+        <w:rPr>
+          <w:b w:val="1"/>
+          <w:bCs w:val="1"/>
+          <w:color w:val="000000"/>
+          <w:sz w:val="32"/>
+          <w:szCs w:val="32"/>
+        </w:rPr>
+      </w:pPr>
+      <w:r>
+        <w:rPr>
+          <w:b w:val="1"/>
+          <w:bCs w:val="1"/>
+          <w:color w:val="000000"/>
+          <w:sz w:val="32"/>
+          <w:szCs w:val="32"/>
+          <w:rtl w:val="0"/>
+        </w:rPr>
+        <w:t xml:space="preserve">3.5  Luồng hoạt động của chương trình</w:t>
+      </w:r>
+    </w:p>
+    <w:p>
+      <w:pPr>
+        <w:spacing w:after="240" w:before="240" w:line="360" w:lineRule="auto"/>
+        <w:rPr>
+          <w:sz w:val="28"/>
+          <w:szCs w:val="28"/>
+        </w:rPr>
+      </w:pPr>
+      <w:r>
+        <w:rPr>
+          <w:sz w:val="28"/>
+          <w:szCs w:val="28"/>
+          <w:rtl w:val="0"/>
+        </w:rPr>
+        <w:t xml:space="preserve">Luồng hoạt động tổng quát:</w:t>
+      </w:r>
+    </w:p>
+    <w:p>
+      <w:pPr>
+        <w:spacing w:after="240" w:before="240" w:line="360" w:lineRule="auto"/>
+        <w:rPr>
+          <w:sz w:val="28"/>
+          <w:szCs w:val="28"/>
+        </w:rPr>
+      </w:pPr>
+      <w:r>
+        <w:rPr>
+          <w:rFonts w:ascii="Andika" w:cs="Andika" w:eastAsia="Andika" w:hAnsi="Andika"/>
+          <w:sz w:val="28"/>
+          <w:szCs w:val="28"/>
+          <w:rtl w:val="0"/>
+        </w:rPr>
+        <w:t xml:space="preserve">1️. Người dùng nạp file dữ liệu</w:t>
+        <w:br w:type="textWrapping"/>
+        <w:t xml:space="preserve"> → Blocks + Processes</w:t>
+      </w:r>
+    </w:p>
+    <w:p>
+      <w:pPr>
+        <w:spacing w:after="240" w:before="240" w:line="360" w:lineRule="auto"/>
+        <w:rPr>
+          <w:sz w:val="28"/>
+          <w:szCs w:val="28"/>
+        </w:rPr>
+      </w:pPr>
+      <w:r>
+        <w:rPr>
+          <w:rFonts w:ascii="Andika" w:cs="Andika" w:eastAsia="Andika" w:hAnsi="Andika"/>
+          <w:sz w:val="28"/>
+          <w:szCs w:val="28"/>
+          <w:rtl w:val="0"/>
+        </w:rPr>
+        <w:t xml:space="preserve">2️. Người dùng chọn thuật toán</w:t>
+      </w:r>
+    </w:p>
+    <w:p>
+      <w:pPr>
+        <w:spacing w:after="240" w:before="240" w:line="360" w:lineRule="auto"/>
+        <w:rPr>
+          <w:sz w:val="28"/>
+          <w:szCs w:val="28"/>
+        </w:rPr>
+      </w:pPr>
+      <w:r>
+        <w:rPr>
+          <w:rFonts w:ascii="Andika" w:cs="Andika" w:eastAsia="Andika" w:hAnsi="Andika"/>
+          <w:sz w:val="28"/>
+          <w:szCs w:val="28"/>
+          <w:rtl w:val="0"/>
+        </w:rPr>
+        <w:t xml:space="preserve">3️. Nhấn Run Simulation</w:t>
+      </w:r>
+    </w:p>
+    <w:p>
+      <w:pPr>
+        <w:spacing w:after="240" w:before="240" w:line="360" w:lineRule="auto"/>
+        <w:rPr>
+          <w:sz w:val="28"/>
+          <w:szCs w:val="28"/>
+        </w:rPr>
+      </w:pPr>
+      <w:r>
+        <w:rPr>
+          <w:rFonts w:ascii="Andika" w:cs="Andika" w:eastAsia="Andika" w:hAnsi="Andika"/>
+          <w:sz w:val="28"/>
+          <w:szCs w:val="28"/>
+          <w:rtl w:val="0"/>
+        </w:rPr>
+        <w:t xml:space="preserve">4️. Hệ thống thực hiện:</w:t>
+      </w:r>
+    </w:p>
+    <w:p>
+      <w:pPr>
+        <w:numPr>
+          <w:ilvl w:val="0"/>
+          <w:numId w:val="53"/>
+        </w:numPr>
+        <w:spacing w:after="0" w:afterAutospacing="0" w:before="240" w:line="360" w:lineRule="auto"/>
+        <w:ind w:left="720" w:hanging="360"/>
+        <w:rPr>
+          <w:sz w:val="28"/>
+          <w:szCs w:val="28"/>
+        </w:rPr>
+      </w:pPr>
+      <w:r>
+        <w:rPr>
+          <w:sz w:val="28"/>
+          <w:szCs w:val="28"/>
+          <w:rtl w:val="0"/>
+        </w:rPr>
+        <w:t xml:space="preserve">Duyệt từng tiến trình</w:t>
+      </w:r>
+    </w:p>
+    <w:p>
+      <w:pPr>
+        <w:numPr>
+          <w:ilvl w:val="0"/>
+          <w:numId w:val="53"/>
+        </w:numPr>
+        <w:spacing w:after="0" w:afterAutospacing="0" w:before="0" w:beforeAutospacing="0" w:line="360" w:lineRule="auto"/>
+        <w:ind w:left="720" w:hanging="360"/>
+        <w:rPr>
+          <w:sz w:val="28"/>
+          <w:szCs w:val="28"/>
+        </w:rPr>
+      </w:pPr>
+      <w:r>
+        <w:rPr>
+          <w:sz w:val="28"/>
+          <w:szCs w:val="28"/>
+          <w:rtl w:val="0"/>
+        </w:rPr>
+        <w:t xml:space="preserve">Áp dụng thuật toán cấp phát</w:t>
+      </w:r>
+    </w:p>
+    <w:p>
+      <w:pPr>
+        <w:numPr>
+          <w:ilvl w:val="0"/>
+          <w:numId w:val="53"/>
+        </w:numPr>
+        <w:spacing w:after="0" w:afterAutospacing="0" w:before="0" w:beforeAutospacing="0" w:line="360" w:lineRule="auto"/>
+        <w:ind w:left="720" w:hanging="360"/>
+        <w:rPr>
+          <w:sz w:val="28"/>
+          <w:szCs w:val="28"/>
+        </w:rPr>
+      </w:pPr>
+      <w:r>
+        <w:rPr>
+          <w:sz w:val="28"/>
+          <w:szCs w:val="28"/>
+          <w:rtl w:val="0"/>
+        </w:rPr>
+        <w:t xml:space="preserve">Cập nhật trạng thái block</w:t>
+      </w:r>
+    </w:p>
+    <w:p>
+      <w:pPr>
+        <w:numPr>
+          <w:ilvl w:val="0"/>
+          <w:numId w:val="53"/>
+        </w:numPr>
+        <w:spacing w:after="240" w:before="0" w:beforeAutospacing="0" w:line="360" w:lineRule="auto"/>
+        <w:ind w:left="720" w:hanging="360"/>
+        <w:rPr>
+          <w:sz w:val="28"/>
+          <w:szCs w:val="28"/>
+        </w:rPr>
+      </w:pPr>
+      <w:r>
+        <w:rPr>
+          <w:sz w:val="28"/>
+          <w:szCs w:val="28"/>
+          <w:rtl w:val="0"/>
+        </w:rPr>
+        <w:t xml:space="preserve">Hiển thị mô phỏng trực quan</w:t>
+      </w:r>
+    </w:p>
+    <w:p>
+      <w:pPr>
+        <w:spacing w:after="240" w:before="240" w:line="360" w:lineRule="auto"/>
+        <w:rPr>
+          <w:sz w:val="28"/>
+          <w:szCs w:val="28"/>
+        </w:rPr>
+      </w:pPr>
+      <w:r>
+        <w:rPr>
+          <w:rFonts w:ascii="Andika" w:cs="Andika" w:eastAsia="Andika" w:hAnsi="Andika"/>
+          <w:sz w:val="28"/>
+          <w:szCs w:val="28"/>
+          <w:rtl w:val="0"/>
+        </w:rPr>
+        <w:t xml:space="preserve">5️. Sau khi hoàn tất:</w:t>
+      </w:r>
+    </w:p>
+    <w:p>
+      <w:pPr>
+        <w:numPr>
+          <w:ilvl w:val="0"/>
+          <w:numId w:val="40"/>
+        </w:numPr>
+        <w:spacing w:after="0" w:afterAutospacing="0" w:before="240" w:line="360" w:lineRule="auto"/>
+        <w:ind w:left="720" w:hanging="360"/>
+        <w:rPr>
+          <w:sz w:val="28"/>
+          <w:szCs w:val="28"/>
+        </w:rPr>
+      </w:pPr>
+      <w:r>
+        <w:rPr>
+          <w:sz w:val="28"/>
+          <w:szCs w:val="28"/>
+          <w:rtl w:val="0"/>
+        </w:rPr>
+        <w:t xml:space="preserve">Hiển thị bảng kết quả</w:t>
+      </w:r>
+    </w:p>
+    <w:p>
+      <w:pPr>
+        <w:numPr>
+          <w:ilvl w:val="0"/>
+          <w:numId w:val="40"/>
+        </w:numPr>
+        <w:spacing w:after="0" w:afterAutospacing="0" w:before="0" w:beforeAutospacing="0" w:line="360" w:lineRule="auto"/>
+        <w:ind w:left="720" w:hanging="360"/>
+        <w:rPr>
+          <w:sz w:val="28"/>
+          <w:szCs w:val="28"/>
+        </w:rPr>
+      </w:pPr>
+      <w:r>
+        <w:rPr>
+          <w:sz w:val="28"/>
+          <w:szCs w:val="28"/>
+          <w:rtl w:val="0"/>
+        </w:rPr>
+        <w:t xml:space="preserve">Hiển thị thống kê bộ nhớ</w:t>
+      </w:r>
+    </w:p>
+    <w:p>
+      <w:pPr>
+        <w:numPr>
+          <w:ilvl w:val="0"/>
+          <w:numId w:val="40"/>
+        </w:numPr>
+        <w:spacing w:after="240" w:before="0" w:beforeAutospacing="0" w:line="360" w:lineRule="auto"/>
+        <w:ind w:left="720" w:hanging="360"/>
+        <w:rPr>
+          <w:sz w:val="28"/>
+          <w:szCs w:val="28"/>
+        </w:rPr>
+      </w:pPr>
+      <w:r>
+        <w:rPr>
+          <w:sz w:val="28"/>
+          <w:szCs w:val="28"/>
+          <w:rtl w:val="0"/>
+        </w:rPr>
+        <w:t xml:space="preserve">Cho phép xuất file CSV</w:t>
+      </w:r>
+    </w:p>
+    <w:p>
+      <w:pPr>
+        <w:pStyle w:val="Heading1"/>
+        <w:keepNext w:val="0"/>
+        <w:keepLines w:val="0"/>
+        <w:spacing w:after="120" w:before="480" w:line="360" w:lineRule="auto"/>
         <w:rPr>
           <w:rFonts w:ascii="Times New Roman" w:cs="Times New Roman" w:eastAsia="Times New Roman" w:hAnsi="Times New Roman"/>
           <w:b w:val="1"/>
@@ -7163,6 +7464,8 @@
           <w:szCs w:val="32"/>
         </w:rPr>
       </w:pPr>
+      <w:bookmarkStart w:colFirst="0" w:colLast="0" w:name="_7xw9c15oqejv" w:id="50"/>
+      <w:bookmarkEnd w:id="50"/>
       <w:r>
         <w:rPr>
           <w:rFonts w:ascii="Times New Roman" w:cs="Times New Roman" w:eastAsia="Times New Roman" w:hAnsi="Times New Roman"/>
@@ -7173,299 +7476,6 @@
           <w:szCs w:val="32"/>
           <w:rtl w:val="0"/>
         </w:rPr>
-        <w:t xml:space="preserve">3.5  Luồng hoạt động của chương trình</w:t>
-      </w:r>
-    </w:p>
-    <w:p>
-      <w:pPr>
-        <w:spacing w:after="240" w:before="240" w:line="360" w:lineRule="auto"/>
-        <w:rPr>
-          <w:sz w:val="28"/>
-          <w:szCs w:val="28"/>
-        </w:rPr>
-      </w:pPr>
-      <w:r>
-        <w:rPr>
-          <w:sz w:val="28"/>
-          <w:szCs w:val="28"/>
-          <w:rtl w:val="0"/>
-        </w:rPr>
-        <w:t xml:space="preserve">Luồng hoạt động tổng quát:</w:t>
-      </w:r>
-    </w:p>
-    <w:p>
-      <w:pPr>
-        <w:spacing w:after="240" w:before="240" w:line="360" w:lineRule="auto"/>
-        <w:rPr>
-          <w:sz w:val="28"/>
-          <w:szCs w:val="28"/>
-        </w:rPr>
-      </w:pPr>
-      <w:r>
-        <w:rPr>
-          <w:rFonts w:ascii="Andika" w:cs="Andika" w:eastAsia="Andika" w:hAnsi="Andika"/>
-          <w:sz w:val="28"/>
-          <w:szCs w:val="28"/>
-          <w:rtl w:val="0"/>
-        </w:rPr>
-        <w:t xml:space="preserve">1️. Người dùng nạp file dữ liệu</w:t>
-        <w:br w:type="textWrapping"/>
-        <w:t xml:space="preserve"> → Blocks + Processes</w:t>
-      </w:r>
-    </w:p>
-    <w:p>
-      <w:pPr>
-        <w:spacing w:after="240" w:before="240" w:line="360" w:lineRule="auto"/>
-        <w:rPr>
-          <w:sz w:val="28"/>
-          <w:szCs w:val="28"/>
-        </w:rPr>
-      </w:pPr>
-      <w:r>
-        <w:rPr>
-          <w:rFonts w:ascii="Andika" w:cs="Andika" w:eastAsia="Andika" w:hAnsi="Andika"/>
-          <w:sz w:val="28"/>
-          <w:szCs w:val="28"/>
-          <w:rtl w:val="0"/>
-        </w:rPr>
-        <w:t xml:space="preserve">2️. Người dùng chọn thuật toán</w:t>
-      </w:r>
-    </w:p>
-    <w:p>
-      <w:pPr>
-        <w:spacing w:after="240" w:before="240" w:line="360" w:lineRule="auto"/>
-        <w:rPr>
-          <w:sz w:val="28"/>
-          <w:szCs w:val="28"/>
-        </w:rPr>
-      </w:pPr>
-      <w:r>
-        <w:rPr>
-          <w:rFonts w:ascii="Andika" w:cs="Andika" w:eastAsia="Andika" w:hAnsi="Andika"/>
-          <w:sz w:val="28"/>
-          <w:szCs w:val="28"/>
-          <w:rtl w:val="0"/>
-        </w:rPr>
-        <w:t xml:space="preserve">3️. Nhấn Run Simulation</w:t>
-      </w:r>
-    </w:p>
-    <w:p>
-      <w:pPr>
-        <w:spacing w:after="240" w:before="240" w:line="360" w:lineRule="auto"/>
-        <w:rPr>
-          <w:sz w:val="28"/>
-          <w:szCs w:val="28"/>
-        </w:rPr>
-      </w:pPr>
-      <w:r>
-        <w:rPr>
-          <w:rFonts w:ascii="Andika" w:cs="Andika" w:eastAsia="Andika" w:hAnsi="Andika"/>
-          <w:sz w:val="28"/>
-          <w:szCs w:val="28"/>
-          <w:rtl w:val="0"/>
-        </w:rPr>
-        <w:t xml:space="preserve">4️. Hệ thống thực hiện:</w:t>
-      </w:r>
-    </w:p>
-    <w:p>
-      <w:pPr>
-        <w:numPr>
-          <w:ilvl w:val="0"/>
-          <w:numId w:val="53"/>
-        </w:numPr>
-        <w:spacing w:after="0" w:afterAutospacing="0" w:before="240" w:line="360" w:lineRule="auto"/>
-        <w:ind w:left="720" w:hanging="360"/>
-        <w:rPr>
-          <w:sz w:val="28"/>
-          <w:szCs w:val="28"/>
-        </w:rPr>
-      </w:pPr>
-      <w:r>
-        <w:rPr>
-          <w:sz w:val="28"/>
-          <w:szCs w:val="28"/>
-          <w:rtl w:val="0"/>
-        </w:rPr>
-        <w:t xml:space="preserve">Duyệt từng tiến trình</w:t>
-      </w:r>
-    </w:p>
-    <w:p>
-      <w:pPr>
-        <w:numPr>
-          <w:ilvl w:val="0"/>
-          <w:numId w:val="53"/>
-        </w:numPr>
-        <w:spacing w:after="0" w:afterAutospacing="0" w:before="0" w:beforeAutospacing="0" w:line="360" w:lineRule="auto"/>
-        <w:ind w:left="720" w:hanging="360"/>
-        <w:rPr>
-          <w:sz w:val="28"/>
-          <w:szCs w:val="28"/>
-        </w:rPr>
-      </w:pPr>
-      <w:r>
-        <w:rPr>
-          <w:sz w:val="28"/>
-          <w:szCs w:val="28"/>
-          <w:rtl w:val="0"/>
-        </w:rPr>
-        <w:t xml:space="preserve">Áp dụng thuật toán cấp phát</w:t>
-      </w:r>
-    </w:p>
-    <w:p>
-      <w:pPr>
-        <w:numPr>
-          <w:ilvl w:val="0"/>
-          <w:numId w:val="53"/>
-        </w:numPr>
-        <w:spacing w:after="0" w:afterAutospacing="0" w:before="0" w:beforeAutospacing="0" w:line="360" w:lineRule="auto"/>
-        <w:ind w:left="720" w:hanging="360"/>
-        <w:rPr>
-          <w:sz w:val="28"/>
-          <w:szCs w:val="28"/>
-        </w:rPr>
-      </w:pPr>
-      <w:r>
-        <w:rPr>
-          <w:sz w:val="28"/>
-          <w:szCs w:val="28"/>
-          <w:rtl w:val="0"/>
-        </w:rPr>
-        <w:t xml:space="preserve">Cập nhật trạng thái block</w:t>
-      </w:r>
-    </w:p>
-    <w:p>
-      <w:pPr>
-        <w:numPr>
-          <w:ilvl w:val="0"/>
-          <w:numId w:val="53"/>
-        </w:numPr>
-        <w:spacing w:after="240" w:before="0" w:beforeAutospacing="0" w:line="360" w:lineRule="auto"/>
-        <w:ind w:left="720" w:hanging="360"/>
-        <w:rPr>
-          <w:sz w:val="28"/>
-          <w:szCs w:val="28"/>
-        </w:rPr>
-      </w:pPr>
-      <w:r>
-        <w:rPr>
-          <w:sz w:val="28"/>
-          <w:szCs w:val="28"/>
-          <w:rtl w:val="0"/>
-        </w:rPr>
-        <w:t xml:space="preserve">Hiển thị mô phỏng trực quan</w:t>
-      </w:r>
-    </w:p>
-    <w:p>
-      <w:pPr>
-        <w:spacing w:after="240" w:before="240" w:line="360" w:lineRule="auto"/>
-        <w:rPr>
-          <w:sz w:val="28"/>
-          <w:szCs w:val="28"/>
-        </w:rPr>
-      </w:pPr>
-      <w:r>
-        <w:rPr>
-          <w:rFonts w:ascii="Andika" w:cs="Andika" w:eastAsia="Andika" w:hAnsi="Andika"/>
-          <w:sz w:val="28"/>
-          <w:szCs w:val="28"/>
-          <w:rtl w:val="0"/>
-        </w:rPr>
-        <w:t xml:space="preserve">5️. Sau khi hoàn tất:</w:t>
-      </w:r>
-    </w:p>
-    <w:p>
-      <w:pPr>
-        <w:numPr>
-          <w:ilvl w:val="0"/>
-          <w:numId w:val="40"/>
-        </w:numPr>
-        <w:spacing w:after="0" w:afterAutospacing="0" w:before="240" w:line="360" w:lineRule="auto"/>
-        <w:ind w:left="720" w:hanging="360"/>
-        <w:rPr>
-          <w:sz w:val="28"/>
-          <w:szCs w:val="28"/>
-        </w:rPr>
-      </w:pPr>
-      <w:r>
-        <w:rPr>
-          <w:sz w:val="28"/>
-          <w:szCs w:val="28"/>
-          <w:rtl w:val="0"/>
-        </w:rPr>
-        <w:t xml:space="preserve">Hiển thị bảng kết quả</w:t>
-      </w:r>
-    </w:p>
-    <w:p>
-      <w:pPr>
-        <w:numPr>
-          <w:ilvl w:val="0"/>
-          <w:numId w:val="40"/>
-        </w:numPr>
-        <w:spacing w:after="0" w:afterAutospacing="0" w:before="0" w:beforeAutospacing="0" w:line="360" w:lineRule="auto"/>
-        <w:ind w:left="720" w:hanging="360"/>
-        <w:rPr>
-          <w:sz w:val="28"/>
-          <w:szCs w:val="28"/>
-        </w:rPr>
-      </w:pPr>
-      <w:r>
-        <w:rPr>
-          <w:sz w:val="28"/>
-          <w:szCs w:val="28"/>
-          <w:rtl w:val="0"/>
-        </w:rPr>
-        <w:t xml:space="preserve">Hiển thị thống kê bộ nhớ</w:t>
-      </w:r>
-    </w:p>
-    <w:p>
-      <w:pPr>
-        <w:numPr>
-          <w:ilvl w:val="0"/>
-          <w:numId w:val="40"/>
-        </w:numPr>
-        <w:spacing w:after="240" w:before="0" w:beforeAutospacing="0" w:line="360" w:lineRule="auto"/>
-        <w:ind w:left="720" w:hanging="360"/>
-        <w:rPr>
-          <w:sz w:val="28"/>
-          <w:szCs w:val="28"/>
-        </w:rPr>
-      </w:pPr>
-      <w:r>
-        <w:rPr>
-          <w:sz w:val="28"/>
-          <w:szCs w:val="28"/>
-          <w:rtl w:val="0"/>
-        </w:rPr>
-        <w:t xml:space="preserve">Cho phép xuất file CSV</w:t>
-      </w:r>
-    </w:p>
-    <w:p>
-      <w:pPr>
-        <w:pStyle w:val="Heading1"/>
-        <w:keepNext w:val="0"/>
-        <w:keepLines w:val="0"/>
-        <w:spacing w:after="120" w:before="480" w:line="360" w:lineRule="auto"/>
-        <w:rPr>
-          <w:rFonts w:ascii="Times New Roman" w:cs="Times New Roman" w:eastAsia="Times New Roman" w:hAnsi="Times New Roman"/>
-          <w:b w:val="1"/>
-          <w:bCs w:val="1"/>
-          <w:color w:val="000000"/>
-          <w:sz w:val="32"/>
-          <w:szCs w:val="32"/>
-        </w:rPr>
-      </w:pPr>
-      <w:bookmarkStart w:colFirst="0" w:colLast="0" w:name="_7xw9c15oqejv" w:id="51"/>
-      <w:bookmarkEnd w:id="51"/>
-      <w:r>
-        <w:rPr>
-          <w:rFonts w:ascii="Times New Roman" w:cs="Times New Roman" w:eastAsia="Times New Roman" w:hAnsi="Times New Roman"/>
-          <w:b w:val="1"/>
-          <w:bCs w:val="1"/>
-          <w:color w:val="000000"/>
-          <w:sz w:val="32"/>
-          <w:szCs w:val="32"/>
-          <w:rtl w:val="0"/>
-        </w:rPr>
         <w:t xml:space="preserve">3.6 Kiến trúc hệ thống chương trình</w:t>
       </w:r>
     </w:p>
@@ -7489,7 +7499,7 @@
     <w:tbl>
       <w:tblPr>
         <w:tblStyle w:val="Table3"/>
-        <w:tblW w:w="7050.0" w:type="dxa"/>
+        <w:tblW w:w="7710.0" w:type="dxa"/>
         <w:jc w:val="left"/>
         <w:tblBorders>
           <w:top w:color="000000" w:space="0" w:sz="0" w:val="nil"/>
@@ -7503,12 +7513,12 @@
         <w:tblLook w:val="0600"/>
       </w:tblPr>
       <w:tblGrid>
-        <w:gridCol w:w="2940"/>
-        <w:gridCol w:w="4110"/>
+        <w:gridCol w:w="3210"/>
+        <w:gridCol w:w="4500"/>
         <w:tblGridChange w:id="0">
           <w:tblGrid>
-            <w:gridCol w:w="2940"/>
-            <w:gridCol w:w="4110"/>
+            <w:gridCol w:w="3210"/>
+            <w:gridCol w:w="4500"/>
           </w:tblGrid>
         </w:tblGridChange>
       </w:tblGrid>
@@ -7999,8 +8009,8 @@
           <w:szCs w:val="32"/>
         </w:rPr>
       </w:pPr>
-      <w:bookmarkStart w:colFirst="0" w:colLast="0" w:name="_sdhz24n2cl7x" w:id="52"/>
-      <w:bookmarkEnd w:id="52"/>
+      <w:bookmarkStart w:colFirst="0" w:colLast="0" w:name="_sdhz24n2cl7x" w:id="51"/>
+      <w:bookmarkEnd w:id="51"/>
       <w:r>
         <w:rPr>
           <w:rFonts w:ascii="Times New Roman" w:cs="Times New Roman" w:eastAsia="Times New Roman" w:hAnsi="Times New Roman"/>
@@ -8030,8 +8040,8 @@
           <w:szCs w:val="28"/>
         </w:rPr>
       </w:pPr>
-      <w:bookmarkStart w:colFirst="0" w:colLast="0" w:name="_7giwuj8jkswh" w:id="53"/>
-      <w:bookmarkEnd w:id="53"/>
+      <w:bookmarkStart w:colFirst="0" w:colLast="0" w:name="_7giwuj8jkswh" w:id="52"/>
+      <w:bookmarkEnd w:id="52"/>
       <w:r>
         <w:rPr>
           <w:rFonts w:ascii="Times New Roman" w:cs="Times New Roman" w:eastAsia="Times New Roman" w:hAnsi="Times New Roman"/>
@@ -8162,8 +8172,8 @@
           <w:szCs w:val="28"/>
         </w:rPr>
       </w:pPr>
-      <w:bookmarkStart w:colFirst="0" w:colLast="0" w:name="_3t2ilbm8pu49" w:id="54"/>
-      <w:bookmarkEnd w:id="54"/>
+      <w:bookmarkStart w:colFirst="0" w:colLast="0" w:name="_3t2ilbm8pu49" w:id="53"/>
+      <w:bookmarkEnd w:id="53"/>
       <w:r>
         <w:rPr>
           <w:rFonts w:ascii="Times New Roman" w:cs="Times New Roman" w:eastAsia="Times New Roman" w:hAnsi="Times New Roman"/>
@@ -8397,8 +8407,8 @@
           <w:szCs w:val="28"/>
         </w:rPr>
       </w:pPr>
-      <w:bookmarkStart w:colFirst="0" w:colLast="0" w:name="_xuio7zemtxnj" w:id="55"/>
-      <w:bookmarkEnd w:id="55"/>
+      <w:bookmarkStart w:colFirst="0" w:colLast="0" w:name="_xuio7zemtxnj" w:id="54"/>
+      <w:bookmarkEnd w:id="54"/>
       <w:r>
         <w:rPr>
           <w:rFonts w:ascii="Times New Roman" w:cs="Times New Roman" w:eastAsia="Times New Roman" w:hAnsi="Times New Roman"/>
@@ -8720,8 +8730,8 @@
           <w:szCs w:val="28"/>
         </w:rPr>
       </w:pPr>
-      <w:bookmarkStart w:colFirst="0" w:colLast="0" w:name="_bhki8wi8a1ap" w:id="56"/>
-      <w:bookmarkEnd w:id="56"/>
+      <w:bookmarkStart w:colFirst="0" w:colLast="0" w:name="_bhki8wi8a1ap" w:id="55"/>
+      <w:bookmarkEnd w:id="55"/>
       <w:r>
         <w:rPr>
           <w:rFonts w:ascii="Times New Roman" w:cs="Times New Roman" w:eastAsia="Times New Roman" w:hAnsi="Times New Roman"/>
@@ -8889,8 +8899,8 @@
           <w:szCs w:val="32"/>
         </w:rPr>
       </w:pPr>
-      <w:bookmarkStart w:colFirst="0" w:colLast="0" w:name="_qzwu0ir49wv" w:id="57"/>
-      <w:bookmarkEnd w:id="57"/>
+      <w:bookmarkStart w:colFirst="0" w:colLast="0" w:name="_qzwu0ir49wv" w:id="56"/>
+      <w:bookmarkEnd w:id="56"/>
       <w:r>
         <w:rPr>
           <w:rFonts w:ascii="Times New Roman" w:cs="Times New Roman" w:eastAsia="Times New Roman" w:hAnsi="Times New Roman"/>
@@ -8936,8 +8946,8 @@
           <w:szCs w:val="28"/>
         </w:rPr>
       </w:pPr>
-      <w:bookmarkStart w:colFirst="0" w:colLast="0" w:name="_qsbizjn1j92u" w:id="58"/>
-      <w:bookmarkEnd w:id="58"/>
+      <w:bookmarkStart w:colFirst="0" w:colLast="0" w:name="_qsbizjn1j92u" w:id="57"/>
+      <w:bookmarkEnd w:id="57"/>
       <w:r>
         <w:rPr>
           <w:rFonts w:ascii="Times New Roman" w:cs="Times New Roman" w:eastAsia="Times New Roman" w:hAnsi="Times New Roman"/>
@@ -9071,8 +9081,8 @@
           <w:szCs w:val="28"/>
         </w:rPr>
       </w:pPr>
-      <w:bookmarkStart w:colFirst="0" w:colLast="0" w:name="_g61p2fney428" w:id="59"/>
-      <w:bookmarkEnd w:id="59"/>
+      <w:bookmarkStart w:colFirst="0" w:colLast="0" w:name="_g61p2fney428" w:id="58"/>
+      <w:bookmarkEnd w:id="58"/>
       <w:r>
         <w:rPr>
           <w:rFonts w:ascii="Times New Roman" w:cs="Times New Roman" w:eastAsia="Times New Roman" w:hAnsi="Times New Roman"/>
@@ -9223,8 +9233,8 @@
           <w:szCs w:val="32"/>
         </w:rPr>
       </w:pPr>
-      <w:bookmarkStart w:colFirst="0" w:colLast="0" w:name="_aalhx6gx9zlj" w:id="60"/>
-      <w:bookmarkEnd w:id="60"/>
+      <w:bookmarkStart w:colFirst="0" w:colLast="0" w:name="_aalhx6gx9zlj" w:id="59"/>
+      <w:bookmarkEnd w:id="59"/>
       <w:r>
         <w:rPr>
           <w:rFonts w:ascii="Times New Roman" w:cs="Times New Roman" w:eastAsia="Times New Roman" w:hAnsi="Times New Roman"/>
@@ -9441,8 +9451,8 @@
           <w:szCs w:val="32"/>
         </w:rPr>
       </w:pPr>
-      <w:bookmarkStart w:colFirst="0" w:colLast="0" w:name="_ta0fuyppgy36" w:id="61"/>
-      <w:bookmarkEnd w:id="61"/>
+      <w:bookmarkStart w:colFirst="0" w:colLast="0" w:name="_ta0fuyppgy36" w:id="60"/>
+      <w:bookmarkEnd w:id="60"/>
       <w:r>
         <w:rPr>
           <w:rFonts w:ascii="Times New Roman" w:cs="Times New Roman" w:eastAsia="Times New Roman" w:hAnsi="Times New Roman"/>
@@ -9502,8 +9512,8 @@
           <w:szCs w:val="36"/>
         </w:rPr>
       </w:pPr>
-      <w:bookmarkStart w:colFirst="0" w:colLast="0" w:name="_hek6gscxlmpl" w:id="62"/>
-      <w:bookmarkEnd w:id="62"/>
+      <w:bookmarkStart w:colFirst="0" w:colLast="0" w:name="_hek6gscxlmpl" w:id="61"/>
+      <w:bookmarkEnd w:id="61"/>
       <w:r>
         <w:rPr>
           <w:rFonts w:ascii="Times New Roman" w:cs="Times New Roman" w:eastAsia="Times New Roman" w:hAnsi="Times New Roman"/>
@@ -9535,8 +9545,8 @@
           <w:color w:val="000000"/>
         </w:rPr>
       </w:pPr>
-      <w:bookmarkStart w:colFirst="0" w:colLast="0" w:name="_ggg2nix4bw45" w:id="63"/>
-      <w:bookmarkEnd w:id="63"/>
+      <w:bookmarkStart w:colFirst="0" w:colLast="0" w:name="_ggg2nix4bw45" w:id="62"/>
+      <w:bookmarkEnd w:id="62"/>
       <w:r>
         <w:rPr>
           <w:rFonts w:ascii="Times New Roman" w:cs="Times New Roman" w:eastAsia="Times New Roman" w:hAnsi="Times New Roman"/>
@@ -9575,8 +9585,8 @@
           <w:color w:val="000000"/>
         </w:rPr>
       </w:pPr>
-      <w:bookmarkStart w:colFirst="0" w:colLast="0" w:name="_d0hcjg2ydnrl" w:id="64"/>
-      <w:bookmarkEnd w:id="64"/>
+      <w:bookmarkStart w:colFirst="0" w:colLast="0" w:name="_d0hcjg2ydnrl" w:id="63"/>
+      <w:bookmarkEnd w:id="63"/>
       <w:r>
         <w:rPr>
           <w:color w:val="000000"/>
@@ -9700,8 +9710,8 @@
           <w:color w:val="000000"/>
         </w:rPr>
       </w:pPr>
-      <w:bookmarkStart w:colFirst="0" w:colLast="0" w:name="_oay8c9ip5wor" w:id="65"/>
-      <w:bookmarkEnd w:id="65"/>
+      <w:bookmarkStart w:colFirst="0" w:colLast="0" w:name="_oay8c9ip5wor" w:id="64"/>
+      <w:bookmarkEnd w:id="64"/>
       <w:r>
         <w:rPr>
           <w:color w:val="000000"/>
@@ -9717,7 +9727,7 @@
         <w:keepLines w:val="0"/>
         <w:numPr>
           <w:ilvl w:val="0"/>
-          <w:numId w:val="70"/>
+          <w:numId w:val="73"/>
         </w:numPr>
         <w:spacing w:after="0" w:afterAutospacing="0" w:before="240" w:line="360" w:lineRule="auto"/>
         <w:ind w:left="720" w:hanging="360"/>
@@ -9725,8 +9735,8 @@
           <w:color w:val="000000"/>
         </w:rPr>
       </w:pPr>
-      <w:bookmarkStart w:colFirst="0" w:colLast="0" w:name="_oay8c9ip5wor" w:id="65"/>
-      <w:bookmarkEnd w:id="65"/>
+      <w:bookmarkStart w:colFirst="0" w:colLast="0" w:name="_oay8c9ip5wor" w:id="64"/>
+      <w:bookmarkEnd w:id="64"/>
       <w:r>
         <w:rPr>
           <w:color w:val="000000"/>
@@ -9742,7 +9752,7 @@
         <w:keepLines w:val="0"/>
         <w:numPr>
           <w:ilvl w:val="0"/>
-          <w:numId w:val="70"/>
+          <w:numId w:val="73"/>
         </w:numPr>
         <w:spacing w:after="240" w:before="0" w:beforeAutospacing="0" w:line="360" w:lineRule="auto"/>
         <w:ind w:left="720" w:hanging="360"/>
@@ -9750,8 +9760,8 @@
           <w:color w:val="000000"/>
         </w:rPr>
       </w:pPr>
-      <w:bookmarkStart w:colFirst="0" w:colLast="0" w:name="_oay8c9ip5wor" w:id="65"/>
-      <w:bookmarkEnd w:id="65"/>
+      <w:bookmarkStart w:colFirst="0" w:colLast="0" w:name="_oay8c9ip5wor" w:id="64"/>
+      <w:bookmarkEnd w:id="64"/>
       <w:r>
         <w:rPr>
           <w:color w:val="000000"/>
@@ -9770,8 +9780,8 @@
           <w:color w:val="000000"/>
         </w:rPr>
       </w:pPr>
-      <w:bookmarkStart w:colFirst="0" w:colLast="0" w:name="_oay8c9ip5wor" w:id="65"/>
-      <w:bookmarkEnd w:id="65"/>
+      <w:bookmarkStart w:colFirst="0" w:colLast="0" w:name="_oay8c9ip5wor" w:id="64"/>
+      <w:bookmarkEnd w:id="64"/>
       <w:r>
         <w:rPr>
           <w:color w:val="000000"/>
@@ -9795,8 +9805,8 @@
           <w:color w:val="000000"/>
         </w:rPr>
       </w:pPr>
-      <w:bookmarkStart w:colFirst="0" w:colLast="0" w:name="_oay8c9ip5wor" w:id="65"/>
-      <w:bookmarkEnd w:id="65"/>
+      <w:bookmarkStart w:colFirst="0" w:colLast="0" w:name="_oay8c9ip5wor" w:id="64"/>
+      <w:bookmarkEnd w:id="64"/>
       <w:r>
         <w:rPr>
           <w:color w:val="000000"/>
@@ -9820,8 +9830,8 @@
           <w:color w:val="000000"/>
         </w:rPr>
       </w:pPr>
-      <w:bookmarkStart w:colFirst="0" w:colLast="0" w:name="_oay8c9ip5wor" w:id="65"/>
-      <w:bookmarkEnd w:id="65"/>
+      <w:bookmarkStart w:colFirst="0" w:colLast="0" w:name="_oay8c9ip5wor" w:id="64"/>
+      <w:bookmarkEnd w:id="64"/>
       <w:r>
         <w:rPr>
           <w:color w:val="000000"/>
@@ -9840,8 +9850,8 @@
           <w:color w:val="000000"/>
         </w:rPr>
       </w:pPr>
-      <w:bookmarkStart w:colFirst="0" w:colLast="0" w:name="_u6n8kh94crpv" w:id="66"/>
-      <w:bookmarkEnd w:id="66"/>
+      <w:bookmarkStart w:colFirst="0" w:colLast="0" w:name="_u6n8kh94crpv" w:id="65"/>
+      <w:bookmarkEnd w:id="65"/>
       <w:r>
         <w:rPr>
           <w:color w:val="000000"/>
@@ -9863,8 +9873,8 @@
           <w:color w:val="000000"/>
         </w:rPr>
       </w:pPr>
-      <w:bookmarkStart w:colFirst="0" w:colLast="0" w:name="_l5mtiiffuvfl" w:id="67"/>
-      <w:bookmarkEnd w:id="67"/>
+      <w:bookmarkStart w:colFirst="0" w:colLast="0" w:name="_l5mtiiffuvfl" w:id="66"/>
+      <w:bookmarkEnd w:id="66"/>
       <w:r>
         <w:rPr>
           <w:rFonts w:ascii="Times New Roman" w:cs="Times New Roman" w:eastAsia="Times New Roman" w:hAnsi="Times New Roman"/>
@@ -10343,8 +10353,8 @@
           <w:color w:val="000000"/>
         </w:rPr>
       </w:pPr>
-      <w:bookmarkStart w:colFirst="0" w:colLast="0" w:name="_xx7thf4k6jft" w:id="68"/>
-      <w:bookmarkEnd w:id="68"/>
+      <w:bookmarkStart w:colFirst="0" w:colLast="0" w:name="_xx7thf4k6jft" w:id="67"/>
+      <w:bookmarkEnd w:id="67"/>
       <w:r>
         <w:rPr>
           <w:rFonts w:ascii="Times New Roman" w:cs="Times New Roman" w:eastAsia="Times New Roman" w:hAnsi="Times New Roman"/>
@@ -10383,8 +10393,8 @@
           <w:color w:val="000000"/>
         </w:rPr>
       </w:pPr>
-      <w:bookmarkStart w:colFirst="0" w:colLast="0" w:name="_tqiaesrfylf4" w:id="69"/>
-      <w:bookmarkEnd w:id="69"/>
+      <w:bookmarkStart w:colFirst="0" w:colLast="0" w:name="_tqiaesrfylf4" w:id="68"/>
+      <w:bookmarkEnd w:id="68"/>
       <w:r>
         <w:rPr>
           <w:color w:val="000000"/>
@@ -10409,12 +10419,12 @@
           <wp:inline distB="114300" distT="114300" distL="114300" distR="114300">
             <wp:extent cx="3009900" cy="881063"/>
             <wp:effectExtent b="0" l="0" r="0" t="0"/>
-            <wp:docPr id="10" name="image3.png"/>
+            <wp:docPr id="10" name="image9.png"/>
             <a:graphic>
               <a:graphicData uri="http://schemas.openxmlformats.org/drawingml/2006/picture">
                 <pic:pic>
                   <pic:nvPicPr>
-                    <pic:cNvPr id="0" name="image3.png"/>
+                    <pic:cNvPr id="0" name="image9.png"/>
                     <pic:cNvPicPr preferRelativeResize="0"/>
                   </pic:nvPicPr>
                   <pic:blipFill>
@@ -10527,8 +10537,8 @@
           <w:color w:val="000000"/>
         </w:rPr>
       </w:pPr>
-      <w:bookmarkStart w:colFirst="0" w:colLast="0" w:name="_j7aaqecg4d72" w:id="70"/>
-      <w:bookmarkEnd w:id="70"/>
+      <w:bookmarkStart w:colFirst="0" w:colLast="0" w:name="_j7aaqecg4d72" w:id="69"/>
+      <w:bookmarkEnd w:id="69"/>
       <w:r>
         <w:rPr>
           <w:rFonts w:ascii="Times New Roman" w:cs="Times New Roman" w:eastAsia="Times New Roman" w:hAnsi="Times New Roman"/>
@@ -10655,8 +10665,8 @@
           <w:color w:val="000000"/>
         </w:rPr>
       </w:pPr>
-      <w:bookmarkStart w:colFirst="0" w:colLast="0" w:name="_lh6cnxygbp4p" w:id="71"/>
-      <w:bookmarkEnd w:id="71"/>
+      <w:bookmarkStart w:colFirst="0" w:colLast="0" w:name="_lh6cnxygbp4p" w:id="70"/>
+      <w:bookmarkEnd w:id="70"/>
       <w:r>
         <w:rPr>
           <w:color w:val="000000"/>
@@ -10682,12 +10692,12 @@
           <wp:inline distB="114300" distT="114300" distL="114300" distR="114300">
             <wp:extent cx="3952875" cy="1562100"/>
             <wp:effectExtent b="0" l="0" r="0" t="0"/>
-            <wp:docPr id="2" name="image4.png"/>
+            <wp:docPr id="2" name="image5.png"/>
             <a:graphic>
               <a:graphicData uri="http://schemas.openxmlformats.org/drawingml/2006/picture">
                 <pic:pic>
                   <pic:nvPicPr>
-                    <pic:cNvPr id="0" name="image4.png"/>
+                    <pic:cNvPr id="0" name="image5.png"/>
                     <pic:cNvPicPr preferRelativeResize="0"/>
                   </pic:nvPicPr>
                   <pic:blipFill>
@@ -10786,8 +10796,8 @@
           <w:color w:val="000000"/>
         </w:rPr>
       </w:pPr>
-      <w:bookmarkStart w:colFirst="0" w:colLast="0" w:name="_6qwy4wlb52fd" w:id="72"/>
-      <w:bookmarkEnd w:id="72"/>
+      <w:bookmarkStart w:colFirst="0" w:colLast="0" w:name="_6qwy4wlb52fd" w:id="71"/>
+      <w:bookmarkEnd w:id="71"/>
       <w:r>
         <w:rPr>
           <w:rFonts w:ascii="Times New Roman" w:cs="Times New Roman" w:eastAsia="Times New Roman" w:hAnsi="Times New Roman"/>
@@ -10828,8 +10838,8 @@
           <w:color w:val="000000"/>
         </w:rPr>
       </w:pPr>
-      <w:bookmarkStart w:colFirst="0" w:colLast="0" w:name="_fu082vvyr6k3" w:id="73"/>
-      <w:bookmarkEnd w:id="73"/>
+      <w:bookmarkStart w:colFirst="0" w:colLast="0" w:name="_fu082vvyr6k3" w:id="72"/>
+      <w:bookmarkEnd w:id="72"/>
       <w:r>
         <w:rPr>
           <w:b w:val="1"/>
@@ -10856,7 +10866,7 @@
           <wp:inline distB="114300" distT="114300" distL="114300" distR="114300">
             <wp:extent cx="4200525" cy="1890713"/>
             <wp:effectExtent b="0" l="0" r="0" t="0"/>
-            <wp:docPr id="8" name="image10.png"/>
+            <wp:docPr id="6" name="image10.png"/>
             <a:graphic>
               <a:graphicData uri="http://schemas.openxmlformats.org/drawingml/2006/picture">
                 <pic:pic>
@@ -10965,12 +10975,12 @@
           <wp:inline distB="114300" distT="114300" distL="114300" distR="114300">
             <wp:extent cx="5731200" cy="2857500"/>
             <wp:effectExtent b="0" l="0" r="0" t="0"/>
-            <wp:docPr id="7" name="image1.png"/>
+            <wp:docPr id="9" name="image2.png"/>
             <a:graphic>
               <a:graphicData uri="http://schemas.openxmlformats.org/drawingml/2006/picture">
                 <pic:pic>
                   <pic:nvPicPr>
-                    <pic:cNvPr id="0" name="image1.png"/>
+                    <pic:cNvPr id="0" name="image2.png"/>
                     <pic:cNvPicPr preferRelativeResize="0"/>
                   </pic:nvPicPr>
                   <pic:blipFill>
@@ -11068,12 +11078,12 @@
           <wp:inline distB="114300" distT="114300" distL="114300" distR="114300">
             <wp:extent cx="5731200" cy="2844800"/>
             <wp:effectExtent b="0" l="0" r="0" t="0"/>
-            <wp:docPr id="9" name="image6.png"/>
+            <wp:docPr id="7" name="image4.png"/>
             <a:graphic>
               <a:graphicData uri="http://schemas.openxmlformats.org/drawingml/2006/picture">
                 <pic:pic>
                   <pic:nvPicPr>
-                    <pic:cNvPr id="0" name="image6.png"/>
+                    <pic:cNvPr id="0" name="image4.png"/>
                     <pic:cNvPicPr preferRelativeResize="0"/>
                   </pic:nvPicPr>
                   <pic:blipFill>
@@ -11154,8 +11164,8 @@
           <w:color w:val="000000"/>
         </w:rPr>
       </w:pPr>
-      <w:bookmarkStart w:colFirst="0" w:colLast="0" w:name="_nw7zfcpehiff" w:id="74"/>
-      <w:bookmarkEnd w:id="74"/>
+      <w:bookmarkStart w:colFirst="0" w:colLast="0" w:name="_nw7zfcpehiff" w:id="73"/>
+      <w:bookmarkEnd w:id="73"/>
       <w:r>
         <w:rPr>
           <w:rFonts w:ascii="Times New Roman" w:cs="Times New Roman" w:eastAsia="Times New Roman" w:hAnsi="Times New Roman"/>
@@ -11201,12 +11211,12 @@
           <wp:inline distB="114300" distT="114300" distL="114300" distR="114300">
             <wp:extent cx="3686175" cy="1819275"/>
             <wp:effectExtent b="0" l="0" r="0" t="0"/>
-            <wp:docPr id="11" name="image11.png"/>
+            <wp:docPr id="11" name="image6.png"/>
             <a:graphic>
               <a:graphicData uri="http://schemas.openxmlformats.org/drawingml/2006/picture">
                 <pic:pic>
                   <pic:nvPicPr>
-                    <pic:cNvPr id="0" name="image11.png"/>
+                    <pic:cNvPr id="0" name="image6.png"/>
                     <pic:cNvPicPr preferRelativeResize="0"/>
                   </pic:nvPicPr>
                   <pic:blipFill>
@@ -11287,8 +11297,8 @@
           <w:color w:val="000000"/>
         </w:rPr>
       </w:pPr>
-      <w:bookmarkStart w:colFirst="0" w:colLast="0" w:name="_y5t7ho7iuuem" w:id="75"/>
-      <w:bookmarkEnd w:id="75"/>
+      <w:bookmarkStart w:colFirst="0" w:colLast="0" w:name="_y5t7ho7iuuem" w:id="74"/>
+      <w:bookmarkEnd w:id="74"/>
       <w:r>
         <w:rPr>
           <w:rFonts w:ascii="Times New Roman" w:cs="Times New Roman" w:eastAsia="Times New Roman" w:hAnsi="Times New Roman"/>
@@ -11321,7 +11331,7 @@
       <w:pPr>
         <w:numPr>
           <w:ilvl w:val="0"/>
-          <w:numId w:val="72"/>
+          <w:numId w:val="75"/>
         </w:numPr>
         <w:spacing w:after="0" w:afterAutospacing="0" w:before="240" w:lineRule="auto"/>
         <w:ind w:left="720" w:hanging="360"/>
@@ -11343,7 +11353,7 @@
       <w:pPr>
         <w:numPr>
           <w:ilvl w:val="0"/>
-          <w:numId w:val="72"/>
+          <w:numId w:val="75"/>
         </w:numPr>
         <w:spacing w:after="0" w:afterAutospacing="0" w:before="0" w:beforeAutospacing="0" w:lineRule="auto"/>
         <w:ind w:left="720" w:hanging="360"/>
@@ -11365,7 +11375,7 @@
       <w:pPr>
         <w:numPr>
           <w:ilvl w:val="0"/>
-          <w:numId w:val="72"/>
+          <w:numId w:val="75"/>
         </w:numPr>
         <w:spacing w:after="0" w:afterAutospacing="0" w:before="0" w:beforeAutospacing="0" w:lineRule="auto"/>
         <w:ind w:left="720" w:hanging="360"/>
@@ -11387,7 +11397,7 @@
       <w:pPr>
         <w:numPr>
           <w:ilvl w:val="0"/>
-          <w:numId w:val="72"/>
+          <w:numId w:val="75"/>
         </w:numPr>
         <w:spacing w:after="0" w:afterAutospacing="0" w:before="0" w:beforeAutospacing="0" w:lineRule="auto"/>
         <w:ind w:left="720" w:hanging="360"/>
@@ -11409,7 +11419,7 @@
       <w:pPr>
         <w:numPr>
           <w:ilvl w:val="0"/>
-          <w:numId w:val="72"/>
+          <w:numId w:val="75"/>
         </w:numPr>
         <w:spacing w:after="240" w:before="0" w:beforeAutospacing="0" w:lineRule="auto"/>
         <w:ind w:left="720" w:hanging="360"/>
@@ -11434,12 +11444,13 @@
         <w:keepLines w:val="0"/>
         <w:spacing w:after="120" w:before="480" w:lineRule="auto"/>
         <w:rPr>
+          <w:rFonts w:ascii="Times New Roman" w:cs="Times New Roman" w:eastAsia="Times New Roman" w:hAnsi="Times New Roman"/>
           <w:sz w:val="18"/>
           <w:szCs w:val="18"/>
         </w:rPr>
       </w:pPr>
-      <w:bookmarkStart w:colFirst="0" w:colLast="0" w:name="_3nwxepp71df5" w:id="76"/>
-      <w:bookmarkEnd w:id="76"/>
+      <w:bookmarkStart w:colFirst="0" w:colLast="0" w:name="_3nwxepp71df5" w:id="75"/>
+      <w:bookmarkEnd w:id="75"/>
       <w:r>
         <w:rPr>
           <w:rFonts w:ascii="Times New Roman" w:cs="Times New Roman" w:eastAsia="Times New Roman" w:hAnsi="Times New Roman"/>
@@ -11471,8 +11482,8 @@
           <w:color w:val="000000"/>
         </w:rPr>
       </w:pPr>
-      <w:bookmarkStart w:colFirst="0" w:colLast="0" w:name="_2jt4jx3a6go" w:id="77"/>
-      <w:bookmarkEnd w:id="77"/>
+      <w:bookmarkStart w:colFirst="0" w:colLast="0" w:name="_2jt4jx3a6go" w:id="76"/>
+      <w:bookmarkEnd w:id="76"/>
       <w:r>
         <w:rPr>
           <w:rFonts w:ascii="Times New Roman" w:cs="Times New Roman" w:eastAsia="Times New Roman" w:hAnsi="Times New Roman"/>
@@ -11533,12 +11544,12 @@
           <wp:inline distB="114300" distT="114300" distL="114300" distR="114300">
             <wp:extent cx="5731200" cy="2667000"/>
             <wp:effectExtent b="0" l="0" r="0" t="0"/>
-            <wp:docPr id="12" name="image9.png"/>
+            <wp:docPr id="12" name="image3.png"/>
             <a:graphic>
               <a:graphicData uri="http://schemas.openxmlformats.org/drawingml/2006/picture">
                 <pic:pic>
                   <pic:nvPicPr>
-                    <pic:cNvPr id="0" name="image9.png"/>
+                    <pic:cNvPr id="0" name="image3.png"/>
                     <pic:cNvPicPr preferRelativeResize="0"/>
                   </pic:nvPicPr>
                   <pic:blipFill>
@@ -11773,12 +11784,12 @@
           <wp:inline distB="114300" distT="114300" distL="114300" distR="114300">
             <wp:extent cx="4171950" cy="4410075"/>
             <wp:effectExtent b="0" l="0" r="0" t="0"/>
-            <wp:docPr id="6" name="image7.png"/>
+            <wp:docPr id="5" name="image8.png"/>
             <a:graphic>
               <a:graphicData uri="http://schemas.openxmlformats.org/drawingml/2006/picture">
                 <pic:pic>
                   <pic:nvPicPr>
-                    <pic:cNvPr id="0" name="image7.png"/>
+                    <pic:cNvPr id="0" name="image8.png"/>
                     <pic:cNvPicPr preferRelativeResize="0"/>
                   </pic:nvPicPr>
                   <pic:blipFill>
@@ -12049,12 +12060,12 @@
           <wp:inline distB="114300" distT="114300" distL="114300" distR="114300">
             <wp:extent cx="5731200" cy="3009900"/>
             <wp:effectExtent b="0" l="0" r="0" t="0"/>
-            <wp:docPr id="5" name="image5.png"/>
+            <wp:docPr id="4" name="image7.png"/>
             <a:graphic>
               <a:graphicData uri="http://schemas.openxmlformats.org/drawingml/2006/picture">
                 <pic:pic>
                   <pic:nvPicPr>
-                    <pic:cNvPr id="0" name="image5.png"/>
+                    <pic:cNvPr id="0" name="image7.png"/>
                     <pic:cNvPicPr preferRelativeResize="0"/>
                   </pic:nvPicPr>
                   <pic:blipFill>
@@ -12441,12 +12452,12 @@
           <wp:inline distB="114300" distT="114300" distL="114300" distR="114300">
             <wp:extent cx="5731200" cy="4622800"/>
             <wp:effectExtent b="0" l="0" r="0" t="0"/>
-            <wp:docPr id="3" name="image8.png"/>
+            <wp:docPr id="3" name="image11.png"/>
             <a:graphic>
               <a:graphicData uri="http://schemas.openxmlformats.org/drawingml/2006/picture">
                 <pic:pic>
                   <pic:nvPicPr>
-                    <pic:cNvPr id="0" name="image8.png"/>
+                    <pic:cNvPr id="0" name="image11.png"/>
                     <pic:cNvPicPr preferRelativeResize="0"/>
                   </pic:nvPicPr>
                   <pic:blipFill>
@@ -12726,8 +12737,8 @@
           <w:color w:val="000000"/>
         </w:rPr>
       </w:pPr>
-      <w:bookmarkStart w:colFirst="0" w:colLast="0" w:name="_86vyygdshb9b" w:id="78"/>
-      <w:bookmarkEnd w:id="78"/>
+      <w:bookmarkStart w:colFirst="0" w:colLast="0" w:name="_86vyygdshb9b" w:id="77"/>
+      <w:bookmarkEnd w:id="77"/>
       <w:r>
         <w:rPr>
           <w:rFonts w:ascii="Times New Roman" w:cs="Times New Roman" w:eastAsia="Times New Roman" w:hAnsi="Times New Roman"/>
@@ -12768,8 +12779,8 @@
           <w:color w:val="000000"/>
         </w:rPr>
       </w:pPr>
-      <w:bookmarkStart w:colFirst="0" w:colLast="0" w:name="_scqfs145yfn7" w:id="79"/>
-      <w:bookmarkEnd w:id="79"/>
+      <w:bookmarkStart w:colFirst="0" w:colLast="0" w:name="_scqfs145yfn7" w:id="78"/>
+      <w:bookmarkEnd w:id="78"/>
       <w:r>
         <w:rPr>
           <w:b w:val="1"/>
@@ -12897,8 +12908,8 @@
           <w:color w:val="000000"/>
         </w:rPr>
       </w:pPr>
-      <w:bookmarkStart w:colFirst="0" w:colLast="0" w:name="_9mp23y5rkqtq" w:id="80"/>
-      <w:bookmarkEnd w:id="80"/>
+      <w:bookmarkStart w:colFirst="0" w:colLast="0" w:name="_9mp23y5rkqtq" w:id="79"/>
+      <w:bookmarkEnd w:id="79"/>
       <w:r>
         <w:rPr>
           <w:b w:val="1"/>
@@ -12951,7 +12962,7 @@
       <w:pPr>
         <w:numPr>
           <w:ilvl w:val="0"/>
-          <w:numId w:val="69"/>
+          <w:numId w:val="72"/>
         </w:numPr>
         <w:spacing w:after="0" w:afterAutospacing="0" w:before="240" w:lineRule="auto"/>
         <w:ind w:left="720" w:hanging="360"/>
@@ -12989,7 +13000,7 @@
       <w:pPr>
         <w:numPr>
           <w:ilvl w:val="0"/>
-          <w:numId w:val="69"/>
+          <w:numId w:val="72"/>
         </w:numPr>
         <w:spacing w:after="0" w:afterAutospacing="0" w:before="0" w:beforeAutospacing="0" w:lineRule="auto"/>
         <w:ind w:left="720" w:hanging="360"/>
@@ -13011,7 +13022,7 @@
       <w:pPr>
         <w:numPr>
           <w:ilvl w:val="0"/>
-          <w:numId w:val="69"/>
+          <w:numId w:val="72"/>
         </w:numPr>
         <w:spacing w:after="240" w:before="0" w:beforeAutospacing="0" w:lineRule="auto"/>
         <w:ind w:left="720" w:hanging="360"/>
@@ -13141,7 +13152,7 @@
       <w:pPr>
         <w:numPr>
           <w:ilvl w:val="0"/>
-          <w:numId w:val="71"/>
+          <w:numId w:val="74"/>
         </w:numPr>
         <w:spacing w:after="0" w:afterAutospacing="0" w:before="240" w:lineRule="auto"/>
         <w:ind w:left="720" w:hanging="360"/>
@@ -13163,7 +13174,7 @@
       <w:pPr>
         <w:numPr>
           <w:ilvl w:val="0"/>
-          <w:numId w:val="71"/>
+          <w:numId w:val="74"/>
         </w:numPr>
         <w:spacing w:after="0" w:afterAutospacing="0" w:before="0" w:beforeAutospacing="0" w:lineRule="auto"/>
         <w:ind w:left="720" w:hanging="360"/>
@@ -13185,7 +13196,7 @@
       <w:pPr>
         <w:numPr>
           <w:ilvl w:val="0"/>
-          <w:numId w:val="71"/>
+          <w:numId w:val="74"/>
         </w:numPr>
         <w:spacing w:after="240" w:before="0" w:beforeAutospacing="0" w:lineRule="auto"/>
         <w:ind w:left="720" w:hanging="360"/>
@@ -13305,8 +13316,8 @@
           <w:szCs w:val="32"/>
         </w:rPr>
       </w:pPr>
-      <w:bookmarkStart w:colFirst="0" w:colLast="0" w:name="_1x89srqwib5u" w:id="81"/>
-      <w:bookmarkEnd w:id="81"/>
+      <w:bookmarkStart w:colFirst="0" w:colLast="0" w:name="_1x89srqwib5u" w:id="80"/>
+      <w:bookmarkEnd w:id="80"/>
       <w:r>
         <w:rPr>
           <w:rFonts w:ascii="Times New Roman" w:cs="Times New Roman" w:eastAsia="Times New Roman" w:hAnsi="Times New Roman"/>
@@ -13352,8 +13363,8 @@
           <w:szCs w:val="28"/>
         </w:rPr>
       </w:pPr>
-      <w:bookmarkStart w:colFirst="0" w:colLast="0" w:name="_pyewcl5ks0dr" w:id="82"/>
-      <w:bookmarkEnd w:id="82"/>
+      <w:bookmarkStart w:colFirst="0" w:colLast="0" w:name="_pyewcl5ks0dr" w:id="81"/>
+      <w:bookmarkEnd w:id="81"/>
       <w:r>
         <w:rPr>
           <w:rFonts w:ascii="Times New Roman" w:cs="Times New Roman" w:eastAsia="Times New Roman" w:hAnsi="Times New Roman"/>
@@ -13405,7 +13416,7 @@
       <w:pPr>
         <w:numPr>
           <w:ilvl w:val="0"/>
-          <w:numId w:val="73"/>
+          <w:numId w:val="76"/>
         </w:numPr>
         <w:spacing w:after="0" w:afterAutospacing="0" w:before="240" w:lineRule="auto"/>
         <w:ind w:left="720" w:hanging="360"/>
@@ -13427,7 +13438,7 @@
       <w:pPr>
         <w:numPr>
           <w:ilvl w:val="0"/>
-          <w:numId w:val="73"/>
+          <w:numId w:val="76"/>
         </w:numPr>
         <w:spacing w:after="0" w:afterAutospacing="0" w:before="0" w:beforeAutospacing="0" w:lineRule="auto"/>
         <w:ind w:left="720" w:hanging="360"/>
@@ -13449,7 +13460,7 @@
       <w:pPr>
         <w:numPr>
           <w:ilvl w:val="0"/>
-          <w:numId w:val="73"/>
+          <w:numId w:val="76"/>
         </w:numPr>
         <w:spacing w:after="240" w:before="0" w:beforeAutospacing="0" w:lineRule="auto"/>
         <w:ind w:left="720" w:hanging="360"/>
@@ -13488,7 +13499,7 @@
       <w:pPr>
         <w:numPr>
           <w:ilvl w:val="0"/>
-          <w:numId w:val="64"/>
+          <w:numId w:val="65"/>
         </w:numPr>
         <w:spacing w:after="0" w:afterAutospacing="0" w:before="240" w:lineRule="auto"/>
         <w:ind w:left="720" w:hanging="360"/>
@@ -13510,7 +13521,7 @@
       <w:pPr>
         <w:numPr>
           <w:ilvl w:val="0"/>
-          <w:numId w:val="64"/>
+          <w:numId w:val="65"/>
         </w:numPr>
         <w:spacing w:after="240" w:before="0" w:beforeAutospacing="0" w:lineRule="auto"/>
         <w:ind w:left="720" w:hanging="360"/>
@@ -13604,8 +13615,8 @@
           <w:szCs w:val="28"/>
         </w:rPr>
       </w:pPr>
-      <w:bookmarkStart w:colFirst="0" w:colLast="0" w:name="_6ymkzj5mmch3" w:id="83"/>
-      <w:bookmarkEnd w:id="83"/>
+      <w:bookmarkStart w:colFirst="0" w:colLast="0" w:name="_6ymkzj5mmch3" w:id="82"/>
+      <w:bookmarkEnd w:id="82"/>
       <w:r>
         <w:rPr>
           <w:rFonts w:ascii="Times New Roman" w:cs="Times New Roman" w:eastAsia="Times New Roman" w:hAnsi="Times New Roman"/>
@@ -13835,8 +13846,8 @@
           <w:szCs w:val="28"/>
         </w:rPr>
       </w:pPr>
-      <w:bookmarkStart w:colFirst="0" w:colLast="0" w:name="_26exif8iuczg" w:id="84"/>
-      <w:bookmarkEnd w:id="84"/>
+      <w:bookmarkStart w:colFirst="0" w:colLast="0" w:name="_26exif8iuczg" w:id="83"/>
+      <w:bookmarkEnd w:id="83"/>
       <w:r>
         <w:rPr>
           <w:rFonts w:ascii="Times New Roman" w:cs="Times New Roman" w:eastAsia="Times New Roman" w:hAnsi="Times New Roman"/>
@@ -13949,7 +13960,7 @@
       <w:pPr>
         <w:numPr>
           <w:ilvl w:val="0"/>
-          <w:numId w:val="74"/>
+          <w:numId w:val="78"/>
         </w:numPr>
         <w:spacing w:after="0" w:afterAutospacing="0" w:before="240" w:lineRule="auto"/>
         <w:ind w:left="720" w:hanging="360"/>
@@ -13971,7 +13982,7 @@
       <w:pPr>
         <w:numPr>
           <w:ilvl w:val="0"/>
-          <w:numId w:val="74"/>
+          <w:numId w:val="78"/>
         </w:numPr>
         <w:spacing w:after="240" w:before="0" w:beforeAutospacing="0" w:lineRule="auto"/>
         <w:ind w:left="720" w:hanging="360"/>
@@ -14052,6 +14063,48 @@
     </w:p>
     <w:p>
       <w:pPr>
+        <w:spacing w:after="240" w:before="240" w:lineRule="auto"/>
+        <w:rPr>
+          <w:sz w:val="28"/>
+          <w:szCs w:val="28"/>
+        </w:rPr>
+      </w:pPr>
+      <w:r>
+        <w:rPr>
+          <w:rtl w:val="0"/>
+        </w:rPr>
+      </w:r>
+    </w:p>
+    <w:p>
+      <w:pPr>
+        <w:spacing w:after="240" w:before="240" w:lineRule="auto"/>
+        <w:rPr>
+          <w:sz w:val="28"/>
+          <w:szCs w:val="28"/>
+        </w:rPr>
+      </w:pPr>
+      <w:r>
+        <w:rPr>
+          <w:rtl w:val="0"/>
+        </w:rPr>
+      </w:r>
+    </w:p>
+    <w:p>
+      <w:pPr>
+        <w:spacing w:after="240" w:before="240" w:lineRule="auto"/>
+        <w:rPr>
+          <w:sz w:val="28"/>
+          <w:szCs w:val="28"/>
+        </w:rPr>
+      </w:pPr>
+      <w:r>
+        <w:rPr>
+          <w:rtl w:val="0"/>
+        </w:rPr>
+      </w:r>
+    </w:p>
+    <w:p>
+      <w:pPr>
         <w:pStyle w:val="Heading2"/>
         <w:keepNext w:val="0"/>
         <w:keepLines w:val="0"/>
@@ -14065,8 +14118,8 @@
           <w:szCs w:val="28"/>
         </w:rPr>
       </w:pPr>
-      <w:bookmarkStart w:colFirst="0" w:colLast="0" w:name="_4z4kw49cxzjv" w:id="85"/>
-      <w:bookmarkEnd w:id="85"/>
+      <w:bookmarkStart w:colFirst="0" w:colLast="0" w:name="_4z4kw49cxzjv" w:id="84"/>
+      <w:bookmarkEnd w:id="84"/>
       <w:r>
         <w:rPr>
           <w:rFonts w:ascii="Times New Roman" w:cs="Times New Roman" w:eastAsia="Times New Roman" w:hAnsi="Times New Roman"/>
@@ -14893,7 +14946,7 @@
       <w:pPr>
         <w:numPr>
           <w:ilvl w:val="0"/>
-          <w:numId w:val="66"/>
+          <w:numId w:val="67"/>
         </w:numPr>
         <w:spacing w:after="0" w:afterAutospacing="0" w:before="240" w:lineRule="auto"/>
         <w:ind w:left="720" w:hanging="360"/>
@@ -14915,7 +14968,7 @@
       <w:pPr>
         <w:numPr>
           <w:ilvl w:val="0"/>
-          <w:numId w:val="66"/>
+          <w:numId w:val="67"/>
         </w:numPr>
         <w:spacing w:after="0" w:afterAutospacing="0" w:before="0" w:beforeAutospacing="0" w:lineRule="auto"/>
         <w:ind w:left="720" w:hanging="360"/>
@@ -14938,7 +14991,7 @@
       <w:pPr>
         <w:numPr>
           <w:ilvl w:val="0"/>
-          <w:numId w:val="66"/>
+          <w:numId w:val="67"/>
         </w:numPr>
         <w:spacing w:after="240" w:before="0" w:beforeAutospacing="0" w:lineRule="auto"/>
         <w:ind w:left="720" w:hanging="360"/>
@@ -14971,8 +15024,8 @@
           <w:szCs w:val="32"/>
         </w:rPr>
       </w:pPr>
-      <w:bookmarkStart w:colFirst="0" w:colLast="0" w:name="_6sygd8u3m0go" w:id="86"/>
-      <w:bookmarkEnd w:id="86"/>
+      <w:bookmarkStart w:colFirst="0" w:colLast="0" w:name="_6sygd8u3m0go" w:id="85"/>
+      <w:bookmarkEnd w:id="85"/>
       <w:r>
         <w:rPr>
           <w:rFonts w:ascii="Times New Roman" w:cs="Times New Roman" w:eastAsia="Times New Roman" w:hAnsi="Times New Roman"/>
@@ -15015,8 +15068,8 @@
           <w:color w:val="000000"/>
         </w:rPr>
       </w:pPr>
-      <w:bookmarkStart w:colFirst="0" w:colLast="0" w:name="_4w9wovfaet0j" w:id="87"/>
-      <w:bookmarkEnd w:id="87"/>
+      <w:bookmarkStart w:colFirst="0" w:colLast="0" w:name="_4w9wovfaet0j" w:id="86"/>
+      <w:bookmarkEnd w:id="86"/>
       <w:r>
         <w:rPr>
           <w:b w:val="1"/>
@@ -15105,8 +15158,8 @@
           <w:color w:val="000000"/>
         </w:rPr>
       </w:pPr>
-      <w:bookmarkStart w:colFirst="0" w:colLast="0" w:name="_248h2b1da3nn" w:id="88"/>
-      <w:bookmarkEnd w:id="88"/>
+      <w:bookmarkStart w:colFirst="0" w:colLast="0" w:name="_248h2b1da3nn" w:id="87"/>
+      <w:bookmarkEnd w:id="87"/>
       <w:r>
         <w:rPr>
           <w:b w:val="1"/>
@@ -15195,8 +15248,8 @@
           <w:color w:val="000000"/>
         </w:rPr>
       </w:pPr>
-      <w:bookmarkStart w:colFirst="0" w:colLast="0" w:name="_wr6ckohmayvi" w:id="89"/>
-      <w:bookmarkEnd w:id="89"/>
+      <w:bookmarkStart w:colFirst="0" w:colLast="0" w:name="_wr6ckohmayvi" w:id="88"/>
+      <w:bookmarkEnd w:id="88"/>
       <w:r>
         <w:rPr>
           <w:b w:val="1"/>
@@ -15285,8 +15338,8 @@
           <w:color w:val="000000"/>
         </w:rPr>
       </w:pPr>
-      <w:bookmarkStart w:colFirst="0" w:colLast="0" w:name="_cl9ckg4qpg9q" w:id="90"/>
-      <w:bookmarkEnd w:id="90"/>
+      <w:bookmarkStart w:colFirst="0" w:colLast="0" w:name="_cl9ckg4qpg9q" w:id="89"/>
+      <w:bookmarkEnd w:id="89"/>
       <w:r>
         <w:rPr>
           <w:b w:val="1"/>
@@ -15361,6 +15414,725 @@
           <w:rtl w:val="0"/>
         </w:rPr>
         <w:t xml:space="preserve">Chưa so sánh trực quan giữa các thuật toán trên cùng màn hình.</w:t>
+      </w:r>
+    </w:p>
+    <w:p>
+      <w:pPr>
+        <w:spacing w:after="240" w:before="240" w:lineRule="auto"/>
+        <w:ind w:left="0" w:firstLine="0"/>
+        <w:rPr>
+          <w:sz w:val="28"/>
+          <w:szCs w:val="28"/>
+        </w:rPr>
+      </w:pPr>
+      <w:r>
+        <w:rPr>
+          <w:rtl w:val="0"/>
+        </w:rPr>
+      </w:r>
+    </w:p>
+    <w:p>
+      <w:pPr>
+        <w:pStyle w:val="Heading1"/>
+        <w:keepNext w:val="0"/>
+        <w:keepLines w:val="0"/>
+        <w:spacing w:after="120" w:before="480" w:lineRule="auto"/>
+        <w:rPr>
+          <w:rFonts w:ascii="Times New Roman" w:cs="Times New Roman" w:eastAsia="Times New Roman" w:hAnsi="Times New Roman"/>
+          <w:b w:val="1"/>
+          <w:bCs w:val="1"/>
+          <w:color w:val="000000"/>
+          <w:sz w:val="36"/>
+          <w:szCs w:val="36"/>
+        </w:rPr>
+      </w:pPr>
+      <w:bookmarkStart w:colFirst="0" w:colLast="0" w:name="_nysu0269b18j" w:id="90"/>
+      <w:bookmarkEnd w:id="90"/>
+      <w:r>
+        <w:rPr>
+          <w:rFonts w:ascii="Times New Roman" w:cs="Times New Roman" w:eastAsia="Times New Roman" w:hAnsi="Times New Roman"/>
+          <w:b w:val="1"/>
+          <w:bCs w:val="1"/>
+          <w:color w:val="000000"/>
+          <w:sz w:val="36"/>
+          <w:szCs w:val="36"/>
+          <w:rtl w:val="0"/>
+        </w:rPr>
+        <w:t xml:space="preserve">CHƯƠNG 6 – KẾT LUẬN VÀ HƯỚNG PHÁT TRIỂN</w:t>
+      </w:r>
+    </w:p>
+    <w:p>
+      <w:pPr>
+        <w:pStyle w:val="Heading2"/>
+        <w:keepNext w:val="0"/>
+        <w:keepLines w:val="0"/>
+        <w:spacing w:before="360" w:lineRule="auto"/>
+        <w:rPr>
+          <w:rFonts w:ascii="Times New Roman" w:cs="Times New Roman" w:eastAsia="Times New Roman" w:hAnsi="Times New Roman"/>
+          <w:b w:val="1"/>
+          <w:bCs w:val="1"/>
+          <w:color w:val="000000"/>
+        </w:rPr>
+      </w:pPr>
+      <w:bookmarkStart w:colFirst="0" w:colLast="0" w:name="_rgk211lan684" w:id="91"/>
+      <w:bookmarkEnd w:id="91"/>
+      <w:r>
+        <w:rPr>
+          <w:rFonts w:ascii="Times New Roman" w:cs="Times New Roman" w:eastAsia="Times New Roman" w:hAnsi="Times New Roman"/>
+          <w:b w:val="1"/>
+          <w:bCs w:val="1"/>
+          <w:color w:val="000000"/>
+          <w:rtl w:val="0"/>
+        </w:rPr>
+        <w:t xml:space="preserve">6.1 Kết luận</w:t>
+      </w:r>
+    </w:p>
+    <w:p>
+      <w:pPr>
+        <w:spacing w:after="240" w:before="240" w:lineRule="auto"/>
+        <w:rPr>
+          <w:sz w:val="28"/>
+          <w:szCs w:val="28"/>
+        </w:rPr>
+      </w:pPr>
+      <w:r>
+        <w:rPr>
+          <w:sz w:val="28"/>
+          <w:szCs w:val="28"/>
+          <w:rtl w:val="0"/>
+        </w:rPr>
+        <w:t xml:space="preserve">Trong khuôn khổ học phần Hệ điều hành, nhóm đã xây dựng thành công chương trình mô phỏng</w:t>
+      </w:r>
+      <w:r>
+        <w:rPr>
+          <w:sz w:val="28"/>
+          <w:szCs w:val="28"/>
+          <w:rtl w:val="0"/>
+        </w:rPr>
+        <w:t xml:space="preserve"> cấp phát bộ nhớ liên tục</w:t>
+      </w:r>
+      <w:r>
+        <w:rPr>
+          <w:sz w:val="28"/>
+          <w:szCs w:val="28"/>
+          <w:rtl w:val="0"/>
+        </w:rPr>
+        <w:t xml:space="preserve"> bằng ba thuật toán phổ biến: First-Fit, Best-Fit và Worst-Fit. Chương trình được phát triển bằng ngôn ngữ Python với giao diện trực quan, cho phép người dùng nhập dữ liệu, lựa chọn thuật toán và quan sát kết quả cấp phát bộ nhớ một cách trực tiếp.</w:t>
+      </w:r>
+    </w:p>
+    <w:p>
+      <w:pPr>
+        <w:spacing w:after="240" w:before="240" w:lineRule="auto"/>
+        <w:rPr>
+          <w:sz w:val="28"/>
+          <w:szCs w:val="28"/>
+        </w:rPr>
+      </w:pPr>
+      <w:r>
+        <w:rPr>
+          <w:sz w:val="28"/>
+          <w:szCs w:val="28"/>
+          <w:rtl w:val="0"/>
+        </w:rPr>
+        <w:t xml:space="preserve">Thông qua quá trình phân tích, thiết kế và triển khai, nhóm đã hiểu rõ hơn về nguyên lý hoạt động của các thuật toán quản lý bộ nhớ trong hệ điều hành. Việc xây dựng chương trình mô phỏng không chỉ giúp củng cố kiến thức lý thuyết mà còn rèn luyện kỹ năng lập trình, thiết kế giao diện và làm việc nhóm.</w:t>
+      </w:r>
+    </w:p>
+    <w:p>
+      <w:pPr>
+        <w:spacing w:after="240" w:before="240" w:lineRule="auto"/>
+        <w:rPr>
+          <w:sz w:val="28"/>
+          <w:szCs w:val="28"/>
+        </w:rPr>
+      </w:pPr>
+      <w:r>
+        <w:rPr>
+          <w:sz w:val="28"/>
+          <w:szCs w:val="28"/>
+          <w:rtl w:val="0"/>
+        </w:rPr>
+        <w:t xml:space="preserve">Kết quả chạy thử cho thấy mỗi thuật toán đều có ưu và nhược điểm riêng:</w:t>
+      </w:r>
+    </w:p>
+    <w:p>
+      <w:pPr>
+        <w:numPr>
+          <w:ilvl w:val="0"/>
+          <w:numId w:val="63"/>
+        </w:numPr>
+        <w:spacing w:after="0" w:afterAutospacing="0" w:before="240" w:lineRule="auto"/>
+        <w:ind w:left="720" w:hanging="360"/>
+        <w:rPr>
+          <w:sz w:val="28"/>
+          <w:szCs w:val="28"/>
+        </w:rPr>
+      </w:pPr>
+      <w:r>
+        <w:rPr>
+          <w:sz w:val="28"/>
+          <w:szCs w:val="28"/>
+          <w:rtl w:val="0"/>
+        </w:rPr>
+        <w:t xml:space="preserve">First-Fit cho tốc độ cấp phát nhanh.</w:t>
+      </w:r>
+    </w:p>
+    <w:p>
+      <w:pPr>
+        <w:numPr>
+          <w:ilvl w:val="0"/>
+          <w:numId w:val="63"/>
+        </w:numPr>
+        <w:spacing w:after="0" w:afterAutospacing="0" w:before="0" w:beforeAutospacing="0" w:lineRule="auto"/>
+        <w:ind w:left="720" w:hanging="360"/>
+        <w:rPr>
+          <w:sz w:val="28"/>
+          <w:szCs w:val="28"/>
+        </w:rPr>
+      </w:pPr>
+      <w:r>
+        <w:rPr>
+          <w:sz w:val="28"/>
+          <w:szCs w:val="28"/>
+          <w:rtl w:val="0"/>
+        </w:rPr>
+        <w:t xml:space="preserve">Best-Fit sử dụng bộ nhớ hiệu quả hơn.</w:t>
+      </w:r>
+    </w:p>
+    <w:p>
+      <w:pPr>
+        <w:numPr>
+          <w:ilvl w:val="0"/>
+          <w:numId w:val="63"/>
+        </w:numPr>
+        <w:spacing w:after="240" w:before="0" w:beforeAutospacing="0" w:lineRule="auto"/>
+        <w:ind w:left="720" w:hanging="360"/>
+        <w:rPr>
+          <w:sz w:val="28"/>
+          <w:szCs w:val="28"/>
+        </w:rPr>
+      </w:pPr>
+      <w:r>
+        <w:rPr>
+          <w:sz w:val="28"/>
+          <w:szCs w:val="28"/>
+          <w:rtl w:val="0"/>
+        </w:rPr>
+        <w:t xml:space="preserve">Worst-Fit hạn chế phân mảnh nhỏ nhưng có thể gây lãng phí bộ nhớ.</w:t>
+      </w:r>
+    </w:p>
+    <w:p>
+      <w:pPr>
+        <w:spacing w:after="240" w:before="240" w:lineRule="auto"/>
+        <w:rPr>
+          <w:sz w:val="28"/>
+          <w:szCs w:val="28"/>
+        </w:rPr>
+      </w:pPr>
+      <w:r>
+        <w:rPr>
+          <w:sz w:val="28"/>
+          <w:szCs w:val="28"/>
+          <w:rtl w:val="0"/>
+        </w:rPr>
+        <w:t xml:space="preserve">Chương trình đã đáp ứng đầy đủ các yêu cầu chức năng đề ra, hoạt động ổn định và có khả năng minh họa rõ ràng quá trình cấp phát bộ nhớ. Đây là một công cụ học tập hữu ích giúp sinh viên dễ dàng hình dung và so sánh các thuật toán quản lý bộ nhớ.</w:t>
+      </w:r>
+    </w:p>
+    <w:p>
+      <w:pPr>
+        <w:spacing w:after="240" w:before="240" w:lineRule="auto"/>
+        <w:rPr>
+          <w:b w:val="1"/>
+          <w:bCs w:val="1"/>
+          <w:color w:val="000000"/>
+          <w:sz w:val="32"/>
+          <w:szCs w:val="32"/>
+        </w:rPr>
+      </w:pPr>
+      <w:r>
+        <w:rPr>
+          <w:b w:val="1"/>
+          <w:bCs w:val="1"/>
+          <w:color w:val="000000"/>
+          <w:sz w:val="32"/>
+          <w:szCs w:val="32"/>
+          <w:rtl w:val="0"/>
+        </w:rPr>
+        <w:t xml:space="preserve">6.2 Hướng phát triển trong tương lai</w:t>
+      </w:r>
+    </w:p>
+    <w:p>
+      <w:pPr>
+        <w:spacing w:after="240" w:before="240" w:lineRule="auto"/>
+        <w:rPr>
+          <w:sz w:val="28"/>
+          <w:szCs w:val="28"/>
+        </w:rPr>
+      </w:pPr>
+      <w:r>
+        <w:rPr>
+          <w:sz w:val="28"/>
+          <w:szCs w:val="28"/>
+          <w:rtl w:val="0"/>
+        </w:rPr>
+        <w:t xml:space="preserve">Mặc dù chương trình đã hoàn thành các mục tiêu cơ bản, vẫn còn nhiều hướng có thể cải tiến và mở rộng trong tương lai:</w:t>
+      </w:r>
+    </w:p>
+    <w:p>
+      <w:pPr>
+        <w:spacing w:after="240" w:before="240" w:lineRule="auto"/>
+        <w:rPr>
+          <w:sz w:val="28"/>
+          <w:szCs w:val="28"/>
+        </w:rPr>
+      </w:pPr>
+      <w:r>
+        <w:rPr>
+          <w:b w:val="1"/>
+          <w:bCs w:val="1"/>
+          <w:sz w:val="28"/>
+          <w:szCs w:val="28"/>
+          <w:rtl w:val="0"/>
+        </w:rPr>
+        <w:t xml:space="preserve">1. Bổ sung thêm thuật toán cấp phát bộ nhớ</w:t>
+        <w:br w:type="textWrapping"/>
+      </w:r>
+      <w:r>
+        <w:rPr>
+          <w:sz w:val="28"/>
+          <w:szCs w:val="28"/>
+          <w:rtl w:val="0"/>
+        </w:rPr>
+        <w:t xml:space="preserve"> Chương trình hiện mới hỗ trợ ba thuật toán cơ bản. Trong tương lai có thể bổ sung thêm:</w:t>
+      </w:r>
+    </w:p>
+    <w:p>
+      <w:pPr>
+        <w:numPr>
+          <w:ilvl w:val="0"/>
+          <w:numId w:val="68"/>
+        </w:numPr>
+        <w:spacing w:after="0" w:afterAutospacing="0" w:before="240" w:lineRule="auto"/>
+        <w:ind w:left="720" w:hanging="360"/>
+        <w:rPr>
+          <w:sz w:val="28"/>
+          <w:szCs w:val="28"/>
+        </w:rPr>
+      </w:pPr>
+      <w:r>
+        <w:rPr>
+          <w:sz w:val="28"/>
+          <w:szCs w:val="28"/>
+          <w:rtl w:val="0"/>
+        </w:rPr>
+        <w:t xml:space="preserve">Next-Fit</w:t>
+      </w:r>
+    </w:p>
+    <w:p>
+      <w:pPr>
+        <w:numPr>
+          <w:ilvl w:val="0"/>
+          <w:numId w:val="68"/>
+        </w:numPr>
+        <w:spacing w:after="0" w:afterAutospacing="0" w:before="0" w:beforeAutospacing="0" w:lineRule="auto"/>
+        <w:ind w:left="720" w:hanging="360"/>
+        <w:rPr>
+          <w:sz w:val="28"/>
+          <w:szCs w:val="28"/>
+        </w:rPr>
+      </w:pPr>
+      <w:r>
+        <w:rPr>
+          <w:sz w:val="28"/>
+          <w:szCs w:val="28"/>
+          <w:rtl w:val="0"/>
+        </w:rPr>
+        <w:t xml:space="preserve">Buddy System</w:t>
+      </w:r>
+    </w:p>
+    <w:p>
+      <w:pPr>
+        <w:numPr>
+          <w:ilvl w:val="0"/>
+          <w:numId w:val="68"/>
+        </w:numPr>
+        <w:spacing w:after="240" w:before="0" w:beforeAutospacing="0" w:lineRule="auto"/>
+        <w:ind w:left="720" w:hanging="360"/>
+        <w:rPr>
+          <w:sz w:val="28"/>
+          <w:szCs w:val="28"/>
+        </w:rPr>
+      </w:pPr>
+      <w:r>
+        <w:rPr>
+          <w:sz w:val="28"/>
+          <w:szCs w:val="28"/>
+          <w:rtl w:val="0"/>
+        </w:rPr>
+        <w:t xml:space="preserve">Paging và Segmentation</w:t>
+      </w:r>
+    </w:p>
+    <w:p>
+      <w:pPr>
+        <w:spacing w:after="240" w:before="240" w:lineRule="auto"/>
+        <w:rPr>
+          <w:sz w:val="28"/>
+          <w:szCs w:val="28"/>
+        </w:rPr>
+      </w:pPr>
+      <w:r>
+        <w:rPr>
+          <w:sz w:val="28"/>
+          <w:szCs w:val="28"/>
+          <w:rtl w:val="0"/>
+        </w:rPr>
+        <w:t xml:space="preserve">Điều này sẽ giúp chương trình trở nên đầy đủ và sát với thực tế hơn.</w:t>
+      </w:r>
+    </w:p>
+    <w:p>
+      <w:pPr>
+        <w:spacing w:after="240" w:before="240" w:lineRule="auto"/>
+        <w:rPr>
+          <w:sz w:val="28"/>
+          <w:szCs w:val="28"/>
+        </w:rPr>
+      </w:pPr>
+      <w:r>
+        <w:rPr>
+          <w:b w:val="1"/>
+          <w:bCs w:val="1"/>
+          <w:sz w:val="28"/>
+          <w:szCs w:val="28"/>
+          <w:rtl w:val="0"/>
+        </w:rPr>
+        <w:t xml:space="preserve">2. Cải thiện giao diện người dùng</w:t>
+        <w:br w:type="textWrapping"/>
+      </w:r>
+      <w:r>
+        <w:rPr>
+          <w:sz w:val="28"/>
+          <w:szCs w:val="28"/>
+          <w:rtl w:val="0"/>
+        </w:rPr>
+        <w:t xml:space="preserve"> Giao diện hiện tại ở mức cơ bản phục vụ mục đích học tập. Có thể nâng cấp bằng cách:</w:t>
+      </w:r>
+    </w:p>
+    <w:p>
+      <w:pPr>
+        <w:numPr>
+          <w:ilvl w:val="0"/>
+          <w:numId w:val="77"/>
+        </w:numPr>
+        <w:spacing w:after="0" w:afterAutospacing="0" w:before="240" w:lineRule="auto"/>
+        <w:ind w:left="720" w:hanging="360"/>
+        <w:rPr>
+          <w:sz w:val="28"/>
+          <w:szCs w:val="28"/>
+        </w:rPr>
+      </w:pPr>
+      <w:r>
+        <w:rPr>
+          <w:sz w:val="28"/>
+          <w:szCs w:val="28"/>
+          <w:rtl w:val="0"/>
+        </w:rPr>
+        <w:t xml:space="preserve">Thiết kế giao diện hiện đại hơn</w:t>
+      </w:r>
+    </w:p>
+    <w:p>
+      <w:pPr>
+        <w:numPr>
+          <w:ilvl w:val="0"/>
+          <w:numId w:val="77"/>
+        </w:numPr>
+        <w:spacing w:after="0" w:afterAutospacing="0" w:before="0" w:beforeAutospacing="0" w:lineRule="auto"/>
+        <w:ind w:left="720" w:hanging="360"/>
+        <w:rPr>
+          <w:sz w:val="28"/>
+          <w:szCs w:val="28"/>
+        </w:rPr>
+      </w:pPr>
+      <w:r>
+        <w:rPr>
+          <w:sz w:val="28"/>
+          <w:szCs w:val="28"/>
+          <w:rtl w:val="0"/>
+        </w:rPr>
+        <w:t xml:space="preserve">Thêm biểu đồ động hoặc animation</w:t>
+      </w:r>
+    </w:p>
+    <w:p>
+      <w:pPr>
+        <w:numPr>
+          <w:ilvl w:val="0"/>
+          <w:numId w:val="77"/>
+        </w:numPr>
+        <w:spacing w:after="240" w:before="0" w:beforeAutospacing="0" w:lineRule="auto"/>
+        <w:ind w:left="720" w:hanging="360"/>
+        <w:rPr>
+          <w:sz w:val="28"/>
+          <w:szCs w:val="28"/>
+        </w:rPr>
+      </w:pPr>
+      <w:r>
+        <w:rPr>
+          <w:sz w:val="28"/>
+          <w:szCs w:val="28"/>
+          <w:rtl w:val="0"/>
+        </w:rPr>
+        <w:t xml:space="preserve">Cho phép tùy chỉnh màu sắc và kích thước bộ nhớ</w:t>
+      </w:r>
+    </w:p>
+    <w:p>
+      <w:pPr>
+        <w:spacing w:after="240" w:before="240" w:lineRule="auto"/>
+        <w:rPr>
+          <w:sz w:val="28"/>
+          <w:szCs w:val="28"/>
+        </w:rPr>
+      </w:pPr>
+      <w:r>
+        <w:rPr>
+          <w:b w:val="1"/>
+          <w:bCs w:val="1"/>
+          <w:sz w:val="28"/>
+          <w:szCs w:val="28"/>
+          <w:rtl w:val="0"/>
+        </w:rPr>
+        <w:t xml:space="preserve">3. Tự động tạo dữ liệu mô phỏng</w:t>
+        <w:br w:type="textWrapping"/>
+      </w:r>
+      <w:r>
+        <w:rPr>
+          <w:sz w:val="28"/>
+          <w:szCs w:val="28"/>
+          <w:rtl w:val="0"/>
+        </w:rPr>
+        <w:t xml:space="preserve"> Hiện người dùng phải nhập dữ liệu thủ công. Trong tương lai có thể:</w:t>
+      </w:r>
+    </w:p>
+    <w:p>
+      <w:pPr>
+        <w:numPr>
+          <w:ilvl w:val="0"/>
+          <w:numId w:val="79"/>
+        </w:numPr>
+        <w:spacing w:after="0" w:afterAutospacing="0" w:before="240" w:lineRule="auto"/>
+        <w:ind w:left="720" w:hanging="360"/>
+        <w:rPr>
+          <w:sz w:val="28"/>
+          <w:szCs w:val="28"/>
+        </w:rPr>
+      </w:pPr>
+      <w:r>
+        <w:rPr>
+          <w:sz w:val="28"/>
+          <w:szCs w:val="28"/>
+          <w:rtl w:val="0"/>
+        </w:rPr>
+        <w:t xml:space="preserve">Tạo dữ liệu ngẫu nhiên</w:t>
+      </w:r>
+    </w:p>
+    <w:p>
+      <w:pPr>
+        <w:numPr>
+          <w:ilvl w:val="0"/>
+          <w:numId w:val="79"/>
+        </w:numPr>
+        <w:spacing w:after="240" w:before="0" w:beforeAutospacing="0" w:lineRule="auto"/>
+        <w:ind w:left="720" w:hanging="360"/>
+        <w:rPr>
+          <w:sz w:val="28"/>
+          <w:szCs w:val="28"/>
+        </w:rPr>
+      </w:pPr>
+      <w:r>
+        <w:rPr>
+          <w:sz w:val="28"/>
+          <w:szCs w:val="28"/>
+          <w:rtl w:val="0"/>
+        </w:rPr>
+        <w:t xml:space="preserve">Cho phép chạy nhiều lần để so sánh kết quả thống kê</w:t>
+      </w:r>
+    </w:p>
+    <w:p>
+      <w:pPr>
+        <w:spacing w:after="240" w:before="240" w:lineRule="auto"/>
+        <w:rPr>
+          <w:sz w:val="28"/>
+          <w:szCs w:val="28"/>
+        </w:rPr>
+      </w:pPr>
+      <w:r>
+        <w:rPr>
+          <w:b w:val="1"/>
+          <w:bCs w:val="1"/>
+          <w:sz w:val="28"/>
+          <w:szCs w:val="28"/>
+          <w:rtl w:val="0"/>
+        </w:rPr>
+        <w:t xml:space="preserve">4. Thống kê và đánh giá hiệu năng</w:t>
+        <w:br w:type="textWrapping"/>
+      </w:r>
+      <w:r>
+        <w:rPr>
+          <w:sz w:val="28"/>
+          <w:szCs w:val="28"/>
+          <w:rtl w:val="0"/>
+        </w:rPr>
+        <w:t xml:space="preserve"> Có thể bổ sung các chức năng:</w:t>
+      </w:r>
+    </w:p>
+    <w:p>
+      <w:pPr>
+        <w:numPr>
+          <w:ilvl w:val="0"/>
+          <w:numId w:val="69"/>
+        </w:numPr>
+        <w:spacing w:after="0" w:afterAutospacing="0" w:before="240" w:lineRule="auto"/>
+        <w:ind w:left="720" w:hanging="360"/>
+        <w:rPr>
+          <w:sz w:val="28"/>
+          <w:szCs w:val="28"/>
+        </w:rPr>
+      </w:pPr>
+      <w:r>
+        <w:rPr>
+          <w:sz w:val="28"/>
+          <w:szCs w:val="28"/>
+          <w:rtl w:val="0"/>
+        </w:rPr>
+        <w:t xml:space="preserve">Đo thời gian chạy của thuật toán</w:t>
+      </w:r>
+    </w:p>
+    <w:p>
+      <w:pPr>
+        <w:numPr>
+          <w:ilvl w:val="0"/>
+          <w:numId w:val="69"/>
+        </w:numPr>
+        <w:spacing w:after="0" w:afterAutospacing="0" w:before="0" w:beforeAutospacing="0" w:lineRule="auto"/>
+        <w:ind w:left="720" w:hanging="360"/>
+        <w:rPr>
+          <w:sz w:val="28"/>
+          <w:szCs w:val="28"/>
+        </w:rPr>
+      </w:pPr>
+      <w:r>
+        <w:rPr>
+          <w:sz w:val="28"/>
+          <w:szCs w:val="28"/>
+          <w:rtl w:val="0"/>
+        </w:rPr>
+        <w:t xml:space="preserve">Tính tỷ lệ sử dụng bộ nhớ</w:t>
+      </w:r>
+    </w:p>
+    <w:p>
+      <w:pPr>
+        <w:numPr>
+          <w:ilvl w:val="0"/>
+          <w:numId w:val="69"/>
+        </w:numPr>
+        <w:spacing w:after="240" w:before="0" w:beforeAutospacing="0" w:lineRule="auto"/>
+        <w:ind w:left="720" w:hanging="360"/>
+        <w:rPr>
+          <w:sz w:val="28"/>
+          <w:szCs w:val="28"/>
+        </w:rPr>
+      </w:pPr>
+      <w:r>
+        <w:rPr>
+          <w:sz w:val="28"/>
+          <w:szCs w:val="28"/>
+          <w:rtl w:val="0"/>
+        </w:rPr>
+        <w:t xml:space="preserve">Thống kê mức độ phân mảnh</w:t>
+      </w:r>
+    </w:p>
+    <w:p>
+      <w:pPr>
+        <w:spacing w:after="240" w:before="240" w:lineRule="auto"/>
+        <w:rPr>
+          <w:sz w:val="28"/>
+          <w:szCs w:val="28"/>
+        </w:rPr>
+      </w:pPr>
+      <w:r>
+        <w:rPr>
+          <w:sz w:val="28"/>
+          <w:szCs w:val="28"/>
+          <w:rtl w:val="0"/>
+        </w:rPr>
+        <w:t xml:space="preserve">Những số liệu này sẽ giúp việc so sánh thuật toán chính xác hơn.</w:t>
+      </w:r>
+    </w:p>
+    <w:p>
+      <w:pPr>
+        <w:spacing w:after="240" w:before="240" w:lineRule="auto"/>
+        <w:rPr>
+          <w:sz w:val="28"/>
+          <w:szCs w:val="28"/>
+        </w:rPr>
+      </w:pPr>
+      <w:r>
+        <w:rPr>
+          <w:b w:val="1"/>
+          <w:bCs w:val="1"/>
+          <w:sz w:val="28"/>
+          <w:szCs w:val="28"/>
+          <w:rtl w:val="0"/>
+        </w:rPr>
+        <w:t xml:space="preserve">5. Đóng gói thành ứng dụng hoàn chỉnh</w:t>
+        <w:br w:type="textWrapping"/>
+      </w:r>
+      <w:r>
+        <w:rPr>
+          <w:sz w:val="28"/>
+          <w:szCs w:val="28"/>
+          <w:rtl w:val="0"/>
+        </w:rPr>
+        <w:t xml:space="preserve"> Chương trình có thể được đóng gói thành phần mềm chạy độc lập để phục vụ việc giảng dạy và học tập trong môn Hệ điều hành.</w:t>
+      </w:r>
+    </w:p>
+    <w:p>
+      <w:pPr>
+        <w:spacing w:after="240" w:before="240" w:lineRule="auto"/>
+        <w:rPr>
+          <w:sz w:val="28"/>
+          <w:szCs w:val="28"/>
+        </w:rPr>
+      </w:pPr>
+      <w:r>
+        <w:rPr>
+          <w:b w:val="1"/>
+          <w:bCs w:val="1"/>
+          <w:sz w:val="28"/>
+          <w:szCs w:val="28"/>
+          <w:rtl w:val="0"/>
+        </w:rPr>
+        <w:t xml:space="preserve">6. Ứng dụng trong giảng dạy và học tập thực tế</w:t>
+        <w:br w:type="textWrapping"/>
+      </w:r>
+      <w:r>
+        <w:rPr>
+          <w:sz w:val="28"/>
+          <w:szCs w:val="28"/>
+          <w:rtl w:val="0"/>
+        </w:rPr>
+        <w:t xml:space="preserve">Trong tương lai, chương trình có thể được phát triển thành một công cụ hỗ trợ giảng dạy trong môn Hệ điều hành. Giảng viên có thể sử dụng phần mềm để minh họa trực quan quá trình cấp phát bộ nhớ ngay trên lớp, giúp sinh viên dễ dàng quan sát sự khác biệt giữa các thuật toán. Ngoài ra, có thể bổ sung chế độ bài tập thực hành để sinh viên tự nhập dữ liệu, dự đoán kết quả và so sánh với kết quả của chương trình.</w:t>
+      </w:r>
+    </w:p>
+    <w:p>
+      <w:pPr>
+        <w:spacing w:after="240" w:before="240" w:lineRule="auto"/>
+        <w:rPr>
+          <w:sz w:val="28"/>
+          <w:szCs w:val="28"/>
+        </w:rPr>
+      </w:pPr>
+      <w:r>
+        <w:rPr>
+          <w:rtl w:val="0"/>
+        </w:rPr>
       </w:r>
     </w:p>
     <w:p>
@@ -23606,6 +24378,556 @@
     </w:lvl>
   </w:abstractNum>
   <w:abstractNum w:abstractNumId="74">
+    <w:lvl w:ilvl="0">
+      <w:start w:val="1"/>
+      <w:numFmt w:val="bullet"/>
+      <w:lvlText w:val="●"/>
+      <w:lvlJc w:val="left"/>
+      <w:pPr>
+        <w:ind w:left="720" w:hanging="360"/>
+      </w:pPr>
+      <w:rPr>
+        <w:u w:val="none"/>
+      </w:rPr>
+    </w:lvl>
+    <w:lvl w:ilvl="1">
+      <w:start w:val="1"/>
+      <w:numFmt w:val="bullet"/>
+      <w:lvlText w:val="○"/>
+      <w:lvlJc w:val="left"/>
+      <w:pPr>
+        <w:ind w:left="1440" w:hanging="360"/>
+      </w:pPr>
+      <w:rPr>
+        <w:u w:val="none"/>
+      </w:rPr>
+    </w:lvl>
+    <w:lvl w:ilvl="2">
+      <w:start w:val="1"/>
+      <w:numFmt w:val="bullet"/>
+      <w:lvlText w:val="■"/>
+      <w:lvlJc w:val="left"/>
+      <w:pPr>
+        <w:ind w:left="2160" w:hanging="360"/>
+      </w:pPr>
+      <w:rPr>
+        <w:u w:val="none"/>
+      </w:rPr>
+    </w:lvl>
+    <w:lvl w:ilvl="3">
+      <w:start w:val="1"/>
+      <w:numFmt w:val="bullet"/>
+      <w:lvlText w:val="●"/>
+      <w:lvlJc w:val="left"/>
+      <w:pPr>
+        <w:ind w:left="2880" w:hanging="360"/>
+      </w:pPr>
+      <w:rPr>
+        <w:u w:val="none"/>
+      </w:rPr>
+    </w:lvl>
+    <w:lvl w:ilvl="4">
+      <w:start w:val="1"/>
+      <w:numFmt w:val="bullet"/>
+      <w:lvlText w:val="○"/>
+      <w:lvlJc w:val="left"/>
+      <w:pPr>
+        <w:ind w:left="3600" w:hanging="360"/>
+      </w:pPr>
+      <w:rPr>
+        <w:u w:val="none"/>
+      </w:rPr>
+    </w:lvl>
+    <w:lvl w:ilvl="5">
+      <w:start w:val="1"/>
+      <w:numFmt w:val="bullet"/>
+      <w:lvlText w:val="■"/>
+      <w:lvlJc w:val="left"/>
+      <w:pPr>
+        <w:ind w:left="4320" w:hanging="360"/>
+      </w:pPr>
+      <w:rPr>
+        <w:u w:val="none"/>
+      </w:rPr>
+    </w:lvl>
+    <w:lvl w:ilvl="6">
+      <w:start w:val="1"/>
+      <w:numFmt w:val="bullet"/>
+      <w:lvlText w:val="●"/>
+      <w:lvlJc w:val="left"/>
+      <w:pPr>
+        <w:ind w:left="5040" w:hanging="360"/>
+      </w:pPr>
+      <w:rPr>
+        <w:u w:val="none"/>
+      </w:rPr>
+    </w:lvl>
+    <w:lvl w:ilvl="7">
+      <w:start w:val="1"/>
+      <w:numFmt w:val="bullet"/>
+      <w:lvlText w:val="○"/>
+      <w:lvlJc w:val="left"/>
+      <w:pPr>
+        <w:ind w:left="5760" w:hanging="360"/>
+      </w:pPr>
+      <w:rPr>
+        <w:u w:val="none"/>
+      </w:rPr>
+    </w:lvl>
+    <w:lvl w:ilvl="8">
+      <w:start w:val="1"/>
+      <w:numFmt w:val="bullet"/>
+      <w:lvlText w:val="■"/>
+      <w:lvlJc w:val="left"/>
+      <w:pPr>
+        <w:ind w:left="6480" w:hanging="360"/>
+      </w:pPr>
+      <w:rPr>
+        <w:u w:val="none"/>
+      </w:rPr>
+    </w:lvl>
+  </w:abstractNum>
+  <w:abstractNum w:abstractNumId="75">
+    <w:lvl w:ilvl="0">
+      <w:start w:val="1"/>
+      <w:numFmt w:val="bullet"/>
+      <w:lvlText w:val="●"/>
+      <w:lvlJc w:val="left"/>
+      <w:pPr>
+        <w:ind w:left="720" w:hanging="360"/>
+      </w:pPr>
+      <w:rPr>
+        <w:u w:val="none"/>
+      </w:rPr>
+    </w:lvl>
+    <w:lvl w:ilvl="1">
+      <w:start w:val="1"/>
+      <w:numFmt w:val="bullet"/>
+      <w:lvlText w:val="○"/>
+      <w:lvlJc w:val="left"/>
+      <w:pPr>
+        <w:ind w:left="1440" w:hanging="360"/>
+      </w:pPr>
+      <w:rPr>
+        <w:u w:val="none"/>
+      </w:rPr>
+    </w:lvl>
+    <w:lvl w:ilvl="2">
+      <w:start w:val="1"/>
+      <w:numFmt w:val="bullet"/>
+      <w:lvlText w:val="■"/>
+      <w:lvlJc w:val="left"/>
+      <w:pPr>
+        <w:ind w:left="2160" w:hanging="360"/>
+      </w:pPr>
+      <w:rPr>
+        <w:u w:val="none"/>
+      </w:rPr>
+    </w:lvl>
+    <w:lvl w:ilvl="3">
+      <w:start w:val="1"/>
+      <w:numFmt w:val="bullet"/>
+      <w:lvlText w:val="●"/>
+      <w:lvlJc w:val="left"/>
+      <w:pPr>
+        <w:ind w:left="2880" w:hanging="360"/>
+      </w:pPr>
+      <w:rPr>
+        <w:u w:val="none"/>
+      </w:rPr>
+    </w:lvl>
+    <w:lvl w:ilvl="4">
+      <w:start w:val="1"/>
+      <w:numFmt w:val="bullet"/>
+      <w:lvlText w:val="○"/>
+      <w:lvlJc w:val="left"/>
+      <w:pPr>
+        <w:ind w:left="3600" w:hanging="360"/>
+      </w:pPr>
+      <w:rPr>
+        <w:u w:val="none"/>
+      </w:rPr>
+    </w:lvl>
+    <w:lvl w:ilvl="5">
+      <w:start w:val="1"/>
+      <w:numFmt w:val="bullet"/>
+      <w:lvlText w:val="■"/>
+      <w:lvlJc w:val="left"/>
+      <w:pPr>
+        <w:ind w:left="4320" w:hanging="360"/>
+      </w:pPr>
+      <w:rPr>
+        <w:u w:val="none"/>
+      </w:rPr>
+    </w:lvl>
+    <w:lvl w:ilvl="6">
+      <w:start w:val="1"/>
+      <w:numFmt w:val="bullet"/>
+      <w:lvlText w:val="●"/>
+      <w:lvlJc w:val="left"/>
+      <w:pPr>
+        <w:ind w:left="5040" w:hanging="360"/>
+      </w:pPr>
+      <w:rPr>
+        <w:u w:val="none"/>
+      </w:rPr>
+    </w:lvl>
+    <w:lvl w:ilvl="7">
+      <w:start w:val="1"/>
+      <w:numFmt w:val="bullet"/>
+      <w:lvlText w:val="○"/>
+      <w:lvlJc w:val="left"/>
+      <w:pPr>
+        <w:ind w:left="5760" w:hanging="360"/>
+      </w:pPr>
+      <w:rPr>
+        <w:u w:val="none"/>
+      </w:rPr>
+    </w:lvl>
+    <w:lvl w:ilvl="8">
+      <w:start w:val="1"/>
+      <w:numFmt w:val="bullet"/>
+      <w:lvlText w:val="■"/>
+      <w:lvlJc w:val="left"/>
+      <w:pPr>
+        <w:ind w:left="6480" w:hanging="360"/>
+      </w:pPr>
+      <w:rPr>
+        <w:u w:val="none"/>
+      </w:rPr>
+    </w:lvl>
+  </w:abstractNum>
+  <w:abstractNum w:abstractNumId="76">
+    <w:lvl w:ilvl="0">
+      <w:start w:val="1"/>
+      <w:numFmt w:val="bullet"/>
+      <w:lvlText w:val="●"/>
+      <w:lvlJc w:val="left"/>
+      <w:pPr>
+        <w:ind w:left="720" w:hanging="360"/>
+      </w:pPr>
+      <w:rPr>
+        <w:u w:val="none"/>
+      </w:rPr>
+    </w:lvl>
+    <w:lvl w:ilvl="1">
+      <w:start w:val="1"/>
+      <w:numFmt w:val="bullet"/>
+      <w:lvlText w:val="○"/>
+      <w:lvlJc w:val="left"/>
+      <w:pPr>
+        <w:ind w:left="1440" w:hanging="360"/>
+      </w:pPr>
+      <w:rPr>
+        <w:u w:val="none"/>
+      </w:rPr>
+    </w:lvl>
+    <w:lvl w:ilvl="2">
+      <w:start w:val="1"/>
+      <w:numFmt w:val="bullet"/>
+      <w:lvlText w:val="■"/>
+      <w:lvlJc w:val="left"/>
+      <w:pPr>
+        <w:ind w:left="2160" w:hanging="360"/>
+      </w:pPr>
+      <w:rPr>
+        <w:u w:val="none"/>
+      </w:rPr>
+    </w:lvl>
+    <w:lvl w:ilvl="3">
+      <w:start w:val="1"/>
+      <w:numFmt w:val="bullet"/>
+      <w:lvlText w:val="●"/>
+      <w:lvlJc w:val="left"/>
+      <w:pPr>
+        <w:ind w:left="2880" w:hanging="360"/>
+      </w:pPr>
+      <w:rPr>
+        <w:u w:val="none"/>
+      </w:rPr>
+    </w:lvl>
+    <w:lvl w:ilvl="4">
+      <w:start w:val="1"/>
+      <w:numFmt w:val="bullet"/>
+      <w:lvlText w:val="○"/>
+      <w:lvlJc w:val="left"/>
+      <w:pPr>
+        <w:ind w:left="3600" w:hanging="360"/>
+      </w:pPr>
+      <w:rPr>
+        <w:u w:val="none"/>
+      </w:rPr>
+    </w:lvl>
+    <w:lvl w:ilvl="5">
+      <w:start w:val="1"/>
+      <w:numFmt w:val="bullet"/>
+      <w:lvlText w:val="■"/>
+      <w:lvlJc w:val="left"/>
+      <w:pPr>
+        <w:ind w:left="4320" w:hanging="360"/>
+      </w:pPr>
+      <w:rPr>
+        <w:u w:val="none"/>
+      </w:rPr>
+    </w:lvl>
+    <w:lvl w:ilvl="6">
+      <w:start w:val="1"/>
+      <w:numFmt w:val="bullet"/>
+      <w:lvlText w:val="●"/>
+      <w:lvlJc w:val="left"/>
+      <w:pPr>
+        <w:ind w:left="5040" w:hanging="360"/>
+      </w:pPr>
+      <w:rPr>
+        <w:u w:val="none"/>
+      </w:rPr>
+    </w:lvl>
+    <w:lvl w:ilvl="7">
+      <w:start w:val="1"/>
+      <w:numFmt w:val="bullet"/>
+      <w:lvlText w:val="○"/>
+      <w:lvlJc w:val="left"/>
+      <w:pPr>
+        <w:ind w:left="5760" w:hanging="360"/>
+      </w:pPr>
+      <w:rPr>
+        <w:u w:val="none"/>
+      </w:rPr>
+    </w:lvl>
+    <w:lvl w:ilvl="8">
+      <w:start w:val="1"/>
+      <w:numFmt w:val="bullet"/>
+      <w:lvlText w:val="■"/>
+      <w:lvlJc w:val="left"/>
+      <w:pPr>
+        <w:ind w:left="6480" w:hanging="360"/>
+      </w:pPr>
+      <w:rPr>
+        <w:u w:val="none"/>
+      </w:rPr>
+    </w:lvl>
+  </w:abstractNum>
+  <w:abstractNum w:abstractNumId="77">
+    <w:lvl w:ilvl="0">
+      <w:start w:val="1"/>
+      <w:numFmt w:val="bullet"/>
+      <w:lvlText w:val="●"/>
+      <w:lvlJc w:val="left"/>
+      <w:pPr>
+        <w:ind w:left="720" w:hanging="360"/>
+      </w:pPr>
+      <w:rPr>
+        <w:u w:val="none"/>
+      </w:rPr>
+    </w:lvl>
+    <w:lvl w:ilvl="1">
+      <w:start w:val="1"/>
+      <w:numFmt w:val="bullet"/>
+      <w:lvlText w:val="○"/>
+      <w:lvlJc w:val="left"/>
+      <w:pPr>
+        <w:ind w:left="1440" w:hanging="360"/>
+      </w:pPr>
+      <w:rPr>
+        <w:u w:val="none"/>
+      </w:rPr>
+    </w:lvl>
+    <w:lvl w:ilvl="2">
+      <w:start w:val="1"/>
+      <w:numFmt w:val="bullet"/>
+      <w:lvlText w:val="■"/>
+      <w:lvlJc w:val="left"/>
+      <w:pPr>
+        <w:ind w:left="2160" w:hanging="360"/>
+      </w:pPr>
+      <w:rPr>
+        <w:u w:val="none"/>
+      </w:rPr>
+    </w:lvl>
+    <w:lvl w:ilvl="3">
+      <w:start w:val="1"/>
+      <w:numFmt w:val="bullet"/>
+      <w:lvlText w:val="●"/>
+      <w:lvlJc w:val="left"/>
+      <w:pPr>
+        <w:ind w:left="2880" w:hanging="360"/>
+      </w:pPr>
+      <w:rPr>
+        <w:u w:val="none"/>
+      </w:rPr>
+    </w:lvl>
+    <w:lvl w:ilvl="4">
+      <w:start w:val="1"/>
+      <w:numFmt w:val="bullet"/>
+      <w:lvlText w:val="○"/>
+      <w:lvlJc w:val="left"/>
+      <w:pPr>
+        <w:ind w:left="3600" w:hanging="360"/>
+      </w:pPr>
+      <w:rPr>
+        <w:u w:val="none"/>
+      </w:rPr>
+    </w:lvl>
+    <w:lvl w:ilvl="5">
+      <w:start w:val="1"/>
+      <w:numFmt w:val="bullet"/>
+      <w:lvlText w:val="■"/>
+      <w:lvlJc w:val="left"/>
+      <w:pPr>
+        <w:ind w:left="4320" w:hanging="360"/>
+      </w:pPr>
+      <w:rPr>
+        <w:u w:val="none"/>
+      </w:rPr>
+    </w:lvl>
+    <w:lvl w:ilvl="6">
+      <w:start w:val="1"/>
+      <w:numFmt w:val="bullet"/>
+      <w:lvlText w:val="●"/>
+      <w:lvlJc w:val="left"/>
+      <w:pPr>
+        <w:ind w:left="5040" w:hanging="360"/>
+      </w:pPr>
+      <w:rPr>
+        <w:u w:val="none"/>
+      </w:rPr>
+    </w:lvl>
+    <w:lvl w:ilvl="7">
+      <w:start w:val="1"/>
+      <w:numFmt w:val="bullet"/>
+      <w:lvlText w:val="○"/>
+      <w:lvlJc w:val="left"/>
+      <w:pPr>
+        <w:ind w:left="5760" w:hanging="360"/>
+      </w:pPr>
+      <w:rPr>
+        <w:u w:val="none"/>
+      </w:rPr>
+    </w:lvl>
+    <w:lvl w:ilvl="8">
+      <w:start w:val="1"/>
+      <w:numFmt w:val="bullet"/>
+      <w:lvlText w:val="■"/>
+      <w:lvlJc w:val="left"/>
+      <w:pPr>
+        <w:ind w:left="6480" w:hanging="360"/>
+      </w:pPr>
+      <w:rPr>
+        <w:u w:val="none"/>
+      </w:rPr>
+    </w:lvl>
+  </w:abstractNum>
+  <w:abstractNum w:abstractNumId="78">
+    <w:lvl w:ilvl="0">
+      <w:start w:val="1"/>
+      <w:numFmt w:val="bullet"/>
+      <w:lvlText w:val="●"/>
+      <w:lvlJc w:val="left"/>
+      <w:pPr>
+        <w:ind w:left="720" w:hanging="360"/>
+      </w:pPr>
+      <w:rPr>
+        <w:u w:val="none"/>
+      </w:rPr>
+    </w:lvl>
+    <w:lvl w:ilvl="1">
+      <w:start w:val="1"/>
+      <w:numFmt w:val="bullet"/>
+      <w:lvlText w:val="○"/>
+      <w:lvlJc w:val="left"/>
+      <w:pPr>
+        <w:ind w:left="1440" w:hanging="360"/>
+      </w:pPr>
+      <w:rPr>
+        <w:u w:val="none"/>
+      </w:rPr>
+    </w:lvl>
+    <w:lvl w:ilvl="2">
+      <w:start w:val="1"/>
+      <w:numFmt w:val="bullet"/>
+      <w:lvlText w:val="■"/>
+      <w:lvlJc w:val="left"/>
+      <w:pPr>
+        <w:ind w:left="2160" w:hanging="360"/>
+      </w:pPr>
+      <w:rPr>
+        <w:u w:val="none"/>
+      </w:rPr>
+    </w:lvl>
+    <w:lvl w:ilvl="3">
+      <w:start w:val="1"/>
+      <w:numFmt w:val="bullet"/>
+      <w:lvlText w:val="●"/>
+      <w:lvlJc w:val="left"/>
+      <w:pPr>
+        <w:ind w:left="2880" w:hanging="360"/>
+      </w:pPr>
+      <w:rPr>
+        <w:u w:val="none"/>
+      </w:rPr>
+    </w:lvl>
+    <w:lvl w:ilvl="4">
+      <w:start w:val="1"/>
+      <w:numFmt w:val="bullet"/>
+      <w:lvlText w:val="○"/>
+      <w:lvlJc w:val="left"/>
+      <w:pPr>
+        <w:ind w:left="3600" w:hanging="360"/>
+      </w:pPr>
+      <w:rPr>
+        <w:u w:val="none"/>
+      </w:rPr>
+    </w:lvl>
+    <w:lvl w:ilvl="5">
+      <w:start w:val="1"/>
+      <w:numFmt w:val="bullet"/>
+      <w:lvlText w:val="■"/>
+      <w:lvlJc w:val="left"/>
+      <w:pPr>
+        <w:ind w:left="4320" w:hanging="360"/>
+      </w:pPr>
+      <w:rPr>
+        <w:u w:val="none"/>
+      </w:rPr>
+    </w:lvl>
+    <w:lvl w:ilvl="6">
+      <w:start w:val="1"/>
+      <w:numFmt w:val="bullet"/>
+      <w:lvlText w:val="●"/>
+      <w:lvlJc w:val="left"/>
+      <w:pPr>
+        <w:ind w:left="5040" w:hanging="360"/>
+      </w:pPr>
+      <w:rPr>
+        <w:u w:val="none"/>
+      </w:rPr>
+    </w:lvl>
+    <w:lvl w:ilvl="7">
+      <w:start w:val="1"/>
+      <w:numFmt w:val="bullet"/>
+      <w:lvlText w:val="○"/>
+      <w:lvlJc w:val="left"/>
+      <w:pPr>
+        <w:ind w:left="5760" w:hanging="360"/>
+      </w:pPr>
+      <w:rPr>
+        <w:u w:val="none"/>
+      </w:rPr>
+    </w:lvl>
+    <w:lvl w:ilvl="8">
+      <w:start w:val="1"/>
+      <w:numFmt w:val="bullet"/>
+      <w:lvlText w:val="■"/>
+      <w:lvlJc w:val="left"/>
+      <w:pPr>
+        <w:ind w:left="6480" w:hanging="360"/>
+      </w:pPr>
+      <w:rPr>
+        <w:u w:val="none"/>
+      </w:rPr>
+    </w:lvl>
+  </w:abstractNum>
+  <w:abstractNum w:abstractNumId="79">
     <w:lvl w:ilvl="0">
       <w:start w:val="1"/>
       <w:numFmt w:val="bullet"/>
@@ -23936,6 +25258,21 @@
   </w:num>
   <w:num w:numId="74">
     <w:abstractNumId w:val="74"/>
+  </w:num>
+  <w:num w:numId="75">
+    <w:abstractNumId w:val="75"/>
+  </w:num>
+  <w:num w:numId="76">
+    <w:abstractNumId w:val="76"/>
+  </w:num>
+  <w:num w:numId="77">
+    <w:abstractNumId w:val="77"/>
+  </w:num>
+  <w:num w:numId="78">
+    <w:abstractNumId w:val="78"/>
+  </w:num>
+  <w:num w:numId="79">
+    <w:abstractNumId w:val="79"/>
   </w:num>
 </w:numbering>
 </file>
